--- a/results/tables/table5.docx
+++ b/results/tables/table5.docx
@@ -50,9 +50,9 @@
         <w:tblLook w:val="04A0" w:firstRow="1" w:lastRow="0" w:firstColumn="1" w:lastColumn="0" w:noHBand="0" w:noVBand="1"/>
       </w:tblPr>
       <w:tblGrid>
-        <w:gridCol w:w="1596"/>
-        <w:gridCol w:w="2552"/>
-        <w:gridCol w:w="2648"/>
+        <w:gridCol w:w="1588"/>
+        <w:gridCol w:w="2570"/>
+        <w:gridCol w:w="2638"/>
       </w:tblGrid>
       <w:tr>
         <w:trPr>
@@ -82,8 +82,6 @@
                 <w:lang w:val="tr-TR" w:eastAsia="tr-TR"/>
               </w:rPr>
             </w:pPr>
-            <w:bookmarkStart w:id="0" w:name="_GoBack"/>
-            <w:bookmarkEnd w:id="0"/>
             <w:proofErr w:type="spellStart"/>
             <w:r>
               <w:rPr>
@@ -138,7 +136,7 @@
         </w:tc>
         <w:tc>
           <w:tcPr>
-            <w:tcW w:w="2688" w:type="dxa"/>
+            <w:tcW w:w="2638" w:type="dxa"/>
             <w:tcMar>
               <w:top w:w="30" w:type="dxa"/>
               <w:left w:w="45" w:type="dxa"/>
@@ -259,7 +257,7 @@
         </w:tc>
         <w:tc>
           <w:tcPr>
-            <w:tcW w:w="2688" w:type="dxa"/>
+            <w:tcW w:w="2638" w:type="dxa"/>
             <w:tcMar>
               <w:top w:w="30" w:type="dxa"/>
               <w:left w:w="45" w:type="dxa"/>
@@ -359,7 +357,7 @@
         </w:tc>
         <w:tc>
           <w:tcPr>
-            <w:tcW w:w="2688" w:type="dxa"/>
+            <w:tcW w:w="2638" w:type="dxa"/>
             <w:tcMar>
               <w:top w:w="30" w:type="dxa"/>
               <w:left w:w="45" w:type="dxa"/>
@@ -470,7 +468,7 @@
         </w:tc>
         <w:tc>
           <w:tcPr>
-            <w:tcW w:w="2688" w:type="dxa"/>
+            <w:tcW w:w="2638" w:type="dxa"/>
             <w:tcMar>
               <w:top w:w="30" w:type="dxa"/>
               <w:left w:w="45" w:type="dxa"/>
@@ -568,7 +566,7 @@
         </w:tc>
         <w:tc>
           <w:tcPr>
-            <w:tcW w:w="2688" w:type="dxa"/>
+            <w:tcW w:w="2638" w:type="dxa"/>
             <w:tcMar>
               <w:top w:w="30" w:type="dxa"/>
               <w:left w:w="45" w:type="dxa"/>
@@ -637,7 +635,7 @@
         </w:trPr>
         <w:tc>
           <w:tcPr>
-            <w:tcW w:w="1625" w:type="dxa"/>
+            <w:tcW w:w="1588" w:type="dxa"/>
             <w:vMerge w:val="restart"/>
             <w:tcMar>
               <w:top w:w="30" w:type="dxa"/>
@@ -691,7 +689,7 @@
         </w:tc>
         <w:tc>
           <w:tcPr>
-            <w:tcW w:w="2483" w:type="dxa"/>
+            <w:tcW w:w="2570" w:type="dxa"/>
             <w:tcMar>
               <w:top w:w="30" w:type="dxa"/>
               <w:left w:w="45" w:type="dxa"/>
@@ -726,7 +724,7 @@
         </w:tc>
         <w:tc>
           <w:tcPr>
-            <w:tcW w:w="2688" w:type="dxa"/>
+            <w:tcW w:w="2638" w:type="dxa"/>
             <w:tcMar>
               <w:top w:w="30" w:type="dxa"/>
               <w:left w:w="45" w:type="dxa"/>
@@ -824,7 +822,7 @@
         </w:trPr>
         <w:tc>
           <w:tcPr>
-            <w:tcW w:w="1625" w:type="dxa"/>
+            <w:tcW w:w="1588" w:type="dxa"/>
             <w:vMerge/>
             <w:tcMar>
               <w:top w:w="30" w:type="dxa"/>
@@ -849,7 +847,7 @@
         </w:tc>
         <w:tc>
           <w:tcPr>
-            <w:tcW w:w="2483" w:type="dxa"/>
+            <w:tcW w:w="2570" w:type="dxa"/>
             <w:tcMar>
               <w:top w:w="30" w:type="dxa"/>
               <w:left w:w="45" w:type="dxa"/>
@@ -884,7 +882,7 @@
         </w:tc>
         <w:tc>
           <w:tcPr>
-            <w:tcW w:w="2688" w:type="dxa"/>
+            <w:tcW w:w="2638" w:type="dxa"/>
             <w:tcMar>
               <w:top w:w="30" w:type="dxa"/>
               <w:left w:w="45" w:type="dxa"/>
@@ -982,7 +980,7 @@
         </w:trPr>
         <w:tc>
           <w:tcPr>
-            <w:tcW w:w="1625" w:type="dxa"/>
+            <w:tcW w:w="1588" w:type="dxa"/>
             <w:vMerge/>
             <w:tcMar>
               <w:top w:w="30" w:type="dxa"/>
@@ -1007,7 +1005,7 @@
         </w:tc>
         <w:tc>
           <w:tcPr>
-            <w:tcW w:w="2483" w:type="dxa"/>
+            <w:tcW w:w="2570" w:type="dxa"/>
             <w:tcMar>
               <w:top w:w="30" w:type="dxa"/>
               <w:left w:w="45" w:type="dxa"/>
@@ -1042,7 +1040,7 @@
         </w:tc>
         <w:tc>
           <w:tcPr>
-            <w:tcW w:w="2688" w:type="dxa"/>
+            <w:tcW w:w="2638" w:type="dxa"/>
             <w:tcMar>
               <w:top w:w="30" w:type="dxa"/>
               <w:left w:w="45" w:type="dxa"/>
@@ -1082,7 +1080,7 @@
         </w:trPr>
         <w:tc>
           <w:tcPr>
-            <w:tcW w:w="1625" w:type="dxa"/>
+            <w:tcW w:w="1588" w:type="dxa"/>
             <w:vMerge/>
             <w:tcMar>
               <w:top w:w="30" w:type="dxa"/>
@@ -1107,7 +1105,7 @@
         </w:tc>
         <w:tc>
           <w:tcPr>
-            <w:tcW w:w="2483" w:type="dxa"/>
+            <w:tcW w:w="2570" w:type="dxa"/>
             <w:tcMar>
               <w:top w:w="30" w:type="dxa"/>
               <w:left w:w="45" w:type="dxa"/>
@@ -1142,7 +1140,7 @@
         </w:tc>
         <w:tc>
           <w:tcPr>
-            <w:tcW w:w="2688" w:type="dxa"/>
+            <w:tcW w:w="2638" w:type="dxa"/>
             <w:tcMar>
               <w:top w:w="30" w:type="dxa"/>
               <w:left w:w="45" w:type="dxa"/>
@@ -1240,7 +1238,7 @@
         </w:tc>
         <w:tc>
           <w:tcPr>
-            <w:tcW w:w="2688" w:type="dxa"/>
+            <w:tcW w:w="2638" w:type="dxa"/>
             <w:tcMar>
               <w:top w:w="30" w:type="dxa"/>
               <w:left w:w="45" w:type="dxa"/>
@@ -1338,118 +1336,81 @@
               <w:right w:w="45" w:type="dxa"/>
             </w:tcMar>
             <w:vAlign w:val="center"/>
-            <w:hideMark/>
-          </w:tcPr>
-          <w:p>
-            <w:pPr>
-              <w:spacing w:after="0" w:line="240" w:lineRule="auto"/>
-              <w:rPr>
-                <w:rFonts w:ascii="Times New Roman" w:eastAsia="Times New Roman" w:hAnsi="Times New Roman" w:cs="Times New Roman"/>
-                <w:sz w:val="24"/>
-                <w:szCs w:val="24"/>
-                <w:lang w:val="tr-TR" w:eastAsia="tr-TR"/>
-              </w:rPr>
-            </w:pPr>
-            <w:r>
-              <w:rPr>
-                <w:rFonts w:ascii="Times New Roman" w:eastAsia="Times New Roman" w:hAnsi="Times New Roman" w:cs="Times New Roman"/>
-                <w:sz w:val="24"/>
-                <w:szCs w:val="24"/>
-                <w:lang w:val="tr-TR" w:eastAsia="tr-TR"/>
-              </w:rPr>
-              <w:t xml:space="preserve">Random </w:t>
-            </w:r>
-            <w:proofErr w:type="spellStart"/>
-            <w:r>
-              <w:rPr>
-                <w:rFonts w:ascii="Times New Roman" w:eastAsia="Times New Roman" w:hAnsi="Times New Roman" w:cs="Times New Roman"/>
-                <w:sz w:val="24"/>
-                <w:szCs w:val="24"/>
-                <w:lang w:val="tr-TR" w:eastAsia="tr-TR"/>
-              </w:rPr>
-              <w:t>Forest</w:t>
-            </w:r>
-            <w:proofErr w:type="spellEnd"/>
-          </w:p>
-        </w:tc>
-        <w:tc>
-          <w:tcPr>
-            <w:tcW w:w="0" w:type="auto"/>
-            <w:tcMar>
-              <w:top w:w="30" w:type="dxa"/>
-              <w:left w:w="45" w:type="dxa"/>
-              <w:bottom w:w="30" w:type="dxa"/>
-              <w:right w:w="45" w:type="dxa"/>
-            </w:tcMar>
-            <w:vAlign w:val="bottom"/>
-            <w:hideMark/>
-          </w:tcPr>
-          <w:p>
-            <w:pPr>
-              <w:spacing w:after="0" w:line="240" w:lineRule="auto"/>
-              <w:rPr>
-                <w:rFonts w:ascii="Times New Roman" w:eastAsia="Times New Roman" w:hAnsi="Times New Roman" w:cs="Times New Roman"/>
-                <w:sz w:val="24"/>
-                <w:szCs w:val="24"/>
-                <w:lang w:val="tr-TR" w:eastAsia="tr-TR"/>
-              </w:rPr>
-            </w:pPr>
-            <w:proofErr w:type="spellStart"/>
-            <w:proofErr w:type="gramStart"/>
-            <w:r>
-              <w:rPr>
-                <w:rFonts w:ascii="Times New Roman" w:eastAsia="Times New Roman" w:hAnsi="Times New Roman" w:cs="Times New Roman"/>
-                <w:sz w:val="24"/>
-                <w:szCs w:val="24"/>
-                <w:lang w:val="tr-TR" w:eastAsia="tr-TR"/>
-              </w:rPr>
-              <w:t>n</w:t>
-            </w:r>
-            <w:proofErr w:type="gramEnd"/>
-            <w:r>
-              <w:rPr>
-                <w:rFonts w:ascii="Times New Roman" w:eastAsia="Times New Roman" w:hAnsi="Times New Roman" w:cs="Times New Roman"/>
-                <w:sz w:val="24"/>
-                <w:szCs w:val="24"/>
-                <w:lang w:val="tr-TR" w:eastAsia="tr-TR"/>
-              </w:rPr>
-              <w:t>_estimators</w:t>
-            </w:r>
-            <w:proofErr w:type="spellEnd"/>
-          </w:p>
-        </w:tc>
-        <w:tc>
-          <w:tcPr>
-            <w:tcW w:w="2688" w:type="dxa"/>
-            <w:tcMar>
-              <w:top w:w="30" w:type="dxa"/>
-              <w:left w:w="45" w:type="dxa"/>
-              <w:bottom w:w="30" w:type="dxa"/>
-              <w:right w:w="45" w:type="dxa"/>
-            </w:tcMar>
-            <w:vAlign w:val="bottom"/>
-            <w:hideMark/>
-          </w:tcPr>
-          <w:p>
-            <w:pPr>
-              <w:spacing w:after="0" w:line="240" w:lineRule="auto"/>
-              <w:jc w:val="right"/>
-              <w:rPr>
-                <w:rFonts w:ascii="Times New Roman" w:eastAsia="Times New Roman" w:hAnsi="Times New Roman" w:cs="Times New Roman"/>
-                <w:sz w:val="24"/>
-                <w:szCs w:val="24"/>
-                <w:lang w:val="tr-TR" w:eastAsia="tr-TR"/>
-              </w:rPr>
-            </w:pPr>
-            <w:r>
-              <w:rPr>
-                <w:rFonts w:ascii="Times New Roman" w:eastAsia="Times New Roman" w:hAnsi="Times New Roman" w:cs="Times New Roman"/>
-                <w:sz w:val="24"/>
-                <w:szCs w:val="24"/>
-                <w:lang w:val="tr-TR" w:eastAsia="tr-TR"/>
-              </w:rPr>
-              <w:t>300</w:t>
-            </w:r>
+          </w:tcPr>
+          <w:p>
+            <w:pPr>
+              <w:rPr>
+                <w:rFonts w:ascii="Times New Roman" w:hAnsi="Times New Roman" w:cs="Times New Roman"/>
+                <w:sz w:val="24"/>
+                <w:szCs w:val="24"/>
+              </w:rPr>
+            </w:pPr>
+            <w:r>
+              <w:rPr>
+                <w:rFonts w:ascii="Times New Roman" w:hAnsi="Times New Roman" w:cs="Times New Roman"/>
+                <w:sz w:val="24"/>
+                <w:szCs w:val="24"/>
+              </w:rPr>
+              <w:t>SVR</w:t>
+            </w:r>
+          </w:p>
+        </w:tc>
+        <w:tc>
+          <w:tcPr>
+            <w:tcW w:w="0" w:type="auto"/>
+            <w:tcMar>
+              <w:top w:w="30" w:type="dxa"/>
+              <w:left w:w="45" w:type="dxa"/>
+              <w:bottom w:w="30" w:type="dxa"/>
+              <w:right w:w="45" w:type="dxa"/>
+            </w:tcMar>
+          </w:tcPr>
+          <w:p>
+            <w:pPr>
+              <w:rPr>
+                <w:rFonts w:ascii="Times New Roman" w:hAnsi="Times New Roman" w:cs="Times New Roman"/>
+                <w:sz w:val="24"/>
+                <w:szCs w:val="24"/>
+              </w:rPr>
+            </w:pPr>
+            <w:r>
+              <w:rPr>
+                <w:rFonts w:ascii="Times New Roman" w:hAnsi="Times New Roman" w:cs="Times New Roman"/>
+                <w:sz w:val="24"/>
+                <w:szCs w:val="24"/>
+              </w:rPr>
+              <w:t>kernel</w:t>
+            </w:r>
+          </w:p>
+        </w:tc>
+        <w:tc>
+          <w:tcPr>
+            <w:tcW w:w="2638" w:type="dxa"/>
+            <w:tcMar>
+              <w:top w:w="30" w:type="dxa"/>
+              <w:left w:w="45" w:type="dxa"/>
+              <w:bottom w:w="30" w:type="dxa"/>
+              <w:right w:w="45" w:type="dxa"/>
+            </w:tcMar>
+          </w:tcPr>
+          <w:p>
+            <w:pPr>
+              <w:rPr>
+                <w:rFonts w:ascii="Times New Roman" w:hAnsi="Times New Roman" w:cs="Times New Roman"/>
+                <w:sz w:val="24"/>
+                <w:szCs w:val="24"/>
+              </w:rPr>
+            </w:pPr>
+            <w:proofErr w:type="spellStart"/>
+            <w:r>
+              <w:rPr>
+                <w:rFonts w:ascii="Times New Roman" w:hAnsi="Times New Roman" w:cs="Times New Roman"/>
+                <w:sz w:val="24"/>
+                <w:szCs w:val="24"/>
+              </w:rPr>
+              <w:t>rbf</w:t>
+            </w:r>
+            <w:proofErr w:type="spellEnd"/>
           </w:p>
         </w:tc>
       </w:tr>
@@ -1467,88 +1428,70 @@
               <w:bottom w:w="30" w:type="dxa"/>
               <w:right w:w="45" w:type="dxa"/>
             </w:tcMar>
-            <w:vAlign w:val="bottom"/>
-            <w:hideMark/>
-          </w:tcPr>
-          <w:p>
-            <w:pPr>
-              <w:spacing w:after="0" w:line="240" w:lineRule="auto"/>
-              <w:jc w:val="right"/>
-              <w:rPr>
-                <w:rFonts w:ascii="Times New Roman" w:eastAsia="Times New Roman" w:hAnsi="Times New Roman" w:cs="Times New Roman"/>
-                <w:sz w:val="24"/>
-                <w:szCs w:val="24"/>
-                <w:lang w:val="tr-TR" w:eastAsia="tr-TR"/>
-              </w:rPr>
-            </w:pPr>
-          </w:p>
-        </w:tc>
-        <w:tc>
-          <w:tcPr>
-            <w:tcW w:w="0" w:type="auto"/>
-            <w:tcMar>
-              <w:top w:w="30" w:type="dxa"/>
-              <w:left w:w="45" w:type="dxa"/>
-              <w:bottom w:w="30" w:type="dxa"/>
-              <w:right w:w="45" w:type="dxa"/>
-            </w:tcMar>
-            <w:vAlign w:val="bottom"/>
-            <w:hideMark/>
-          </w:tcPr>
-          <w:p>
-            <w:pPr>
-              <w:spacing w:after="0" w:line="240" w:lineRule="auto"/>
-              <w:rPr>
-                <w:rFonts w:ascii="Times New Roman" w:eastAsia="Times New Roman" w:hAnsi="Times New Roman" w:cs="Times New Roman"/>
-                <w:sz w:val="24"/>
-                <w:szCs w:val="24"/>
-                <w:lang w:val="tr-TR" w:eastAsia="tr-TR"/>
-              </w:rPr>
-            </w:pPr>
-            <w:proofErr w:type="spellStart"/>
-            <w:r>
-              <w:rPr>
-                <w:rFonts w:ascii="Times New Roman" w:eastAsia="Times New Roman" w:hAnsi="Times New Roman" w:cs="Times New Roman"/>
-                <w:sz w:val="24"/>
-                <w:szCs w:val="24"/>
-                <w:lang w:val="tr-TR" w:eastAsia="tr-TR"/>
-              </w:rPr>
-              <w:t>max_depth</w:t>
-            </w:r>
-            <w:proofErr w:type="spellEnd"/>
-          </w:p>
-        </w:tc>
-        <w:tc>
-          <w:tcPr>
-            <w:tcW w:w="2688" w:type="dxa"/>
-            <w:tcMar>
-              <w:top w:w="30" w:type="dxa"/>
-              <w:left w:w="45" w:type="dxa"/>
-              <w:bottom w:w="30" w:type="dxa"/>
-              <w:right w:w="45" w:type="dxa"/>
-            </w:tcMar>
-            <w:vAlign w:val="bottom"/>
-            <w:hideMark/>
-          </w:tcPr>
-          <w:p>
-            <w:pPr>
-              <w:spacing w:after="0" w:line="240" w:lineRule="auto"/>
-              <w:jc w:val="right"/>
-              <w:rPr>
-                <w:rFonts w:ascii="Times New Roman" w:eastAsia="Times New Roman" w:hAnsi="Times New Roman" w:cs="Times New Roman"/>
-                <w:sz w:val="24"/>
-                <w:szCs w:val="24"/>
-                <w:lang w:val="tr-TR" w:eastAsia="tr-TR"/>
-              </w:rPr>
-            </w:pPr>
-            <w:r>
-              <w:rPr>
-                <w:rFonts w:ascii="Times New Roman" w:eastAsia="Times New Roman" w:hAnsi="Times New Roman" w:cs="Times New Roman"/>
-                <w:sz w:val="24"/>
-                <w:szCs w:val="24"/>
-                <w:lang w:val="tr-TR" w:eastAsia="tr-TR"/>
-              </w:rPr>
-              <w:t>15</w:t>
+          </w:tcPr>
+          <w:p>
+            <w:pPr>
+              <w:rPr>
+                <w:rFonts w:ascii="Times New Roman" w:hAnsi="Times New Roman" w:cs="Times New Roman"/>
+                <w:sz w:val="24"/>
+                <w:szCs w:val="24"/>
+              </w:rPr>
+            </w:pPr>
+          </w:p>
+        </w:tc>
+        <w:tc>
+          <w:tcPr>
+            <w:tcW w:w="0" w:type="auto"/>
+            <w:tcMar>
+              <w:top w:w="30" w:type="dxa"/>
+              <w:left w:w="45" w:type="dxa"/>
+              <w:bottom w:w="30" w:type="dxa"/>
+              <w:right w:w="45" w:type="dxa"/>
+            </w:tcMar>
+          </w:tcPr>
+          <w:p>
+            <w:pPr>
+              <w:rPr>
+                <w:rFonts w:ascii="Times New Roman" w:hAnsi="Times New Roman" w:cs="Times New Roman"/>
+                <w:sz w:val="24"/>
+                <w:szCs w:val="24"/>
+              </w:rPr>
+            </w:pPr>
+            <w:r>
+              <w:rPr>
+                <w:rFonts w:ascii="Times New Roman" w:hAnsi="Times New Roman" w:cs="Times New Roman"/>
+                <w:sz w:val="24"/>
+                <w:szCs w:val="24"/>
+              </w:rPr>
+              <w:t>C</w:t>
+            </w:r>
+          </w:p>
+        </w:tc>
+        <w:tc>
+          <w:tcPr>
+            <w:tcW w:w="2638" w:type="dxa"/>
+            <w:tcMar>
+              <w:top w:w="30" w:type="dxa"/>
+              <w:left w:w="45" w:type="dxa"/>
+              <w:bottom w:w="30" w:type="dxa"/>
+              <w:right w:w="45" w:type="dxa"/>
+            </w:tcMar>
+          </w:tcPr>
+          <w:p>
+            <w:pPr>
+              <w:rPr>
+                <w:rFonts w:ascii="Times New Roman" w:hAnsi="Times New Roman" w:cs="Times New Roman"/>
+                <w:sz w:val="24"/>
+                <w:szCs w:val="24"/>
+              </w:rPr>
+            </w:pPr>
+            <w:r>
+              <w:rPr>
+                <w:rFonts w:ascii="Times New Roman" w:hAnsi="Times New Roman" w:cs="Times New Roman"/>
+                <w:sz w:val="24"/>
+                <w:szCs w:val="24"/>
+              </w:rPr>
+              <w:t>100</w:t>
             </w:r>
           </w:p>
         </w:tc>
@@ -1567,107 +1510,70 @@
               <w:bottom w:w="30" w:type="dxa"/>
               <w:right w:w="45" w:type="dxa"/>
             </w:tcMar>
-            <w:vAlign w:val="bottom"/>
-            <w:hideMark/>
-          </w:tcPr>
-          <w:p>
-            <w:pPr>
-              <w:spacing w:after="0" w:line="240" w:lineRule="auto"/>
-              <w:jc w:val="right"/>
-              <w:rPr>
-                <w:rFonts w:ascii="Times New Roman" w:eastAsia="Times New Roman" w:hAnsi="Times New Roman" w:cs="Times New Roman"/>
-                <w:sz w:val="24"/>
-                <w:szCs w:val="24"/>
-                <w:lang w:val="tr-TR" w:eastAsia="tr-TR"/>
-              </w:rPr>
-            </w:pPr>
-          </w:p>
-        </w:tc>
-        <w:tc>
-          <w:tcPr>
-            <w:tcW w:w="0" w:type="auto"/>
-            <w:tcMar>
-              <w:top w:w="30" w:type="dxa"/>
-              <w:left w:w="45" w:type="dxa"/>
-              <w:bottom w:w="30" w:type="dxa"/>
-              <w:right w:w="45" w:type="dxa"/>
-            </w:tcMar>
-            <w:vAlign w:val="bottom"/>
-            <w:hideMark/>
-          </w:tcPr>
-          <w:p>
-            <w:pPr>
-              <w:spacing w:after="0" w:line="240" w:lineRule="auto"/>
-              <w:rPr>
-                <w:rFonts w:ascii="Times New Roman" w:eastAsia="Times New Roman" w:hAnsi="Times New Roman" w:cs="Times New Roman"/>
-                <w:sz w:val="24"/>
-                <w:szCs w:val="24"/>
-                <w:lang w:val="tr-TR" w:eastAsia="tr-TR"/>
-              </w:rPr>
-            </w:pPr>
-            <w:proofErr w:type="spellStart"/>
-            <w:r>
-              <w:rPr>
-                <w:rFonts w:ascii="Times New Roman" w:eastAsia="Times New Roman" w:hAnsi="Times New Roman" w:cs="Times New Roman"/>
-                <w:sz w:val="24"/>
-                <w:szCs w:val="24"/>
-                <w:lang w:val="tr-TR" w:eastAsia="tr-TR"/>
-              </w:rPr>
-              <w:t>min_samples_split</w:t>
-            </w:r>
-            <w:proofErr w:type="spellEnd"/>
-          </w:p>
-        </w:tc>
-        <w:tc>
-          <w:tcPr>
-            <w:tcW w:w="2688" w:type="dxa"/>
-            <w:tcMar>
-              <w:top w:w="30" w:type="dxa"/>
-              <w:left w:w="45" w:type="dxa"/>
-              <w:bottom w:w="30" w:type="dxa"/>
-              <w:right w:w="45" w:type="dxa"/>
-            </w:tcMar>
-            <w:vAlign w:val="bottom"/>
-            <w:hideMark/>
-          </w:tcPr>
-          <w:p>
-            <w:pPr>
-              <w:spacing w:after="0" w:line="240" w:lineRule="auto"/>
-              <w:rPr>
-                <w:rFonts w:ascii="Times New Roman" w:eastAsia="Times New Roman" w:hAnsi="Times New Roman" w:cs="Times New Roman"/>
-                <w:sz w:val="24"/>
-                <w:szCs w:val="24"/>
-                <w:lang w:val="tr-TR" w:eastAsia="tr-TR"/>
-              </w:rPr>
-            </w:pPr>
-            <w:r>
-              <w:rPr>
-                <w:rFonts w:ascii="Times New Roman" w:eastAsia="Times New Roman" w:hAnsi="Times New Roman" w:cs="Times New Roman"/>
-                <w:sz w:val="24"/>
-                <w:szCs w:val="24"/>
-                <w:lang w:val="tr-TR" w:eastAsia="tr-TR"/>
-              </w:rPr>
-              <w:t>2 (</w:t>
-            </w:r>
-            <w:proofErr w:type="spellStart"/>
-            <w:r>
-              <w:rPr>
-                <w:rFonts w:ascii="Times New Roman" w:eastAsia="Times New Roman" w:hAnsi="Times New Roman" w:cs="Times New Roman"/>
-                <w:sz w:val="24"/>
-                <w:szCs w:val="24"/>
-                <w:lang w:val="tr-TR" w:eastAsia="tr-TR"/>
-              </w:rPr>
-              <w:t>default</w:t>
-            </w:r>
-            <w:proofErr w:type="spellEnd"/>
-            <w:r>
-              <w:rPr>
-                <w:rFonts w:ascii="Times New Roman" w:eastAsia="Times New Roman" w:hAnsi="Times New Roman" w:cs="Times New Roman"/>
-                <w:sz w:val="24"/>
-                <w:szCs w:val="24"/>
-                <w:lang w:val="tr-TR" w:eastAsia="tr-TR"/>
-              </w:rPr>
-              <w:t>)</w:t>
+          </w:tcPr>
+          <w:p>
+            <w:pPr>
+              <w:rPr>
+                <w:rFonts w:ascii="Times New Roman" w:hAnsi="Times New Roman" w:cs="Times New Roman"/>
+                <w:sz w:val="24"/>
+                <w:szCs w:val="24"/>
+              </w:rPr>
+            </w:pPr>
+          </w:p>
+        </w:tc>
+        <w:tc>
+          <w:tcPr>
+            <w:tcW w:w="0" w:type="auto"/>
+            <w:tcMar>
+              <w:top w:w="30" w:type="dxa"/>
+              <w:left w:w="45" w:type="dxa"/>
+              <w:bottom w:w="30" w:type="dxa"/>
+              <w:right w:w="45" w:type="dxa"/>
+            </w:tcMar>
+          </w:tcPr>
+          <w:p>
+            <w:pPr>
+              <w:rPr>
+                <w:rFonts w:ascii="Times New Roman" w:hAnsi="Times New Roman" w:cs="Times New Roman"/>
+                <w:sz w:val="24"/>
+                <w:szCs w:val="24"/>
+              </w:rPr>
+            </w:pPr>
+            <w:r>
+              <w:rPr>
+                <w:rFonts w:ascii="Times New Roman" w:hAnsi="Times New Roman" w:cs="Times New Roman"/>
+                <w:sz w:val="24"/>
+                <w:szCs w:val="24"/>
+              </w:rPr>
+              <w:t>gamma</w:t>
+            </w:r>
+          </w:p>
+        </w:tc>
+        <w:tc>
+          <w:tcPr>
+            <w:tcW w:w="2638" w:type="dxa"/>
+            <w:tcMar>
+              <w:top w:w="30" w:type="dxa"/>
+              <w:left w:w="45" w:type="dxa"/>
+              <w:bottom w:w="30" w:type="dxa"/>
+              <w:right w:w="45" w:type="dxa"/>
+            </w:tcMar>
+          </w:tcPr>
+          <w:p>
+            <w:pPr>
+              <w:rPr>
+                <w:rFonts w:ascii="Times New Roman" w:hAnsi="Times New Roman" w:cs="Times New Roman"/>
+                <w:sz w:val="24"/>
+                <w:szCs w:val="24"/>
+              </w:rPr>
+            </w:pPr>
+            <w:r>
+              <w:rPr>
+                <w:rFonts w:ascii="Times New Roman" w:hAnsi="Times New Roman" w:cs="Times New Roman"/>
+                <w:sz w:val="24"/>
+                <w:szCs w:val="24"/>
+              </w:rPr>
+              <w:t>scale</w:t>
             </w:r>
           </w:p>
         </w:tc>
@@ -1686,106 +1592,70 @@
               <w:bottom w:w="30" w:type="dxa"/>
               <w:right w:w="45" w:type="dxa"/>
             </w:tcMar>
-            <w:vAlign w:val="bottom"/>
-            <w:hideMark/>
-          </w:tcPr>
-          <w:p>
-            <w:pPr>
-              <w:spacing w:after="0" w:line="240" w:lineRule="auto"/>
-              <w:rPr>
-                <w:rFonts w:ascii="Times New Roman" w:eastAsia="Times New Roman" w:hAnsi="Times New Roman" w:cs="Times New Roman"/>
-                <w:sz w:val="24"/>
-                <w:szCs w:val="24"/>
-                <w:lang w:val="tr-TR" w:eastAsia="tr-TR"/>
-              </w:rPr>
-            </w:pPr>
-          </w:p>
-        </w:tc>
-        <w:tc>
-          <w:tcPr>
-            <w:tcW w:w="0" w:type="auto"/>
-            <w:tcMar>
-              <w:top w:w="30" w:type="dxa"/>
-              <w:left w:w="45" w:type="dxa"/>
-              <w:bottom w:w="30" w:type="dxa"/>
-              <w:right w:w="45" w:type="dxa"/>
-            </w:tcMar>
-            <w:vAlign w:val="bottom"/>
-            <w:hideMark/>
-          </w:tcPr>
-          <w:p>
-            <w:pPr>
-              <w:spacing w:after="0" w:line="240" w:lineRule="auto"/>
-              <w:rPr>
-                <w:rFonts w:ascii="Times New Roman" w:eastAsia="Times New Roman" w:hAnsi="Times New Roman" w:cs="Times New Roman"/>
-                <w:sz w:val="24"/>
-                <w:szCs w:val="24"/>
-                <w:lang w:val="tr-TR" w:eastAsia="tr-TR"/>
-              </w:rPr>
-            </w:pPr>
-            <w:proofErr w:type="spellStart"/>
-            <w:r>
-              <w:rPr>
-                <w:rFonts w:ascii="Times New Roman" w:eastAsia="Times New Roman" w:hAnsi="Times New Roman" w:cs="Times New Roman"/>
-                <w:sz w:val="24"/>
-                <w:szCs w:val="24"/>
-                <w:lang w:val="tr-TR" w:eastAsia="tr-TR"/>
-              </w:rPr>
-              <w:t>min_samples_leaf</w:t>
-            </w:r>
-            <w:proofErr w:type="spellEnd"/>
-          </w:p>
-        </w:tc>
-        <w:tc>
-          <w:tcPr>
-            <w:tcW w:w="2688" w:type="dxa"/>
-            <w:tcMar>
-              <w:top w:w="30" w:type="dxa"/>
-              <w:left w:w="45" w:type="dxa"/>
-              <w:bottom w:w="30" w:type="dxa"/>
-              <w:right w:w="45" w:type="dxa"/>
-            </w:tcMar>
-            <w:vAlign w:val="bottom"/>
-            <w:hideMark/>
-          </w:tcPr>
-          <w:p>
-            <w:pPr>
-              <w:spacing w:after="0" w:line="240" w:lineRule="auto"/>
-              <w:rPr>
-                <w:rFonts w:ascii="Times New Roman" w:eastAsia="Times New Roman" w:hAnsi="Times New Roman" w:cs="Times New Roman"/>
-                <w:sz w:val="24"/>
-                <w:szCs w:val="24"/>
-                <w:lang w:val="tr-TR" w:eastAsia="tr-TR"/>
-              </w:rPr>
-            </w:pPr>
-            <w:r>
-              <w:rPr>
-                <w:rFonts w:ascii="Times New Roman" w:eastAsia="Times New Roman" w:hAnsi="Times New Roman" w:cs="Times New Roman"/>
-                <w:sz w:val="24"/>
-                <w:szCs w:val="24"/>
-                <w:lang w:val="tr-TR" w:eastAsia="tr-TR"/>
-              </w:rPr>
-              <w:t>1 (</w:t>
-            </w:r>
-            <w:proofErr w:type="spellStart"/>
-            <w:r>
-              <w:rPr>
-                <w:rFonts w:ascii="Times New Roman" w:eastAsia="Times New Roman" w:hAnsi="Times New Roman" w:cs="Times New Roman"/>
-                <w:sz w:val="24"/>
-                <w:szCs w:val="24"/>
-                <w:lang w:val="tr-TR" w:eastAsia="tr-TR"/>
-              </w:rPr>
-              <w:t>default</w:t>
-            </w:r>
-            <w:proofErr w:type="spellEnd"/>
-            <w:r>
-              <w:rPr>
-                <w:rFonts w:ascii="Times New Roman" w:eastAsia="Times New Roman" w:hAnsi="Times New Roman" w:cs="Times New Roman"/>
-                <w:sz w:val="24"/>
-                <w:szCs w:val="24"/>
-                <w:lang w:val="tr-TR" w:eastAsia="tr-TR"/>
-              </w:rPr>
-              <w:t>)</w:t>
+          </w:tcPr>
+          <w:p>
+            <w:pPr>
+              <w:rPr>
+                <w:rFonts w:ascii="Times New Roman" w:hAnsi="Times New Roman" w:cs="Times New Roman"/>
+                <w:sz w:val="24"/>
+                <w:szCs w:val="24"/>
+              </w:rPr>
+            </w:pPr>
+          </w:p>
+        </w:tc>
+        <w:tc>
+          <w:tcPr>
+            <w:tcW w:w="0" w:type="auto"/>
+            <w:tcMar>
+              <w:top w:w="30" w:type="dxa"/>
+              <w:left w:w="45" w:type="dxa"/>
+              <w:bottom w:w="30" w:type="dxa"/>
+              <w:right w:w="45" w:type="dxa"/>
+            </w:tcMar>
+          </w:tcPr>
+          <w:p>
+            <w:pPr>
+              <w:rPr>
+                <w:rFonts w:ascii="Times New Roman" w:hAnsi="Times New Roman" w:cs="Times New Roman"/>
+                <w:sz w:val="24"/>
+                <w:szCs w:val="24"/>
+              </w:rPr>
+            </w:pPr>
+            <w:r>
+              <w:rPr>
+                <w:rFonts w:ascii="Times New Roman" w:hAnsi="Times New Roman" w:cs="Times New Roman"/>
+                <w:sz w:val="24"/>
+                <w:szCs w:val="24"/>
+              </w:rPr>
+              <w:t>epsilon</w:t>
+            </w:r>
+          </w:p>
+        </w:tc>
+        <w:tc>
+          <w:tcPr>
+            <w:tcW w:w="2638" w:type="dxa"/>
+            <w:tcMar>
+              <w:top w:w="30" w:type="dxa"/>
+              <w:left w:w="45" w:type="dxa"/>
+              <w:bottom w:w="30" w:type="dxa"/>
+              <w:right w:w="45" w:type="dxa"/>
+            </w:tcMar>
+          </w:tcPr>
+          <w:p>
+            <w:pPr>
+              <w:rPr>
+                <w:rFonts w:ascii="Times New Roman" w:hAnsi="Times New Roman" w:cs="Times New Roman"/>
+                <w:sz w:val="24"/>
+                <w:szCs w:val="24"/>
+              </w:rPr>
+            </w:pPr>
+            <w:r>
+              <w:rPr>
+                <w:rFonts w:ascii="Times New Roman" w:hAnsi="Times New Roman" w:cs="Times New Roman"/>
+                <w:sz w:val="24"/>
+                <w:szCs w:val="24"/>
+              </w:rPr>
+              <w:t>0.1</w:t>
             </w:r>
           </w:p>
         </w:tc>
@@ -1804,89 +1674,71 @@
               <w:bottom w:w="30" w:type="dxa"/>
               <w:right w:w="45" w:type="dxa"/>
             </w:tcMar>
-            <w:vAlign w:val="bottom"/>
-            <w:hideMark/>
-          </w:tcPr>
-          <w:p>
-            <w:pPr>
-              <w:spacing w:after="0" w:line="240" w:lineRule="auto"/>
-              <w:rPr>
-                <w:rFonts w:ascii="Times New Roman" w:eastAsia="Times New Roman" w:hAnsi="Times New Roman" w:cs="Times New Roman"/>
-                <w:sz w:val="24"/>
-                <w:szCs w:val="24"/>
-                <w:lang w:val="tr-TR" w:eastAsia="tr-TR"/>
-              </w:rPr>
-            </w:pPr>
-          </w:p>
-        </w:tc>
-        <w:tc>
-          <w:tcPr>
-            <w:tcW w:w="0" w:type="auto"/>
-            <w:tcMar>
-              <w:top w:w="30" w:type="dxa"/>
-              <w:left w:w="45" w:type="dxa"/>
-              <w:bottom w:w="30" w:type="dxa"/>
-              <w:right w:w="45" w:type="dxa"/>
-            </w:tcMar>
-            <w:vAlign w:val="bottom"/>
-            <w:hideMark/>
-          </w:tcPr>
-          <w:p>
-            <w:pPr>
-              <w:spacing w:after="0" w:line="240" w:lineRule="auto"/>
-              <w:rPr>
-                <w:rFonts w:ascii="Times New Roman" w:eastAsia="Times New Roman" w:hAnsi="Times New Roman" w:cs="Times New Roman"/>
-                <w:sz w:val="24"/>
-                <w:szCs w:val="24"/>
-                <w:lang w:val="tr-TR" w:eastAsia="tr-TR"/>
-              </w:rPr>
-            </w:pPr>
-            <w:proofErr w:type="spellStart"/>
-            <w:r>
-              <w:rPr>
-                <w:rFonts w:ascii="Times New Roman" w:eastAsia="Times New Roman" w:hAnsi="Times New Roman" w:cs="Times New Roman"/>
-                <w:sz w:val="24"/>
-                <w:szCs w:val="24"/>
-                <w:lang w:val="tr-TR" w:eastAsia="tr-TR"/>
-              </w:rPr>
-              <w:t>criterion</w:t>
-            </w:r>
-            <w:proofErr w:type="spellEnd"/>
-          </w:p>
-        </w:tc>
-        <w:tc>
-          <w:tcPr>
-            <w:tcW w:w="2688" w:type="dxa"/>
-            <w:tcMar>
-              <w:top w:w="30" w:type="dxa"/>
-              <w:left w:w="45" w:type="dxa"/>
-              <w:bottom w:w="30" w:type="dxa"/>
-              <w:right w:w="45" w:type="dxa"/>
-            </w:tcMar>
-            <w:vAlign w:val="bottom"/>
-            <w:hideMark/>
-          </w:tcPr>
-          <w:p>
-            <w:pPr>
-              <w:spacing w:after="0" w:line="240" w:lineRule="auto"/>
-              <w:rPr>
-                <w:rFonts w:ascii="Times New Roman" w:eastAsia="Times New Roman" w:hAnsi="Times New Roman" w:cs="Times New Roman"/>
-                <w:sz w:val="24"/>
-                <w:szCs w:val="24"/>
-                <w:lang w:val="tr-TR" w:eastAsia="tr-TR"/>
-              </w:rPr>
-            </w:pPr>
-            <w:proofErr w:type="spellStart"/>
-            <w:r>
-              <w:rPr>
-                <w:rFonts w:ascii="Times New Roman" w:eastAsia="Times New Roman" w:hAnsi="Times New Roman" w:cs="Times New Roman"/>
-                <w:sz w:val="24"/>
-                <w:szCs w:val="24"/>
-                <w:lang w:val="tr-TR" w:eastAsia="tr-TR"/>
-              </w:rPr>
-              <w:t>squared_error</w:t>
-            </w:r>
-            <w:proofErr w:type="spellEnd"/>
+          </w:tcPr>
+          <w:p>
+            <w:pPr>
+              <w:rPr>
+                <w:rFonts w:ascii="Times New Roman" w:hAnsi="Times New Roman" w:cs="Times New Roman"/>
+                <w:sz w:val="24"/>
+                <w:szCs w:val="24"/>
+              </w:rPr>
+            </w:pPr>
+          </w:p>
+        </w:tc>
+        <w:tc>
+          <w:tcPr>
+            <w:tcW w:w="0" w:type="auto"/>
+            <w:tcMar>
+              <w:top w:w="30" w:type="dxa"/>
+              <w:left w:w="45" w:type="dxa"/>
+              <w:bottom w:w="30" w:type="dxa"/>
+              <w:right w:w="45" w:type="dxa"/>
+            </w:tcMar>
+          </w:tcPr>
+          <w:p>
+            <w:pPr>
+              <w:rPr>
+                <w:rFonts w:ascii="Times New Roman" w:hAnsi="Times New Roman" w:cs="Times New Roman"/>
+                <w:sz w:val="24"/>
+                <w:szCs w:val="24"/>
+              </w:rPr>
+            </w:pPr>
+            <w:r>
+              <w:rPr>
+                <w:rFonts w:ascii="Times New Roman" w:hAnsi="Times New Roman" w:cs="Times New Roman"/>
+                <w:sz w:val="24"/>
+                <w:szCs w:val="24"/>
+              </w:rPr>
+              <w:t>lag features</w:t>
+            </w:r>
+          </w:p>
+        </w:tc>
+        <w:tc>
+          <w:tcPr>
+            <w:tcW w:w="2638" w:type="dxa"/>
+            <w:tcMar>
+              <w:top w:w="30" w:type="dxa"/>
+              <w:left w:w="45" w:type="dxa"/>
+              <w:bottom w:w="30" w:type="dxa"/>
+              <w:right w:w="45" w:type="dxa"/>
+            </w:tcMar>
+          </w:tcPr>
+          <w:p>
+            <w:pPr>
+              <w:rPr>
+                <w:rFonts w:ascii="Times New Roman" w:hAnsi="Times New Roman" w:cs="Times New Roman"/>
+                <w:sz w:val="24"/>
+                <w:szCs w:val="24"/>
+              </w:rPr>
+            </w:pPr>
+            <w:r>
+              <w:rPr>
+                <w:rFonts w:ascii="Times New Roman" w:hAnsi="Times New Roman" w:cs="Times New Roman"/>
+                <w:sz w:val="24"/>
+                <w:szCs w:val="24"/>
+              </w:rPr>
+              <w:t>12 (lag_1–lag_12)</w:t>
+            </w:r>
           </w:p>
         </w:tc>
       </w:tr>
@@ -1904,87 +1756,80 @@
               <w:bottom w:w="30" w:type="dxa"/>
               <w:right w:w="45" w:type="dxa"/>
             </w:tcMar>
-            <w:vAlign w:val="bottom"/>
-            <w:hideMark/>
-          </w:tcPr>
-          <w:p>
-            <w:pPr>
-              <w:spacing w:after="0" w:line="240" w:lineRule="auto"/>
-              <w:rPr>
-                <w:rFonts w:ascii="Times New Roman" w:eastAsia="Times New Roman" w:hAnsi="Times New Roman" w:cs="Times New Roman"/>
-                <w:sz w:val="24"/>
-                <w:szCs w:val="24"/>
-                <w:lang w:val="tr-TR" w:eastAsia="tr-TR"/>
-              </w:rPr>
-            </w:pPr>
-          </w:p>
-        </w:tc>
-        <w:tc>
-          <w:tcPr>
-            <w:tcW w:w="0" w:type="auto"/>
-            <w:tcMar>
-              <w:top w:w="30" w:type="dxa"/>
-              <w:left w:w="45" w:type="dxa"/>
-              <w:bottom w:w="30" w:type="dxa"/>
-              <w:right w:w="45" w:type="dxa"/>
-            </w:tcMar>
-            <w:vAlign w:val="bottom"/>
-            <w:hideMark/>
-          </w:tcPr>
-          <w:p>
-            <w:pPr>
-              <w:spacing w:after="0" w:line="240" w:lineRule="auto"/>
-              <w:rPr>
-                <w:rFonts w:ascii="Times New Roman" w:eastAsia="Times New Roman" w:hAnsi="Times New Roman" w:cs="Times New Roman"/>
-                <w:sz w:val="24"/>
-                <w:szCs w:val="24"/>
-                <w:lang w:val="tr-TR" w:eastAsia="tr-TR"/>
-              </w:rPr>
-            </w:pPr>
-            <w:proofErr w:type="spellStart"/>
-            <w:r>
-              <w:rPr>
-                <w:rFonts w:ascii="Times New Roman" w:eastAsia="Times New Roman" w:hAnsi="Times New Roman" w:cs="Times New Roman"/>
-                <w:sz w:val="24"/>
-                <w:szCs w:val="24"/>
-                <w:lang w:val="tr-TR" w:eastAsia="tr-TR"/>
-              </w:rPr>
-              <w:t>bootstrap</w:t>
-            </w:r>
-            <w:proofErr w:type="spellEnd"/>
-          </w:p>
-        </w:tc>
-        <w:tc>
-          <w:tcPr>
-            <w:tcW w:w="2688" w:type="dxa"/>
-            <w:tcMar>
-              <w:top w:w="30" w:type="dxa"/>
-              <w:left w:w="45" w:type="dxa"/>
-              <w:bottom w:w="30" w:type="dxa"/>
-              <w:right w:w="45" w:type="dxa"/>
-            </w:tcMar>
-            <w:vAlign w:val="bottom"/>
-            <w:hideMark/>
-          </w:tcPr>
-          <w:p>
-            <w:pPr>
-              <w:spacing w:after="0" w:line="240" w:lineRule="auto"/>
-              <w:jc w:val="center"/>
-              <w:rPr>
-                <w:rFonts w:ascii="Times New Roman" w:eastAsia="Times New Roman" w:hAnsi="Times New Roman" w:cs="Times New Roman"/>
-                <w:sz w:val="24"/>
-                <w:szCs w:val="24"/>
-                <w:lang w:val="tr-TR" w:eastAsia="tr-TR"/>
-              </w:rPr>
-            </w:pPr>
-            <w:r>
-              <w:rPr>
-                <w:rFonts w:ascii="Times New Roman" w:eastAsia="Times New Roman" w:hAnsi="Times New Roman" w:cs="Times New Roman"/>
-                <w:sz w:val="24"/>
-                <w:szCs w:val="24"/>
-                <w:lang w:val="tr-TR" w:eastAsia="tr-TR"/>
-              </w:rPr>
-              <w:t>TRUE</w:t>
+          </w:tcPr>
+          <w:p>
+            <w:pPr>
+              <w:rPr>
+                <w:rFonts w:ascii="Times New Roman" w:hAnsi="Times New Roman" w:cs="Times New Roman"/>
+                <w:sz w:val="24"/>
+                <w:szCs w:val="24"/>
+              </w:rPr>
+            </w:pPr>
+          </w:p>
+        </w:tc>
+        <w:tc>
+          <w:tcPr>
+            <w:tcW w:w="0" w:type="auto"/>
+            <w:tcMar>
+              <w:top w:w="30" w:type="dxa"/>
+              <w:left w:w="45" w:type="dxa"/>
+              <w:bottom w:w="30" w:type="dxa"/>
+              <w:right w:w="45" w:type="dxa"/>
+            </w:tcMar>
+          </w:tcPr>
+          <w:p>
+            <w:pPr>
+              <w:rPr>
+                <w:rFonts w:ascii="Times New Roman" w:hAnsi="Times New Roman" w:cs="Times New Roman"/>
+                <w:sz w:val="24"/>
+                <w:szCs w:val="24"/>
+              </w:rPr>
+            </w:pPr>
+            <w:r>
+              <w:rPr>
+                <w:rFonts w:ascii="Times New Roman" w:hAnsi="Times New Roman" w:cs="Times New Roman"/>
+                <w:sz w:val="24"/>
+                <w:szCs w:val="24"/>
+              </w:rPr>
+              <w:t>Preprocessing</w:t>
+            </w:r>
+          </w:p>
+        </w:tc>
+        <w:tc>
+          <w:tcPr>
+            <w:tcW w:w="2638" w:type="dxa"/>
+            <w:tcMar>
+              <w:top w:w="30" w:type="dxa"/>
+              <w:left w:w="45" w:type="dxa"/>
+              <w:bottom w:w="30" w:type="dxa"/>
+              <w:right w:w="45" w:type="dxa"/>
+            </w:tcMar>
+          </w:tcPr>
+          <w:p>
+            <w:pPr>
+              <w:rPr>
+                <w:rFonts w:ascii="Times New Roman" w:hAnsi="Times New Roman" w:cs="Times New Roman"/>
+                <w:sz w:val="24"/>
+                <w:szCs w:val="24"/>
+              </w:rPr>
+            </w:pPr>
+            <w:proofErr w:type="spellStart"/>
+            <w:r>
+              <w:rPr>
+                <w:rFonts w:ascii="Times New Roman" w:hAnsi="Times New Roman" w:cs="Times New Roman"/>
+                <w:sz w:val="24"/>
+                <w:szCs w:val="24"/>
+              </w:rPr>
+              <w:t>StandardScaler</w:t>
+            </w:r>
+            <w:proofErr w:type="spellEnd"/>
+            <w:r>
+              <w:rPr>
+                <w:rFonts w:ascii="Times New Roman" w:hAnsi="Times New Roman" w:cs="Times New Roman"/>
+                <w:sz w:val="24"/>
+                <w:szCs w:val="24"/>
+              </w:rPr>
+              <w:t xml:space="preserve"> (Applied)</w:t>
             </w:r>
           </w:p>
         </w:tc>
@@ -2003,99 +1848,98 @@
               <w:bottom w:w="30" w:type="dxa"/>
               <w:right w:w="45" w:type="dxa"/>
             </w:tcMar>
-            <w:vAlign w:val="bottom"/>
-            <w:hideMark/>
-          </w:tcPr>
-          <w:p>
-            <w:pPr>
-              <w:spacing w:after="0" w:line="240" w:lineRule="auto"/>
-              <w:jc w:val="center"/>
-              <w:rPr>
-                <w:rFonts w:ascii="Times New Roman" w:eastAsia="Times New Roman" w:hAnsi="Times New Roman" w:cs="Times New Roman"/>
-                <w:sz w:val="24"/>
-                <w:szCs w:val="24"/>
-                <w:lang w:val="tr-TR" w:eastAsia="tr-TR"/>
-              </w:rPr>
-            </w:pPr>
-          </w:p>
-        </w:tc>
-        <w:tc>
-          <w:tcPr>
-            <w:tcW w:w="0" w:type="auto"/>
-            <w:tcMar>
-              <w:top w:w="30" w:type="dxa"/>
-              <w:left w:w="45" w:type="dxa"/>
-              <w:bottom w:w="30" w:type="dxa"/>
-              <w:right w:w="45" w:type="dxa"/>
-            </w:tcMar>
-            <w:vAlign w:val="bottom"/>
-            <w:hideMark/>
-          </w:tcPr>
-          <w:p>
-            <w:pPr>
-              <w:spacing w:after="0" w:line="240" w:lineRule="auto"/>
-              <w:rPr>
-                <w:rFonts w:ascii="Times New Roman" w:eastAsia="Times New Roman" w:hAnsi="Times New Roman" w:cs="Times New Roman"/>
-                <w:sz w:val="24"/>
-                <w:szCs w:val="24"/>
-                <w:lang w:val="tr-TR" w:eastAsia="tr-TR"/>
-              </w:rPr>
-            </w:pPr>
-            <w:proofErr w:type="spellStart"/>
-            <w:proofErr w:type="gramStart"/>
-            <w:r>
-              <w:rPr>
-                <w:rFonts w:ascii="Times New Roman" w:eastAsia="Times New Roman" w:hAnsi="Times New Roman" w:cs="Times New Roman"/>
-                <w:sz w:val="24"/>
-                <w:szCs w:val="24"/>
-                <w:lang w:val="tr-TR" w:eastAsia="tr-TR"/>
-              </w:rPr>
-              <w:t>n</w:t>
-            </w:r>
-            <w:proofErr w:type="gramEnd"/>
-            <w:r>
-              <w:rPr>
-                <w:rFonts w:ascii="Times New Roman" w:eastAsia="Times New Roman" w:hAnsi="Times New Roman" w:cs="Times New Roman"/>
-                <w:sz w:val="24"/>
-                <w:szCs w:val="24"/>
-                <w:lang w:val="tr-TR" w:eastAsia="tr-TR"/>
-              </w:rPr>
-              <w:t>_jobs</w:t>
-            </w:r>
-            <w:proofErr w:type="spellEnd"/>
-          </w:p>
-        </w:tc>
-        <w:tc>
-          <w:tcPr>
-            <w:tcW w:w="2688" w:type="dxa"/>
-            <w:tcMar>
-              <w:top w:w="30" w:type="dxa"/>
-              <w:left w:w="45" w:type="dxa"/>
-              <w:bottom w:w="30" w:type="dxa"/>
-              <w:right w:w="45" w:type="dxa"/>
-            </w:tcMar>
-            <w:vAlign w:val="bottom"/>
-            <w:hideMark/>
-          </w:tcPr>
-          <w:p>
-            <w:pPr>
-              <w:spacing w:after="0" w:line="240" w:lineRule="auto"/>
-              <w:jc w:val="right"/>
-              <w:rPr>
-                <w:rFonts w:ascii="Times New Roman" w:eastAsia="Times New Roman" w:hAnsi="Times New Roman" w:cs="Times New Roman"/>
-                <w:sz w:val="24"/>
-                <w:szCs w:val="24"/>
-                <w:lang w:val="tr-TR" w:eastAsia="tr-TR"/>
-              </w:rPr>
-            </w:pPr>
-            <w:r>
-              <w:rPr>
-                <w:rFonts w:ascii="Times New Roman" w:eastAsia="Times New Roman" w:hAnsi="Times New Roman" w:cs="Times New Roman"/>
-                <w:sz w:val="24"/>
-                <w:szCs w:val="24"/>
-                <w:lang w:val="tr-TR" w:eastAsia="tr-TR"/>
-              </w:rPr>
-              <w:t>-1</w:t>
+          </w:tcPr>
+          <w:p>
+            <w:pPr>
+              <w:rPr>
+                <w:rFonts w:ascii="Times New Roman" w:hAnsi="Times New Roman" w:cs="Times New Roman"/>
+                <w:sz w:val="24"/>
+                <w:szCs w:val="24"/>
+              </w:rPr>
+            </w:pPr>
+          </w:p>
+        </w:tc>
+        <w:tc>
+          <w:tcPr>
+            <w:tcW w:w="0" w:type="auto"/>
+            <w:tcMar>
+              <w:top w:w="30" w:type="dxa"/>
+              <w:left w:w="45" w:type="dxa"/>
+              <w:bottom w:w="30" w:type="dxa"/>
+              <w:right w:w="45" w:type="dxa"/>
+            </w:tcMar>
+          </w:tcPr>
+          <w:p>
+            <w:pPr>
+              <w:rPr>
+                <w:rFonts w:ascii="Times New Roman" w:hAnsi="Times New Roman" w:cs="Times New Roman"/>
+                <w:sz w:val="24"/>
+                <w:szCs w:val="24"/>
+              </w:rPr>
+            </w:pPr>
+            <w:r>
+              <w:rPr>
+                <w:rFonts w:ascii="Times New Roman" w:hAnsi="Times New Roman" w:cs="Times New Roman"/>
+                <w:sz w:val="24"/>
+                <w:szCs w:val="24"/>
+              </w:rPr>
+              <w:t>Cross Validation</w:t>
+            </w:r>
+          </w:p>
+        </w:tc>
+        <w:tc>
+          <w:tcPr>
+            <w:tcW w:w="2638" w:type="dxa"/>
+            <w:tcMar>
+              <w:top w:w="30" w:type="dxa"/>
+              <w:left w:w="45" w:type="dxa"/>
+              <w:bottom w:w="30" w:type="dxa"/>
+              <w:right w:w="45" w:type="dxa"/>
+            </w:tcMar>
+          </w:tcPr>
+          <w:p>
+            <w:pPr>
+              <w:rPr>
+                <w:rFonts w:ascii="Times New Roman" w:hAnsi="Times New Roman" w:cs="Times New Roman"/>
+                <w:sz w:val="24"/>
+                <w:szCs w:val="24"/>
+              </w:rPr>
+            </w:pPr>
+            <w:proofErr w:type="spellStart"/>
+            <w:r>
+              <w:rPr>
+                <w:rFonts w:ascii="Times New Roman" w:hAnsi="Times New Roman" w:cs="Times New Roman"/>
+                <w:sz w:val="24"/>
+                <w:szCs w:val="24"/>
+              </w:rPr>
+              <w:t>TimeSeriesSplit</w:t>
+            </w:r>
+            <w:proofErr w:type="spellEnd"/>
+            <w:r>
+              <w:rPr>
+                <w:rFonts w:ascii="Times New Roman" w:hAnsi="Times New Roman" w:cs="Times New Roman"/>
+                <w:sz w:val="24"/>
+                <w:szCs w:val="24"/>
+              </w:rPr>
+              <w:t xml:space="preserve"> (</w:t>
+            </w:r>
+            <w:proofErr w:type="spellStart"/>
+            <w:r>
+              <w:rPr>
+                <w:rFonts w:ascii="Times New Roman" w:hAnsi="Times New Roman" w:cs="Times New Roman"/>
+                <w:sz w:val="24"/>
+                <w:szCs w:val="24"/>
+              </w:rPr>
+              <w:t>n_splits</w:t>
+            </w:r>
+            <w:proofErr w:type="spellEnd"/>
+            <w:r>
+              <w:rPr>
+                <w:rFonts w:ascii="Times New Roman" w:hAnsi="Times New Roman" w:cs="Times New Roman"/>
+                <w:sz w:val="24"/>
+                <w:szCs w:val="24"/>
+              </w:rPr>
+              <w:t>=5)</w:t>
             </w:r>
           </w:p>
         </w:tc>
@@ -2107,96 +1951,91 @@
         <w:tc>
           <w:tcPr>
             <w:tcW w:w="0" w:type="auto"/>
-            <w:vMerge/>
-            <w:tcMar>
-              <w:top w:w="30" w:type="dxa"/>
-              <w:left w:w="45" w:type="dxa"/>
-              <w:bottom w:w="30" w:type="dxa"/>
-              <w:right w:w="45" w:type="dxa"/>
-            </w:tcMar>
-            <w:vAlign w:val="bottom"/>
-            <w:hideMark/>
-          </w:tcPr>
-          <w:p>
-            <w:pPr>
-              <w:spacing w:after="0" w:line="240" w:lineRule="auto"/>
-              <w:jc w:val="right"/>
-              <w:rPr>
-                <w:rFonts w:ascii="Times New Roman" w:eastAsia="Times New Roman" w:hAnsi="Times New Roman" w:cs="Times New Roman"/>
-                <w:sz w:val="24"/>
-                <w:szCs w:val="24"/>
-                <w:lang w:val="tr-TR" w:eastAsia="tr-TR"/>
-              </w:rPr>
-            </w:pPr>
-          </w:p>
-        </w:tc>
-        <w:tc>
-          <w:tcPr>
-            <w:tcW w:w="0" w:type="auto"/>
-            <w:tcMar>
-              <w:top w:w="30" w:type="dxa"/>
-              <w:left w:w="45" w:type="dxa"/>
-              <w:bottom w:w="30" w:type="dxa"/>
-              <w:right w:w="45" w:type="dxa"/>
-            </w:tcMar>
-            <w:vAlign w:val="bottom"/>
-            <w:hideMark/>
-          </w:tcPr>
-          <w:p>
-            <w:pPr>
-              <w:spacing w:after="0" w:line="240" w:lineRule="auto"/>
-              <w:rPr>
-                <w:rFonts w:ascii="Times New Roman" w:eastAsia="Times New Roman" w:hAnsi="Times New Roman" w:cs="Times New Roman"/>
-                <w:sz w:val="24"/>
-                <w:szCs w:val="24"/>
-                <w:lang w:val="tr-TR" w:eastAsia="tr-TR"/>
-              </w:rPr>
-            </w:pPr>
-            <w:proofErr w:type="spellStart"/>
-            <w:r>
-              <w:rPr>
-                <w:rFonts w:ascii="Times New Roman" w:eastAsia="Times New Roman" w:hAnsi="Times New Roman" w:cs="Times New Roman"/>
-                <w:sz w:val="24"/>
-                <w:szCs w:val="24"/>
-                <w:lang w:val="tr-TR" w:eastAsia="tr-TR"/>
-              </w:rPr>
-              <w:t>random_state</w:t>
-            </w:r>
-            <w:proofErr w:type="spellEnd"/>
-          </w:p>
-        </w:tc>
-        <w:tc>
-          <w:tcPr>
-            <w:tcW w:w="2688" w:type="dxa"/>
-            <w:tcMar>
-              <w:top w:w="30" w:type="dxa"/>
-              <w:left w:w="45" w:type="dxa"/>
-              <w:bottom w:w="30" w:type="dxa"/>
-              <w:right w:w="45" w:type="dxa"/>
-            </w:tcMar>
-            <w:vAlign w:val="bottom"/>
-            <w:hideMark/>
-          </w:tcPr>
-          <w:p>
-            <w:pPr>
-              <w:spacing w:after="0" w:line="240" w:lineRule="auto"/>
-              <w:jc w:val="right"/>
-              <w:rPr>
-                <w:rFonts w:ascii="Times New Roman" w:eastAsia="Times New Roman" w:hAnsi="Times New Roman" w:cs="Times New Roman"/>
-                <w:sz w:val="24"/>
-                <w:szCs w:val="24"/>
-                <w:lang w:val="tr-TR" w:eastAsia="tr-TR"/>
-              </w:rPr>
-            </w:pPr>
-            <w:r>
-              <w:rPr>
-                <w:rFonts w:ascii="Times New Roman" w:eastAsia="Times New Roman" w:hAnsi="Times New Roman" w:cs="Times New Roman"/>
-                <w:sz w:val="24"/>
-                <w:szCs w:val="24"/>
-                <w:lang w:val="tr-TR" w:eastAsia="tr-TR"/>
-              </w:rPr>
-              <w:t>42</w:t>
-            </w:r>
+            <w:vMerge w:val="restart"/>
+            <w:tcMar>
+              <w:top w:w="30" w:type="dxa"/>
+              <w:left w:w="45" w:type="dxa"/>
+              <w:bottom w:w="30" w:type="dxa"/>
+              <w:right w:w="45" w:type="dxa"/>
+            </w:tcMar>
+            <w:vAlign w:val="center"/>
+          </w:tcPr>
+          <w:p>
+            <w:pPr>
+              <w:rPr>
+                <w:rFonts w:ascii="Times New Roman" w:hAnsi="Times New Roman" w:cs="Times New Roman"/>
+                <w:sz w:val="24"/>
+                <w:szCs w:val="24"/>
+              </w:rPr>
+            </w:pPr>
+            <w:r>
+              <w:rPr>
+                <w:rFonts w:ascii="Times New Roman" w:hAnsi="Times New Roman" w:cs="Times New Roman"/>
+                <w:sz w:val="24"/>
+                <w:szCs w:val="24"/>
+              </w:rPr>
+              <w:t>KRR</w:t>
+            </w:r>
+          </w:p>
+        </w:tc>
+        <w:tc>
+          <w:tcPr>
+            <w:tcW w:w="0" w:type="auto"/>
+            <w:tcMar>
+              <w:top w:w="30" w:type="dxa"/>
+              <w:left w:w="45" w:type="dxa"/>
+              <w:bottom w:w="30" w:type="dxa"/>
+              <w:right w:w="45" w:type="dxa"/>
+            </w:tcMar>
+          </w:tcPr>
+          <w:p>
+            <w:pPr>
+              <w:rPr>
+                <w:rFonts w:ascii="Times New Roman" w:hAnsi="Times New Roman" w:cs="Times New Roman"/>
+                <w:sz w:val="24"/>
+                <w:szCs w:val="24"/>
+              </w:rPr>
+            </w:pPr>
+            <w:r>
+              <w:rPr>
+                <w:rFonts w:ascii="Times New Roman" w:hAnsi="Times New Roman" w:cs="Times New Roman"/>
+                <w:sz w:val="24"/>
+                <w:szCs w:val="24"/>
+              </w:rPr>
+              <w:t>kernel</w:t>
+            </w:r>
+            <w:bookmarkStart w:id="0" w:name="_GoBack"/>
+            <w:bookmarkEnd w:id="0"/>
+          </w:p>
+        </w:tc>
+        <w:tc>
+          <w:tcPr>
+            <w:tcW w:w="2638" w:type="dxa"/>
+            <w:tcMar>
+              <w:top w:w="30" w:type="dxa"/>
+              <w:left w:w="45" w:type="dxa"/>
+              <w:bottom w:w="30" w:type="dxa"/>
+              <w:right w:w="45" w:type="dxa"/>
+            </w:tcMar>
+          </w:tcPr>
+          <w:p>
+            <w:pPr>
+              <w:rPr>
+                <w:rFonts w:ascii="Times New Roman" w:hAnsi="Times New Roman" w:cs="Times New Roman"/>
+                <w:sz w:val="24"/>
+                <w:szCs w:val="24"/>
+              </w:rPr>
+            </w:pPr>
+            <w:proofErr w:type="spellStart"/>
+            <w:r>
+              <w:rPr>
+                <w:rFonts w:ascii="Times New Roman" w:hAnsi="Times New Roman" w:cs="Times New Roman"/>
+                <w:sz w:val="24"/>
+                <w:szCs w:val="24"/>
+              </w:rPr>
+              <w:t>rbf</w:t>
+            </w:r>
+            <w:proofErr w:type="spellEnd"/>
           </w:p>
         </w:tc>
       </w:tr>
@@ -2207,103 +2046,77 @@
         <w:tc>
           <w:tcPr>
             <w:tcW w:w="0" w:type="auto"/>
-            <w:vMerge w:val="restart"/>
-            <w:tcMar>
-              <w:top w:w="30" w:type="dxa"/>
-              <w:left w:w="45" w:type="dxa"/>
-              <w:bottom w:w="30" w:type="dxa"/>
-              <w:right w:w="45" w:type="dxa"/>
-            </w:tcMar>
-            <w:vAlign w:val="center"/>
-            <w:hideMark/>
-          </w:tcPr>
-          <w:p>
-            <w:pPr>
-              <w:spacing w:after="0" w:line="240" w:lineRule="auto"/>
-              <w:rPr>
-                <w:rFonts w:ascii="Times New Roman" w:eastAsia="Times New Roman" w:hAnsi="Times New Roman" w:cs="Times New Roman"/>
-                <w:sz w:val="24"/>
-                <w:szCs w:val="24"/>
-                <w:lang w:val="tr-TR" w:eastAsia="tr-TR"/>
-              </w:rPr>
-            </w:pPr>
-            <w:r>
-              <w:rPr>
-                <w:rFonts w:ascii="Times New Roman" w:eastAsia="Times New Roman" w:hAnsi="Times New Roman" w:cs="Times New Roman"/>
-                <w:sz w:val="24"/>
-                <w:szCs w:val="24"/>
-                <w:lang w:val="tr-TR" w:eastAsia="tr-TR"/>
-              </w:rPr>
-              <w:t>CatBoost</w:t>
-            </w:r>
-          </w:p>
-        </w:tc>
-        <w:tc>
-          <w:tcPr>
-            <w:tcW w:w="0" w:type="auto"/>
-            <w:tcMar>
-              <w:top w:w="30" w:type="dxa"/>
-              <w:left w:w="45" w:type="dxa"/>
-              <w:bottom w:w="30" w:type="dxa"/>
-              <w:right w:w="45" w:type="dxa"/>
-            </w:tcMar>
-            <w:vAlign w:val="bottom"/>
-            <w:hideMark/>
-          </w:tcPr>
-          <w:p>
-            <w:pPr>
-              <w:spacing w:after="0" w:line="240" w:lineRule="auto"/>
-              <w:rPr>
-                <w:rFonts w:ascii="Times New Roman" w:eastAsia="Times New Roman" w:hAnsi="Times New Roman" w:cs="Times New Roman"/>
-                <w:sz w:val="24"/>
-                <w:szCs w:val="24"/>
-                <w:lang w:val="tr-TR" w:eastAsia="tr-TR"/>
-              </w:rPr>
-            </w:pPr>
-            <w:proofErr w:type="spellStart"/>
-            <w:r>
-              <w:rPr>
-                <w:rFonts w:ascii="Times New Roman" w:eastAsia="Times New Roman" w:hAnsi="Times New Roman" w:cs="Times New Roman"/>
-                <w:sz w:val="24"/>
-                <w:szCs w:val="24"/>
-                <w:lang w:val="tr-TR" w:eastAsia="tr-TR"/>
-              </w:rPr>
-              <w:t>iterations</w:t>
-            </w:r>
-            <w:proofErr w:type="spellEnd"/>
-          </w:p>
-        </w:tc>
-        <w:tc>
-          <w:tcPr>
-            <w:tcW w:w="2688" w:type="dxa"/>
-            <w:tcMar>
-              <w:top w:w="30" w:type="dxa"/>
-              <w:left w:w="45" w:type="dxa"/>
-              <w:bottom w:w="30" w:type="dxa"/>
-              <w:right w:w="45" w:type="dxa"/>
-            </w:tcMar>
-            <w:vAlign w:val="bottom"/>
-            <w:hideMark/>
-          </w:tcPr>
-          <w:p>
-            <w:pPr>
-              <w:spacing w:after="0" w:line="240" w:lineRule="auto"/>
-              <w:jc w:val="right"/>
-              <w:rPr>
-                <w:rFonts w:ascii="Times New Roman" w:eastAsia="Times New Roman" w:hAnsi="Times New Roman" w:cs="Times New Roman"/>
-                <w:sz w:val="24"/>
-                <w:szCs w:val="24"/>
-                <w:lang w:val="tr-TR" w:eastAsia="tr-TR"/>
-              </w:rPr>
-            </w:pPr>
-            <w:r>
-              <w:rPr>
-                <w:rFonts w:ascii="Times New Roman" w:eastAsia="Times New Roman" w:hAnsi="Times New Roman" w:cs="Times New Roman"/>
-                <w:sz w:val="24"/>
-                <w:szCs w:val="24"/>
-                <w:lang w:val="tr-TR" w:eastAsia="tr-TR"/>
-              </w:rPr>
-              <w:t>800</w:t>
+            <w:vMerge/>
+            <w:tcMar>
+              <w:top w:w="30" w:type="dxa"/>
+              <w:left w:w="45" w:type="dxa"/>
+              <w:bottom w:w="30" w:type="dxa"/>
+              <w:right w:w="45" w:type="dxa"/>
+            </w:tcMar>
+          </w:tcPr>
+          <w:p>
+            <w:pPr>
+              <w:rPr>
+                <w:rFonts w:ascii="Times New Roman" w:hAnsi="Times New Roman" w:cs="Times New Roman"/>
+                <w:sz w:val="24"/>
+                <w:szCs w:val="24"/>
+              </w:rPr>
+            </w:pPr>
+          </w:p>
+        </w:tc>
+        <w:tc>
+          <w:tcPr>
+            <w:tcW w:w="0" w:type="auto"/>
+            <w:tcMar>
+              <w:top w:w="30" w:type="dxa"/>
+              <w:left w:w="45" w:type="dxa"/>
+              <w:bottom w:w="30" w:type="dxa"/>
+              <w:right w:w="45" w:type="dxa"/>
+            </w:tcMar>
+          </w:tcPr>
+          <w:p>
+            <w:pPr>
+              <w:rPr>
+                <w:rFonts w:ascii="Times New Roman" w:hAnsi="Times New Roman" w:cs="Times New Roman"/>
+                <w:sz w:val="24"/>
+                <w:szCs w:val="24"/>
+              </w:rPr>
+            </w:pPr>
+            <w:r>
+              <w:rPr>
+                <w:rFonts w:ascii="Times New Roman" w:hAnsi="Times New Roman" w:cs="Times New Roman"/>
+                <w:sz w:val="24"/>
+                <w:szCs w:val="24"/>
+              </w:rPr>
+              <w:t>alpha</w:t>
+            </w:r>
+          </w:p>
+        </w:tc>
+        <w:tc>
+          <w:tcPr>
+            <w:tcW w:w="2638" w:type="dxa"/>
+            <w:tcMar>
+              <w:top w:w="30" w:type="dxa"/>
+              <w:left w:w="45" w:type="dxa"/>
+              <w:bottom w:w="30" w:type="dxa"/>
+              <w:right w:w="45" w:type="dxa"/>
+            </w:tcMar>
+          </w:tcPr>
+          <w:p>
+            <w:pPr>
+              <w:rPr>
+                <w:rFonts w:ascii="Times New Roman" w:hAnsi="Times New Roman" w:cs="Times New Roman"/>
+                <w:sz w:val="24"/>
+                <w:szCs w:val="24"/>
+              </w:rPr>
+            </w:pPr>
+            <w:r>
+              <w:rPr>
+                <w:rFonts w:ascii="Times New Roman" w:hAnsi="Times New Roman" w:cs="Times New Roman"/>
+                <w:sz w:val="24"/>
+                <w:szCs w:val="24"/>
+              </w:rPr>
+              <w:t>1.0</w:t>
             </w:r>
           </w:p>
         </w:tc>
@@ -2322,87 +2135,70 @@
               <w:bottom w:w="30" w:type="dxa"/>
               <w:right w:w="45" w:type="dxa"/>
             </w:tcMar>
-            <w:vAlign w:val="bottom"/>
-            <w:hideMark/>
-          </w:tcPr>
-          <w:p>
-            <w:pPr>
-              <w:spacing w:after="0" w:line="240" w:lineRule="auto"/>
-              <w:jc w:val="right"/>
-              <w:rPr>
-                <w:rFonts w:ascii="Times New Roman" w:eastAsia="Times New Roman" w:hAnsi="Times New Roman" w:cs="Times New Roman"/>
-                <w:sz w:val="24"/>
-                <w:szCs w:val="24"/>
-                <w:lang w:val="tr-TR" w:eastAsia="tr-TR"/>
-              </w:rPr>
-            </w:pPr>
-          </w:p>
-        </w:tc>
-        <w:tc>
-          <w:tcPr>
-            <w:tcW w:w="0" w:type="auto"/>
-            <w:tcMar>
-              <w:top w:w="30" w:type="dxa"/>
-              <w:left w:w="45" w:type="dxa"/>
-              <w:bottom w:w="30" w:type="dxa"/>
-              <w:right w:w="45" w:type="dxa"/>
-            </w:tcMar>
-            <w:vAlign w:val="bottom"/>
-            <w:hideMark/>
-          </w:tcPr>
-          <w:p>
-            <w:pPr>
-              <w:spacing w:after="0" w:line="240" w:lineRule="auto"/>
-              <w:rPr>
-                <w:rFonts w:ascii="Times New Roman" w:eastAsia="Times New Roman" w:hAnsi="Times New Roman" w:cs="Times New Roman"/>
-                <w:sz w:val="24"/>
-                <w:szCs w:val="24"/>
-                <w:lang w:val="tr-TR" w:eastAsia="tr-TR"/>
-              </w:rPr>
-            </w:pPr>
-            <w:proofErr w:type="spellStart"/>
-            <w:r>
-              <w:rPr>
-                <w:rFonts w:ascii="Times New Roman" w:eastAsia="Times New Roman" w:hAnsi="Times New Roman" w:cs="Times New Roman"/>
-                <w:sz w:val="24"/>
-                <w:szCs w:val="24"/>
-                <w:lang w:val="tr-TR" w:eastAsia="tr-TR"/>
-              </w:rPr>
-              <w:t>learning_rate</w:t>
-            </w:r>
-            <w:proofErr w:type="spellEnd"/>
-          </w:p>
-        </w:tc>
-        <w:tc>
-          <w:tcPr>
-            <w:tcW w:w="2688" w:type="dxa"/>
-            <w:tcMar>
-              <w:top w:w="30" w:type="dxa"/>
-              <w:left w:w="45" w:type="dxa"/>
-              <w:bottom w:w="30" w:type="dxa"/>
-              <w:right w:w="45" w:type="dxa"/>
-            </w:tcMar>
-            <w:vAlign w:val="bottom"/>
-            <w:hideMark/>
-          </w:tcPr>
-          <w:p>
-            <w:pPr>
-              <w:spacing w:after="0" w:line="240" w:lineRule="auto"/>
-              <w:rPr>
-                <w:rFonts w:ascii="Times New Roman" w:eastAsia="Times New Roman" w:hAnsi="Times New Roman" w:cs="Times New Roman"/>
-                <w:sz w:val="24"/>
-                <w:szCs w:val="24"/>
-                <w:lang w:val="tr-TR" w:eastAsia="tr-TR"/>
-              </w:rPr>
-            </w:pPr>
-            <w:r>
-              <w:rPr>
-                <w:rFonts w:ascii="Times New Roman" w:eastAsia="Times New Roman" w:hAnsi="Times New Roman" w:cs="Times New Roman"/>
-                <w:sz w:val="24"/>
-                <w:szCs w:val="24"/>
-                <w:lang w:val="tr-TR" w:eastAsia="tr-TR"/>
-              </w:rPr>
-              <w:t>0.05</w:t>
+          </w:tcPr>
+          <w:p>
+            <w:pPr>
+              <w:rPr>
+                <w:rFonts w:ascii="Times New Roman" w:hAnsi="Times New Roman" w:cs="Times New Roman"/>
+                <w:sz w:val="24"/>
+                <w:szCs w:val="24"/>
+              </w:rPr>
+            </w:pPr>
+          </w:p>
+        </w:tc>
+        <w:tc>
+          <w:tcPr>
+            <w:tcW w:w="0" w:type="auto"/>
+            <w:tcMar>
+              <w:top w:w="30" w:type="dxa"/>
+              <w:left w:w="45" w:type="dxa"/>
+              <w:bottom w:w="30" w:type="dxa"/>
+              <w:right w:w="45" w:type="dxa"/>
+            </w:tcMar>
+          </w:tcPr>
+          <w:p>
+            <w:pPr>
+              <w:rPr>
+                <w:rFonts w:ascii="Times New Roman" w:hAnsi="Times New Roman" w:cs="Times New Roman"/>
+                <w:sz w:val="24"/>
+                <w:szCs w:val="24"/>
+              </w:rPr>
+            </w:pPr>
+            <w:r>
+              <w:rPr>
+                <w:rFonts w:ascii="Times New Roman" w:hAnsi="Times New Roman" w:cs="Times New Roman"/>
+                <w:sz w:val="24"/>
+                <w:szCs w:val="24"/>
+              </w:rPr>
+              <w:t>gamma</w:t>
+            </w:r>
+          </w:p>
+        </w:tc>
+        <w:tc>
+          <w:tcPr>
+            <w:tcW w:w="2638" w:type="dxa"/>
+            <w:tcMar>
+              <w:top w:w="30" w:type="dxa"/>
+              <w:left w:w="45" w:type="dxa"/>
+              <w:bottom w:w="30" w:type="dxa"/>
+              <w:right w:w="45" w:type="dxa"/>
+            </w:tcMar>
+          </w:tcPr>
+          <w:p>
+            <w:pPr>
+              <w:rPr>
+                <w:rFonts w:ascii="Times New Roman" w:hAnsi="Times New Roman" w:cs="Times New Roman"/>
+                <w:sz w:val="24"/>
+                <w:szCs w:val="24"/>
+              </w:rPr>
+            </w:pPr>
+            <w:r>
+              <w:rPr>
+                <w:rFonts w:ascii="Times New Roman" w:hAnsi="Times New Roman" w:cs="Times New Roman"/>
+                <w:sz w:val="24"/>
+                <w:szCs w:val="24"/>
+              </w:rPr>
+              <w:t>0.1</w:t>
             </w:r>
           </w:p>
         </w:tc>
@@ -2421,87 +2217,70 @@
               <w:bottom w:w="30" w:type="dxa"/>
               <w:right w:w="45" w:type="dxa"/>
             </w:tcMar>
-            <w:vAlign w:val="bottom"/>
-            <w:hideMark/>
-          </w:tcPr>
-          <w:p>
-            <w:pPr>
-              <w:spacing w:after="0" w:line="240" w:lineRule="auto"/>
-              <w:rPr>
-                <w:rFonts w:ascii="Times New Roman" w:eastAsia="Times New Roman" w:hAnsi="Times New Roman" w:cs="Times New Roman"/>
-                <w:sz w:val="24"/>
-                <w:szCs w:val="24"/>
-                <w:lang w:val="tr-TR" w:eastAsia="tr-TR"/>
-              </w:rPr>
-            </w:pPr>
-          </w:p>
-        </w:tc>
-        <w:tc>
-          <w:tcPr>
-            <w:tcW w:w="0" w:type="auto"/>
-            <w:tcMar>
-              <w:top w:w="30" w:type="dxa"/>
-              <w:left w:w="45" w:type="dxa"/>
-              <w:bottom w:w="30" w:type="dxa"/>
-              <w:right w:w="45" w:type="dxa"/>
-            </w:tcMar>
-            <w:vAlign w:val="bottom"/>
-            <w:hideMark/>
-          </w:tcPr>
-          <w:p>
-            <w:pPr>
-              <w:spacing w:after="0" w:line="240" w:lineRule="auto"/>
-              <w:rPr>
-                <w:rFonts w:ascii="Times New Roman" w:eastAsia="Times New Roman" w:hAnsi="Times New Roman" w:cs="Times New Roman"/>
-                <w:sz w:val="24"/>
-                <w:szCs w:val="24"/>
-                <w:lang w:val="tr-TR" w:eastAsia="tr-TR"/>
-              </w:rPr>
-            </w:pPr>
-            <w:proofErr w:type="spellStart"/>
-            <w:r>
-              <w:rPr>
-                <w:rFonts w:ascii="Times New Roman" w:eastAsia="Times New Roman" w:hAnsi="Times New Roman" w:cs="Times New Roman"/>
-                <w:sz w:val="24"/>
-                <w:szCs w:val="24"/>
-                <w:lang w:val="tr-TR" w:eastAsia="tr-TR"/>
-              </w:rPr>
-              <w:t>depth</w:t>
-            </w:r>
-            <w:proofErr w:type="spellEnd"/>
-          </w:p>
-        </w:tc>
-        <w:tc>
-          <w:tcPr>
-            <w:tcW w:w="2688" w:type="dxa"/>
-            <w:tcMar>
-              <w:top w:w="30" w:type="dxa"/>
-              <w:left w:w="45" w:type="dxa"/>
-              <w:bottom w:w="30" w:type="dxa"/>
-              <w:right w:w="45" w:type="dxa"/>
-            </w:tcMar>
-            <w:vAlign w:val="bottom"/>
-            <w:hideMark/>
-          </w:tcPr>
-          <w:p>
-            <w:pPr>
-              <w:spacing w:after="0" w:line="240" w:lineRule="auto"/>
-              <w:jc w:val="right"/>
-              <w:rPr>
-                <w:rFonts w:ascii="Times New Roman" w:eastAsia="Times New Roman" w:hAnsi="Times New Roman" w:cs="Times New Roman"/>
-                <w:sz w:val="24"/>
-                <w:szCs w:val="24"/>
-                <w:lang w:val="tr-TR" w:eastAsia="tr-TR"/>
-              </w:rPr>
-            </w:pPr>
-            <w:r>
-              <w:rPr>
-                <w:rFonts w:ascii="Times New Roman" w:eastAsia="Times New Roman" w:hAnsi="Times New Roman" w:cs="Times New Roman"/>
-                <w:sz w:val="24"/>
-                <w:szCs w:val="24"/>
-                <w:lang w:val="tr-TR" w:eastAsia="tr-TR"/>
-              </w:rPr>
-              <w:t>6</w:t>
+          </w:tcPr>
+          <w:p>
+            <w:pPr>
+              <w:rPr>
+                <w:rFonts w:ascii="Times New Roman" w:hAnsi="Times New Roman" w:cs="Times New Roman"/>
+                <w:sz w:val="24"/>
+                <w:szCs w:val="24"/>
+              </w:rPr>
+            </w:pPr>
+          </w:p>
+        </w:tc>
+        <w:tc>
+          <w:tcPr>
+            <w:tcW w:w="0" w:type="auto"/>
+            <w:tcMar>
+              <w:top w:w="30" w:type="dxa"/>
+              <w:left w:w="45" w:type="dxa"/>
+              <w:bottom w:w="30" w:type="dxa"/>
+              <w:right w:w="45" w:type="dxa"/>
+            </w:tcMar>
+          </w:tcPr>
+          <w:p>
+            <w:pPr>
+              <w:rPr>
+                <w:rFonts w:ascii="Times New Roman" w:hAnsi="Times New Roman" w:cs="Times New Roman"/>
+                <w:sz w:val="24"/>
+                <w:szCs w:val="24"/>
+              </w:rPr>
+            </w:pPr>
+            <w:r>
+              <w:rPr>
+                <w:rFonts w:ascii="Times New Roman" w:hAnsi="Times New Roman" w:cs="Times New Roman"/>
+                <w:sz w:val="24"/>
+                <w:szCs w:val="24"/>
+              </w:rPr>
+              <w:t>lag</w:t>
+            </w:r>
+          </w:p>
+        </w:tc>
+        <w:tc>
+          <w:tcPr>
+            <w:tcW w:w="2638" w:type="dxa"/>
+            <w:tcMar>
+              <w:top w:w="30" w:type="dxa"/>
+              <w:left w:w="45" w:type="dxa"/>
+              <w:bottom w:w="30" w:type="dxa"/>
+              <w:right w:w="45" w:type="dxa"/>
+            </w:tcMar>
+          </w:tcPr>
+          <w:p>
+            <w:pPr>
+              <w:rPr>
+                <w:rFonts w:ascii="Times New Roman" w:hAnsi="Times New Roman" w:cs="Times New Roman"/>
+                <w:sz w:val="24"/>
+                <w:szCs w:val="24"/>
+              </w:rPr>
+            </w:pPr>
+            <w:r>
+              <w:rPr>
+                <w:rFonts w:ascii="Times New Roman" w:hAnsi="Times New Roman" w:cs="Times New Roman"/>
+                <w:sz w:val="24"/>
+                <w:szCs w:val="24"/>
+              </w:rPr>
+              <w:t>12</w:t>
             </w:r>
           </w:p>
         </w:tc>
@@ -2520,87 +2299,98 @@
               <w:bottom w:w="30" w:type="dxa"/>
               <w:right w:w="45" w:type="dxa"/>
             </w:tcMar>
-            <w:vAlign w:val="bottom"/>
-            <w:hideMark/>
-          </w:tcPr>
-          <w:p>
-            <w:pPr>
-              <w:spacing w:after="0" w:line="240" w:lineRule="auto"/>
-              <w:jc w:val="right"/>
-              <w:rPr>
-                <w:rFonts w:ascii="Times New Roman" w:eastAsia="Times New Roman" w:hAnsi="Times New Roman" w:cs="Times New Roman"/>
-                <w:sz w:val="24"/>
-                <w:szCs w:val="24"/>
-                <w:lang w:val="tr-TR" w:eastAsia="tr-TR"/>
-              </w:rPr>
-            </w:pPr>
-          </w:p>
-        </w:tc>
-        <w:tc>
-          <w:tcPr>
-            <w:tcW w:w="0" w:type="auto"/>
-            <w:tcMar>
-              <w:top w:w="30" w:type="dxa"/>
-              <w:left w:w="45" w:type="dxa"/>
-              <w:bottom w:w="30" w:type="dxa"/>
-              <w:right w:w="45" w:type="dxa"/>
-            </w:tcMar>
-            <w:vAlign w:val="bottom"/>
-            <w:hideMark/>
-          </w:tcPr>
-          <w:p>
-            <w:pPr>
-              <w:spacing w:after="0" w:line="240" w:lineRule="auto"/>
-              <w:rPr>
-                <w:rFonts w:ascii="Times New Roman" w:eastAsia="Times New Roman" w:hAnsi="Times New Roman" w:cs="Times New Roman"/>
-                <w:sz w:val="24"/>
-                <w:szCs w:val="24"/>
-                <w:lang w:val="tr-TR" w:eastAsia="tr-TR"/>
-              </w:rPr>
-            </w:pPr>
-            <w:proofErr w:type="spellStart"/>
-            <w:r>
-              <w:rPr>
-                <w:rFonts w:ascii="Times New Roman" w:eastAsia="Times New Roman" w:hAnsi="Times New Roman" w:cs="Times New Roman"/>
-                <w:sz w:val="24"/>
-                <w:szCs w:val="24"/>
-                <w:lang w:val="tr-TR" w:eastAsia="tr-TR"/>
-              </w:rPr>
-              <w:t>eval_metric</w:t>
-            </w:r>
-            <w:proofErr w:type="spellEnd"/>
-          </w:p>
-        </w:tc>
-        <w:tc>
-          <w:tcPr>
-            <w:tcW w:w="2688" w:type="dxa"/>
-            <w:tcMar>
-              <w:top w:w="30" w:type="dxa"/>
-              <w:left w:w="45" w:type="dxa"/>
-              <w:bottom w:w="30" w:type="dxa"/>
-              <w:right w:w="45" w:type="dxa"/>
-            </w:tcMar>
-            <w:vAlign w:val="bottom"/>
-            <w:hideMark/>
-          </w:tcPr>
-          <w:p>
-            <w:pPr>
-              <w:spacing w:after="0" w:line="240" w:lineRule="auto"/>
-              <w:rPr>
-                <w:rFonts w:ascii="Times New Roman" w:eastAsia="Times New Roman" w:hAnsi="Times New Roman" w:cs="Times New Roman"/>
-                <w:sz w:val="24"/>
-                <w:szCs w:val="24"/>
-                <w:lang w:val="tr-TR" w:eastAsia="tr-TR"/>
-              </w:rPr>
-            </w:pPr>
-            <w:r>
-              <w:rPr>
-                <w:rFonts w:ascii="Times New Roman" w:eastAsia="Times New Roman" w:hAnsi="Times New Roman" w:cs="Times New Roman"/>
-                <w:sz w:val="24"/>
-                <w:szCs w:val="24"/>
-                <w:lang w:val="tr-TR" w:eastAsia="tr-TR"/>
-              </w:rPr>
-              <w:t>RMSE</w:t>
+          </w:tcPr>
+          <w:p>
+            <w:pPr>
+              <w:rPr>
+                <w:rFonts w:ascii="Times New Roman" w:hAnsi="Times New Roman" w:cs="Times New Roman"/>
+                <w:sz w:val="24"/>
+                <w:szCs w:val="24"/>
+              </w:rPr>
+            </w:pPr>
+          </w:p>
+        </w:tc>
+        <w:tc>
+          <w:tcPr>
+            <w:tcW w:w="0" w:type="auto"/>
+            <w:tcMar>
+              <w:top w:w="30" w:type="dxa"/>
+              <w:left w:w="45" w:type="dxa"/>
+              <w:bottom w:w="30" w:type="dxa"/>
+              <w:right w:w="45" w:type="dxa"/>
+            </w:tcMar>
+          </w:tcPr>
+          <w:p>
+            <w:pPr>
+              <w:rPr>
+                <w:rFonts w:ascii="Times New Roman" w:hAnsi="Times New Roman" w:cs="Times New Roman"/>
+                <w:sz w:val="24"/>
+                <w:szCs w:val="24"/>
+              </w:rPr>
+            </w:pPr>
+            <w:r>
+              <w:rPr>
+                <w:rFonts w:ascii="Times New Roman" w:hAnsi="Times New Roman" w:cs="Times New Roman"/>
+                <w:sz w:val="24"/>
+                <w:szCs w:val="24"/>
+              </w:rPr>
+              <w:t>Cross Validation</w:t>
+            </w:r>
+          </w:p>
+        </w:tc>
+        <w:tc>
+          <w:tcPr>
+            <w:tcW w:w="2638" w:type="dxa"/>
+            <w:tcMar>
+              <w:top w:w="30" w:type="dxa"/>
+              <w:left w:w="45" w:type="dxa"/>
+              <w:bottom w:w="30" w:type="dxa"/>
+              <w:right w:w="45" w:type="dxa"/>
+            </w:tcMar>
+          </w:tcPr>
+          <w:p>
+            <w:pPr>
+              <w:rPr>
+                <w:rFonts w:ascii="Times New Roman" w:hAnsi="Times New Roman" w:cs="Times New Roman"/>
+                <w:sz w:val="24"/>
+                <w:szCs w:val="24"/>
+              </w:rPr>
+            </w:pPr>
+            <w:proofErr w:type="spellStart"/>
+            <w:r>
+              <w:rPr>
+                <w:rFonts w:ascii="Times New Roman" w:hAnsi="Times New Roman" w:cs="Times New Roman"/>
+                <w:sz w:val="24"/>
+                <w:szCs w:val="24"/>
+              </w:rPr>
+              <w:t>TimeSeriesSplit</w:t>
+            </w:r>
+            <w:proofErr w:type="spellEnd"/>
+            <w:r>
+              <w:rPr>
+                <w:rFonts w:ascii="Times New Roman" w:hAnsi="Times New Roman" w:cs="Times New Roman"/>
+                <w:sz w:val="24"/>
+                <w:szCs w:val="24"/>
+              </w:rPr>
+              <w:t xml:space="preserve"> (</w:t>
+            </w:r>
+            <w:proofErr w:type="spellStart"/>
+            <w:r>
+              <w:rPr>
+                <w:rFonts w:ascii="Times New Roman" w:hAnsi="Times New Roman" w:cs="Times New Roman"/>
+                <w:sz w:val="24"/>
+                <w:szCs w:val="24"/>
+              </w:rPr>
+              <w:t>n_splits</w:t>
+            </w:r>
+            <w:proofErr w:type="spellEnd"/>
+            <w:r>
+              <w:rPr>
+                <w:rFonts w:ascii="Times New Roman" w:hAnsi="Times New Roman" w:cs="Times New Roman"/>
+                <w:sz w:val="24"/>
+                <w:szCs w:val="24"/>
+              </w:rPr>
+              <w:t>=5)</w:t>
             </w:r>
           </w:p>
         </w:tc>
@@ -2619,87 +2409,80 @@
               <w:bottom w:w="30" w:type="dxa"/>
               <w:right w:w="45" w:type="dxa"/>
             </w:tcMar>
-            <w:vAlign w:val="bottom"/>
-            <w:hideMark/>
-          </w:tcPr>
-          <w:p>
-            <w:pPr>
-              <w:spacing w:after="0" w:line="240" w:lineRule="auto"/>
-              <w:rPr>
-                <w:rFonts w:ascii="Times New Roman" w:eastAsia="Times New Roman" w:hAnsi="Times New Roman" w:cs="Times New Roman"/>
-                <w:sz w:val="24"/>
-                <w:szCs w:val="24"/>
-                <w:lang w:val="tr-TR" w:eastAsia="tr-TR"/>
-              </w:rPr>
-            </w:pPr>
-          </w:p>
-        </w:tc>
-        <w:tc>
-          <w:tcPr>
-            <w:tcW w:w="0" w:type="auto"/>
-            <w:tcMar>
-              <w:top w:w="30" w:type="dxa"/>
-              <w:left w:w="45" w:type="dxa"/>
-              <w:bottom w:w="30" w:type="dxa"/>
-              <w:right w:w="45" w:type="dxa"/>
-            </w:tcMar>
-            <w:vAlign w:val="bottom"/>
-            <w:hideMark/>
-          </w:tcPr>
-          <w:p>
-            <w:pPr>
-              <w:spacing w:after="0" w:line="240" w:lineRule="auto"/>
-              <w:rPr>
-                <w:rFonts w:ascii="Times New Roman" w:eastAsia="Times New Roman" w:hAnsi="Times New Roman" w:cs="Times New Roman"/>
-                <w:sz w:val="24"/>
-                <w:szCs w:val="24"/>
-                <w:lang w:val="tr-TR" w:eastAsia="tr-TR"/>
-              </w:rPr>
-            </w:pPr>
-            <w:proofErr w:type="spellStart"/>
-            <w:r>
-              <w:rPr>
-                <w:rFonts w:ascii="Times New Roman" w:eastAsia="Times New Roman" w:hAnsi="Times New Roman" w:cs="Times New Roman"/>
-                <w:sz w:val="24"/>
-                <w:szCs w:val="24"/>
-                <w:lang w:val="tr-TR" w:eastAsia="tr-TR"/>
-              </w:rPr>
-              <w:t>early_stopping_rounds</w:t>
-            </w:r>
-            <w:proofErr w:type="spellEnd"/>
-          </w:p>
-        </w:tc>
-        <w:tc>
-          <w:tcPr>
-            <w:tcW w:w="2688" w:type="dxa"/>
-            <w:tcMar>
-              <w:top w:w="30" w:type="dxa"/>
-              <w:left w:w="45" w:type="dxa"/>
-              <w:bottom w:w="30" w:type="dxa"/>
-              <w:right w:w="45" w:type="dxa"/>
-            </w:tcMar>
-            <w:vAlign w:val="bottom"/>
-            <w:hideMark/>
-          </w:tcPr>
-          <w:p>
-            <w:pPr>
-              <w:spacing w:after="0" w:line="240" w:lineRule="auto"/>
-              <w:jc w:val="right"/>
-              <w:rPr>
-                <w:rFonts w:ascii="Times New Roman" w:eastAsia="Times New Roman" w:hAnsi="Times New Roman" w:cs="Times New Roman"/>
-                <w:sz w:val="24"/>
-                <w:szCs w:val="24"/>
-                <w:lang w:val="tr-TR" w:eastAsia="tr-TR"/>
-              </w:rPr>
-            </w:pPr>
-            <w:r>
-              <w:rPr>
-                <w:rFonts w:ascii="Times New Roman" w:eastAsia="Times New Roman" w:hAnsi="Times New Roman" w:cs="Times New Roman"/>
-                <w:sz w:val="24"/>
-                <w:szCs w:val="24"/>
-                <w:lang w:val="tr-TR" w:eastAsia="tr-TR"/>
-              </w:rPr>
-              <w:t>50</w:t>
+          </w:tcPr>
+          <w:p>
+            <w:pPr>
+              <w:rPr>
+                <w:rFonts w:ascii="Times New Roman" w:hAnsi="Times New Roman" w:cs="Times New Roman"/>
+                <w:sz w:val="24"/>
+                <w:szCs w:val="24"/>
+              </w:rPr>
+            </w:pPr>
+          </w:p>
+        </w:tc>
+        <w:tc>
+          <w:tcPr>
+            <w:tcW w:w="0" w:type="auto"/>
+            <w:tcMar>
+              <w:top w:w="30" w:type="dxa"/>
+              <w:left w:w="45" w:type="dxa"/>
+              <w:bottom w:w="30" w:type="dxa"/>
+              <w:right w:w="45" w:type="dxa"/>
+            </w:tcMar>
+          </w:tcPr>
+          <w:p>
+            <w:pPr>
+              <w:rPr>
+                <w:rFonts w:ascii="Times New Roman" w:hAnsi="Times New Roman" w:cs="Times New Roman"/>
+                <w:sz w:val="24"/>
+                <w:szCs w:val="24"/>
+              </w:rPr>
+            </w:pPr>
+            <w:r>
+              <w:rPr>
+                <w:rFonts w:ascii="Times New Roman" w:hAnsi="Times New Roman" w:cs="Times New Roman"/>
+                <w:sz w:val="24"/>
+                <w:szCs w:val="24"/>
+              </w:rPr>
+              <w:t>Preprocessing</w:t>
+            </w:r>
+          </w:p>
+        </w:tc>
+        <w:tc>
+          <w:tcPr>
+            <w:tcW w:w="2638" w:type="dxa"/>
+            <w:tcMar>
+              <w:top w:w="30" w:type="dxa"/>
+              <w:left w:w="45" w:type="dxa"/>
+              <w:bottom w:w="30" w:type="dxa"/>
+              <w:right w:w="45" w:type="dxa"/>
+            </w:tcMar>
+          </w:tcPr>
+          <w:p>
+            <w:pPr>
+              <w:rPr>
+                <w:rFonts w:ascii="Times New Roman" w:hAnsi="Times New Roman" w:cs="Times New Roman"/>
+                <w:sz w:val="24"/>
+                <w:szCs w:val="24"/>
+              </w:rPr>
+            </w:pPr>
+            <w:proofErr w:type="spellStart"/>
+            <w:r>
+              <w:rPr>
+                <w:rFonts w:ascii="Times New Roman" w:hAnsi="Times New Roman" w:cs="Times New Roman"/>
+                <w:sz w:val="24"/>
+                <w:szCs w:val="24"/>
+              </w:rPr>
+              <w:t>StandardScaler</w:t>
+            </w:r>
+            <w:proofErr w:type="spellEnd"/>
+            <w:r>
+              <w:rPr>
+                <w:rFonts w:ascii="Times New Roman" w:hAnsi="Times New Roman" w:cs="Times New Roman"/>
+                <w:sz w:val="24"/>
+                <w:szCs w:val="24"/>
+              </w:rPr>
+              <w:t xml:space="preserve"> (Applied)</w:t>
             </w:r>
           </w:p>
         </w:tc>
@@ -2711,7 +2494,97 @@
         <w:tc>
           <w:tcPr>
             <w:tcW w:w="0" w:type="auto"/>
-            <w:vMerge/>
+            <w:vMerge w:val="restart"/>
+            <w:tcMar>
+              <w:top w:w="30" w:type="dxa"/>
+              <w:left w:w="45" w:type="dxa"/>
+              <w:bottom w:w="30" w:type="dxa"/>
+              <w:right w:w="45" w:type="dxa"/>
+            </w:tcMar>
+            <w:vAlign w:val="center"/>
+            <w:hideMark/>
+          </w:tcPr>
+          <w:p>
+            <w:pPr>
+              <w:spacing w:after="0" w:line="240" w:lineRule="auto"/>
+              <w:rPr>
+                <w:rFonts w:ascii="Times New Roman" w:eastAsia="Times New Roman" w:hAnsi="Times New Roman" w:cs="Times New Roman"/>
+                <w:sz w:val="24"/>
+                <w:szCs w:val="24"/>
+                <w:lang w:val="tr-TR" w:eastAsia="tr-TR"/>
+              </w:rPr>
+            </w:pPr>
+            <w:r>
+              <w:rPr>
+                <w:rFonts w:ascii="Times New Roman" w:eastAsia="Times New Roman" w:hAnsi="Times New Roman" w:cs="Times New Roman"/>
+                <w:sz w:val="24"/>
+                <w:szCs w:val="24"/>
+                <w:lang w:val="tr-TR" w:eastAsia="tr-TR"/>
+              </w:rPr>
+              <w:t xml:space="preserve">Random </w:t>
+            </w:r>
+            <w:proofErr w:type="spellStart"/>
+            <w:r>
+              <w:rPr>
+                <w:rFonts w:ascii="Times New Roman" w:eastAsia="Times New Roman" w:hAnsi="Times New Roman" w:cs="Times New Roman"/>
+                <w:sz w:val="24"/>
+                <w:szCs w:val="24"/>
+                <w:lang w:val="tr-TR" w:eastAsia="tr-TR"/>
+              </w:rPr>
+              <w:t>Forest</w:t>
+            </w:r>
+            <w:proofErr w:type="spellEnd"/>
+          </w:p>
+        </w:tc>
+        <w:tc>
+          <w:tcPr>
+            <w:tcW w:w="0" w:type="auto"/>
+            <w:tcMar>
+              <w:top w:w="30" w:type="dxa"/>
+              <w:left w:w="45" w:type="dxa"/>
+              <w:bottom w:w="30" w:type="dxa"/>
+              <w:right w:w="45" w:type="dxa"/>
+            </w:tcMar>
+            <w:vAlign w:val="bottom"/>
+            <w:hideMark/>
+          </w:tcPr>
+          <w:p>
+            <w:pPr>
+              <w:spacing w:after="0" w:line="240" w:lineRule="auto"/>
+              <w:rPr>
+                <w:rFonts w:ascii="Times New Roman" w:eastAsia="Times New Roman" w:hAnsi="Times New Roman" w:cs="Times New Roman"/>
+                <w:sz w:val="24"/>
+                <w:szCs w:val="24"/>
+                <w:lang w:val="tr-TR" w:eastAsia="tr-TR"/>
+              </w:rPr>
+            </w:pPr>
+            <w:proofErr w:type="spellStart"/>
+            <w:proofErr w:type="gramStart"/>
+            <w:r>
+              <w:rPr>
+                <w:rFonts w:ascii="Times New Roman" w:eastAsia="Times New Roman" w:hAnsi="Times New Roman" w:cs="Times New Roman"/>
+                <w:sz w:val="24"/>
+                <w:szCs w:val="24"/>
+                <w:lang w:val="tr-TR" w:eastAsia="tr-TR"/>
+              </w:rPr>
+              <w:t>n</w:t>
+            </w:r>
+            <w:proofErr w:type="gramEnd"/>
+            <w:r>
+              <w:rPr>
+                <w:rFonts w:ascii="Times New Roman" w:eastAsia="Times New Roman" w:hAnsi="Times New Roman" w:cs="Times New Roman"/>
+                <w:sz w:val="24"/>
+                <w:szCs w:val="24"/>
+                <w:lang w:val="tr-TR" w:eastAsia="tr-TR"/>
+              </w:rPr>
+              <w:t>_estimators</w:t>
+            </w:r>
+            <w:proofErr w:type="spellEnd"/>
+          </w:p>
+        </w:tc>
+        <w:tc>
+          <w:tcPr>
+            <w:tcW w:w="2638" w:type="dxa"/>
             <w:tcMar>
               <w:top w:w="30" w:type="dxa"/>
               <w:left w:w="45" w:type="dxa"/>
@@ -2732,74 +2605,14 @@
                 <w:lang w:val="tr-TR" w:eastAsia="tr-TR"/>
               </w:rPr>
             </w:pPr>
-          </w:p>
-        </w:tc>
-        <w:tc>
-          <w:tcPr>
-            <w:tcW w:w="0" w:type="auto"/>
-            <w:tcMar>
-              <w:top w:w="30" w:type="dxa"/>
-              <w:left w:w="45" w:type="dxa"/>
-              <w:bottom w:w="30" w:type="dxa"/>
-              <w:right w:w="45" w:type="dxa"/>
-            </w:tcMar>
-            <w:vAlign w:val="bottom"/>
-            <w:hideMark/>
-          </w:tcPr>
-          <w:p>
-            <w:pPr>
-              <w:spacing w:after="0" w:line="240" w:lineRule="auto"/>
-              <w:rPr>
-                <w:rFonts w:ascii="Times New Roman" w:eastAsia="Times New Roman" w:hAnsi="Times New Roman" w:cs="Times New Roman"/>
-                <w:sz w:val="24"/>
-                <w:szCs w:val="24"/>
-                <w:lang w:val="tr-TR" w:eastAsia="tr-TR"/>
-              </w:rPr>
-            </w:pPr>
-            <w:proofErr w:type="spellStart"/>
-            <w:r>
-              <w:rPr>
-                <w:rFonts w:ascii="Times New Roman" w:eastAsia="Times New Roman" w:hAnsi="Times New Roman" w:cs="Times New Roman"/>
-                <w:sz w:val="24"/>
-                <w:szCs w:val="24"/>
-                <w:lang w:val="tr-TR" w:eastAsia="tr-TR"/>
-              </w:rPr>
-              <w:t>random_seed</w:t>
-            </w:r>
-            <w:proofErr w:type="spellEnd"/>
-          </w:p>
-        </w:tc>
-        <w:tc>
-          <w:tcPr>
-            <w:tcW w:w="2688" w:type="dxa"/>
-            <w:tcMar>
-              <w:top w:w="30" w:type="dxa"/>
-              <w:left w:w="45" w:type="dxa"/>
-              <w:bottom w:w="30" w:type="dxa"/>
-              <w:right w:w="45" w:type="dxa"/>
-            </w:tcMar>
-            <w:vAlign w:val="bottom"/>
-            <w:hideMark/>
-          </w:tcPr>
-          <w:p>
-            <w:pPr>
-              <w:spacing w:after="0" w:line="240" w:lineRule="auto"/>
-              <w:jc w:val="right"/>
-              <w:rPr>
-                <w:rFonts w:ascii="Times New Roman" w:eastAsia="Times New Roman" w:hAnsi="Times New Roman" w:cs="Times New Roman"/>
-                <w:sz w:val="24"/>
-                <w:szCs w:val="24"/>
-                <w:lang w:val="tr-TR" w:eastAsia="tr-TR"/>
-              </w:rPr>
-            </w:pPr>
-            <w:r>
-              <w:rPr>
-                <w:rFonts w:ascii="Times New Roman" w:eastAsia="Times New Roman" w:hAnsi="Times New Roman" w:cs="Times New Roman"/>
-                <w:sz w:val="24"/>
-                <w:szCs w:val="24"/>
-                <w:lang w:val="tr-TR" w:eastAsia="tr-TR"/>
-              </w:rPr>
-              <w:t>42</w:t>
+            <w:r>
+              <w:rPr>
+                <w:rFonts w:ascii="Times New Roman" w:eastAsia="Times New Roman" w:hAnsi="Times New Roman" w:cs="Times New Roman"/>
+                <w:sz w:val="24"/>
+                <w:szCs w:val="24"/>
+                <w:lang w:val="tr-TR" w:eastAsia="tr-TR"/>
+              </w:rPr>
+              <w:t>300</w:t>
             </w:r>
           </w:p>
         </w:tc>
@@ -2864,101 +2677,42 @@
                 <w:szCs w:val="24"/>
                 <w:lang w:val="tr-TR" w:eastAsia="tr-TR"/>
               </w:rPr>
-              <w:t>Categorical</w:t>
-            </w:r>
-            <w:proofErr w:type="spellEnd"/>
-            <w:r>
-              <w:rPr>
-                <w:rFonts w:ascii="Times New Roman" w:eastAsia="Times New Roman" w:hAnsi="Times New Roman" w:cs="Times New Roman"/>
-                <w:sz w:val="24"/>
-                <w:szCs w:val="24"/>
-                <w:lang w:val="tr-TR" w:eastAsia="tr-TR"/>
-              </w:rPr>
-              <w:t xml:space="preserve"> Handling</w:t>
-            </w:r>
-          </w:p>
-        </w:tc>
-        <w:tc>
-          <w:tcPr>
-            <w:tcW w:w="2688" w:type="dxa"/>
-            <w:tcMar>
-              <w:top w:w="30" w:type="dxa"/>
-              <w:left w:w="45" w:type="dxa"/>
-              <w:bottom w:w="30" w:type="dxa"/>
-              <w:right w:w="45" w:type="dxa"/>
-            </w:tcMar>
-            <w:vAlign w:val="bottom"/>
-            <w:hideMark/>
-          </w:tcPr>
-          <w:p>
-            <w:pPr>
-              <w:spacing w:after="0" w:line="240" w:lineRule="auto"/>
-              <w:rPr>
-                <w:rFonts w:ascii="Times New Roman" w:eastAsia="Times New Roman" w:hAnsi="Times New Roman" w:cs="Times New Roman"/>
-                <w:sz w:val="24"/>
-                <w:szCs w:val="24"/>
-                <w:lang w:val="tr-TR" w:eastAsia="tr-TR"/>
-              </w:rPr>
-            </w:pPr>
-            <w:proofErr w:type="spellStart"/>
-            <w:r>
-              <w:rPr>
-                <w:rFonts w:ascii="Times New Roman" w:eastAsia="Times New Roman" w:hAnsi="Times New Roman" w:cs="Times New Roman"/>
-                <w:sz w:val="24"/>
-                <w:szCs w:val="24"/>
-                <w:lang w:val="tr-TR" w:eastAsia="tr-TR"/>
-              </w:rPr>
-              <w:t>Native</w:t>
-            </w:r>
-            <w:proofErr w:type="spellEnd"/>
-            <w:r>
-              <w:rPr>
-                <w:rFonts w:ascii="Times New Roman" w:eastAsia="Times New Roman" w:hAnsi="Times New Roman" w:cs="Times New Roman"/>
-                <w:sz w:val="24"/>
-                <w:szCs w:val="24"/>
-                <w:lang w:val="tr-TR" w:eastAsia="tr-TR"/>
-              </w:rPr>
-              <w:t xml:space="preserve"> (</w:t>
-            </w:r>
-            <w:proofErr w:type="spellStart"/>
-            <w:r>
-              <w:rPr>
-                <w:rFonts w:ascii="Times New Roman" w:eastAsia="Times New Roman" w:hAnsi="Times New Roman" w:cs="Times New Roman"/>
-                <w:sz w:val="24"/>
-                <w:szCs w:val="24"/>
-                <w:lang w:val="tr-TR" w:eastAsia="tr-TR"/>
-              </w:rPr>
-              <w:t>Pool</w:t>
-            </w:r>
-            <w:proofErr w:type="spellEnd"/>
-            <w:r>
-              <w:rPr>
-                <w:rFonts w:ascii="Times New Roman" w:eastAsia="Times New Roman" w:hAnsi="Times New Roman" w:cs="Times New Roman"/>
-                <w:sz w:val="24"/>
-                <w:szCs w:val="24"/>
-                <w:lang w:val="tr-TR" w:eastAsia="tr-TR"/>
-              </w:rPr>
-              <w:t xml:space="preserve"> </w:t>
-            </w:r>
-            <w:proofErr w:type="spellStart"/>
-            <w:r>
-              <w:rPr>
-                <w:rFonts w:ascii="Times New Roman" w:eastAsia="Times New Roman" w:hAnsi="Times New Roman" w:cs="Times New Roman"/>
-                <w:sz w:val="24"/>
-                <w:szCs w:val="24"/>
-                <w:lang w:val="tr-TR" w:eastAsia="tr-TR"/>
-              </w:rPr>
-              <w:t>mechanism</w:t>
-            </w:r>
-            <w:proofErr w:type="spellEnd"/>
-            <w:r>
-              <w:rPr>
-                <w:rFonts w:ascii="Times New Roman" w:eastAsia="Times New Roman" w:hAnsi="Times New Roman" w:cs="Times New Roman"/>
-                <w:sz w:val="24"/>
-                <w:szCs w:val="24"/>
-                <w:lang w:val="tr-TR" w:eastAsia="tr-TR"/>
-              </w:rPr>
-              <w:t>)</w:t>
+              <w:t>max_depth</w:t>
+            </w:r>
+            <w:proofErr w:type="spellEnd"/>
+          </w:p>
+        </w:tc>
+        <w:tc>
+          <w:tcPr>
+            <w:tcW w:w="2638" w:type="dxa"/>
+            <w:tcMar>
+              <w:top w:w="30" w:type="dxa"/>
+              <w:left w:w="45" w:type="dxa"/>
+              <w:bottom w:w="30" w:type="dxa"/>
+              <w:right w:w="45" w:type="dxa"/>
+            </w:tcMar>
+            <w:vAlign w:val="bottom"/>
+            <w:hideMark/>
+          </w:tcPr>
+          <w:p>
+            <w:pPr>
+              <w:spacing w:after="0" w:line="240" w:lineRule="auto"/>
+              <w:jc w:val="right"/>
+              <w:rPr>
+                <w:rFonts w:ascii="Times New Roman" w:eastAsia="Times New Roman" w:hAnsi="Times New Roman" w:cs="Times New Roman"/>
+                <w:sz w:val="24"/>
+                <w:szCs w:val="24"/>
+                <w:lang w:val="tr-TR" w:eastAsia="tr-TR"/>
+              </w:rPr>
+            </w:pPr>
+            <w:r>
+              <w:rPr>
+                <w:rFonts w:ascii="Times New Roman" w:eastAsia="Times New Roman" w:hAnsi="Times New Roman" w:cs="Times New Roman"/>
+                <w:sz w:val="24"/>
+                <w:szCs w:val="24"/>
+                <w:lang w:val="tr-TR" w:eastAsia="tr-TR"/>
+              </w:rPr>
+              <w:t>15</w:t>
             </w:r>
           </w:p>
         </w:tc>
@@ -2970,97 +2724,104 @@
         <w:tc>
           <w:tcPr>
             <w:tcW w:w="0" w:type="auto"/>
-            <w:vMerge w:val="restart"/>
-            <w:tcMar>
-              <w:top w:w="30" w:type="dxa"/>
-              <w:left w:w="45" w:type="dxa"/>
-              <w:bottom w:w="30" w:type="dxa"/>
-              <w:right w:w="45" w:type="dxa"/>
-            </w:tcMar>
-            <w:vAlign w:val="center"/>
-            <w:hideMark/>
-          </w:tcPr>
-          <w:p>
-            <w:pPr>
-              <w:spacing w:after="0" w:line="240" w:lineRule="auto"/>
-              <w:rPr>
-                <w:rFonts w:ascii="Times New Roman" w:eastAsia="Times New Roman" w:hAnsi="Times New Roman" w:cs="Times New Roman"/>
-                <w:sz w:val="24"/>
-                <w:szCs w:val="24"/>
-                <w:lang w:val="tr-TR" w:eastAsia="tr-TR"/>
-              </w:rPr>
-            </w:pPr>
-            <w:r>
-              <w:rPr>
-                <w:rFonts w:ascii="Times New Roman" w:eastAsia="Times New Roman" w:hAnsi="Times New Roman" w:cs="Times New Roman"/>
-                <w:sz w:val="24"/>
-                <w:szCs w:val="24"/>
-                <w:lang w:val="tr-TR" w:eastAsia="tr-TR"/>
-              </w:rPr>
-              <w:t>LSTM</w:t>
-            </w:r>
-          </w:p>
-        </w:tc>
-        <w:tc>
-          <w:tcPr>
-            <w:tcW w:w="0" w:type="auto"/>
-            <w:tcMar>
-              <w:top w:w="30" w:type="dxa"/>
-              <w:left w:w="45" w:type="dxa"/>
-              <w:bottom w:w="30" w:type="dxa"/>
-              <w:right w:w="45" w:type="dxa"/>
-            </w:tcMar>
-            <w:vAlign w:val="bottom"/>
-            <w:hideMark/>
-          </w:tcPr>
-          <w:p>
-            <w:pPr>
-              <w:spacing w:after="0" w:line="240" w:lineRule="auto"/>
-              <w:rPr>
-                <w:rFonts w:ascii="Times New Roman" w:eastAsia="Times New Roman" w:hAnsi="Times New Roman" w:cs="Times New Roman"/>
-                <w:sz w:val="24"/>
-                <w:szCs w:val="24"/>
-                <w:lang w:val="tr-TR" w:eastAsia="tr-TR"/>
-              </w:rPr>
-            </w:pPr>
-            <w:r>
-              <w:rPr>
-                <w:rFonts w:ascii="Times New Roman" w:eastAsia="Times New Roman" w:hAnsi="Times New Roman" w:cs="Times New Roman"/>
-                <w:sz w:val="24"/>
-                <w:szCs w:val="24"/>
-                <w:lang w:val="tr-TR" w:eastAsia="tr-TR"/>
-              </w:rPr>
-              <w:t xml:space="preserve">Input </w:t>
-            </w:r>
-            <w:proofErr w:type="spellStart"/>
-            <w:r>
-              <w:rPr>
-                <w:rFonts w:ascii="Times New Roman" w:eastAsia="Times New Roman" w:hAnsi="Times New Roman" w:cs="Times New Roman"/>
-                <w:sz w:val="24"/>
-                <w:szCs w:val="24"/>
-                <w:lang w:val="tr-TR" w:eastAsia="tr-TR"/>
-              </w:rPr>
-              <w:t>timestep</w:t>
-            </w:r>
-            <w:proofErr w:type="spellEnd"/>
-            <w:r>
-              <w:rPr>
-                <w:rFonts w:ascii="Times New Roman" w:eastAsia="Times New Roman" w:hAnsi="Times New Roman" w:cs="Times New Roman"/>
-                <w:sz w:val="24"/>
-                <w:szCs w:val="24"/>
-                <w:lang w:val="tr-TR" w:eastAsia="tr-TR"/>
-              </w:rPr>
-              <w:t xml:space="preserve"> (</w:t>
-            </w:r>
-            <w:proofErr w:type="spellStart"/>
-            <w:r>
-              <w:rPr>
-                <w:rFonts w:ascii="Times New Roman" w:eastAsia="Times New Roman" w:hAnsi="Times New Roman" w:cs="Times New Roman"/>
-                <w:sz w:val="24"/>
-                <w:szCs w:val="24"/>
-                <w:lang w:val="tr-TR" w:eastAsia="tr-TR"/>
-              </w:rPr>
-              <w:t>Lag</w:t>
+            <w:vMerge/>
+            <w:tcMar>
+              <w:top w:w="30" w:type="dxa"/>
+              <w:left w:w="45" w:type="dxa"/>
+              <w:bottom w:w="30" w:type="dxa"/>
+              <w:right w:w="45" w:type="dxa"/>
+            </w:tcMar>
+            <w:vAlign w:val="bottom"/>
+            <w:hideMark/>
+          </w:tcPr>
+          <w:p>
+            <w:pPr>
+              <w:spacing w:after="0" w:line="240" w:lineRule="auto"/>
+              <w:jc w:val="right"/>
+              <w:rPr>
+                <w:rFonts w:ascii="Times New Roman" w:eastAsia="Times New Roman" w:hAnsi="Times New Roman" w:cs="Times New Roman"/>
+                <w:sz w:val="24"/>
+                <w:szCs w:val="24"/>
+                <w:lang w:val="tr-TR" w:eastAsia="tr-TR"/>
+              </w:rPr>
+            </w:pPr>
+          </w:p>
+        </w:tc>
+        <w:tc>
+          <w:tcPr>
+            <w:tcW w:w="0" w:type="auto"/>
+            <w:tcMar>
+              <w:top w:w="30" w:type="dxa"/>
+              <w:left w:w="45" w:type="dxa"/>
+              <w:bottom w:w="30" w:type="dxa"/>
+              <w:right w:w="45" w:type="dxa"/>
+            </w:tcMar>
+            <w:vAlign w:val="bottom"/>
+            <w:hideMark/>
+          </w:tcPr>
+          <w:p>
+            <w:pPr>
+              <w:spacing w:after="0" w:line="240" w:lineRule="auto"/>
+              <w:rPr>
+                <w:rFonts w:ascii="Times New Roman" w:eastAsia="Times New Roman" w:hAnsi="Times New Roman" w:cs="Times New Roman"/>
+                <w:sz w:val="24"/>
+                <w:szCs w:val="24"/>
+                <w:lang w:val="tr-TR" w:eastAsia="tr-TR"/>
+              </w:rPr>
+            </w:pPr>
+            <w:proofErr w:type="spellStart"/>
+            <w:r>
+              <w:rPr>
+                <w:rFonts w:ascii="Times New Roman" w:eastAsia="Times New Roman" w:hAnsi="Times New Roman" w:cs="Times New Roman"/>
+                <w:sz w:val="24"/>
+                <w:szCs w:val="24"/>
+                <w:lang w:val="tr-TR" w:eastAsia="tr-TR"/>
+              </w:rPr>
+              <w:t>min_samples_split</w:t>
+            </w:r>
+            <w:proofErr w:type="spellEnd"/>
+          </w:p>
+        </w:tc>
+        <w:tc>
+          <w:tcPr>
+            <w:tcW w:w="2638" w:type="dxa"/>
+            <w:tcMar>
+              <w:top w:w="30" w:type="dxa"/>
+              <w:left w:w="45" w:type="dxa"/>
+              <w:bottom w:w="30" w:type="dxa"/>
+              <w:right w:w="45" w:type="dxa"/>
+            </w:tcMar>
+            <w:vAlign w:val="bottom"/>
+            <w:hideMark/>
+          </w:tcPr>
+          <w:p>
+            <w:pPr>
+              <w:spacing w:after="0" w:line="240" w:lineRule="auto"/>
+              <w:rPr>
+                <w:rFonts w:ascii="Times New Roman" w:eastAsia="Times New Roman" w:hAnsi="Times New Roman" w:cs="Times New Roman"/>
+                <w:sz w:val="24"/>
+                <w:szCs w:val="24"/>
+                <w:lang w:val="tr-TR" w:eastAsia="tr-TR"/>
+              </w:rPr>
+            </w:pPr>
+            <w:r>
+              <w:rPr>
+                <w:rFonts w:ascii="Times New Roman" w:eastAsia="Times New Roman" w:hAnsi="Times New Roman" w:cs="Times New Roman"/>
+                <w:sz w:val="24"/>
+                <w:szCs w:val="24"/>
+                <w:lang w:val="tr-TR" w:eastAsia="tr-TR"/>
+              </w:rPr>
+              <w:t>2 (</w:t>
+            </w:r>
+            <w:proofErr w:type="spellStart"/>
+            <w:r>
+              <w:rPr>
+                <w:rFonts w:ascii="Times New Roman" w:eastAsia="Times New Roman" w:hAnsi="Times New Roman" w:cs="Times New Roman"/>
+                <w:sz w:val="24"/>
+                <w:szCs w:val="24"/>
+                <w:lang w:val="tr-TR" w:eastAsia="tr-TR"/>
+              </w:rPr>
+              <w:t>default</w:t>
             </w:r>
             <w:proofErr w:type="spellEnd"/>
             <w:r>
@@ -3071,40 +2832,6 @@
                 <w:lang w:val="tr-TR" w:eastAsia="tr-TR"/>
               </w:rPr>
               <w:t>)</w:t>
-            </w:r>
-          </w:p>
-        </w:tc>
-        <w:tc>
-          <w:tcPr>
-            <w:tcW w:w="2688" w:type="dxa"/>
-            <w:tcMar>
-              <w:top w:w="30" w:type="dxa"/>
-              <w:left w:w="45" w:type="dxa"/>
-              <w:bottom w:w="30" w:type="dxa"/>
-              <w:right w:w="45" w:type="dxa"/>
-            </w:tcMar>
-            <w:vAlign w:val="bottom"/>
-            <w:hideMark/>
-          </w:tcPr>
-          <w:p>
-            <w:pPr>
-              <w:spacing w:after="0" w:line="240" w:lineRule="auto"/>
-              <w:jc w:val="right"/>
-              <w:rPr>
-                <w:rFonts w:ascii="Times New Roman" w:eastAsia="Times New Roman" w:hAnsi="Times New Roman" w:cs="Times New Roman"/>
-                <w:sz w:val="24"/>
-                <w:szCs w:val="24"/>
-                <w:lang w:val="tr-TR" w:eastAsia="tr-TR"/>
-              </w:rPr>
-            </w:pPr>
-            <w:r>
-              <w:rPr>
-                <w:rFonts w:ascii="Times New Roman" w:eastAsia="Times New Roman" w:hAnsi="Times New Roman" w:cs="Times New Roman"/>
-                <w:sz w:val="24"/>
-                <w:szCs w:val="24"/>
-                <w:lang w:val="tr-TR" w:eastAsia="tr-TR"/>
-              </w:rPr>
-              <w:t>12</w:t>
             </w:r>
           </w:p>
         </w:tc>
@@ -3129,112 +2856,100 @@
           <w:p>
             <w:pPr>
               <w:spacing w:after="0" w:line="240" w:lineRule="auto"/>
-              <w:jc w:val="right"/>
-              <w:rPr>
-                <w:rFonts w:ascii="Times New Roman" w:eastAsia="Times New Roman" w:hAnsi="Times New Roman" w:cs="Times New Roman"/>
-                <w:sz w:val="24"/>
-                <w:szCs w:val="24"/>
-                <w:lang w:val="tr-TR" w:eastAsia="tr-TR"/>
-              </w:rPr>
-            </w:pPr>
-          </w:p>
-        </w:tc>
-        <w:tc>
-          <w:tcPr>
-            <w:tcW w:w="0" w:type="auto"/>
-            <w:tcMar>
-              <w:top w:w="30" w:type="dxa"/>
-              <w:left w:w="45" w:type="dxa"/>
-              <w:bottom w:w="30" w:type="dxa"/>
-              <w:right w:w="45" w:type="dxa"/>
-            </w:tcMar>
-            <w:vAlign w:val="bottom"/>
-            <w:hideMark/>
-          </w:tcPr>
-          <w:p>
-            <w:pPr>
-              <w:spacing w:after="0" w:line="240" w:lineRule="auto"/>
-              <w:rPr>
-                <w:rFonts w:ascii="Times New Roman" w:eastAsia="Times New Roman" w:hAnsi="Times New Roman" w:cs="Times New Roman"/>
-                <w:sz w:val="24"/>
-                <w:szCs w:val="24"/>
-                <w:lang w:val="tr-TR" w:eastAsia="tr-TR"/>
-              </w:rPr>
-            </w:pPr>
-            <w:proofErr w:type="spellStart"/>
-            <w:r>
-              <w:rPr>
-                <w:rFonts w:ascii="Times New Roman" w:eastAsia="Times New Roman" w:hAnsi="Times New Roman" w:cs="Times New Roman"/>
-                <w:sz w:val="24"/>
-                <w:szCs w:val="24"/>
-                <w:lang w:val="tr-TR" w:eastAsia="tr-TR"/>
-              </w:rPr>
-              <w:t>Target</w:t>
-            </w:r>
-            <w:proofErr w:type="spellEnd"/>
-            <w:r>
-              <w:rPr>
-                <w:rFonts w:ascii="Times New Roman" w:eastAsia="Times New Roman" w:hAnsi="Times New Roman" w:cs="Times New Roman"/>
-                <w:sz w:val="24"/>
-                <w:szCs w:val="24"/>
-                <w:lang w:val="tr-TR" w:eastAsia="tr-TR"/>
-              </w:rPr>
-              <w:t xml:space="preserve"> </w:t>
-            </w:r>
-            <w:proofErr w:type="spellStart"/>
-            <w:r>
-              <w:rPr>
-                <w:rFonts w:ascii="Times New Roman" w:eastAsia="Times New Roman" w:hAnsi="Times New Roman" w:cs="Times New Roman"/>
-                <w:sz w:val="24"/>
-                <w:szCs w:val="24"/>
-                <w:lang w:val="tr-TR" w:eastAsia="tr-TR"/>
-              </w:rPr>
-              <w:t>Transformation</w:t>
-            </w:r>
-            <w:proofErr w:type="spellEnd"/>
-          </w:p>
-        </w:tc>
-        <w:tc>
-          <w:tcPr>
-            <w:tcW w:w="2688" w:type="dxa"/>
-            <w:tcMar>
-              <w:top w:w="30" w:type="dxa"/>
-              <w:left w:w="45" w:type="dxa"/>
-              <w:bottom w:w="30" w:type="dxa"/>
-              <w:right w:w="45" w:type="dxa"/>
-            </w:tcMar>
-            <w:vAlign w:val="bottom"/>
-            <w:hideMark/>
-          </w:tcPr>
-          <w:p>
-            <w:pPr>
-              <w:spacing w:after="0" w:line="240" w:lineRule="auto"/>
-              <w:rPr>
-                <w:rFonts w:ascii="Times New Roman" w:eastAsia="Times New Roman" w:hAnsi="Times New Roman" w:cs="Times New Roman"/>
-                <w:sz w:val="24"/>
-                <w:szCs w:val="24"/>
-                <w:lang w:val="tr-TR" w:eastAsia="tr-TR"/>
-              </w:rPr>
-            </w:pPr>
-            <w:proofErr w:type="spellStart"/>
-            <w:r>
-              <w:rPr>
-                <w:rFonts w:ascii="Times New Roman" w:eastAsia="Times New Roman" w:hAnsi="Times New Roman" w:cs="Times New Roman"/>
-                <w:sz w:val="24"/>
-                <w:szCs w:val="24"/>
-                <w:lang w:val="tr-TR" w:eastAsia="tr-TR"/>
-              </w:rPr>
-              <w:t>Logarithmic</w:t>
-            </w:r>
-            <w:proofErr w:type="spellEnd"/>
-            <w:r>
-              <w:rPr>
-                <w:rFonts w:ascii="Times New Roman" w:eastAsia="Times New Roman" w:hAnsi="Times New Roman" w:cs="Times New Roman"/>
-                <w:sz w:val="24"/>
-                <w:szCs w:val="24"/>
-                <w:lang w:val="tr-TR" w:eastAsia="tr-TR"/>
-              </w:rPr>
-              <w:t xml:space="preserve"> (np.log1p)</w:t>
+              <w:rPr>
+                <w:rFonts w:ascii="Times New Roman" w:eastAsia="Times New Roman" w:hAnsi="Times New Roman" w:cs="Times New Roman"/>
+                <w:sz w:val="24"/>
+                <w:szCs w:val="24"/>
+                <w:lang w:val="tr-TR" w:eastAsia="tr-TR"/>
+              </w:rPr>
+            </w:pPr>
+          </w:p>
+        </w:tc>
+        <w:tc>
+          <w:tcPr>
+            <w:tcW w:w="0" w:type="auto"/>
+            <w:tcMar>
+              <w:top w:w="30" w:type="dxa"/>
+              <w:left w:w="45" w:type="dxa"/>
+              <w:bottom w:w="30" w:type="dxa"/>
+              <w:right w:w="45" w:type="dxa"/>
+            </w:tcMar>
+            <w:vAlign w:val="bottom"/>
+            <w:hideMark/>
+          </w:tcPr>
+          <w:p>
+            <w:pPr>
+              <w:spacing w:after="0" w:line="240" w:lineRule="auto"/>
+              <w:rPr>
+                <w:rFonts w:ascii="Times New Roman" w:eastAsia="Times New Roman" w:hAnsi="Times New Roman" w:cs="Times New Roman"/>
+                <w:sz w:val="24"/>
+                <w:szCs w:val="24"/>
+                <w:lang w:val="tr-TR" w:eastAsia="tr-TR"/>
+              </w:rPr>
+            </w:pPr>
+            <w:proofErr w:type="spellStart"/>
+            <w:r>
+              <w:rPr>
+                <w:rFonts w:ascii="Times New Roman" w:eastAsia="Times New Roman" w:hAnsi="Times New Roman" w:cs="Times New Roman"/>
+                <w:sz w:val="24"/>
+                <w:szCs w:val="24"/>
+                <w:lang w:val="tr-TR" w:eastAsia="tr-TR"/>
+              </w:rPr>
+              <w:t>min_samples_leaf</w:t>
+            </w:r>
+            <w:proofErr w:type="spellEnd"/>
+          </w:p>
+        </w:tc>
+        <w:tc>
+          <w:tcPr>
+            <w:tcW w:w="2638" w:type="dxa"/>
+            <w:tcMar>
+              <w:top w:w="30" w:type="dxa"/>
+              <w:left w:w="45" w:type="dxa"/>
+              <w:bottom w:w="30" w:type="dxa"/>
+              <w:right w:w="45" w:type="dxa"/>
+            </w:tcMar>
+            <w:vAlign w:val="bottom"/>
+            <w:hideMark/>
+          </w:tcPr>
+          <w:p>
+            <w:pPr>
+              <w:spacing w:after="0" w:line="240" w:lineRule="auto"/>
+              <w:rPr>
+                <w:rFonts w:ascii="Times New Roman" w:eastAsia="Times New Roman" w:hAnsi="Times New Roman" w:cs="Times New Roman"/>
+                <w:sz w:val="24"/>
+                <w:szCs w:val="24"/>
+                <w:lang w:val="tr-TR" w:eastAsia="tr-TR"/>
+              </w:rPr>
+            </w:pPr>
+            <w:r>
+              <w:rPr>
+                <w:rFonts w:ascii="Times New Roman" w:eastAsia="Times New Roman" w:hAnsi="Times New Roman" w:cs="Times New Roman"/>
+                <w:sz w:val="24"/>
+                <w:szCs w:val="24"/>
+                <w:lang w:val="tr-TR" w:eastAsia="tr-TR"/>
+              </w:rPr>
+              <w:t>1 (</w:t>
+            </w:r>
+            <w:proofErr w:type="spellStart"/>
+            <w:r>
+              <w:rPr>
+                <w:rFonts w:ascii="Times New Roman" w:eastAsia="Times New Roman" w:hAnsi="Times New Roman" w:cs="Times New Roman"/>
+                <w:sz w:val="24"/>
+                <w:szCs w:val="24"/>
+                <w:lang w:val="tr-TR" w:eastAsia="tr-TR"/>
+              </w:rPr>
+              <w:t>default</w:t>
+            </w:r>
+            <w:proofErr w:type="spellEnd"/>
+            <w:r>
+              <w:rPr>
+                <w:rFonts w:ascii="Times New Roman" w:eastAsia="Times New Roman" w:hAnsi="Times New Roman" w:cs="Times New Roman"/>
+                <w:sz w:val="24"/>
+                <w:szCs w:val="24"/>
+                <w:lang w:val="tr-TR" w:eastAsia="tr-TR"/>
+              </w:rPr>
+              <w:t>)</w:t>
             </w:r>
           </w:p>
         </w:tc>
@@ -3290,80 +3005,52 @@
                 <w:lang w:val="tr-TR" w:eastAsia="tr-TR"/>
               </w:rPr>
             </w:pPr>
-            <w:r>
-              <w:rPr>
-                <w:rFonts w:ascii="Times New Roman" w:eastAsia="Times New Roman" w:hAnsi="Times New Roman" w:cs="Times New Roman"/>
-                <w:sz w:val="24"/>
-                <w:szCs w:val="24"/>
-                <w:lang w:val="tr-TR" w:eastAsia="tr-TR"/>
-              </w:rPr>
-              <w:t xml:space="preserve">LSTM </w:t>
-            </w:r>
-            <w:proofErr w:type="spellStart"/>
-            <w:r>
-              <w:rPr>
-                <w:rFonts w:ascii="Times New Roman" w:eastAsia="Times New Roman" w:hAnsi="Times New Roman" w:cs="Times New Roman"/>
-                <w:sz w:val="24"/>
-                <w:szCs w:val="24"/>
-                <w:lang w:val="tr-TR" w:eastAsia="tr-TR"/>
-              </w:rPr>
-              <w:t>layer</w:t>
-            </w:r>
-            <w:proofErr w:type="spellEnd"/>
-            <w:r>
-              <w:rPr>
-                <w:rFonts w:ascii="Times New Roman" w:eastAsia="Times New Roman" w:hAnsi="Times New Roman" w:cs="Times New Roman"/>
-                <w:sz w:val="24"/>
-                <w:szCs w:val="24"/>
-                <w:lang w:val="tr-TR" w:eastAsia="tr-TR"/>
-              </w:rPr>
-              <w:t xml:space="preserve"> 1 </w:t>
-            </w:r>
-            <w:proofErr w:type="spellStart"/>
-            <w:r>
-              <w:rPr>
-                <w:rFonts w:ascii="Times New Roman" w:eastAsia="Times New Roman" w:hAnsi="Times New Roman" w:cs="Times New Roman"/>
-                <w:sz w:val="24"/>
-                <w:szCs w:val="24"/>
-                <w:lang w:val="tr-TR" w:eastAsia="tr-TR"/>
-              </w:rPr>
-              <w:t>neurons</w:t>
-            </w:r>
-            <w:proofErr w:type="spellEnd"/>
-          </w:p>
-        </w:tc>
-        <w:tc>
-          <w:tcPr>
-            <w:tcW w:w="2688" w:type="dxa"/>
-            <w:tcMar>
-              <w:top w:w="30" w:type="dxa"/>
-              <w:left w:w="45" w:type="dxa"/>
-              <w:bottom w:w="30" w:type="dxa"/>
-              <w:right w:w="45" w:type="dxa"/>
-            </w:tcMar>
-            <w:vAlign w:val="bottom"/>
-            <w:hideMark/>
-          </w:tcPr>
-          <w:p>
-            <w:pPr>
-              <w:spacing w:after="0" w:line="240" w:lineRule="auto"/>
-              <w:jc w:val="right"/>
-              <w:rPr>
-                <w:rFonts w:ascii="Times New Roman" w:eastAsia="Times New Roman" w:hAnsi="Times New Roman" w:cs="Times New Roman"/>
-                <w:sz w:val="24"/>
-                <w:szCs w:val="24"/>
-                <w:lang w:val="tr-TR" w:eastAsia="tr-TR"/>
-              </w:rPr>
-            </w:pPr>
-            <w:r>
-              <w:rPr>
-                <w:rFonts w:ascii="Times New Roman" w:eastAsia="Times New Roman" w:hAnsi="Times New Roman" w:cs="Times New Roman"/>
-                <w:sz w:val="24"/>
-                <w:szCs w:val="24"/>
-                <w:lang w:val="tr-TR" w:eastAsia="tr-TR"/>
-              </w:rPr>
-              <w:t>64</w:t>
-            </w:r>
+            <w:proofErr w:type="spellStart"/>
+            <w:r>
+              <w:rPr>
+                <w:rFonts w:ascii="Times New Roman" w:eastAsia="Times New Roman" w:hAnsi="Times New Roman" w:cs="Times New Roman"/>
+                <w:sz w:val="24"/>
+                <w:szCs w:val="24"/>
+                <w:lang w:val="tr-TR" w:eastAsia="tr-TR"/>
+              </w:rPr>
+              <w:t>criterion</w:t>
+            </w:r>
+            <w:proofErr w:type="spellEnd"/>
+          </w:p>
+        </w:tc>
+        <w:tc>
+          <w:tcPr>
+            <w:tcW w:w="2638" w:type="dxa"/>
+            <w:tcMar>
+              <w:top w:w="30" w:type="dxa"/>
+              <w:left w:w="45" w:type="dxa"/>
+              <w:bottom w:w="30" w:type="dxa"/>
+              <w:right w:w="45" w:type="dxa"/>
+            </w:tcMar>
+            <w:vAlign w:val="bottom"/>
+            <w:hideMark/>
+          </w:tcPr>
+          <w:p>
+            <w:pPr>
+              <w:spacing w:after="0" w:line="240" w:lineRule="auto"/>
+              <w:rPr>
+                <w:rFonts w:ascii="Times New Roman" w:eastAsia="Times New Roman" w:hAnsi="Times New Roman" w:cs="Times New Roman"/>
+                <w:sz w:val="24"/>
+                <w:szCs w:val="24"/>
+                <w:lang w:val="tr-TR" w:eastAsia="tr-TR"/>
+              </w:rPr>
+            </w:pPr>
+            <w:proofErr w:type="spellStart"/>
+            <w:r>
+              <w:rPr>
+                <w:rFonts w:ascii="Times New Roman" w:eastAsia="Times New Roman" w:hAnsi="Times New Roman" w:cs="Times New Roman"/>
+                <w:sz w:val="24"/>
+                <w:szCs w:val="24"/>
+                <w:lang w:val="tr-TR" w:eastAsia="tr-TR"/>
+              </w:rPr>
+              <w:t>squared_error</w:t>
+            </w:r>
+            <w:proofErr w:type="spellEnd"/>
           </w:p>
         </w:tc>
       </w:tr>
@@ -3387,111 +3074,81 @@
           <w:p>
             <w:pPr>
               <w:spacing w:after="0" w:line="240" w:lineRule="auto"/>
-              <w:jc w:val="right"/>
-              <w:rPr>
-                <w:rFonts w:ascii="Times New Roman" w:eastAsia="Times New Roman" w:hAnsi="Times New Roman" w:cs="Times New Roman"/>
-                <w:sz w:val="24"/>
-                <w:szCs w:val="24"/>
-                <w:lang w:val="tr-TR" w:eastAsia="tr-TR"/>
-              </w:rPr>
-            </w:pPr>
-          </w:p>
-        </w:tc>
-        <w:tc>
-          <w:tcPr>
-            <w:tcW w:w="0" w:type="auto"/>
-            <w:tcMar>
-              <w:top w:w="30" w:type="dxa"/>
-              <w:left w:w="45" w:type="dxa"/>
-              <w:bottom w:w="30" w:type="dxa"/>
-              <w:right w:w="45" w:type="dxa"/>
-            </w:tcMar>
-            <w:vAlign w:val="bottom"/>
-            <w:hideMark/>
-          </w:tcPr>
-          <w:p>
-            <w:pPr>
-              <w:spacing w:after="0" w:line="240" w:lineRule="auto"/>
-              <w:rPr>
-                <w:rFonts w:ascii="Times New Roman" w:eastAsia="Times New Roman" w:hAnsi="Times New Roman" w:cs="Times New Roman"/>
-                <w:sz w:val="24"/>
-                <w:szCs w:val="24"/>
-                <w:lang w:val="tr-TR" w:eastAsia="tr-TR"/>
-              </w:rPr>
-            </w:pPr>
-            <w:r>
-              <w:rPr>
-                <w:rFonts w:ascii="Times New Roman" w:eastAsia="Times New Roman" w:hAnsi="Times New Roman" w:cs="Times New Roman"/>
-                <w:sz w:val="24"/>
-                <w:szCs w:val="24"/>
-                <w:lang w:val="tr-TR" w:eastAsia="tr-TR"/>
-              </w:rPr>
-              <w:t xml:space="preserve">LSTM </w:t>
-            </w:r>
-            <w:proofErr w:type="spellStart"/>
-            <w:r>
-              <w:rPr>
-                <w:rFonts w:ascii="Times New Roman" w:eastAsia="Times New Roman" w:hAnsi="Times New Roman" w:cs="Times New Roman"/>
-                <w:sz w:val="24"/>
-                <w:szCs w:val="24"/>
-                <w:lang w:val="tr-TR" w:eastAsia="tr-TR"/>
-              </w:rPr>
-              <w:t>layer</w:t>
-            </w:r>
-            <w:proofErr w:type="spellEnd"/>
-            <w:r>
-              <w:rPr>
-                <w:rFonts w:ascii="Times New Roman" w:eastAsia="Times New Roman" w:hAnsi="Times New Roman" w:cs="Times New Roman"/>
-                <w:sz w:val="24"/>
-                <w:szCs w:val="24"/>
-                <w:lang w:val="tr-TR" w:eastAsia="tr-TR"/>
-              </w:rPr>
-              <w:t xml:space="preserve"> 2 </w:t>
-            </w:r>
-            <w:proofErr w:type="spellStart"/>
-            <w:r>
-              <w:rPr>
-                <w:rFonts w:ascii="Times New Roman" w:eastAsia="Times New Roman" w:hAnsi="Times New Roman" w:cs="Times New Roman"/>
-                <w:sz w:val="24"/>
-                <w:szCs w:val="24"/>
-                <w:lang w:val="tr-TR" w:eastAsia="tr-TR"/>
-              </w:rPr>
-              <w:t>neurons</w:t>
-            </w:r>
-            <w:proofErr w:type="spellEnd"/>
-          </w:p>
-        </w:tc>
-        <w:tc>
-          <w:tcPr>
-            <w:tcW w:w="2688" w:type="dxa"/>
-            <w:tcMar>
-              <w:top w:w="30" w:type="dxa"/>
-              <w:left w:w="45" w:type="dxa"/>
-              <w:bottom w:w="30" w:type="dxa"/>
-              <w:right w:w="45" w:type="dxa"/>
-            </w:tcMar>
-            <w:vAlign w:val="bottom"/>
-            <w:hideMark/>
-          </w:tcPr>
-          <w:p>
-            <w:pPr>
-              <w:spacing w:after="0" w:line="240" w:lineRule="auto"/>
-              <w:jc w:val="right"/>
-              <w:rPr>
-                <w:rFonts w:ascii="Times New Roman" w:eastAsia="Times New Roman" w:hAnsi="Times New Roman" w:cs="Times New Roman"/>
-                <w:sz w:val="24"/>
-                <w:szCs w:val="24"/>
-                <w:lang w:val="tr-TR" w:eastAsia="tr-TR"/>
-              </w:rPr>
-            </w:pPr>
-            <w:r>
-              <w:rPr>
-                <w:rFonts w:ascii="Times New Roman" w:eastAsia="Times New Roman" w:hAnsi="Times New Roman" w:cs="Times New Roman"/>
-                <w:sz w:val="24"/>
-                <w:szCs w:val="24"/>
-                <w:lang w:val="tr-TR" w:eastAsia="tr-TR"/>
-              </w:rPr>
-              <w:t>32</w:t>
+              <w:rPr>
+                <w:rFonts w:ascii="Times New Roman" w:eastAsia="Times New Roman" w:hAnsi="Times New Roman" w:cs="Times New Roman"/>
+                <w:sz w:val="24"/>
+                <w:szCs w:val="24"/>
+                <w:lang w:val="tr-TR" w:eastAsia="tr-TR"/>
+              </w:rPr>
+            </w:pPr>
+          </w:p>
+        </w:tc>
+        <w:tc>
+          <w:tcPr>
+            <w:tcW w:w="0" w:type="auto"/>
+            <w:tcMar>
+              <w:top w:w="30" w:type="dxa"/>
+              <w:left w:w="45" w:type="dxa"/>
+              <w:bottom w:w="30" w:type="dxa"/>
+              <w:right w:w="45" w:type="dxa"/>
+            </w:tcMar>
+            <w:vAlign w:val="bottom"/>
+            <w:hideMark/>
+          </w:tcPr>
+          <w:p>
+            <w:pPr>
+              <w:spacing w:after="0" w:line="240" w:lineRule="auto"/>
+              <w:rPr>
+                <w:rFonts w:ascii="Times New Roman" w:eastAsia="Times New Roman" w:hAnsi="Times New Roman" w:cs="Times New Roman"/>
+                <w:sz w:val="24"/>
+                <w:szCs w:val="24"/>
+                <w:lang w:val="tr-TR" w:eastAsia="tr-TR"/>
+              </w:rPr>
+            </w:pPr>
+            <w:proofErr w:type="spellStart"/>
+            <w:r>
+              <w:rPr>
+                <w:rFonts w:ascii="Times New Roman" w:eastAsia="Times New Roman" w:hAnsi="Times New Roman" w:cs="Times New Roman"/>
+                <w:sz w:val="24"/>
+                <w:szCs w:val="24"/>
+                <w:lang w:val="tr-TR" w:eastAsia="tr-TR"/>
+              </w:rPr>
+              <w:t>bootstrap</w:t>
+            </w:r>
+            <w:proofErr w:type="spellEnd"/>
+          </w:p>
+        </w:tc>
+        <w:tc>
+          <w:tcPr>
+            <w:tcW w:w="2638" w:type="dxa"/>
+            <w:tcMar>
+              <w:top w:w="30" w:type="dxa"/>
+              <w:left w:w="45" w:type="dxa"/>
+              <w:bottom w:w="30" w:type="dxa"/>
+              <w:right w:w="45" w:type="dxa"/>
+            </w:tcMar>
+            <w:vAlign w:val="bottom"/>
+            <w:hideMark/>
+          </w:tcPr>
+          <w:p>
+            <w:pPr>
+              <w:spacing w:after="0" w:line="240" w:lineRule="auto"/>
+              <w:jc w:val="center"/>
+              <w:rPr>
+                <w:rFonts w:ascii="Times New Roman" w:eastAsia="Times New Roman" w:hAnsi="Times New Roman" w:cs="Times New Roman"/>
+                <w:sz w:val="24"/>
+                <w:szCs w:val="24"/>
+                <w:lang w:val="tr-TR" w:eastAsia="tr-TR"/>
+              </w:rPr>
+            </w:pPr>
+            <w:r>
+              <w:rPr>
+                <w:rFonts w:ascii="Times New Roman" w:eastAsia="Times New Roman" w:hAnsi="Times New Roman" w:cs="Times New Roman"/>
+                <w:sz w:val="24"/>
+                <w:szCs w:val="24"/>
+                <w:lang w:val="tr-TR" w:eastAsia="tr-TR"/>
+              </w:rPr>
+              <w:t>TRUE</w:t>
             </w:r>
           </w:p>
         </w:tc>
@@ -3516,6 +3173,77 @@
           <w:p>
             <w:pPr>
               <w:spacing w:after="0" w:line="240" w:lineRule="auto"/>
+              <w:jc w:val="center"/>
+              <w:rPr>
+                <w:rFonts w:ascii="Times New Roman" w:eastAsia="Times New Roman" w:hAnsi="Times New Roman" w:cs="Times New Roman"/>
+                <w:sz w:val="24"/>
+                <w:szCs w:val="24"/>
+                <w:lang w:val="tr-TR" w:eastAsia="tr-TR"/>
+              </w:rPr>
+            </w:pPr>
+          </w:p>
+        </w:tc>
+        <w:tc>
+          <w:tcPr>
+            <w:tcW w:w="0" w:type="auto"/>
+            <w:tcMar>
+              <w:top w:w="30" w:type="dxa"/>
+              <w:left w:w="45" w:type="dxa"/>
+              <w:bottom w:w="30" w:type="dxa"/>
+              <w:right w:w="45" w:type="dxa"/>
+            </w:tcMar>
+            <w:vAlign w:val="bottom"/>
+            <w:hideMark/>
+          </w:tcPr>
+          <w:p>
+            <w:pPr>
+              <w:spacing w:after="0" w:line="240" w:lineRule="auto"/>
+              <w:rPr>
+                <w:rFonts w:ascii="Times New Roman" w:eastAsia="Times New Roman" w:hAnsi="Times New Roman" w:cs="Times New Roman"/>
+                <w:sz w:val="24"/>
+                <w:szCs w:val="24"/>
+                <w:lang w:val="tr-TR" w:eastAsia="tr-TR"/>
+              </w:rPr>
+            </w:pPr>
+            <w:proofErr w:type="spellStart"/>
+            <w:proofErr w:type="gramStart"/>
+            <w:r>
+              <w:rPr>
+                <w:rFonts w:ascii="Times New Roman" w:eastAsia="Times New Roman" w:hAnsi="Times New Roman" w:cs="Times New Roman"/>
+                <w:sz w:val="24"/>
+                <w:szCs w:val="24"/>
+                <w:lang w:val="tr-TR" w:eastAsia="tr-TR"/>
+              </w:rPr>
+              <w:t>n</w:t>
+            </w:r>
+            <w:proofErr w:type="gramEnd"/>
+            <w:r>
+              <w:rPr>
+                <w:rFonts w:ascii="Times New Roman" w:eastAsia="Times New Roman" w:hAnsi="Times New Roman" w:cs="Times New Roman"/>
+                <w:sz w:val="24"/>
+                <w:szCs w:val="24"/>
+                <w:lang w:val="tr-TR" w:eastAsia="tr-TR"/>
+              </w:rPr>
+              <w:t>_jobs</w:t>
+            </w:r>
+            <w:proofErr w:type="spellEnd"/>
+          </w:p>
+        </w:tc>
+        <w:tc>
+          <w:tcPr>
+            <w:tcW w:w="2638" w:type="dxa"/>
+            <w:tcMar>
+              <w:top w:w="30" w:type="dxa"/>
+              <w:left w:w="45" w:type="dxa"/>
+              <w:bottom w:w="30" w:type="dxa"/>
+              <w:right w:w="45" w:type="dxa"/>
+            </w:tcMar>
+            <w:vAlign w:val="bottom"/>
+            <w:hideMark/>
+          </w:tcPr>
+          <w:p>
+            <w:pPr>
+              <w:spacing w:after="0" w:line="240" w:lineRule="auto"/>
               <w:jc w:val="right"/>
               <w:rPr>
                 <w:rFonts w:ascii="Times New Roman" w:eastAsia="Times New Roman" w:hAnsi="Times New Roman" w:cs="Times New Roman"/>
@@ -3524,103 +3252,14 @@
                 <w:lang w:val="tr-TR" w:eastAsia="tr-TR"/>
               </w:rPr>
             </w:pPr>
-          </w:p>
-        </w:tc>
-        <w:tc>
-          <w:tcPr>
-            <w:tcW w:w="0" w:type="auto"/>
-            <w:tcMar>
-              <w:top w:w="30" w:type="dxa"/>
-              <w:left w:w="45" w:type="dxa"/>
-              <w:bottom w:w="30" w:type="dxa"/>
-              <w:right w:w="45" w:type="dxa"/>
-            </w:tcMar>
-            <w:vAlign w:val="bottom"/>
-            <w:hideMark/>
-          </w:tcPr>
-          <w:p>
-            <w:pPr>
-              <w:spacing w:after="0" w:line="240" w:lineRule="auto"/>
-              <w:rPr>
-                <w:rFonts w:ascii="Times New Roman" w:eastAsia="Times New Roman" w:hAnsi="Times New Roman" w:cs="Times New Roman"/>
-                <w:sz w:val="24"/>
-                <w:szCs w:val="24"/>
-                <w:lang w:val="tr-TR" w:eastAsia="tr-TR"/>
-              </w:rPr>
-            </w:pPr>
-            <w:r>
-              <w:rPr>
-                <w:rFonts w:ascii="Times New Roman" w:eastAsia="Times New Roman" w:hAnsi="Times New Roman" w:cs="Times New Roman"/>
-                <w:sz w:val="24"/>
-                <w:szCs w:val="24"/>
-                <w:lang w:val="tr-TR" w:eastAsia="tr-TR"/>
-              </w:rPr>
-              <w:t xml:space="preserve">Dense </w:t>
-            </w:r>
-            <w:proofErr w:type="spellStart"/>
-            <w:r>
-              <w:rPr>
-                <w:rFonts w:ascii="Times New Roman" w:eastAsia="Times New Roman" w:hAnsi="Times New Roman" w:cs="Times New Roman"/>
-                <w:sz w:val="24"/>
-                <w:szCs w:val="24"/>
-                <w:lang w:val="tr-TR" w:eastAsia="tr-TR"/>
-              </w:rPr>
-              <w:t>layer</w:t>
-            </w:r>
-            <w:proofErr w:type="spellEnd"/>
-            <w:r>
-              <w:rPr>
-                <w:rFonts w:ascii="Times New Roman" w:eastAsia="Times New Roman" w:hAnsi="Times New Roman" w:cs="Times New Roman"/>
-                <w:sz w:val="24"/>
-                <w:szCs w:val="24"/>
-                <w:lang w:val="tr-TR" w:eastAsia="tr-TR"/>
-              </w:rPr>
-              <w:t xml:space="preserve"> </w:t>
-            </w:r>
-            <w:proofErr w:type="spellStart"/>
-            <w:r>
-              <w:rPr>
-                <w:rFonts w:ascii="Times New Roman" w:eastAsia="Times New Roman" w:hAnsi="Times New Roman" w:cs="Times New Roman"/>
-                <w:sz w:val="24"/>
-                <w:szCs w:val="24"/>
-                <w:lang w:val="tr-TR" w:eastAsia="tr-TR"/>
-              </w:rPr>
-              <w:t>neurons</w:t>
-            </w:r>
-            <w:proofErr w:type="spellEnd"/>
-          </w:p>
-        </w:tc>
-        <w:tc>
-          <w:tcPr>
-            <w:tcW w:w="2688" w:type="dxa"/>
-            <w:tcMar>
-              <w:top w:w="30" w:type="dxa"/>
-              <w:left w:w="45" w:type="dxa"/>
-              <w:bottom w:w="30" w:type="dxa"/>
-              <w:right w:w="45" w:type="dxa"/>
-            </w:tcMar>
-            <w:vAlign w:val="bottom"/>
-            <w:hideMark/>
-          </w:tcPr>
-          <w:p>
-            <w:pPr>
-              <w:spacing w:after="0" w:line="240" w:lineRule="auto"/>
-              <w:jc w:val="right"/>
-              <w:rPr>
-                <w:rFonts w:ascii="Times New Roman" w:eastAsia="Times New Roman" w:hAnsi="Times New Roman" w:cs="Times New Roman"/>
-                <w:sz w:val="24"/>
-                <w:szCs w:val="24"/>
-                <w:lang w:val="tr-TR" w:eastAsia="tr-TR"/>
-              </w:rPr>
-            </w:pPr>
-            <w:r>
-              <w:rPr>
-                <w:rFonts w:ascii="Times New Roman" w:eastAsia="Times New Roman" w:hAnsi="Times New Roman" w:cs="Times New Roman"/>
-                <w:sz w:val="24"/>
-                <w:szCs w:val="24"/>
-                <w:lang w:val="tr-TR" w:eastAsia="tr-TR"/>
-              </w:rPr>
-              <w:t>32</w:t>
+            <w:r>
+              <w:rPr>
+                <w:rFonts w:ascii="Times New Roman" w:eastAsia="Times New Roman" w:hAnsi="Times New Roman" w:cs="Times New Roman"/>
+                <w:sz w:val="24"/>
+                <w:szCs w:val="24"/>
+                <w:lang w:val="tr-TR" w:eastAsia="tr-TR"/>
+              </w:rPr>
+              <w:t>-1</w:t>
             </w:r>
           </w:p>
         </w:tc>
@@ -3685,50 +3324,42 @@
                 <w:szCs w:val="24"/>
                 <w:lang w:val="tr-TR" w:eastAsia="tr-TR"/>
               </w:rPr>
-              <w:t>Dropout</w:t>
-            </w:r>
-            <w:proofErr w:type="spellEnd"/>
-            <w:r>
-              <w:rPr>
-                <w:rFonts w:ascii="Times New Roman" w:eastAsia="Times New Roman" w:hAnsi="Times New Roman" w:cs="Times New Roman"/>
-                <w:sz w:val="24"/>
-                <w:szCs w:val="24"/>
-                <w:lang w:val="tr-TR" w:eastAsia="tr-TR"/>
-              </w:rPr>
-              <w:t xml:space="preserve"> rate</w:t>
-            </w:r>
-          </w:p>
-        </w:tc>
-        <w:tc>
-          <w:tcPr>
-            <w:tcW w:w="2688" w:type="dxa"/>
-            <w:tcMar>
-              <w:top w:w="30" w:type="dxa"/>
-              <w:left w:w="45" w:type="dxa"/>
-              <w:bottom w:w="30" w:type="dxa"/>
-              <w:right w:w="45" w:type="dxa"/>
-            </w:tcMar>
-            <w:vAlign w:val="bottom"/>
-            <w:hideMark/>
-          </w:tcPr>
-          <w:p>
-            <w:pPr>
-              <w:spacing w:after="0" w:line="240" w:lineRule="auto"/>
-              <w:rPr>
-                <w:rFonts w:ascii="Times New Roman" w:eastAsia="Times New Roman" w:hAnsi="Times New Roman" w:cs="Times New Roman"/>
-                <w:sz w:val="24"/>
-                <w:szCs w:val="24"/>
-                <w:lang w:val="tr-TR" w:eastAsia="tr-TR"/>
-              </w:rPr>
-            </w:pPr>
-            <w:r>
-              <w:rPr>
-                <w:rFonts w:ascii="Times New Roman" w:eastAsia="Times New Roman" w:hAnsi="Times New Roman" w:cs="Times New Roman"/>
-                <w:sz w:val="24"/>
-                <w:szCs w:val="24"/>
-                <w:lang w:val="tr-TR" w:eastAsia="tr-TR"/>
-              </w:rPr>
-              <w:t>0.20</w:t>
+              <w:t>random_state</w:t>
+            </w:r>
+            <w:proofErr w:type="spellEnd"/>
+          </w:p>
+        </w:tc>
+        <w:tc>
+          <w:tcPr>
+            <w:tcW w:w="2638" w:type="dxa"/>
+            <w:tcMar>
+              <w:top w:w="30" w:type="dxa"/>
+              <w:left w:w="45" w:type="dxa"/>
+              <w:bottom w:w="30" w:type="dxa"/>
+              <w:right w:w="45" w:type="dxa"/>
+            </w:tcMar>
+            <w:vAlign w:val="bottom"/>
+            <w:hideMark/>
+          </w:tcPr>
+          <w:p>
+            <w:pPr>
+              <w:spacing w:after="0" w:line="240" w:lineRule="auto"/>
+              <w:jc w:val="right"/>
+              <w:rPr>
+                <w:rFonts w:ascii="Times New Roman" w:eastAsia="Times New Roman" w:hAnsi="Times New Roman" w:cs="Times New Roman"/>
+                <w:sz w:val="24"/>
+                <w:szCs w:val="24"/>
+                <w:lang w:val="tr-TR" w:eastAsia="tr-TR"/>
+              </w:rPr>
+            </w:pPr>
+            <w:r>
+              <w:rPr>
+                <w:rFonts w:ascii="Times New Roman" w:eastAsia="Times New Roman" w:hAnsi="Times New Roman" w:cs="Times New Roman"/>
+                <w:sz w:val="24"/>
+                <w:szCs w:val="24"/>
+                <w:lang w:val="tr-TR" w:eastAsia="tr-TR"/>
+              </w:rPr>
+              <w:t>42</w:t>
             </w:r>
           </w:p>
         </w:tc>
@@ -3740,184 +3371,103 @@
         <w:tc>
           <w:tcPr>
             <w:tcW w:w="0" w:type="auto"/>
-            <w:vMerge/>
-            <w:tcMar>
-              <w:top w:w="30" w:type="dxa"/>
-              <w:left w:w="45" w:type="dxa"/>
-              <w:bottom w:w="30" w:type="dxa"/>
-              <w:right w:w="45" w:type="dxa"/>
-            </w:tcMar>
-            <w:vAlign w:val="bottom"/>
-            <w:hideMark/>
-          </w:tcPr>
-          <w:p>
-            <w:pPr>
-              <w:spacing w:after="0" w:line="240" w:lineRule="auto"/>
-              <w:rPr>
-                <w:rFonts w:ascii="Times New Roman" w:eastAsia="Times New Roman" w:hAnsi="Times New Roman" w:cs="Times New Roman"/>
-                <w:sz w:val="24"/>
-                <w:szCs w:val="24"/>
-                <w:lang w:val="tr-TR" w:eastAsia="tr-TR"/>
-              </w:rPr>
-            </w:pPr>
-          </w:p>
-        </w:tc>
-        <w:tc>
-          <w:tcPr>
-            <w:tcW w:w="0" w:type="auto"/>
-            <w:tcMar>
-              <w:top w:w="30" w:type="dxa"/>
-              <w:left w:w="45" w:type="dxa"/>
-              <w:bottom w:w="30" w:type="dxa"/>
-              <w:right w:w="45" w:type="dxa"/>
-            </w:tcMar>
-            <w:vAlign w:val="bottom"/>
-            <w:hideMark/>
-          </w:tcPr>
-          <w:p>
-            <w:pPr>
-              <w:spacing w:after="0" w:line="240" w:lineRule="auto"/>
-              <w:rPr>
-                <w:rFonts w:ascii="Times New Roman" w:eastAsia="Times New Roman" w:hAnsi="Times New Roman" w:cs="Times New Roman"/>
-                <w:sz w:val="24"/>
-                <w:szCs w:val="24"/>
-                <w:lang w:val="tr-TR" w:eastAsia="tr-TR"/>
-              </w:rPr>
-            </w:pPr>
-            <w:proofErr w:type="spellStart"/>
-            <w:r>
-              <w:rPr>
-                <w:rFonts w:ascii="Times New Roman" w:eastAsia="Times New Roman" w:hAnsi="Times New Roman" w:cs="Times New Roman"/>
-                <w:sz w:val="24"/>
-                <w:szCs w:val="24"/>
-                <w:lang w:val="tr-TR" w:eastAsia="tr-TR"/>
-              </w:rPr>
-              <w:t>Activation</w:t>
-            </w:r>
-            <w:proofErr w:type="spellEnd"/>
-            <w:r>
-              <w:rPr>
-                <w:rFonts w:ascii="Times New Roman" w:eastAsia="Times New Roman" w:hAnsi="Times New Roman" w:cs="Times New Roman"/>
-                <w:sz w:val="24"/>
-                <w:szCs w:val="24"/>
-                <w:lang w:val="tr-TR" w:eastAsia="tr-TR"/>
-              </w:rPr>
-              <w:t xml:space="preserve"> </w:t>
-            </w:r>
-            <w:proofErr w:type="spellStart"/>
-            <w:r>
-              <w:rPr>
-                <w:rFonts w:ascii="Times New Roman" w:eastAsia="Times New Roman" w:hAnsi="Times New Roman" w:cs="Times New Roman"/>
-                <w:sz w:val="24"/>
-                <w:szCs w:val="24"/>
-                <w:lang w:val="tr-TR" w:eastAsia="tr-TR"/>
-              </w:rPr>
-              <w:t>functions</w:t>
-            </w:r>
-            <w:proofErr w:type="spellEnd"/>
-          </w:p>
-        </w:tc>
-        <w:tc>
-          <w:tcPr>
-            <w:tcW w:w="2688" w:type="dxa"/>
-            <w:tcMar>
-              <w:top w:w="30" w:type="dxa"/>
-              <w:left w:w="45" w:type="dxa"/>
-              <w:bottom w:w="30" w:type="dxa"/>
-              <w:right w:w="45" w:type="dxa"/>
-            </w:tcMar>
-            <w:vAlign w:val="bottom"/>
-            <w:hideMark/>
-          </w:tcPr>
-          <w:p>
-            <w:pPr>
-              <w:spacing w:after="0" w:line="240" w:lineRule="auto"/>
-              <w:rPr>
-                <w:rFonts w:ascii="Times New Roman" w:eastAsia="Times New Roman" w:hAnsi="Times New Roman" w:cs="Times New Roman"/>
-                <w:sz w:val="24"/>
-                <w:szCs w:val="24"/>
-                <w:lang w:val="tr-TR" w:eastAsia="tr-TR"/>
-              </w:rPr>
-            </w:pPr>
-            <w:proofErr w:type="spellStart"/>
-            <w:r>
-              <w:rPr>
-                <w:rFonts w:ascii="Times New Roman" w:eastAsia="Times New Roman" w:hAnsi="Times New Roman" w:cs="Times New Roman"/>
-                <w:sz w:val="24"/>
-                <w:szCs w:val="24"/>
-                <w:lang w:val="tr-TR" w:eastAsia="tr-TR"/>
-              </w:rPr>
-              <w:t>tanh</w:t>
-            </w:r>
-            <w:proofErr w:type="spellEnd"/>
-            <w:r>
-              <w:rPr>
-                <w:rFonts w:ascii="Times New Roman" w:eastAsia="Times New Roman" w:hAnsi="Times New Roman" w:cs="Times New Roman"/>
-                <w:sz w:val="24"/>
-                <w:szCs w:val="24"/>
-                <w:lang w:val="tr-TR" w:eastAsia="tr-TR"/>
-              </w:rPr>
-              <w:t xml:space="preserve"> (LSTM), </w:t>
-            </w:r>
-            <w:proofErr w:type="spellStart"/>
-            <w:r>
-              <w:rPr>
-                <w:rFonts w:ascii="Times New Roman" w:eastAsia="Times New Roman" w:hAnsi="Times New Roman" w:cs="Times New Roman"/>
-                <w:sz w:val="24"/>
-                <w:szCs w:val="24"/>
-                <w:lang w:val="tr-TR" w:eastAsia="tr-TR"/>
-              </w:rPr>
-              <w:t>ReLU</w:t>
-            </w:r>
-            <w:proofErr w:type="spellEnd"/>
-            <w:r>
-              <w:rPr>
-                <w:rFonts w:ascii="Times New Roman" w:eastAsia="Times New Roman" w:hAnsi="Times New Roman" w:cs="Times New Roman"/>
-                <w:sz w:val="24"/>
-                <w:szCs w:val="24"/>
-                <w:lang w:val="tr-TR" w:eastAsia="tr-TR"/>
-              </w:rPr>
-              <w:t xml:space="preserve"> (Dense), </w:t>
-            </w:r>
-            <w:proofErr w:type="spellStart"/>
-            <w:r>
-              <w:rPr>
-                <w:rFonts w:ascii="Times New Roman" w:eastAsia="Times New Roman" w:hAnsi="Times New Roman" w:cs="Times New Roman"/>
-                <w:sz w:val="24"/>
-                <w:szCs w:val="24"/>
-                <w:lang w:val="tr-TR" w:eastAsia="tr-TR"/>
-              </w:rPr>
-              <w:t>Linear</w:t>
-            </w:r>
-            <w:proofErr w:type="spellEnd"/>
-            <w:r>
-              <w:rPr>
-                <w:rFonts w:ascii="Times New Roman" w:eastAsia="Times New Roman" w:hAnsi="Times New Roman" w:cs="Times New Roman"/>
-                <w:sz w:val="24"/>
-                <w:szCs w:val="24"/>
-                <w:lang w:val="tr-TR" w:eastAsia="tr-TR"/>
-              </w:rPr>
-              <w:t xml:space="preserve"> (</w:t>
-            </w:r>
-            <w:proofErr w:type="spellStart"/>
-            <w:r>
-              <w:rPr>
-                <w:rFonts w:ascii="Times New Roman" w:eastAsia="Times New Roman" w:hAnsi="Times New Roman" w:cs="Times New Roman"/>
-                <w:sz w:val="24"/>
-                <w:szCs w:val="24"/>
-                <w:lang w:val="tr-TR" w:eastAsia="tr-TR"/>
-              </w:rPr>
-              <w:t>Output</w:t>
-            </w:r>
-            <w:proofErr w:type="spellEnd"/>
-            <w:r>
-              <w:rPr>
-                <w:rFonts w:ascii="Times New Roman" w:eastAsia="Times New Roman" w:hAnsi="Times New Roman" w:cs="Times New Roman"/>
-                <w:sz w:val="24"/>
-                <w:szCs w:val="24"/>
-                <w:lang w:val="tr-TR" w:eastAsia="tr-TR"/>
-              </w:rPr>
-              <w:t>)</w:t>
+            <w:vMerge w:val="restart"/>
+            <w:tcMar>
+              <w:top w:w="30" w:type="dxa"/>
+              <w:left w:w="45" w:type="dxa"/>
+              <w:bottom w:w="30" w:type="dxa"/>
+              <w:right w:w="45" w:type="dxa"/>
+            </w:tcMar>
+            <w:vAlign w:val="center"/>
+            <w:hideMark/>
+          </w:tcPr>
+          <w:p>
+            <w:pPr>
+              <w:spacing w:after="0" w:line="240" w:lineRule="auto"/>
+              <w:rPr>
+                <w:rFonts w:ascii="Times New Roman" w:eastAsia="Times New Roman" w:hAnsi="Times New Roman" w:cs="Times New Roman"/>
+                <w:sz w:val="24"/>
+                <w:szCs w:val="24"/>
+                <w:lang w:val="tr-TR" w:eastAsia="tr-TR"/>
+              </w:rPr>
+            </w:pPr>
+            <w:r>
+              <w:rPr>
+                <w:rFonts w:ascii="Times New Roman" w:eastAsia="Times New Roman" w:hAnsi="Times New Roman" w:cs="Times New Roman"/>
+                <w:sz w:val="24"/>
+                <w:szCs w:val="24"/>
+                <w:lang w:val="tr-TR" w:eastAsia="tr-TR"/>
+              </w:rPr>
+              <w:t>CatBoost</w:t>
+            </w:r>
+          </w:p>
+        </w:tc>
+        <w:tc>
+          <w:tcPr>
+            <w:tcW w:w="0" w:type="auto"/>
+            <w:tcMar>
+              <w:top w:w="30" w:type="dxa"/>
+              <w:left w:w="45" w:type="dxa"/>
+              <w:bottom w:w="30" w:type="dxa"/>
+              <w:right w:w="45" w:type="dxa"/>
+            </w:tcMar>
+            <w:vAlign w:val="bottom"/>
+            <w:hideMark/>
+          </w:tcPr>
+          <w:p>
+            <w:pPr>
+              <w:spacing w:after="0" w:line="240" w:lineRule="auto"/>
+              <w:rPr>
+                <w:rFonts w:ascii="Times New Roman" w:eastAsia="Times New Roman" w:hAnsi="Times New Roman" w:cs="Times New Roman"/>
+                <w:sz w:val="24"/>
+                <w:szCs w:val="24"/>
+                <w:lang w:val="tr-TR" w:eastAsia="tr-TR"/>
+              </w:rPr>
+            </w:pPr>
+            <w:proofErr w:type="spellStart"/>
+            <w:r>
+              <w:rPr>
+                <w:rFonts w:ascii="Times New Roman" w:eastAsia="Times New Roman" w:hAnsi="Times New Roman" w:cs="Times New Roman"/>
+                <w:sz w:val="24"/>
+                <w:szCs w:val="24"/>
+                <w:lang w:val="tr-TR" w:eastAsia="tr-TR"/>
+              </w:rPr>
+              <w:t>iterations</w:t>
+            </w:r>
+            <w:proofErr w:type="spellEnd"/>
+          </w:p>
+        </w:tc>
+        <w:tc>
+          <w:tcPr>
+            <w:tcW w:w="2638" w:type="dxa"/>
+            <w:tcMar>
+              <w:top w:w="30" w:type="dxa"/>
+              <w:left w:w="45" w:type="dxa"/>
+              <w:bottom w:w="30" w:type="dxa"/>
+              <w:right w:w="45" w:type="dxa"/>
+            </w:tcMar>
+            <w:vAlign w:val="bottom"/>
+            <w:hideMark/>
+          </w:tcPr>
+          <w:p>
+            <w:pPr>
+              <w:spacing w:after="0" w:line="240" w:lineRule="auto"/>
+              <w:jc w:val="right"/>
+              <w:rPr>
+                <w:rFonts w:ascii="Times New Roman" w:eastAsia="Times New Roman" w:hAnsi="Times New Roman" w:cs="Times New Roman"/>
+                <w:sz w:val="24"/>
+                <w:szCs w:val="24"/>
+                <w:lang w:val="tr-TR" w:eastAsia="tr-TR"/>
+              </w:rPr>
+            </w:pPr>
+            <w:r>
+              <w:rPr>
+                <w:rFonts w:ascii="Times New Roman" w:eastAsia="Times New Roman" w:hAnsi="Times New Roman" w:cs="Times New Roman"/>
+                <w:sz w:val="24"/>
+                <w:szCs w:val="24"/>
+                <w:lang w:val="tr-TR" w:eastAsia="tr-TR"/>
+              </w:rPr>
+              <w:t>800</w:t>
             </w:r>
           </w:p>
         </w:tc>
@@ -3942,80 +3492,81 @@
           <w:p>
             <w:pPr>
               <w:spacing w:after="0" w:line="240" w:lineRule="auto"/>
-              <w:rPr>
-                <w:rFonts w:ascii="Times New Roman" w:eastAsia="Times New Roman" w:hAnsi="Times New Roman" w:cs="Times New Roman"/>
-                <w:sz w:val="24"/>
-                <w:szCs w:val="24"/>
-                <w:lang w:val="tr-TR" w:eastAsia="tr-TR"/>
-              </w:rPr>
-            </w:pPr>
-          </w:p>
-        </w:tc>
-        <w:tc>
-          <w:tcPr>
-            <w:tcW w:w="0" w:type="auto"/>
-            <w:tcMar>
-              <w:top w:w="30" w:type="dxa"/>
-              <w:left w:w="45" w:type="dxa"/>
-              <w:bottom w:w="30" w:type="dxa"/>
-              <w:right w:w="45" w:type="dxa"/>
-            </w:tcMar>
-            <w:vAlign w:val="bottom"/>
-            <w:hideMark/>
-          </w:tcPr>
-          <w:p>
-            <w:pPr>
-              <w:spacing w:after="0" w:line="240" w:lineRule="auto"/>
-              <w:rPr>
-                <w:rFonts w:ascii="Times New Roman" w:eastAsia="Times New Roman" w:hAnsi="Times New Roman" w:cs="Times New Roman"/>
-                <w:sz w:val="24"/>
-                <w:szCs w:val="24"/>
-                <w:lang w:val="tr-TR" w:eastAsia="tr-TR"/>
-              </w:rPr>
-            </w:pPr>
-            <w:proofErr w:type="spellStart"/>
-            <w:r>
-              <w:rPr>
-                <w:rFonts w:ascii="Times New Roman" w:eastAsia="Times New Roman" w:hAnsi="Times New Roman" w:cs="Times New Roman"/>
-                <w:sz w:val="24"/>
-                <w:szCs w:val="24"/>
-                <w:lang w:val="tr-TR" w:eastAsia="tr-TR"/>
-              </w:rPr>
-              <w:t>Optimizer</w:t>
-            </w:r>
-            <w:proofErr w:type="spellEnd"/>
-          </w:p>
-        </w:tc>
-        <w:tc>
-          <w:tcPr>
-            <w:tcW w:w="2688" w:type="dxa"/>
-            <w:tcMar>
-              <w:top w:w="30" w:type="dxa"/>
-              <w:left w:w="45" w:type="dxa"/>
-              <w:bottom w:w="30" w:type="dxa"/>
-              <w:right w:w="45" w:type="dxa"/>
-            </w:tcMar>
-            <w:vAlign w:val="bottom"/>
-            <w:hideMark/>
-          </w:tcPr>
-          <w:p>
-            <w:pPr>
-              <w:spacing w:after="0" w:line="240" w:lineRule="auto"/>
-              <w:rPr>
-                <w:rFonts w:ascii="Times New Roman" w:eastAsia="Times New Roman" w:hAnsi="Times New Roman" w:cs="Times New Roman"/>
-                <w:sz w:val="24"/>
-                <w:szCs w:val="24"/>
-                <w:lang w:val="tr-TR" w:eastAsia="tr-TR"/>
-              </w:rPr>
-            </w:pPr>
-            <w:r>
-              <w:rPr>
-                <w:rFonts w:ascii="Times New Roman" w:eastAsia="Times New Roman" w:hAnsi="Times New Roman" w:cs="Times New Roman"/>
-                <w:sz w:val="24"/>
-                <w:szCs w:val="24"/>
-                <w:lang w:val="tr-TR" w:eastAsia="tr-TR"/>
-              </w:rPr>
-              <w:t>Adam</w:t>
+              <w:jc w:val="right"/>
+              <w:rPr>
+                <w:rFonts w:ascii="Times New Roman" w:eastAsia="Times New Roman" w:hAnsi="Times New Roman" w:cs="Times New Roman"/>
+                <w:sz w:val="24"/>
+                <w:szCs w:val="24"/>
+                <w:lang w:val="tr-TR" w:eastAsia="tr-TR"/>
+              </w:rPr>
+            </w:pPr>
+          </w:p>
+        </w:tc>
+        <w:tc>
+          <w:tcPr>
+            <w:tcW w:w="0" w:type="auto"/>
+            <w:tcMar>
+              <w:top w:w="30" w:type="dxa"/>
+              <w:left w:w="45" w:type="dxa"/>
+              <w:bottom w:w="30" w:type="dxa"/>
+              <w:right w:w="45" w:type="dxa"/>
+            </w:tcMar>
+            <w:vAlign w:val="bottom"/>
+            <w:hideMark/>
+          </w:tcPr>
+          <w:p>
+            <w:pPr>
+              <w:spacing w:after="0" w:line="240" w:lineRule="auto"/>
+              <w:rPr>
+                <w:rFonts w:ascii="Times New Roman" w:eastAsia="Times New Roman" w:hAnsi="Times New Roman" w:cs="Times New Roman"/>
+                <w:sz w:val="24"/>
+                <w:szCs w:val="24"/>
+                <w:lang w:val="tr-TR" w:eastAsia="tr-TR"/>
+              </w:rPr>
+            </w:pPr>
+            <w:proofErr w:type="spellStart"/>
+            <w:r>
+              <w:rPr>
+                <w:rFonts w:ascii="Times New Roman" w:eastAsia="Times New Roman" w:hAnsi="Times New Roman" w:cs="Times New Roman"/>
+                <w:sz w:val="24"/>
+                <w:szCs w:val="24"/>
+                <w:lang w:val="tr-TR" w:eastAsia="tr-TR"/>
+              </w:rPr>
+              <w:t>learning_rate</w:t>
+            </w:r>
+            <w:proofErr w:type="spellEnd"/>
+          </w:p>
+        </w:tc>
+        <w:tc>
+          <w:tcPr>
+            <w:tcW w:w="2638" w:type="dxa"/>
+            <w:tcMar>
+              <w:top w:w="30" w:type="dxa"/>
+              <w:left w:w="45" w:type="dxa"/>
+              <w:bottom w:w="30" w:type="dxa"/>
+              <w:right w:w="45" w:type="dxa"/>
+            </w:tcMar>
+            <w:vAlign w:val="bottom"/>
+            <w:hideMark/>
+          </w:tcPr>
+          <w:p>
+            <w:pPr>
+              <w:spacing w:after="0" w:line="240" w:lineRule="auto"/>
+              <w:rPr>
+                <w:rFonts w:ascii="Times New Roman" w:eastAsia="Times New Roman" w:hAnsi="Times New Roman" w:cs="Times New Roman"/>
+                <w:sz w:val="24"/>
+                <w:szCs w:val="24"/>
+                <w:lang w:val="tr-TR" w:eastAsia="tr-TR"/>
+              </w:rPr>
+            </w:pPr>
+            <w:r>
+              <w:rPr>
+                <w:rFonts w:ascii="Times New Roman" w:eastAsia="Times New Roman" w:hAnsi="Times New Roman" w:cs="Times New Roman"/>
+                <w:sz w:val="24"/>
+                <w:szCs w:val="24"/>
+                <w:lang w:val="tr-TR" w:eastAsia="tr-TR"/>
+              </w:rPr>
+              <w:t>0.05</w:t>
             </w:r>
           </w:p>
         </w:tc>
@@ -4079,61 +3630,42 @@
                 <w:szCs w:val="24"/>
                 <w:lang w:val="tr-TR" w:eastAsia="tr-TR"/>
               </w:rPr>
-              <w:t>Loss</w:t>
-            </w:r>
-            <w:proofErr w:type="spellEnd"/>
-            <w:r>
-              <w:rPr>
-                <w:rFonts w:ascii="Times New Roman" w:eastAsia="Times New Roman" w:hAnsi="Times New Roman" w:cs="Times New Roman"/>
-                <w:sz w:val="24"/>
-                <w:szCs w:val="24"/>
-                <w:lang w:val="tr-TR" w:eastAsia="tr-TR"/>
-              </w:rPr>
-              <w:t xml:space="preserve"> </w:t>
-            </w:r>
-            <w:proofErr w:type="spellStart"/>
-            <w:r>
-              <w:rPr>
-                <w:rFonts w:ascii="Times New Roman" w:eastAsia="Times New Roman" w:hAnsi="Times New Roman" w:cs="Times New Roman"/>
-                <w:sz w:val="24"/>
-                <w:szCs w:val="24"/>
-                <w:lang w:val="tr-TR" w:eastAsia="tr-TR"/>
-              </w:rPr>
-              <w:t>function</w:t>
-            </w:r>
-            <w:proofErr w:type="spellEnd"/>
-          </w:p>
-        </w:tc>
-        <w:tc>
-          <w:tcPr>
-            <w:tcW w:w="2688" w:type="dxa"/>
-            <w:tcMar>
-              <w:top w:w="30" w:type="dxa"/>
-              <w:left w:w="45" w:type="dxa"/>
-              <w:bottom w:w="30" w:type="dxa"/>
-              <w:right w:w="45" w:type="dxa"/>
-            </w:tcMar>
-            <w:vAlign w:val="bottom"/>
-            <w:hideMark/>
-          </w:tcPr>
-          <w:p>
-            <w:pPr>
-              <w:spacing w:after="0" w:line="240" w:lineRule="auto"/>
-              <w:rPr>
-                <w:rFonts w:ascii="Times New Roman" w:eastAsia="Times New Roman" w:hAnsi="Times New Roman" w:cs="Times New Roman"/>
-                <w:sz w:val="24"/>
-                <w:szCs w:val="24"/>
-                <w:lang w:val="tr-TR" w:eastAsia="tr-TR"/>
-              </w:rPr>
-            </w:pPr>
-            <w:r>
-              <w:rPr>
-                <w:rFonts w:ascii="Times New Roman" w:eastAsia="Times New Roman" w:hAnsi="Times New Roman" w:cs="Times New Roman"/>
-                <w:sz w:val="24"/>
-                <w:szCs w:val="24"/>
-                <w:lang w:val="tr-TR" w:eastAsia="tr-TR"/>
-              </w:rPr>
-              <w:t>MSE</w:t>
+              <w:t>depth</w:t>
+            </w:r>
+            <w:proofErr w:type="spellEnd"/>
+          </w:p>
+        </w:tc>
+        <w:tc>
+          <w:tcPr>
+            <w:tcW w:w="2638" w:type="dxa"/>
+            <w:tcMar>
+              <w:top w:w="30" w:type="dxa"/>
+              <w:left w:w="45" w:type="dxa"/>
+              <w:bottom w:w="30" w:type="dxa"/>
+              <w:right w:w="45" w:type="dxa"/>
+            </w:tcMar>
+            <w:vAlign w:val="bottom"/>
+            <w:hideMark/>
+          </w:tcPr>
+          <w:p>
+            <w:pPr>
+              <w:spacing w:after="0" w:line="240" w:lineRule="auto"/>
+              <w:jc w:val="right"/>
+              <w:rPr>
+                <w:rFonts w:ascii="Times New Roman" w:eastAsia="Times New Roman" w:hAnsi="Times New Roman" w:cs="Times New Roman"/>
+                <w:sz w:val="24"/>
+                <w:szCs w:val="24"/>
+                <w:lang w:val="tr-TR" w:eastAsia="tr-TR"/>
+              </w:rPr>
+            </w:pPr>
+            <w:r>
+              <w:rPr>
+                <w:rFonts w:ascii="Times New Roman" w:eastAsia="Times New Roman" w:hAnsi="Times New Roman" w:cs="Times New Roman"/>
+                <w:sz w:val="24"/>
+                <w:szCs w:val="24"/>
+                <w:lang w:val="tr-TR" w:eastAsia="tr-TR"/>
+              </w:rPr>
+              <w:t>6</w:t>
             </w:r>
           </w:p>
         </w:tc>
@@ -4158,65 +3690,6 @@
           <w:p>
             <w:pPr>
               <w:spacing w:after="0" w:line="240" w:lineRule="auto"/>
-              <w:rPr>
-                <w:rFonts w:ascii="Times New Roman" w:eastAsia="Times New Roman" w:hAnsi="Times New Roman" w:cs="Times New Roman"/>
-                <w:sz w:val="24"/>
-                <w:szCs w:val="24"/>
-                <w:lang w:val="tr-TR" w:eastAsia="tr-TR"/>
-              </w:rPr>
-            </w:pPr>
-          </w:p>
-        </w:tc>
-        <w:tc>
-          <w:tcPr>
-            <w:tcW w:w="0" w:type="auto"/>
-            <w:tcMar>
-              <w:top w:w="30" w:type="dxa"/>
-              <w:left w:w="45" w:type="dxa"/>
-              <w:bottom w:w="30" w:type="dxa"/>
-              <w:right w:w="45" w:type="dxa"/>
-            </w:tcMar>
-            <w:vAlign w:val="bottom"/>
-            <w:hideMark/>
-          </w:tcPr>
-          <w:p>
-            <w:pPr>
-              <w:spacing w:after="0" w:line="240" w:lineRule="auto"/>
-              <w:rPr>
-                <w:rFonts w:ascii="Times New Roman" w:eastAsia="Times New Roman" w:hAnsi="Times New Roman" w:cs="Times New Roman"/>
-                <w:sz w:val="24"/>
-                <w:szCs w:val="24"/>
-                <w:lang w:val="tr-TR" w:eastAsia="tr-TR"/>
-              </w:rPr>
-            </w:pPr>
-            <w:proofErr w:type="spellStart"/>
-            <w:r>
-              <w:rPr>
-                <w:rFonts w:ascii="Times New Roman" w:eastAsia="Times New Roman" w:hAnsi="Times New Roman" w:cs="Times New Roman"/>
-                <w:sz w:val="24"/>
-                <w:szCs w:val="24"/>
-                <w:lang w:val="tr-TR" w:eastAsia="tr-TR"/>
-              </w:rPr>
-              <w:t>Epochs</w:t>
-            </w:r>
-            <w:proofErr w:type="spellEnd"/>
-          </w:p>
-        </w:tc>
-        <w:tc>
-          <w:tcPr>
-            <w:tcW w:w="2688" w:type="dxa"/>
-            <w:tcMar>
-              <w:top w:w="30" w:type="dxa"/>
-              <w:left w:w="45" w:type="dxa"/>
-              <w:bottom w:w="30" w:type="dxa"/>
-              <w:right w:w="45" w:type="dxa"/>
-            </w:tcMar>
-            <w:vAlign w:val="bottom"/>
-            <w:hideMark/>
-          </w:tcPr>
-          <w:p>
-            <w:pPr>
-              <w:spacing w:after="0" w:line="240" w:lineRule="auto"/>
               <w:jc w:val="right"/>
               <w:rPr>
                 <w:rFonts w:ascii="Times New Roman" w:eastAsia="Times New Roman" w:hAnsi="Times New Roman" w:cs="Times New Roman"/>
@@ -4225,14 +3698,73 @@
                 <w:lang w:val="tr-TR" w:eastAsia="tr-TR"/>
               </w:rPr>
             </w:pPr>
-            <w:r>
-              <w:rPr>
-                <w:rFonts w:ascii="Times New Roman" w:eastAsia="Times New Roman" w:hAnsi="Times New Roman" w:cs="Times New Roman"/>
-                <w:sz w:val="24"/>
-                <w:szCs w:val="24"/>
-                <w:lang w:val="tr-TR" w:eastAsia="tr-TR"/>
-              </w:rPr>
-              <w:t>50</w:t>
+          </w:p>
+        </w:tc>
+        <w:tc>
+          <w:tcPr>
+            <w:tcW w:w="0" w:type="auto"/>
+            <w:tcMar>
+              <w:top w:w="30" w:type="dxa"/>
+              <w:left w:w="45" w:type="dxa"/>
+              <w:bottom w:w="30" w:type="dxa"/>
+              <w:right w:w="45" w:type="dxa"/>
+            </w:tcMar>
+            <w:vAlign w:val="bottom"/>
+            <w:hideMark/>
+          </w:tcPr>
+          <w:p>
+            <w:pPr>
+              <w:spacing w:after="0" w:line="240" w:lineRule="auto"/>
+              <w:rPr>
+                <w:rFonts w:ascii="Times New Roman" w:eastAsia="Times New Roman" w:hAnsi="Times New Roman" w:cs="Times New Roman"/>
+                <w:sz w:val="24"/>
+                <w:szCs w:val="24"/>
+                <w:lang w:val="tr-TR" w:eastAsia="tr-TR"/>
+              </w:rPr>
+            </w:pPr>
+            <w:proofErr w:type="spellStart"/>
+            <w:r>
+              <w:rPr>
+                <w:rFonts w:ascii="Times New Roman" w:eastAsia="Times New Roman" w:hAnsi="Times New Roman" w:cs="Times New Roman"/>
+                <w:sz w:val="24"/>
+                <w:szCs w:val="24"/>
+                <w:lang w:val="tr-TR" w:eastAsia="tr-TR"/>
+              </w:rPr>
+              <w:t>eval_metric</w:t>
+            </w:r>
+            <w:proofErr w:type="spellEnd"/>
+          </w:p>
+        </w:tc>
+        <w:tc>
+          <w:tcPr>
+            <w:tcW w:w="2638" w:type="dxa"/>
+            <w:tcMar>
+              <w:top w:w="30" w:type="dxa"/>
+              <w:left w:w="45" w:type="dxa"/>
+              <w:bottom w:w="30" w:type="dxa"/>
+              <w:right w:w="45" w:type="dxa"/>
+            </w:tcMar>
+            <w:vAlign w:val="bottom"/>
+            <w:hideMark/>
+          </w:tcPr>
+          <w:p>
+            <w:pPr>
+              <w:spacing w:after="0" w:line="240" w:lineRule="auto"/>
+              <w:rPr>
+                <w:rFonts w:ascii="Times New Roman" w:eastAsia="Times New Roman" w:hAnsi="Times New Roman" w:cs="Times New Roman"/>
+                <w:sz w:val="24"/>
+                <w:szCs w:val="24"/>
+                <w:lang w:val="tr-TR" w:eastAsia="tr-TR"/>
+              </w:rPr>
+            </w:pPr>
+            <w:r>
+              <w:rPr>
+                <w:rFonts w:ascii="Times New Roman" w:eastAsia="Times New Roman" w:hAnsi="Times New Roman" w:cs="Times New Roman"/>
+                <w:sz w:val="24"/>
+                <w:szCs w:val="24"/>
+                <w:lang w:val="tr-TR" w:eastAsia="tr-TR"/>
+              </w:rPr>
+              <w:t>RMSE</w:t>
             </w:r>
           </w:p>
         </w:tc>
@@ -4257,6 +3789,65 @@
           <w:p>
             <w:pPr>
               <w:spacing w:after="0" w:line="240" w:lineRule="auto"/>
+              <w:rPr>
+                <w:rFonts w:ascii="Times New Roman" w:eastAsia="Times New Roman" w:hAnsi="Times New Roman" w:cs="Times New Roman"/>
+                <w:sz w:val="24"/>
+                <w:szCs w:val="24"/>
+                <w:lang w:val="tr-TR" w:eastAsia="tr-TR"/>
+              </w:rPr>
+            </w:pPr>
+          </w:p>
+        </w:tc>
+        <w:tc>
+          <w:tcPr>
+            <w:tcW w:w="0" w:type="auto"/>
+            <w:tcMar>
+              <w:top w:w="30" w:type="dxa"/>
+              <w:left w:w="45" w:type="dxa"/>
+              <w:bottom w:w="30" w:type="dxa"/>
+              <w:right w:w="45" w:type="dxa"/>
+            </w:tcMar>
+            <w:vAlign w:val="bottom"/>
+            <w:hideMark/>
+          </w:tcPr>
+          <w:p>
+            <w:pPr>
+              <w:spacing w:after="0" w:line="240" w:lineRule="auto"/>
+              <w:rPr>
+                <w:rFonts w:ascii="Times New Roman" w:eastAsia="Times New Roman" w:hAnsi="Times New Roman" w:cs="Times New Roman"/>
+                <w:sz w:val="24"/>
+                <w:szCs w:val="24"/>
+                <w:lang w:val="tr-TR" w:eastAsia="tr-TR"/>
+              </w:rPr>
+            </w:pPr>
+            <w:proofErr w:type="spellStart"/>
+            <w:r>
+              <w:rPr>
+                <w:rFonts w:ascii="Times New Roman" w:eastAsia="Times New Roman" w:hAnsi="Times New Roman" w:cs="Times New Roman"/>
+                <w:sz w:val="24"/>
+                <w:szCs w:val="24"/>
+                <w:lang w:val="tr-TR" w:eastAsia="tr-TR"/>
+              </w:rPr>
+              <w:t>early_stopping_rounds</w:t>
+            </w:r>
+            <w:proofErr w:type="spellEnd"/>
+          </w:p>
+        </w:tc>
+        <w:tc>
+          <w:tcPr>
+            <w:tcW w:w="2638" w:type="dxa"/>
+            <w:tcMar>
+              <w:top w:w="30" w:type="dxa"/>
+              <w:left w:w="45" w:type="dxa"/>
+              <w:bottom w:w="30" w:type="dxa"/>
+              <w:right w:w="45" w:type="dxa"/>
+            </w:tcMar>
+            <w:vAlign w:val="bottom"/>
+            <w:hideMark/>
+          </w:tcPr>
+          <w:p>
+            <w:pPr>
+              <w:spacing w:after="0" w:line="240" w:lineRule="auto"/>
               <w:jc w:val="right"/>
               <w:rPr>
                 <w:rFonts w:ascii="Times New Roman" w:eastAsia="Times New Roman" w:hAnsi="Times New Roman" w:cs="Times New Roman"/>
@@ -4265,83 +3856,14 @@
                 <w:lang w:val="tr-TR" w:eastAsia="tr-TR"/>
               </w:rPr>
             </w:pPr>
-          </w:p>
-        </w:tc>
-        <w:tc>
-          <w:tcPr>
-            <w:tcW w:w="0" w:type="auto"/>
-            <w:tcMar>
-              <w:top w:w="30" w:type="dxa"/>
-              <w:left w:w="45" w:type="dxa"/>
-              <w:bottom w:w="30" w:type="dxa"/>
-              <w:right w:w="45" w:type="dxa"/>
-            </w:tcMar>
-            <w:vAlign w:val="bottom"/>
-            <w:hideMark/>
-          </w:tcPr>
-          <w:p>
-            <w:pPr>
-              <w:spacing w:after="0" w:line="240" w:lineRule="auto"/>
-              <w:rPr>
-                <w:rFonts w:ascii="Times New Roman" w:eastAsia="Times New Roman" w:hAnsi="Times New Roman" w:cs="Times New Roman"/>
-                <w:sz w:val="24"/>
-                <w:szCs w:val="24"/>
-                <w:lang w:val="tr-TR" w:eastAsia="tr-TR"/>
-              </w:rPr>
-            </w:pPr>
-            <w:proofErr w:type="spellStart"/>
-            <w:r>
-              <w:rPr>
-                <w:rFonts w:ascii="Times New Roman" w:eastAsia="Times New Roman" w:hAnsi="Times New Roman" w:cs="Times New Roman"/>
-                <w:sz w:val="24"/>
-                <w:szCs w:val="24"/>
-                <w:lang w:val="tr-TR" w:eastAsia="tr-TR"/>
-              </w:rPr>
-              <w:t>Batch</w:t>
-            </w:r>
-            <w:proofErr w:type="spellEnd"/>
-            <w:r>
-              <w:rPr>
-                <w:rFonts w:ascii="Times New Roman" w:eastAsia="Times New Roman" w:hAnsi="Times New Roman" w:cs="Times New Roman"/>
-                <w:sz w:val="24"/>
-                <w:szCs w:val="24"/>
-                <w:lang w:val="tr-TR" w:eastAsia="tr-TR"/>
-              </w:rPr>
-              <w:t xml:space="preserve"> size</w:t>
-            </w:r>
-          </w:p>
-        </w:tc>
-        <w:tc>
-          <w:tcPr>
-            <w:tcW w:w="2688" w:type="dxa"/>
-            <w:tcMar>
-              <w:top w:w="30" w:type="dxa"/>
-              <w:left w:w="45" w:type="dxa"/>
-              <w:bottom w:w="30" w:type="dxa"/>
-              <w:right w:w="45" w:type="dxa"/>
-            </w:tcMar>
-            <w:vAlign w:val="bottom"/>
-            <w:hideMark/>
-          </w:tcPr>
-          <w:p>
-            <w:pPr>
-              <w:spacing w:after="0" w:line="240" w:lineRule="auto"/>
-              <w:jc w:val="right"/>
-              <w:rPr>
-                <w:rFonts w:ascii="Times New Roman" w:eastAsia="Times New Roman" w:hAnsi="Times New Roman" w:cs="Times New Roman"/>
-                <w:sz w:val="24"/>
-                <w:szCs w:val="24"/>
-                <w:lang w:val="tr-TR" w:eastAsia="tr-TR"/>
-              </w:rPr>
-            </w:pPr>
-            <w:r>
-              <w:rPr>
-                <w:rFonts w:ascii="Times New Roman" w:eastAsia="Times New Roman" w:hAnsi="Times New Roman" w:cs="Times New Roman"/>
-                <w:sz w:val="24"/>
-                <w:szCs w:val="24"/>
-                <w:lang w:val="tr-TR" w:eastAsia="tr-TR"/>
-              </w:rPr>
-              <w:t>32</w:t>
+            <w:r>
+              <w:rPr>
+                <w:rFonts w:ascii="Times New Roman" w:eastAsia="Times New Roman" w:hAnsi="Times New Roman" w:cs="Times New Roman"/>
+                <w:sz w:val="24"/>
+                <w:szCs w:val="24"/>
+                <w:lang w:val="tr-TR" w:eastAsia="tr-TR"/>
+              </w:rPr>
+              <w:t>50</w:t>
             </w:r>
           </w:p>
         </w:tc>
@@ -4353,104 +3875,7 @@
         <w:tc>
           <w:tcPr>
             <w:tcW w:w="0" w:type="auto"/>
-            <w:vMerge w:val="restart"/>
-            <w:tcMar>
-              <w:top w:w="30" w:type="dxa"/>
-              <w:left w:w="45" w:type="dxa"/>
-              <w:bottom w:w="30" w:type="dxa"/>
-              <w:right w:w="45" w:type="dxa"/>
-            </w:tcMar>
-            <w:vAlign w:val="center"/>
-            <w:hideMark/>
-          </w:tcPr>
-          <w:p>
-            <w:pPr>
-              <w:spacing w:after="0" w:line="240" w:lineRule="auto"/>
-              <w:rPr>
-                <w:rFonts w:ascii="Times New Roman" w:eastAsia="Times New Roman" w:hAnsi="Times New Roman" w:cs="Times New Roman"/>
-                <w:sz w:val="24"/>
-                <w:szCs w:val="24"/>
-                <w:lang w:val="tr-TR" w:eastAsia="tr-TR"/>
-              </w:rPr>
-            </w:pPr>
-            <w:r>
-              <w:rPr>
-                <w:rFonts w:ascii="Times New Roman" w:eastAsia="Times New Roman" w:hAnsi="Times New Roman" w:cs="Times New Roman"/>
-                <w:sz w:val="24"/>
-                <w:szCs w:val="24"/>
-                <w:lang w:val="tr-TR" w:eastAsia="tr-TR"/>
-              </w:rPr>
-              <w:t>ANN</w:t>
-            </w:r>
-          </w:p>
-        </w:tc>
-        <w:tc>
-          <w:tcPr>
-            <w:tcW w:w="0" w:type="auto"/>
-            <w:tcMar>
-              <w:top w:w="30" w:type="dxa"/>
-              <w:left w:w="45" w:type="dxa"/>
-              <w:bottom w:w="30" w:type="dxa"/>
-              <w:right w:w="45" w:type="dxa"/>
-            </w:tcMar>
-            <w:vAlign w:val="bottom"/>
-            <w:hideMark/>
-          </w:tcPr>
-          <w:p>
-            <w:pPr>
-              <w:spacing w:after="0" w:line="240" w:lineRule="auto"/>
-              <w:rPr>
-                <w:rFonts w:ascii="Times New Roman" w:eastAsia="Times New Roman" w:hAnsi="Times New Roman" w:cs="Times New Roman"/>
-                <w:sz w:val="24"/>
-                <w:szCs w:val="24"/>
-                <w:lang w:val="tr-TR" w:eastAsia="tr-TR"/>
-              </w:rPr>
-            </w:pPr>
-            <w:r>
-              <w:rPr>
-                <w:rFonts w:ascii="Times New Roman" w:eastAsia="Times New Roman" w:hAnsi="Times New Roman" w:cs="Times New Roman"/>
-                <w:sz w:val="24"/>
-                <w:szCs w:val="24"/>
-                <w:lang w:val="tr-TR" w:eastAsia="tr-TR"/>
-              </w:rPr>
-              <w:t xml:space="preserve">Input </w:t>
-            </w:r>
-            <w:proofErr w:type="spellStart"/>
-            <w:r>
-              <w:rPr>
-                <w:rFonts w:ascii="Times New Roman" w:eastAsia="Times New Roman" w:hAnsi="Times New Roman" w:cs="Times New Roman"/>
-                <w:sz w:val="24"/>
-                <w:szCs w:val="24"/>
-                <w:lang w:val="tr-TR" w:eastAsia="tr-TR"/>
-              </w:rPr>
-              <w:t>layer</w:t>
-            </w:r>
-            <w:proofErr w:type="spellEnd"/>
-            <w:r>
-              <w:rPr>
-                <w:rFonts w:ascii="Times New Roman" w:eastAsia="Times New Roman" w:hAnsi="Times New Roman" w:cs="Times New Roman"/>
-                <w:sz w:val="24"/>
-                <w:szCs w:val="24"/>
-                <w:lang w:val="tr-TR" w:eastAsia="tr-TR"/>
-              </w:rPr>
-              <w:t xml:space="preserve"> </w:t>
-            </w:r>
-            <w:proofErr w:type="spellStart"/>
-            <w:r>
-              <w:rPr>
-                <w:rFonts w:ascii="Times New Roman" w:eastAsia="Times New Roman" w:hAnsi="Times New Roman" w:cs="Times New Roman"/>
-                <w:sz w:val="24"/>
-                <w:szCs w:val="24"/>
-                <w:lang w:val="tr-TR" w:eastAsia="tr-TR"/>
-              </w:rPr>
-              <w:t>neurons</w:t>
-            </w:r>
-            <w:proofErr w:type="spellEnd"/>
-          </w:p>
-        </w:tc>
-        <w:tc>
-          <w:tcPr>
-            <w:tcW w:w="2688" w:type="dxa"/>
+            <w:vMerge/>
             <w:tcMar>
               <w:top w:w="30" w:type="dxa"/>
               <w:left w:w="45" w:type="dxa"/>
@@ -4471,14 +3896,74 @@
                 <w:lang w:val="tr-TR" w:eastAsia="tr-TR"/>
               </w:rPr>
             </w:pPr>
-            <w:r>
-              <w:rPr>
-                <w:rFonts w:ascii="Times New Roman" w:eastAsia="Times New Roman" w:hAnsi="Times New Roman" w:cs="Times New Roman"/>
-                <w:sz w:val="24"/>
-                <w:szCs w:val="24"/>
-                <w:lang w:val="tr-TR" w:eastAsia="tr-TR"/>
-              </w:rPr>
-              <w:t>128</w:t>
+          </w:p>
+        </w:tc>
+        <w:tc>
+          <w:tcPr>
+            <w:tcW w:w="0" w:type="auto"/>
+            <w:tcMar>
+              <w:top w:w="30" w:type="dxa"/>
+              <w:left w:w="45" w:type="dxa"/>
+              <w:bottom w:w="30" w:type="dxa"/>
+              <w:right w:w="45" w:type="dxa"/>
+            </w:tcMar>
+            <w:vAlign w:val="bottom"/>
+            <w:hideMark/>
+          </w:tcPr>
+          <w:p>
+            <w:pPr>
+              <w:spacing w:after="0" w:line="240" w:lineRule="auto"/>
+              <w:rPr>
+                <w:rFonts w:ascii="Times New Roman" w:eastAsia="Times New Roman" w:hAnsi="Times New Roman" w:cs="Times New Roman"/>
+                <w:sz w:val="24"/>
+                <w:szCs w:val="24"/>
+                <w:lang w:val="tr-TR" w:eastAsia="tr-TR"/>
+              </w:rPr>
+            </w:pPr>
+            <w:proofErr w:type="spellStart"/>
+            <w:r>
+              <w:rPr>
+                <w:rFonts w:ascii="Times New Roman" w:eastAsia="Times New Roman" w:hAnsi="Times New Roman" w:cs="Times New Roman"/>
+                <w:sz w:val="24"/>
+                <w:szCs w:val="24"/>
+                <w:lang w:val="tr-TR" w:eastAsia="tr-TR"/>
+              </w:rPr>
+              <w:t>random_seed</w:t>
+            </w:r>
+            <w:proofErr w:type="spellEnd"/>
+          </w:p>
+        </w:tc>
+        <w:tc>
+          <w:tcPr>
+            <w:tcW w:w="2638" w:type="dxa"/>
+            <w:tcMar>
+              <w:top w:w="30" w:type="dxa"/>
+              <w:left w:w="45" w:type="dxa"/>
+              <w:bottom w:w="30" w:type="dxa"/>
+              <w:right w:w="45" w:type="dxa"/>
+            </w:tcMar>
+            <w:vAlign w:val="bottom"/>
+            <w:hideMark/>
+          </w:tcPr>
+          <w:p>
+            <w:pPr>
+              <w:spacing w:after="0" w:line="240" w:lineRule="auto"/>
+              <w:jc w:val="right"/>
+              <w:rPr>
+                <w:rFonts w:ascii="Times New Roman" w:eastAsia="Times New Roman" w:hAnsi="Times New Roman" w:cs="Times New Roman"/>
+                <w:sz w:val="24"/>
+                <w:szCs w:val="24"/>
+                <w:lang w:val="tr-TR" w:eastAsia="tr-TR"/>
+              </w:rPr>
+            </w:pPr>
+            <w:r>
+              <w:rPr>
+                <w:rFonts w:ascii="Times New Roman" w:eastAsia="Times New Roman" w:hAnsi="Times New Roman" w:cs="Times New Roman"/>
+                <w:sz w:val="24"/>
+                <w:szCs w:val="24"/>
+                <w:lang w:val="tr-TR" w:eastAsia="tr-TR"/>
+              </w:rPr>
+              <w:t>42</w:t>
             </w:r>
           </w:p>
         </w:tc>
@@ -4543,7 +4028,71 @@
                 <w:szCs w:val="24"/>
                 <w:lang w:val="tr-TR" w:eastAsia="tr-TR"/>
               </w:rPr>
-              <w:t>Hidden</w:t>
+              <w:t>Categorical</w:t>
+            </w:r>
+            <w:proofErr w:type="spellEnd"/>
+            <w:r>
+              <w:rPr>
+                <w:rFonts w:ascii="Times New Roman" w:eastAsia="Times New Roman" w:hAnsi="Times New Roman" w:cs="Times New Roman"/>
+                <w:sz w:val="24"/>
+                <w:szCs w:val="24"/>
+                <w:lang w:val="tr-TR" w:eastAsia="tr-TR"/>
+              </w:rPr>
+              <w:t xml:space="preserve"> Handling</w:t>
+            </w:r>
+          </w:p>
+        </w:tc>
+        <w:tc>
+          <w:tcPr>
+            <w:tcW w:w="2638" w:type="dxa"/>
+            <w:tcMar>
+              <w:top w:w="30" w:type="dxa"/>
+              <w:left w:w="45" w:type="dxa"/>
+              <w:bottom w:w="30" w:type="dxa"/>
+              <w:right w:w="45" w:type="dxa"/>
+            </w:tcMar>
+            <w:vAlign w:val="bottom"/>
+            <w:hideMark/>
+          </w:tcPr>
+          <w:p>
+            <w:pPr>
+              <w:spacing w:after="0" w:line="240" w:lineRule="auto"/>
+              <w:rPr>
+                <w:rFonts w:ascii="Times New Roman" w:eastAsia="Times New Roman" w:hAnsi="Times New Roman" w:cs="Times New Roman"/>
+                <w:sz w:val="24"/>
+                <w:szCs w:val="24"/>
+                <w:lang w:val="tr-TR" w:eastAsia="tr-TR"/>
+              </w:rPr>
+            </w:pPr>
+            <w:proofErr w:type="spellStart"/>
+            <w:r>
+              <w:rPr>
+                <w:rFonts w:ascii="Times New Roman" w:eastAsia="Times New Roman" w:hAnsi="Times New Roman" w:cs="Times New Roman"/>
+                <w:sz w:val="24"/>
+                <w:szCs w:val="24"/>
+                <w:lang w:val="tr-TR" w:eastAsia="tr-TR"/>
+              </w:rPr>
+              <w:t>Native</w:t>
+            </w:r>
+            <w:proofErr w:type="spellEnd"/>
+            <w:r>
+              <w:rPr>
+                <w:rFonts w:ascii="Times New Roman" w:eastAsia="Times New Roman" w:hAnsi="Times New Roman" w:cs="Times New Roman"/>
+                <w:sz w:val="24"/>
+                <w:szCs w:val="24"/>
+                <w:lang w:val="tr-TR" w:eastAsia="tr-TR"/>
+              </w:rPr>
+              <w:t xml:space="preserve"> (</w:t>
+            </w:r>
+            <w:proofErr w:type="spellStart"/>
+            <w:r>
+              <w:rPr>
+                <w:rFonts w:ascii="Times New Roman" w:eastAsia="Times New Roman" w:hAnsi="Times New Roman" w:cs="Times New Roman"/>
+                <w:sz w:val="24"/>
+                <w:szCs w:val="24"/>
+                <w:lang w:val="tr-TR" w:eastAsia="tr-TR"/>
+              </w:rPr>
+              <w:t>Pool</w:t>
             </w:r>
             <w:proofErr w:type="spellEnd"/>
             <w:r>
@@ -4563,62 +4112,17 @@
                 <w:szCs w:val="24"/>
                 <w:lang w:val="tr-TR" w:eastAsia="tr-TR"/>
               </w:rPr>
-              <w:t>layer</w:t>
-            </w:r>
-            <w:proofErr w:type="spellEnd"/>
-            <w:r>
-              <w:rPr>
-                <w:rFonts w:ascii="Times New Roman" w:eastAsia="Times New Roman" w:hAnsi="Times New Roman" w:cs="Times New Roman"/>
-                <w:sz w:val="24"/>
-                <w:szCs w:val="24"/>
-                <w:lang w:val="tr-TR" w:eastAsia="tr-TR"/>
-              </w:rPr>
-              <w:t xml:space="preserve"> 1 </w:t>
-            </w:r>
-            <w:proofErr w:type="spellStart"/>
-            <w:r>
-              <w:rPr>
-                <w:rFonts w:ascii="Times New Roman" w:eastAsia="Times New Roman" w:hAnsi="Times New Roman" w:cs="Times New Roman"/>
-                <w:sz w:val="24"/>
-                <w:szCs w:val="24"/>
-                <w:lang w:val="tr-TR" w:eastAsia="tr-TR"/>
-              </w:rPr>
-              <w:t>neurons</w:t>
-            </w:r>
-            <w:proofErr w:type="spellEnd"/>
-          </w:p>
-        </w:tc>
-        <w:tc>
-          <w:tcPr>
-            <w:tcW w:w="2688" w:type="dxa"/>
-            <w:tcMar>
-              <w:top w:w="30" w:type="dxa"/>
-              <w:left w:w="45" w:type="dxa"/>
-              <w:bottom w:w="30" w:type="dxa"/>
-              <w:right w:w="45" w:type="dxa"/>
-            </w:tcMar>
-            <w:vAlign w:val="bottom"/>
-            <w:hideMark/>
-          </w:tcPr>
-          <w:p>
-            <w:pPr>
-              <w:spacing w:after="0" w:line="240" w:lineRule="auto"/>
-              <w:jc w:val="right"/>
-              <w:rPr>
-                <w:rFonts w:ascii="Times New Roman" w:eastAsia="Times New Roman" w:hAnsi="Times New Roman" w:cs="Times New Roman"/>
-                <w:sz w:val="24"/>
-                <w:szCs w:val="24"/>
-                <w:lang w:val="tr-TR" w:eastAsia="tr-TR"/>
-              </w:rPr>
-            </w:pPr>
-            <w:r>
-              <w:rPr>
-                <w:rFonts w:ascii="Times New Roman" w:eastAsia="Times New Roman" w:hAnsi="Times New Roman" w:cs="Times New Roman"/>
-                <w:sz w:val="24"/>
-                <w:szCs w:val="24"/>
-                <w:lang w:val="tr-TR" w:eastAsia="tr-TR"/>
-              </w:rPr>
-              <w:t>64</w:t>
+              <w:t>mechanism</w:t>
+            </w:r>
+            <w:proofErr w:type="spellEnd"/>
+            <w:r>
+              <w:rPr>
+                <w:rFonts w:ascii="Times New Roman" w:eastAsia="Times New Roman" w:hAnsi="Times New Roman" w:cs="Times New Roman"/>
+                <w:sz w:val="24"/>
+                <w:szCs w:val="24"/>
+                <w:lang w:val="tr-TR" w:eastAsia="tr-TR"/>
+              </w:rPr>
+              <w:t>)</w:t>
             </w:r>
           </w:p>
         </w:tc>
@@ -4630,135 +4134,90 @@
         <w:tc>
           <w:tcPr>
             <w:tcW w:w="0" w:type="auto"/>
-            <w:vMerge/>
-            <w:tcMar>
-              <w:top w:w="30" w:type="dxa"/>
-              <w:left w:w="45" w:type="dxa"/>
-              <w:bottom w:w="30" w:type="dxa"/>
-              <w:right w:w="45" w:type="dxa"/>
-            </w:tcMar>
-            <w:vAlign w:val="bottom"/>
-            <w:hideMark/>
-          </w:tcPr>
-          <w:p>
-            <w:pPr>
-              <w:spacing w:after="0" w:line="240" w:lineRule="auto"/>
-              <w:jc w:val="right"/>
-              <w:rPr>
-                <w:rFonts w:ascii="Times New Roman" w:eastAsia="Times New Roman" w:hAnsi="Times New Roman" w:cs="Times New Roman"/>
-                <w:sz w:val="24"/>
-                <w:szCs w:val="24"/>
-                <w:lang w:val="tr-TR" w:eastAsia="tr-TR"/>
-              </w:rPr>
-            </w:pPr>
-          </w:p>
-        </w:tc>
-        <w:tc>
-          <w:tcPr>
-            <w:tcW w:w="0" w:type="auto"/>
-            <w:tcMar>
-              <w:top w:w="30" w:type="dxa"/>
-              <w:left w:w="45" w:type="dxa"/>
-              <w:bottom w:w="30" w:type="dxa"/>
-              <w:right w:w="45" w:type="dxa"/>
-            </w:tcMar>
-            <w:vAlign w:val="bottom"/>
-            <w:hideMark/>
-          </w:tcPr>
-          <w:p>
-            <w:pPr>
-              <w:spacing w:after="0" w:line="240" w:lineRule="auto"/>
-              <w:rPr>
-                <w:rFonts w:ascii="Times New Roman" w:eastAsia="Times New Roman" w:hAnsi="Times New Roman" w:cs="Times New Roman"/>
-                <w:sz w:val="24"/>
-                <w:szCs w:val="24"/>
-                <w:lang w:val="tr-TR" w:eastAsia="tr-TR"/>
-              </w:rPr>
-            </w:pPr>
-            <w:proofErr w:type="spellStart"/>
-            <w:r>
-              <w:rPr>
-                <w:rFonts w:ascii="Times New Roman" w:eastAsia="Times New Roman" w:hAnsi="Times New Roman" w:cs="Times New Roman"/>
-                <w:sz w:val="24"/>
-                <w:szCs w:val="24"/>
-                <w:lang w:val="tr-TR" w:eastAsia="tr-TR"/>
-              </w:rPr>
-              <w:t>Hidden</w:t>
-            </w:r>
-            <w:proofErr w:type="spellEnd"/>
-            <w:r>
-              <w:rPr>
-                <w:rFonts w:ascii="Times New Roman" w:eastAsia="Times New Roman" w:hAnsi="Times New Roman" w:cs="Times New Roman"/>
-                <w:sz w:val="24"/>
-                <w:szCs w:val="24"/>
-                <w:lang w:val="tr-TR" w:eastAsia="tr-TR"/>
-              </w:rPr>
-              <w:t xml:space="preserve"> </w:t>
-            </w:r>
-            <w:proofErr w:type="spellStart"/>
-            <w:r>
-              <w:rPr>
-                <w:rFonts w:ascii="Times New Roman" w:eastAsia="Times New Roman" w:hAnsi="Times New Roman" w:cs="Times New Roman"/>
-                <w:sz w:val="24"/>
-                <w:szCs w:val="24"/>
-                <w:lang w:val="tr-TR" w:eastAsia="tr-TR"/>
-              </w:rPr>
-              <w:t>layer</w:t>
-            </w:r>
-            <w:proofErr w:type="spellEnd"/>
-            <w:r>
-              <w:rPr>
-                <w:rFonts w:ascii="Times New Roman" w:eastAsia="Times New Roman" w:hAnsi="Times New Roman" w:cs="Times New Roman"/>
-                <w:sz w:val="24"/>
-                <w:szCs w:val="24"/>
-                <w:lang w:val="tr-TR" w:eastAsia="tr-TR"/>
-              </w:rPr>
-              <w:t xml:space="preserve"> 2 </w:t>
-            </w:r>
-            <w:proofErr w:type="spellStart"/>
-            <w:r>
-              <w:rPr>
-                <w:rFonts w:ascii="Times New Roman" w:eastAsia="Times New Roman" w:hAnsi="Times New Roman" w:cs="Times New Roman"/>
-                <w:sz w:val="24"/>
-                <w:szCs w:val="24"/>
-                <w:lang w:val="tr-TR" w:eastAsia="tr-TR"/>
-              </w:rPr>
-              <w:t>neurons</w:t>
-            </w:r>
-            <w:proofErr w:type="spellEnd"/>
-          </w:p>
-        </w:tc>
-        <w:tc>
-          <w:tcPr>
-            <w:tcW w:w="2688" w:type="dxa"/>
-            <w:tcMar>
-              <w:top w:w="30" w:type="dxa"/>
-              <w:left w:w="45" w:type="dxa"/>
-              <w:bottom w:w="30" w:type="dxa"/>
-              <w:right w:w="45" w:type="dxa"/>
-            </w:tcMar>
-            <w:vAlign w:val="bottom"/>
-            <w:hideMark/>
-          </w:tcPr>
-          <w:p>
-            <w:pPr>
-              <w:spacing w:after="0" w:line="240" w:lineRule="auto"/>
-              <w:jc w:val="right"/>
-              <w:rPr>
-                <w:rFonts w:ascii="Times New Roman" w:eastAsia="Times New Roman" w:hAnsi="Times New Roman" w:cs="Times New Roman"/>
-                <w:sz w:val="24"/>
-                <w:szCs w:val="24"/>
-                <w:lang w:val="tr-TR" w:eastAsia="tr-TR"/>
-              </w:rPr>
-            </w:pPr>
-            <w:r>
-              <w:rPr>
-                <w:rFonts w:ascii="Times New Roman" w:eastAsia="Times New Roman" w:hAnsi="Times New Roman" w:cs="Times New Roman"/>
-                <w:sz w:val="24"/>
-                <w:szCs w:val="24"/>
-                <w:lang w:val="tr-TR" w:eastAsia="tr-TR"/>
-              </w:rPr>
-              <w:t>32</w:t>
+            <w:vMerge w:val="restart"/>
+            <w:tcMar>
+              <w:top w:w="30" w:type="dxa"/>
+              <w:left w:w="45" w:type="dxa"/>
+              <w:bottom w:w="30" w:type="dxa"/>
+              <w:right w:w="45" w:type="dxa"/>
+            </w:tcMar>
+            <w:vAlign w:val="center"/>
+          </w:tcPr>
+          <w:p>
+            <w:pPr>
+              <w:rPr>
+                <w:rFonts w:ascii="Times New Roman" w:hAnsi="Times New Roman" w:cs="Times New Roman"/>
+                <w:sz w:val="24"/>
+                <w:szCs w:val="24"/>
+              </w:rPr>
+            </w:pPr>
+            <w:proofErr w:type="spellStart"/>
+            <w:r>
+              <w:rPr>
+                <w:rFonts w:ascii="Times New Roman" w:hAnsi="Times New Roman" w:cs="Times New Roman"/>
+                <w:sz w:val="24"/>
+                <w:szCs w:val="24"/>
+              </w:rPr>
+              <w:t>XGBoost</w:t>
+            </w:r>
+            <w:proofErr w:type="spellEnd"/>
+          </w:p>
+        </w:tc>
+        <w:tc>
+          <w:tcPr>
+            <w:tcW w:w="0" w:type="auto"/>
+            <w:tcMar>
+              <w:top w:w="30" w:type="dxa"/>
+              <w:left w:w="45" w:type="dxa"/>
+              <w:bottom w:w="30" w:type="dxa"/>
+              <w:right w:w="45" w:type="dxa"/>
+            </w:tcMar>
+          </w:tcPr>
+          <w:p>
+            <w:pPr>
+              <w:rPr>
+                <w:rFonts w:ascii="Times New Roman" w:hAnsi="Times New Roman" w:cs="Times New Roman"/>
+                <w:sz w:val="24"/>
+                <w:szCs w:val="24"/>
+              </w:rPr>
+            </w:pPr>
+            <w:proofErr w:type="spellStart"/>
+            <w:r>
+              <w:rPr>
+                <w:rFonts w:ascii="Times New Roman" w:hAnsi="Times New Roman" w:cs="Times New Roman"/>
+                <w:sz w:val="24"/>
+                <w:szCs w:val="24"/>
+              </w:rPr>
+              <w:t>n_estimators</w:t>
+            </w:r>
+            <w:proofErr w:type="spellEnd"/>
+          </w:p>
+        </w:tc>
+        <w:tc>
+          <w:tcPr>
+            <w:tcW w:w="2638" w:type="dxa"/>
+            <w:tcMar>
+              <w:top w:w="30" w:type="dxa"/>
+              <w:left w:w="45" w:type="dxa"/>
+              <w:bottom w:w="30" w:type="dxa"/>
+              <w:right w:w="45" w:type="dxa"/>
+            </w:tcMar>
+          </w:tcPr>
+          <w:p>
+            <w:pPr>
+              <w:rPr>
+                <w:rFonts w:ascii="Times New Roman" w:hAnsi="Times New Roman" w:cs="Times New Roman"/>
+                <w:sz w:val="24"/>
+                <w:szCs w:val="24"/>
+              </w:rPr>
+            </w:pPr>
+            <w:r>
+              <w:rPr>
+                <w:rFonts w:ascii="Times New Roman" w:hAnsi="Times New Roman" w:cs="Times New Roman"/>
+                <w:sz w:val="24"/>
+                <w:szCs w:val="24"/>
+              </w:rPr>
+              <w:t>1000</w:t>
             </w:r>
           </w:p>
         </w:tc>
@@ -4777,176 +4236,72 @@
               <w:bottom w:w="30" w:type="dxa"/>
               <w:right w:w="45" w:type="dxa"/>
             </w:tcMar>
-            <w:vAlign w:val="bottom"/>
-            <w:hideMark/>
-          </w:tcPr>
-          <w:p>
-            <w:pPr>
-              <w:spacing w:after="0" w:line="240" w:lineRule="auto"/>
-              <w:jc w:val="right"/>
-              <w:rPr>
-                <w:rFonts w:ascii="Times New Roman" w:eastAsia="Times New Roman" w:hAnsi="Times New Roman" w:cs="Times New Roman"/>
-                <w:sz w:val="24"/>
-                <w:szCs w:val="24"/>
-                <w:lang w:val="tr-TR" w:eastAsia="tr-TR"/>
-              </w:rPr>
-            </w:pPr>
-          </w:p>
-        </w:tc>
-        <w:tc>
-          <w:tcPr>
-            <w:tcW w:w="0" w:type="auto"/>
-            <w:tcMar>
-              <w:top w:w="30" w:type="dxa"/>
-              <w:left w:w="45" w:type="dxa"/>
-              <w:bottom w:w="30" w:type="dxa"/>
-              <w:right w:w="45" w:type="dxa"/>
-            </w:tcMar>
-            <w:vAlign w:val="bottom"/>
-            <w:hideMark/>
-          </w:tcPr>
-          <w:p>
-            <w:pPr>
-              <w:spacing w:after="0" w:line="240" w:lineRule="auto"/>
-              <w:rPr>
-                <w:rFonts w:ascii="Times New Roman" w:eastAsia="Times New Roman" w:hAnsi="Times New Roman" w:cs="Times New Roman"/>
-                <w:sz w:val="24"/>
-                <w:szCs w:val="24"/>
-                <w:lang w:val="tr-TR" w:eastAsia="tr-TR"/>
-              </w:rPr>
-            </w:pPr>
-            <w:proofErr w:type="spellStart"/>
-            <w:r>
-              <w:rPr>
-                <w:rFonts w:ascii="Times New Roman" w:eastAsia="Times New Roman" w:hAnsi="Times New Roman" w:cs="Times New Roman"/>
-                <w:sz w:val="24"/>
-                <w:szCs w:val="24"/>
-                <w:lang w:val="tr-TR" w:eastAsia="tr-TR"/>
-              </w:rPr>
-              <w:t>Dropout</w:t>
-            </w:r>
-            <w:proofErr w:type="spellEnd"/>
-            <w:r>
-              <w:rPr>
-                <w:rFonts w:ascii="Times New Roman" w:eastAsia="Times New Roman" w:hAnsi="Times New Roman" w:cs="Times New Roman"/>
-                <w:sz w:val="24"/>
-                <w:szCs w:val="24"/>
-                <w:lang w:val="tr-TR" w:eastAsia="tr-TR"/>
-              </w:rPr>
-              <w:t xml:space="preserve"> rate</w:t>
-            </w:r>
-          </w:p>
-        </w:tc>
-        <w:tc>
-          <w:tcPr>
-            <w:tcW w:w="2688" w:type="dxa"/>
-            <w:tcMar>
-              <w:top w:w="30" w:type="dxa"/>
-              <w:left w:w="45" w:type="dxa"/>
-              <w:bottom w:w="30" w:type="dxa"/>
-              <w:right w:w="45" w:type="dxa"/>
-            </w:tcMar>
-            <w:vAlign w:val="bottom"/>
-            <w:hideMark/>
-          </w:tcPr>
-          <w:p>
-            <w:pPr>
-              <w:spacing w:after="0" w:line="240" w:lineRule="auto"/>
-              <w:rPr>
-                <w:rFonts w:ascii="Times New Roman" w:eastAsia="Times New Roman" w:hAnsi="Times New Roman" w:cs="Times New Roman"/>
-                <w:sz w:val="24"/>
-                <w:szCs w:val="24"/>
-                <w:lang w:val="tr-TR" w:eastAsia="tr-TR"/>
-              </w:rPr>
-            </w:pPr>
-            <w:r>
-              <w:rPr>
-                <w:rFonts w:ascii="Times New Roman" w:eastAsia="Times New Roman" w:hAnsi="Times New Roman" w:cs="Times New Roman"/>
-                <w:sz w:val="24"/>
-                <w:szCs w:val="24"/>
-                <w:lang w:val="tr-TR" w:eastAsia="tr-TR"/>
-              </w:rPr>
-              <w:t>0.20 (</w:t>
-            </w:r>
-            <w:proofErr w:type="spellStart"/>
-            <w:r>
-              <w:rPr>
-                <w:rFonts w:ascii="Times New Roman" w:eastAsia="Times New Roman" w:hAnsi="Times New Roman" w:cs="Times New Roman"/>
-                <w:sz w:val="24"/>
-                <w:szCs w:val="24"/>
-                <w:lang w:val="tr-TR" w:eastAsia="tr-TR"/>
-              </w:rPr>
-              <w:t>Applied</w:t>
-            </w:r>
-            <w:proofErr w:type="spellEnd"/>
-            <w:r>
-              <w:rPr>
-                <w:rFonts w:ascii="Times New Roman" w:eastAsia="Times New Roman" w:hAnsi="Times New Roman" w:cs="Times New Roman"/>
-                <w:sz w:val="24"/>
-                <w:szCs w:val="24"/>
-                <w:lang w:val="tr-TR" w:eastAsia="tr-TR"/>
-              </w:rPr>
-              <w:t xml:space="preserve"> </w:t>
-            </w:r>
-            <w:proofErr w:type="spellStart"/>
-            <w:r>
-              <w:rPr>
-                <w:rFonts w:ascii="Times New Roman" w:eastAsia="Times New Roman" w:hAnsi="Times New Roman" w:cs="Times New Roman"/>
-                <w:sz w:val="24"/>
-                <w:szCs w:val="24"/>
-                <w:lang w:val="tr-TR" w:eastAsia="tr-TR"/>
-              </w:rPr>
-              <w:t>after</w:t>
-            </w:r>
-            <w:proofErr w:type="spellEnd"/>
-            <w:r>
-              <w:rPr>
-                <w:rFonts w:ascii="Times New Roman" w:eastAsia="Times New Roman" w:hAnsi="Times New Roman" w:cs="Times New Roman"/>
-                <w:sz w:val="24"/>
-                <w:szCs w:val="24"/>
-                <w:lang w:val="tr-TR" w:eastAsia="tr-TR"/>
-              </w:rPr>
-              <w:t xml:space="preserve"> 128 and 64 </w:t>
-            </w:r>
-            <w:proofErr w:type="spellStart"/>
-            <w:r>
-              <w:rPr>
-                <w:rFonts w:ascii="Times New Roman" w:eastAsia="Times New Roman" w:hAnsi="Times New Roman" w:cs="Times New Roman"/>
-                <w:sz w:val="24"/>
-                <w:szCs w:val="24"/>
-                <w:lang w:val="tr-TR" w:eastAsia="tr-TR"/>
-              </w:rPr>
-              <w:t>node</w:t>
-            </w:r>
-            <w:proofErr w:type="spellEnd"/>
-            <w:r>
-              <w:rPr>
-                <w:rFonts w:ascii="Times New Roman" w:eastAsia="Times New Roman" w:hAnsi="Times New Roman" w:cs="Times New Roman"/>
-                <w:sz w:val="24"/>
-                <w:szCs w:val="24"/>
-                <w:lang w:val="tr-TR" w:eastAsia="tr-TR"/>
-              </w:rPr>
-              <w:t xml:space="preserve"> </w:t>
-            </w:r>
-            <w:proofErr w:type="spellStart"/>
-            <w:r>
-              <w:rPr>
-                <w:rFonts w:ascii="Times New Roman" w:eastAsia="Times New Roman" w:hAnsi="Times New Roman" w:cs="Times New Roman"/>
-                <w:sz w:val="24"/>
-                <w:szCs w:val="24"/>
-                <w:lang w:val="tr-TR" w:eastAsia="tr-TR"/>
-              </w:rPr>
-              <w:t>layers</w:t>
-            </w:r>
-            <w:proofErr w:type="spellEnd"/>
-            <w:r>
-              <w:rPr>
-                <w:rFonts w:ascii="Times New Roman" w:eastAsia="Times New Roman" w:hAnsi="Times New Roman" w:cs="Times New Roman"/>
-                <w:sz w:val="24"/>
-                <w:szCs w:val="24"/>
-                <w:lang w:val="tr-TR" w:eastAsia="tr-TR"/>
-              </w:rPr>
-              <w:t>)</w:t>
+          </w:tcPr>
+          <w:p>
+            <w:pPr>
+              <w:rPr>
+                <w:rFonts w:ascii="Times New Roman" w:hAnsi="Times New Roman" w:cs="Times New Roman"/>
+                <w:sz w:val="24"/>
+                <w:szCs w:val="24"/>
+              </w:rPr>
+            </w:pPr>
+          </w:p>
+        </w:tc>
+        <w:tc>
+          <w:tcPr>
+            <w:tcW w:w="0" w:type="auto"/>
+            <w:tcMar>
+              <w:top w:w="30" w:type="dxa"/>
+              <w:left w:w="45" w:type="dxa"/>
+              <w:bottom w:w="30" w:type="dxa"/>
+              <w:right w:w="45" w:type="dxa"/>
+            </w:tcMar>
+          </w:tcPr>
+          <w:p>
+            <w:pPr>
+              <w:rPr>
+                <w:rFonts w:ascii="Times New Roman" w:hAnsi="Times New Roman" w:cs="Times New Roman"/>
+                <w:sz w:val="24"/>
+                <w:szCs w:val="24"/>
+              </w:rPr>
+            </w:pPr>
+            <w:proofErr w:type="spellStart"/>
+            <w:r>
+              <w:rPr>
+                <w:rFonts w:ascii="Times New Roman" w:hAnsi="Times New Roman" w:cs="Times New Roman"/>
+                <w:sz w:val="24"/>
+                <w:szCs w:val="24"/>
+              </w:rPr>
+              <w:t>learning_rate</w:t>
+            </w:r>
+            <w:proofErr w:type="spellEnd"/>
+          </w:p>
+        </w:tc>
+        <w:tc>
+          <w:tcPr>
+            <w:tcW w:w="2638" w:type="dxa"/>
+            <w:tcMar>
+              <w:top w:w="30" w:type="dxa"/>
+              <w:left w:w="45" w:type="dxa"/>
+              <w:bottom w:w="30" w:type="dxa"/>
+              <w:right w:w="45" w:type="dxa"/>
+            </w:tcMar>
+          </w:tcPr>
+          <w:p>
+            <w:pPr>
+              <w:rPr>
+                <w:rFonts w:ascii="Times New Roman" w:hAnsi="Times New Roman" w:cs="Times New Roman"/>
+                <w:sz w:val="24"/>
+                <w:szCs w:val="24"/>
+              </w:rPr>
+            </w:pPr>
+            <w:r>
+              <w:rPr>
+                <w:rFonts w:ascii="Times New Roman" w:hAnsi="Times New Roman" w:cs="Times New Roman"/>
+                <w:sz w:val="24"/>
+                <w:szCs w:val="24"/>
+              </w:rPr>
+              <w:t>0.03</w:t>
             </w:r>
           </w:p>
         </w:tc>
@@ -4965,197 +4320,72 @@
               <w:bottom w:w="30" w:type="dxa"/>
               <w:right w:w="45" w:type="dxa"/>
             </w:tcMar>
-            <w:vAlign w:val="bottom"/>
-            <w:hideMark/>
-          </w:tcPr>
-          <w:p>
-            <w:pPr>
-              <w:spacing w:after="0" w:line="240" w:lineRule="auto"/>
-              <w:rPr>
-                <w:rFonts w:ascii="Times New Roman" w:eastAsia="Times New Roman" w:hAnsi="Times New Roman" w:cs="Times New Roman"/>
-                <w:sz w:val="24"/>
-                <w:szCs w:val="24"/>
-                <w:lang w:val="tr-TR" w:eastAsia="tr-TR"/>
-              </w:rPr>
-            </w:pPr>
-          </w:p>
-        </w:tc>
-        <w:tc>
-          <w:tcPr>
-            <w:tcW w:w="0" w:type="auto"/>
-            <w:tcMar>
-              <w:top w:w="30" w:type="dxa"/>
-              <w:left w:w="45" w:type="dxa"/>
-              <w:bottom w:w="30" w:type="dxa"/>
-              <w:right w:w="45" w:type="dxa"/>
-            </w:tcMar>
-            <w:vAlign w:val="bottom"/>
-            <w:hideMark/>
-          </w:tcPr>
-          <w:p>
-            <w:pPr>
-              <w:spacing w:after="0" w:line="240" w:lineRule="auto"/>
-              <w:rPr>
-                <w:rFonts w:ascii="Times New Roman" w:eastAsia="Times New Roman" w:hAnsi="Times New Roman" w:cs="Times New Roman"/>
-                <w:sz w:val="24"/>
-                <w:szCs w:val="24"/>
-                <w:lang w:val="tr-TR" w:eastAsia="tr-TR"/>
-              </w:rPr>
-            </w:pPr>
-            <w:proofErr w:type="spellStart"/>
-            <w:r>
-              <w:rPr>
-                <w:rFonts w:ascii="Times New Roman" w:eastAsia="Times New Roman" w:hAnsi="Times New Roman" w:cs="Times New Roman"/>
-                <w:sz w:val="24"/>
-                <w:szCs w:val="24"/>
-                <w:lang w:val="tr-TR" w:eastAsia="tr-TR"/>
-              </w:rPr>
-              <w:t>Activation</w:t>
-            </w:r>
-            <w:proofErr w:type="spellEnd"/>
-            <w:r>
-              <w:rPr>
-                <w:rFonts w:ascii="Times New Roman" w:eastAsia="Times New Roman" w:hAnsi="Times New Roman" w:cs="Times New Roman"/>
-                <w:sz w:val="24"/>
-                <w:szCs w:val="24"/>
-                <w:lang w:val="tr-TR" w:eastAsia="tr-TR"/>
-              </w:rPr>
-              <w:t xml:space="preserve"> </w:t>
-            </w:r>
-            <w:proofErr w:type="spellStart"/>
-            <w:r>
-              <w:rPr>
-                <w:rFonts w:ascii="Times New Roman" w:eastAsia="Times New Roman" w:hAnsi="Times New Roman" w:cs="Times New Roman"/>
-                <w:sz w:val="24"/>
-                <w:szCs w:val="24"/>
-                <w:lang w:val="tr-TR" w:eastAsia="tr-TR"/>
-              </w:rPr>
-              <w:t>functions</w:t>
-            </w:r>
-            <w:proofErr w:type="spellEnd"/>
-          </w:p>
-        </w:tc>
-        <w:tc>
-          <w:tcPr>
-            <w:tcW w:w="2688" w:type="dxa"/>
-            <w:tcMar>
-              <w:top w:w="30" w:type="dxa"/>
-              <w:left w:w="45" w:type="dxa"/>
-              <w:bottom w:w="30" w:type="dxa"/>
-              <w:right w:w="45" w:type="dxa"/>
-            </w:tcMar>
-            <w:vAlign w:val="bottom"/>
-            <w:hideMark/>
-          </w:tcPr>
-          <w:p>
-            <w:pPr>
-              <w:spacing w:after="0" w:line="240" w:lineRule="auto"/>
-              <w:rPr>
-                <w:rFonts w:ascii="Times New Roman" w:eastAsia="Times New Roman" w:hAnsi="Times New Roman" w:cs="Times New Roman"/>
-                <w:sz w:val="24"/>
-                <w:szCs w:val="24"/>
-                <w:lang w:val="tr-TR" w:eastAsia="tr-TR"/>
-              </w:rPr>
-            </w:pPr>
-            <w:proofErr w:type="spellStart"/>
-            <w:r>
-              <w:rPr>
-                <w:rFonts w:ascii="Times New Roman" w:eastAsia="Times New Roman" w:hAnsi="Times New Roman" w:cs="Times New Roman"/>
-                <w:sz w:val="24"/>
-                <w:szCs w:val="24"/>
-                <w:lang w:val="tr-TR" w:eastAsia="tr-TR"/>
-              </w:rPr>
-              <w:t>ReLU</w:t>
-            </w:r>
-            <w:proofErr w:type="spellEnd"/>
-            <w:r>
-              <w:rPr>
-                <w:rFonts w:ascii="Times New Roman" w:eastAsia="Times New Roman" w:hAnsi="Times New Roman" w:cs="Times New Roman"/>
-                <w:sz w:val="24"/>
-                <w:szCs w:val="24"/>
-                <w:lang w:val="tr-TR" w:eastAsia="tr-TR"/>
-              </w:rPr>
-              <w:t xml:space="preserve"> (</w:t>
-            </w:r>
-            <w:proofErr w:type="spellStart"/>
-            <w:r>
-              <w:rPr>
-                <w:rFonts w:ascii="Times New Roman" w:eastAsia="Times New Roman" w:hAnsi="Times New Roman" w:cs="Times New Roman"/>
-                <w:sz w:val="24"/>
-                <w:szCs w:val="24"/>
-                <w:lang w:val="tr-TR" w:eastAsia="tr-TR"/>
-              </w:rPr>
-              <w:t>Hidden</w:t>
-            </w:r>
-            <w:proofErr w:type="spellEnd"/>
-            <w:r>
-              <w:rPr>
-                <w:rFonts w:ascii="Times New Roman" w:eastAsia="Times New Roman" w:hAnsi="Times New Roman" w:cs="Times New Roman"/>
-                <w:sz w:val="24"/>
-                <w:szCs w:val="24"/>
-                <w:lang w:val="tr-TR" w:eastAsia="tr-TR"/>
-              </w:rPr>
-              <w:t xml:space="preserve"> </w:t>
-            </w:r>
-            <w:proofErr w:type="spellStart"/>
-            <w:r>
-              <w:rPr>
-                <w:rFonts w:ascii="Times New Roman" w:eastAsia="Times New Roman" w:hAnsi="Times New Roman" w:cs="Times New Roman"/>
-                <w:sz w:val="24"/>
-                <w:szCs w:val="24"/>
-                <w:lang w:val="tr-TR" w:eastAsia="tr-TR"/>
-              </w:rPr>
-              <w:t>layers</w:t>
-            </w:r>
-            <w:proofErr w:type="spellEnd"/>
-            <w:r>
-              <w:rPr>
-                <w:rFonts w:ascii="Times New Roman" w:eastAsia="Times New Roman" w:hAnsi="Times New Roman" w:cs="Times New Roman"/>
-                <w:sz w:val="24"/>
-                <w:szCs w:val="24"/>
-                <w:lang w:val="tr-TR" w:eastAsia="tr-TR"/>
-              </w:rPr>
-              <w:t xml:space="preserve">), </w:t>
-            </w:r>
-            <w:proofErr w:type="spellStart"/>
-            <w:r>
-              <w:rPr>
-                <w:rFonts w:ascii="Times New Roman" w:eastAsia="Times New Roman" w:hAnsi="Times New Roman" w:cs="Times New Roman"/>
-                <w:sz w:val="24"/>
-                <w:szCs w:val="24"/>
-                <w:lang w:val="tr-TR" w:eastAsia="tr-TR"/>
-              </w:rPr>
-              <w:t>Linear</w:t>
-            </w:r>
-            <w:proofErr w:type="spellEnd"/>
-            <w:r>
-              <w:rPr>
-                <w:rFonts w:ascii="Times New Roman" w:eastAsia="Times New Roman" w:hAnsi="Times New Roman" w:cs="Times New Roman"/>
-                <w:sz w:val="24"/>
-                <w:szCs w:val="24"/>
-                <w:lang w:val="tr-TR" w:eastAsia="tr-TR"/>
-              </w:rPr>
-              <w:t xml:space="preserve"> (</w:t>
-            </w:r>
-            <w:proofErr w:type="spellStart"/>
-            <w:r>
-              <w:rPr>
-                <w:rFonts w:ascii="Times New Roman" w:eastAsia="Times New Roman" w:hAnsi="Times New Roman" w:cs="Times New Roman"/>
-                <w:sz w:val="24"/>
-                <w:szCs w:val="24"/>
-                <w:lang w:val="tr-TR" w:eastAsia="tr-TR"/>
-              </w:rPr>
-              <w:t>Output</w:t>
-            </w:r>
-            <w:proofErr w:type="spellEnd"/>
-            <w:r>
-              <w:rPr>
-                <w:rFonts w:ascii="Times New Roman" w:eastAsia="Times New Roman" w:hAnsi="Times New Roman" w:cs="Times New Roman"/>
-                <w:sz w:val="24"/>
-                <w:szCs w:val="24"/>
-                <w:lang w:val="tr-TR" w:eastAsia="tr-TR"/>
-              </w:rPr>
-              <w:t>)</w:t>
+          </w:tcPr>
+          <w:p>
+            <w:pPr>
+              <w:rPr>
+                <w:rFonts w:ascii="Times New Roman" w:hAnsi="Times New Roman" w:cs="Times New Roman"/>
+                <w:sz w:val="24"/>
+                <w:szCs w:val="24"/>
+              </w:rPr>
+            </w:pPr>
+          </w:p>
+        </w:tc>
+        <w:tc>
+          <w:tcPr>
+            <w:tcW w:w="0" w:type="auto"/>
+            <w:tcMar>
+              <w:top w:w="30" w:type="dxa"/>
+              <w:left w:w="45" w:type="dxa"/>
+              <w:bottom w:w="30" w:type="dxa"/>
+              <w:right w:w="45" w:type="dxa"/>
+            </w:tcMar>
+          </w:tcPr>
+          <w:p>
+            <w:pPr>
+              <w:rPr>
+                <w:rFonts w:ascii="Times New Roman" w:hAnsi="Times New Roman" w:cs="Times New Roman"/>
+                <w:sz w:val="24"/>
+                <w:szCs w:val="24"/>
+              </w:rPr>
+            </w:pPr>
+            <w:proofErr w:type="spellStart"/>
+            <w:r>
+              <w:rPr>
+                <w:rFonts w:ascii="Times New Roman" w:hAnsi="Times New Roman" w:cs="Times New Roman"/>
+                <w:sz w:val="24"/>
+                <w:szCs w:val="24"/>
+              </w:rPr>
+              <w:t>max_depth</w:t>
+            </w:r>
+            <w:proofErr w:type="spellEnd"/>
+          </w:p>
+        </w:tc>
+        <w:tc>
+          <w:tcPr>
+            <w:tcW w:w="2638" w:type="dxa"/>
+            <w:tcMar>
+              <w:top w:w="30" w:type="dxa"/>
+              <w:left w:w="45" w:type="dxa"/>
+              <w:bottom w:w="30" w:type="dxa"/>
+              <w:right w:w="45" w:type="dxa"/>
+            </w:tcMar>
+          </w:tcPr>
+          <w:p>
+            <w:pPr>
+              <w:rPr>
+                <w:rFonts w:ascii="Times New Roman" w:hAnsi="Times New Roman" w:cs="Times New Roman"/>
+                <w:sz w:val="24"/>
+                <w:szCs w:val="24"/>
+              </w:rPr>
+            </w:pPr>
+            <w:r>
+              <w:rPr>
+                <w:rFonts w:ascii="Times New Roman" w:hAnsi="Times New Roman" w:cs="Times New Roman"/>
+                <w:sz w:val="24"/>
+                <w:szCs w:val="24"/>
+              </w:rPr>
+              <w:t>6</w:t>
             </w:r>
           </w:p>
         </w:tc>
@@ -5174,86 +4404,70 @@
               <w:bottom w:w="30" w:type="dxa"/>
               <w:right w:w="45" w:type="dxa"/>
             </w:tcMar>
-            <w:vAlign w:val="bottom"/>
-            <w:hideMark/>
-          </w:tcPr>
-          <w:p>
-            <w:pPr>
-              <w:spacing w:after="0" w:line="240" w:lineRule="auto"/>
-              <w:rPr>
-                <w:rFonts w:ascii="Times New Roman" w:eastAsia="Times New Roman" w:hAnsi="Times New Roman" w:cs="Times New Roman"/>
-                <w:sz w:val="24"/>
-                <w:szCs w:val="24"/>
-                <w:lang w:val="tr-TR" w:eastAsia="tr-TR"/>
-              </w:rPr>
-            </w:pPr>
-          </w:p>
-        </w:tc>
-        <w:tc>
-          <w:tcPr>
-            <w:tcW w:w="0" w:type="auto"/>
-            <w:tcMar>
-              <w:top w:w="30" w:type="dxa"/>
-              <w:left w:w="45" w:type="dxa"/>
-              <w:bottom w:w="30" w:type="dxa"/>
-              <w:right w:w="45" w:type="dxa"/>
-            </w:tcMar>
-            <w:vAlign w:val="bottom"/>
-            <w:hideMark/>
-          </w:tcPr>
-          <w:p>
-            <w:pPr>
-              <w:spacing w:after="0" w:line="240" w:lineRule="auto"/>
-              <w:rPr>
-                <w:rFonts w:ascii="Times New Roman" w:eastAsia="Times New Roman" w:hAnsi="Times New Roman" w:cs="Times New Roman"/>
-                <w:sz w:val="24"/>
-                <w:szCs w:val="24"/>
-                <w:lang w:val="tr-TR" w:eastAsia="tr-TR"/>
-              </w:rPr>
-            </w:pPr>
-            <w:proofErr w:type="spellStart"/>
-            <w:r>
-              <w:rPr>
-                <w:rFonts w:ascii="Times New Roman" w:eastAsia="Times New Roman" w:hAnsi="Times New Roman" w:cs="Times New Roman"/>
-                <w:sz w:val="24"/>
-                <w:szCs w:val="24"/>
-                <w:lang w:val="tr-TR" w:eastAsia="tr-TR"/>
-              </w:rPr>
-              <w:t>Optimizer</w:t>
-            </w:r>
-            <w:proofErr w:type="spellEnd"/>
-          </w:p>
-        </w:tc>
-        <w:tc>
-          <w:tcPr>
-            <w:tcW w:w="2688" w:type="dxa"/>
-            <w:tcMar>
-              <w:top w:w="30" w:type="dxa"/>
-              <w:left w:w="45" w:type="dxa"/>
-              <w:bottom w:w="30" w:type="dxa"/>
-              <w:right w:w="45" w:type="dxa"/>
-            </w:tcMar>
-            <w:vAlign w:val="bottom"/>
-            <w:hideMark/>
-          </w:tcPr>
-          <w:p>
-            <w:pPr>
-              <w:spacing w:after="0" w:line="240" w:lineRule="auto"/>
-              <w:rPr>
-                <w:rFonts w:ascii="Times New Roman" w:eastAsia="Times New Roman" w:hAnsi="Times New Roman" w:cs="Times New Roman"/>
-                <w:sz w:val="24"/>
-                <w:szCs w:val="24"/>
-                <w:lang w:val="tr-TR" w:eastAsia="tr-TR"/>
-              </w:rPr>
-            </w:pPr>
-            <w:r>
-              <w:rPr>
-                <w:rFonts w:ascii="Times New Roman" w:eastAsia="Times New Roman" w:hAnsi="Times New Roman" w:cs="Times New Roman"/>
-                <w:sz w:val="24"/>
-                <w:szCs w:val="24"/>
-                <w:lang w:val="tr-TR" w:eastAsia="tr-TR"/>
-              </w:rPr>
-              <w:t>Adam</w:t>
+          </w:tcPr>
+          <w:p>
+            <w:pPr>
+              <w:rPr>
+                <w:rFonts w:ascii="Times New Roman" w:hAnsi="Times New Roman" w:cs="Times New Roman"/>
+                <w:sz w:val="24"/>
+                <w:szCs w:val="24"/>
+              </w:rPr>
+            </w:pPr>
+          </w:p>
+        </w:tc>
+        <w:tc>
+          <w:tcPr>
+            <w:tcW w:w="0" w:type="auto"/>
+            <w:tcMar>
+              <w:top w:w="30" w:type="dxa"/>
+              <w:left w:w="45" w:type="dxa"/>
+              <w:bottom w:w="30" w:type="dxa"/>
+              <w:right w:w="45" w:type="dxa"/>
+            </w:tcMar>
+          </w:tcPr>
+          <w:p>
+            <w:pPr>
+              <w:rPr>
+                <w:rFonts w:ascii="Times New Roman" w:hAnsi="Times New Roman" w:cs="Times New Roman"/>
+                <w:sz w:val="24"/>
+                <w:szCs w:val="24"/>
+              </w:rPr>
+            </w:pPr>
+            <w:r>
+              <w:rPr>
+                <w:rFonts w:ascii="Times New Roman" w:hAnsi="Times New Roman" w:cs="Times New Roman"/>
+                <w:sz w:val="24"/>
+                <w:szCs w:val="24"/>
+              </w:rPr>
+              <w:t>subsample</w:t>
+            </w:r>
+          </w:p>
+        </w:tc>
+        <w:tc>
+          <w:tcPr>
+            <w:tcW w:w="2638" w:type="dxa"/>
+            <w:tcMar>
+              <w:top w:w="30" w:type="dxa"/>
+              <w:left w:w="45" w:type="dxa"/>
+              <w:bottom w:w="30" w:type="dxa"/>
+              <w:right w:w="45" w:type="dxa"/>
+            </w:tcMar>
+          </w:tcPr>
+          <w:p>
+            <w:pPr>
+              <w:rPr>
+                <w:rFonts w:ascii="Times New Roman" w:hAnsi="Times New Roman" w:cs="Times New Roman"/>
+                <w:sz w:val="24"/>
+                <w:szCs w:val="24"/>
+              </w:rPr>
+            </w:pPr>
+            <w:r>
+              <w:rPr>
+                <w:rFonts w:ascii="Times New Roman" w:hAnsi="Times New Roman" w:cs="Times New Roman"/>
+                <w:sz w:val="24"/>
+                <w:szCs w:val="24"/>
+              </w:rPr>
+              <w:t>0.8</w:t>
             </w:r>
           </w:p>
         </w:tc>
@@ -5272,106 +4486,72 @@
               <w:bottom w:w="30" w:type="dxa"/>
               <w:right w:w="45" w:type="dxa"/>
             </w:tcMar>
-            <w:vAlign w:val="bottom"/>
-            <w:hideMark/>
-          </w:tcPr>
-          <w:p>
-            <w:pPr>
-              <w:spacing w:after="0" w:line="240" w:lineRule="auto"/>
-              <w:rPr>
-                <w:rFonts w:ascii="Times New Roman" w:eastAsia="Times New Roman" w:hAnsi="Times New Roman" w:cs="Times New Roman"/>
-                <w:sz w:val="24"/>
-                <w:szCs w:val="24"/>
-                <w:lang w:val="tr-TR" w:eastAsia="tr-TR"/>
-              </w:rPr>
-            </w:pPr>
-          </w:p>
-        </w:tc>
-        <w:tc>
-          <w:tcPr>
-            <w:tcW w:w="0" w:type="auto"/>
-            <w:tcMar>
-              <w:top w:w="30" w:type="dxa"/>
-              <w:left w:w="45" w:type="dxa"/>
-              <w:bottom w:w="30" w:type="dxa"/>
-              <w:right w:w="45" w:type="dxa"/>
-            </w:tcMar>
-            <w:vAlign w:val="bottom"/>
-            <w:hideMark/>
-          </w:tcPr>
-          <w:p>
-            <w:pPr>
-              <w:spacing w:after="0" w:line="240" w:lineRule="auto"/>
-              <w:rPr>
-                <w:rFonts w:ascii="Times New Roman" w:eastAsia="Times New Roman" w:hAnsi="Times New Roman" w:cs="Times New Roman"/>
-                <w:sz w:val="24"/>
-                <w:szCs w:val="24"/>
-                <w:lang w:val="tr-TR" w:eastAsia="tr-TR"/>
-              </w:rPr>
-            </w:pPr>
-            <w:proofErr w:type="spellStart"/>
-            <w:r>
-              <w:rPr>
-                <w:rFonts w:ascii="Times New Roman" w:eastAsia="Times New Roman" w:hAnsi="Times New Roman" w:cs="Times New Roman"/>
-                <w:sz w:val="24"/>
-                <w:szCs w:val="24"/>
-                <w:lang w:val="tr-TR" w:eastAsia="tr-TR"/>
-              </w:rPr>
-              <w:t>Loss</w:t>
-            </w:r>
-            <w:proofErr w:type="spellEnd"/>
-            <w:r>
-              <w:rPr>
-                <w:rFonts w:ascii="Times New Roman" w:eastAsia="Times New Roman" w:hAnsi="Times New Roman" w:cs="Times New Roman"/>
-                <w:sz w:val="24"/>
-                <w:szCs w:val="24"/>
-                <w:lang w:val="tr-TR" w:eastAsia="tr-TR"/>
-              </w:rPr>
-              <w:t xml:space="preserve"> </w:t>
-            </w:r>
-            <w:proofErr w:type="spellStart"/>
-            <w:r>
-              <w:rPr>
-                <w:rFonts w:ascii="Times New Roman" w:eastAsia="Times New Roman" w:hAnsi="Times New Roman" w:cs="Times New Roman"/>
-                <w:sz w:val="24"/>
-                <w:szCs w:val="24"/>
-                <w:lang w:val="tr-TR" w:eastAsia="tr-TR"/>
-              </w:rPr>
-              <w:t>function</w:t>
-            </w:r>
-            <w:proofErr w:type="spellEnd"/>
-          </w:p>
-        </w:tc>
-        <w:tc>
-          <w:tcPr>
-            <w:tcW w:w="2688" w:type="dxa"/>
-            <w:tcMar>
-              <w:top w:w="30" w:type="dxa"/>
-              <w:left w:w="45" w:type="dxa"/>
-              <w:bottom w:w="30" w:type="dxa"/>
-              <w:right w:w="45" w:type="dxa"/>
-            </w:tcMar>
-            <w:vAlign w:val="bottom"/>
-            <w:hideMark/>
-          </w:tcPr>
-          <w:p>
-            <w:pPr>
-              <w:spacing w:after="0" w:line="240" w:lineRule="auto"/>
-              <w:rPr>
-                <w:rFonts w:ascii="Times New Roman" w:eastAsia="Times New Roman" w:hAnsi="Times New Roman" w:cs="Times New Roman"/>
-                <w:sz w:val="24"/>
-                <w:szCs w:val="24"/>
-                <w:lang w:val="tr-TR" w:eastAsia="tr-TR"/>
-              </w:rPr>
-            </w:pPr>
-            <w:r>
-              <w:rPr>
-                <w:rFonts w:ascii="Times New Roman" w:eastAsia="Times New Roman" w:hAnsi="Times New Roman" w:cs="Times New Roman"/>
-                <w:sz w:val="24"/>
-                <w:szCs w:val="24"/>
-                <w:lang w:val="tr-TR" w:eastAsia="tr-TR"/>
-              </w:rPr>
-              <w:t>MSE</w:t>
+          </w:tcPr>
+          <w:p>
+            <w:pPr>
+              <w:rPr>
+                <w:rFonts w:ascii="Times New Roman" w:hAnsi="Times New Roman" w:cs="Times New Roman"/>
+                <w:sz w:val="24"/>
+                <w:szCs w:val="24"/>
+              </w:rPr>
+            </w:pPr>
+          </w:p>
+        </w:tc>
+        <w:tc>
+          <w:tcPr>
+            <w:tcW w:w="0" w:type="auto"/>
+            <w:tcMar>
+              <w:top w:w="30" w:type="dxa"/>
+              <w:left w:w="45" w:type="dxa"/>
+              <w:bottom w:w="30" w:type="dxa"/>
+              <w:right w:w="45" w:type="dxa"/>
+            </w:tcMar>
+          </w:tcPr>
+          <w:p>
+            <w:pPr>
+              <w:rPr>
+                <w:rFonts w:ascii="Times New Roman" w:hAnsi="Times New Roman" w:cs="Times New Roman"/>
+                <w:sz w:val="24"/>
+                <w:szCs w:val="24"/>
+              </w:rPr>
+            </w:pPr>
+            <w:proofErr w:type="spellStart"/>
+            <w:r>
+              <w:rPr>
+                <w:rFonts w:ascii="Times New Roman" w:hAnsi="Times New Roman" w:cs="Times New Roman"/>
+                <w:sz w:val="24"/>
+                <w:szCs w:val="24"/>
+              </w:rPr>
+              <w:t>colsample_bytree</w:t>
+            </w:r>
+            <w:proofErr w:type="spellEnd"/>
+          </w:p>
+        </w:tc>
+        <w:tc>
+          <w:tcPr>
+            <w:tcW w:w="2638" w:type="dxa"/>
+            <w:tcMar>
+              <w:top w:w="30" w:type="dxa"/>
+              <w:left w:w="45" w:type="dxa"/>
+              <w:bottom w:w="30" w:type="dxa"/>
+              <w:right w:w="45" w:type="dxa"/>
+            </w:tcMar>
+          </w:tcPr>
+          <w:p>
+            <w:pPr>
+              <w:rPr>
+                <w:rFonts w:ascii="Times New Roman" w:hAnsi="Times New Roman" w:cs="Times New Roman"/>
+                <w:sz w:val="24"/>
+                <w:szCs w:val="24"/>
+              </w:rPr>
+            </w:pPr>
+            <w:r>
+              <w:rPr>
+                <w:rFonts w:ascii="Times New Roman" w:hAnsi="Times New Roman" w:cs="Times New Roman"/>
+                <w:sz w:val="24"/>
+                <w:szCs w:val="24"/>
+              </w:rPr>
+              <w:t>0.8</w:t>
             </w:r>
           </w:p>
         </w:tc>
@@ -5390,87 +4570,72 @@
               <w:bottom w:w="30" w:type="dxa"/>
               <w:right w:w="45" w:type="dxa"/>
             </w:tcMar>
-            <w:vAlign w:val="bottom"/>
-            <w:hideMark/>
-          </w:tcPr>
-          <w:p>
-            <w:pPr>
-              <w:spacing w:after="0" w:line="240" w:lineRule="auto"/>
-              <w:rPr>
-                <w:rFonts w:ascii="Times New Roman" w:eastAsia="Times New Roman" w:hAnsi="Times New Roman" w:cs="Times New Roman"/>
-                <w:sz w:val="24"/>
-                <w:szCs w:val="24"/>
-                <w:lang w:val="tr-TR" w:eastAsia="tr-TR"/>
-              </w:rPr>
-            </w:pPr>
-          </w:p>
-        </w:tc>
-        <w:tc>
-          <w:tcPr>
-            <w:tcW w:w="0" w:type="auto"/>
-            <w:tcMar>
-              <w:top w:w="30" w:type="dxa"/>
-              <w:left w:w="45" w:type="dxa"/>
-              <w:bottom w:w="30" w:type="dxa"/>
-              <w:right w:w="45" w:type="dxa"/>
-            </w:tcMar>
-            <w:vAlign w:val="bottom"/>
-            <w:hideMark/>
-          </w:tcPr>
-          <w:p>
-            <w:pPr>
-              <w:spacing w:after="0" w:line="240" w:lineRule="auto"/>
-              <w:rPr>
-                <w:rFonts w:ascii="Times New Roman" w:eastAsia="Times New Roman" w:hAnsi="Times New Roman" w:cs="Times New Roman"/>
-                <w:sz w:val="24"/>
-                <w:szCs w:val="24"/>
-                <w:lang w:val="tr-TR" w:eastAsia="tr-TR"/>
-              </w:rPr>
-            </w:pPr>
-            <w:proofErr w:type="spellStart"/>
-            <w:r>
-              <w:rPr>
-                <w:rFonts w:ascii="Times New Roman" w:eastAsia="Times New Roman" w:hAnsi="Times New Roman" w:cs="Times New Roman"/>
-                <w:sz w:val="24"/>
-                <w:szCs w:val="24"/>
-                <w:lang w:val="tr-TR" w:eastAsia="tr-TR"/>
-              </w:rPr>
-              <w:t>Epochs</w:t>
-            </w:r>
-            <w:proofErr w:type="spellEnd"/>
-          </w:p>
-        </w:tc>
-        <w:tc>
-          <w:tcPr>
-            <w:tcW w:w="2688" w:type="dxa"/>
-            <w:tcMar>
-              <w:top w:w="30" w:type="dxa"/>
-              <w:left w:w="45" w:type="dxa"/>
-              <w:bottom w:w="30" w:type="dxa"/>
-              <w:right w:w="45" w:type="dxa"/>
-            </w:tcMar>
-            <w:vAlign w:val="bottom"/>
-            <w:hideMark/>
-          </w:tcPr>
-          <w:p>
-            <w:pPr>
-              <w:spacing w:after="0" w:line="240" w:lineRule="auto"/>
-              <w:jc w:val="right"/>
-              <w:rPr>
-                <w:rFonts w:ascii="Times New Roman" w:eastAsia="Times New Roman" w:hAnsi="Times New Roman" w:cs="Times New Roman"/>
-                <w:sz w:val="24"/>
-                <w:szCs w:val="24"/>
-                <w:lang w:val="tr-TR" w:eastAsia="tr-TR"/>
-              </w:rPr>
-            </w:pPr>
-            <w:r>
-              <w:rPr>
-                <w:rFonts w:ascii="Times New Roman" w:eastAsia="Times New Roman" w:hAnsi="Times New Roman" w:cs="Times New Roman"/>
-                <w:sz w:val="24"/>
-                <w:szCs w:val="24"/>
-                <w:lang w:val="tr-TR" w:eastAsia="tr-TR"/>
-              </w:rPr>
-              <w:t>150</w:t>
+          </w:tcPr>
+          <w:p>
+            <w:pPr>
+              <w:rPr>
+                <w:rFonts w:ascii="Times New Roman" w:hAnsi="Times New Roman" w:cs="Times New Roman"/>
+                <w:sz w:val="24"/>
+                <w:szCs w:val="24"/>
+              </w:rPr>
+            </w:pPr>
+          </w:p>
+        </w:tc>
+        <w:tc>
+          <w:tcPr>
+            <w:tcW w:w="0" w:type="auto"/>
+            <w:tcMar>
+              <w:top w:w="30" w:type="dxa"/>
+              <w:left w:w="45" w:type="dxa"/>
+              <w:bottom w:w="30" w:type="dxa"/>
+              <w:right w:w="45" w:type="dxa"/>
+            </w:tcMar>
+          </w:tcPr>
+          <w:p>
+            <w:pPr>
+              <w:rPr>
+                <w:rFonts w:ascii="Times New Roman" w:hAnsi="Times New Roman" w:cs="Times New Roman"/>
+                <w:sz w:val="24"/>
+                <w:szCs w:val="24"/>
+              </w:rPr>
+            </w:pPr>
+            <w:proofErr w:type="spellStart"/>
+            <w:r>
+              <w:rPr>
+                <w:rFonts w:ascii="Times New Roman" w:hAnsi="Times New Roman" w:cs="Times New Roman"/>
+                <w:sz w:val="24"/>
+                <w:szCs w:val="24"/>
+              </w:rPr>
+              <w:t>reg_alpha</w:t>
+            </w:r>
+            <w:proofErr w:type="spellEnd"/>
+          </w:p>
+        </w:tc>
+        <w:tc>
+          <w:tcPr>
+            <w:tcW w:w="2638" w:type="dxa"/>
+            <w:tcMar>
+              <w:top w:w="30" w:type="dxa"/>
+              <w:left w:w="45" w:type="dxa"/>
+              <w:bottom w:w="30" w:type="dxa"/>
+              <w:right w:w="45" w:type="dxa"/>
+            </w:tcMar>
+          </w:tcPr>
+          <w:p>
+            <w:pPr>
+              <w:rPr>
+                <w:rFonts w:ascii="Times New Roman" w:hAnsi="Times New Roman" w:cs="Times New Roman"/>
+                <w:sz w:val="24"/>
+                <w:szCs w:val="24"/>
+              </w:rPr>
+            </w:pPr>
+            <w:r>
+              <w:rPr>
+                <w:rFonts w:ascii="Times New Roman" w:hAnsi="Times New Roman" w:cs="Times New Roman"/>
+                <w:sz w:val="24"/>
+                <w:szCs w:val="24"/>
+              </w:rPr>
+              <w:t>0.1</w:t>
             </w:r>
           </w:p>
         </w:tc>
@@ -5489,97 +4654,72 @@
               <w:bottom w:w="30" w:type="dxa"/>
               <w:right w:w="45" w:type="dxa"/>
             </w:tcMar>
-            <w:vAlign w:val="bottom"/>
-            <w:hideMark/>
-          </w:tcPr>
-          <w:p>
-            <w:pPr>
-              <w:spacing w:after="0" w:line="240" w:lineRule="auto"/>
-              <w:jc w:val="right"/>
-              <w:rPr>
-                <w:rFonts w:ascii="Times New Roman" w:eastAsia="Times New Roman" w:hAnsi="Times New Roman" w:cs="Times New Roman"/>
-                <w:sz w:val="24"/>
-                <w:szCs w:val="24"/>
-                <w:lang w:val="tr-TR" w:eastAsia="tr-TR"/>
-              </w:rPr>
-            </w:pPr>
-          </w:p>
-        </w:tc>
-        <w:tc>
-          <w:tcPr>
-            <w:tcW w:w="0" w:type="auto"/>
-            <w:tcMar>
-              <w:top w:w="30" w:type="dxa"/>
-              <w:left w:w="45" w:type="dxa"/>
-              <w:bottom w:w="30" w:type="dxa"/>
-              <w:right w:w="45" w:type="dxa"/>
-            </w:tcMar>
-            <w:vAlign w:val="bottom"/>
-            <w:hideMark/>
-          </w:tcPr>
-          <w:p>
-            <w:pPr>
-              <w:spacing w:after="0" w:line="240" w:lineRule="auto"/>
-              <w:rPr>
-                <w:rFonts w:ascii="Times New Roman" w:eastAsia="Times New Roman" w:hAnsi="Times New Roman" w:cs="Times New Roman"/>
-                <w:sz w:val="24"/>
-                <w:szCs w:val="24"/>
-                <w:lang w:val="tr-TR" w:eastAsia="tr-TR"/>
-              </w:rPr>
-            </w:pPr>
-            <w:proofErr w:type="spellStart"/>
-            <w:r>
-              <w:rPr>
-                <w:rFonts w:ascii="Times New Roman" w:eastAsia="Times New Roman" w:hAnsi="Times New Roman" w:cs="Times New Roman"/>
-                <w:sz w:val="24"/>
-                <w:szCs w:val="24"/>
-                <w:lang w:val="tr-TR" w:eastAsia="tr-TR"/>
-              </w:rPr>
-              <w:t>Batch</w:t>
-            </w:r>
-            <w:proofErr w:type="spellEnd"/>
-            <w:r>
-              <w:rPr>
-                <w:rFonts w:ascii="Times New Roman" w:eastAsia="Times New Roman" w:hAnsi="Times New Roman" w:cs="Times New Roman"/>
-                <w:sz w:val="24"/>
-                <w:szCs w:val="24"/>
-                <w:lang w:val="tr-TR" w:eastAsia="tr-TR"/>
-              </w:rPr>
-              <w:t xml:space="preserve"> size</w:t>
-            </w:r>
-          </w:p>
-        </w:tc>
-        <w:tc>
-          <w:tcPr>
-            <w:tcW w:w="2688" w:type="dxa"/>
-            <w:tcMar>
-              <w:top w:w="30" w:type="dxa"/>
-              <w:left w:w="45" w:type="dxa"/>
-              <w:bottom w:w="30" w:type="dxa"/>
-              <w:right w:w="45" w:type="dxa"/>
-            </w:tcMar>
-            <w:vAlign w:val="bottom"/>
-            <w:hideMark/>
-          </w:tcPr>
-          <w:p>
-            <w:pPr>
-              <w:spacing w:after="0" w:line="240" w:lineRule="auto"/>
-              <w:jc w:val="right"/>
-              <w:rPr>
-                <w:rFonts w:ascii="Times New Roman" w:eastAsia="Times New Roman" w:hAnsi="Times New Roman" w:cs="Times New Roman"/>
-                <w:sz w:val="24"/>
-                <w:szCs w:val="24"/>
-                <w:lang w:val="tr-TR" w:eastAsia="tr-TR"/>
-              </w:rPr>
-            </w:pPr>
-            <w:r>
-              <w:rPr>
-                <w:rFonts w:ascii="Times New Roman" w:eastAsia="Times New Roman" w:hAnsi="Times New Roman" w:cs="Times New Roman"/>
-                <w:sz w:val="24"/>
-                <w:szCs w:val="24"/>
-                <w:lang w:val="tr-TR" w:eastAsia="tr-TR"/>
-              </w:rPr>
-              <w:t>64</w:t>
+          </w:tcPr>
+          <w:p>
+            <w:pPr>
+              <w:rPr>
+                <w:rFonts w:ascii="Times New Roman" w:hAnsi="Times New Roman" w:cs="Times New Roman"/>
+                <w:sz w:val="24"/>
+                <w:szCs w:val="24"/>
+              </w:rPr>
+            </w:pPr>
+          </w:p>
+        </w:tc>
+        <w:tc>
+          <w:tcPr>
+            <w:tcW w:w="0" w:type="auto"/>
+            <w:tcMar>
+              <w:top w:w="30" w:type="dxa"/>
+              <w:left w:w="45" w:type="dxa"/>
+              <w:bottom w:w="30" w:type="dxa"/>
+              <w:right w:w="45" w:type="dxa"/>
+            </w:tcMar>
+          </w:tcPr>
+          <w:p>
+            <w:pPr>
+              <w:rPr>
+                <w:rFonts w:ascii="Times New Roman" w:hAnsi="Times New Roman" w:cs="Times New Roman"/>
+                <w:sz w:val="24"/>
+                <w:szCs w:val="24"/>
+              </w:rPr>
+            </w:pPr>
+            <w:proofErr w:type="spellStart"/>
+            <w:r>
+              <w:rPr>
+                <w:rFonts w:ascii="Times New Roman" w:hAnsi="Times New Roman" w:cs="Times New Roman"/>
+                <w:sz w:val="24"/>
+                <w:szCs w:val="24"/>
+              </w:rPr>
+              <w:t>reg_lambda</w:t>
+            </w:r>
+            <w:proofErr w:type="spellEnd"/>
+          </w:p>
+        </w:tc>
+        <w:tc>
+          <w:tcPr>
+            <w:tcW w:w="2638" w:type="dxa"/>
+            <w:tcMar>
+              <w:top w:w="30" w:type="dxa"/>
+              <w:left w:w="45" w:type="dxa"/>
+              <w:bottom w:w="30" w:type="dxa"/>
+              <w:right w:w="45" w:type="dxa"/>
+            </w:tcMar>
+          </w:tcPr>
+          <w:p>
+            <w:pPr>
+              <w:rPr>
+                <w:rFonts w:ascii="Times New Roman" w:hAnsi="Times New Roman" w:cs="Times New Roman"/>
+                <w:sz w:val="24"/>
+                <w:szCs w:val="24"/>
+              </w:rPr>
+            </w:pPr>
+            <w:r>
+              <w:rPr>
+                <w:rFonts w:ascii="Times New Roman" w:hAnsi="Times New Roman" w:cs="Times New Roman"/>
+                <w:sz w:val="24"/>
+                <w:szCs w:val="24"/>
+              </w:rPr>
+              <w:t>1.0</w:t>
             </w:r>
           </w:p>
         </w:tc>
@@ -5598,138 +4738,73 @@
               <w:bottom w:w="30" w:type="dxa"/>
               <w:right w:w="45" w:type="dxa"/>
             </w:tcMar>
-            <w:vAlign w:val="bottom"/>
-            <w:hideMark/>
-          </w:tcPr>
-          <w:p>
-            <w:pPr>
-              <w:spacing w:after="0" w:line="240" w:lineRule="auto"/>
-              <w:jc w:val="right"/>
-              <w:rPr>
-                <w:rFonts w:ascii="Times New Roman" w:eastAsia="Times New Roman" w:hAnsi="Times New Roman" w:cs="Times New Roman"/>
-                <w:sz w:val="24"/>
-                <w:szCs w:val="24"/>
-                <w:lang w:val="tr-TR" w:eastAsia="tr-TR"/>
-              </w:rPr>
-            </w:pPr>
-          </w:p>
-        </w:tc>
-        <w:tc>
-          <w:tcPr>
-            <w:tcW w:w="0" w:type="auto"/>
-            <w:tcMar>
-              <w:top w:w="30" w:type="dxa"/>
-              <w:left w:w="45" w:type="dxa"/>
-              <w:bottom w:w="30" w:type="dxa"/>
-              <w:right w:w="45" w:type="dxa"/>
-            </w:tcMar>
-            <w:vAlign w:val="bottom"/>
-            <w:hideMark/>
-          </w:tcPr>
-          <w:p>
-            <w:pPr>
-              <w:spacing w:after="0" w:line="240" w:lineRule="auto"/>
-              <w:rPr>
-                <w:rFonts w:ascii="Times New Roman" w:eastAsia="Times New Roman" w:hAnsi="Times New Roman" w:cs="Times New Roman"/>
-                <w:sz w:val="24"/>
-                <w:szCs w:val="24"/>
-                <w:lang w:val="tr-TR" w:eastAsia="tr-TR"/>
-              </w:rPr>
-            </w:pPr>
-            <w:proofErr w:type="spellStart"/>
-            <w:r>
-              <w:rPr>
-                <w:rFonts w:ascii="Times New Roman" w:eastAsia="Times New Roman" w:hAnsi="Times New Roman" w:cs="Times New Roman"/>
-                <w:sz w:val="24"/>
-                <w:szCs w:val="24"/>
-                <w:lang w:val="tr-TR" w:eastAsia="tr-TR"/>
-              </w:rPr>
-              <w:t>Early</w:t>
-            </w:r>
-            <w:proofErr w:type="spellEnd"/>
-            <w:r>
-              <w:rPr>
-                <w:rFonts w:ascii="Times New Roman" w:eastAsia="Times New Roman" w:hAnsi="Times New Roman" w:cs="Times New Roman"/>
-                <w:sz w:val="24"/>
-                <w:szCs w:val="24"/>
-                <w:lang w:val="tr-TR" w:eastAsia="tr-TR"/>
-              </w:rPr>
-              <w:t xml:space="preserve"> </w:t>
-            </w:r>
-            <w:proofErr w:type="spellStart"/>
-            <w:r>
-              <w:rPr>
-                <w:rFonts w:ascii="Times New Roman" w:eastAsia="Times New Roman" w:hAnsi="Times New Roman" w:cs="Times New Roman"/>
-                <w:sz w:val="24"/>
-                <w:szCs w:val="24"/>
-                <w:lang w:val="tr-TR" w:eastAsia="tr-TR"/>
-              </w:rPr>
-              <w:t>Stopping</w:t>
-            </w:r>
-            <w:proofErr w:type="spellEnd"/>
-            <w:r>
-              <w:rPr>
-                <w:rFonts w:ascii="Times New Roman" w:eastAsia="Times New Roman" w:hAnsi="Times New Roman" w:cs="Times New Roman"/>
-                <w:sz w:val="24"/>
-                <w:szCs w:val="24"/>
-                <w:lang w:val="tr-TR" w:eastAsia="tr-TR"/>
-              </w:rPr>
-              <w:t xml:space="preserve"> (</w:t>
-            </w:r>
-            <w:proofErr w:type="spellStart"/>
-            <w:r>
-              <w:rPr>
-                <w:rFonts w:ascii="Times New Roman" w:eastAsia="Times New Roman" w:hAnsi="Times New Roman" w:cs="Times New Roman"/>
-                <w:sz w:val="24"/>
-                <w:szCs w:val="24"/>
-                <w:lang w:val="tr-TR" w:eastAsia="tr-TR"/>
-              </w:rPr>
-              <w:t>Patience</w:t>
-            </w:r>
-            <w:proofErr w:type="spellEnd"/>
-            <w:r>
-              <w:rPr>
-                <w:rFonts w:ascii="Times New Roman" w:eastAsia="Times New Roman" w:hAnsi="Times New Roman" w:cs="Times New Roman"/>
-                <w:sz w:val="24"/>
-                <w:szCs w:val="24"/>
-                <w:lang w:val="tr-TR" w:eastAsia="tr-TR"/>
-              </w:rPr>
-              <w:t>)</w:t>
-            </w:r>
-          </w:p>
-        </w:tc>
-        <w:tc>
-          <w:tcPr>
-            <w:tcW w:w="2688" w:type="dxa"/>
-            <w:tcMar>
-              <w:top w:w="30" w:type="dxa"/>
-              <w:left w:w="45" w:type="dxa"/>
-              <w:bottom w:w="30" w:type="dxa"/>
-              <w:right w:w="45" w:type="dxa"/>
-            </w:tcMar>
-            <w:vAlign w:val="bottom"/>
-            <w:hideMark/>
-          </w:tcPr>
-          <w:p>
-            <w:pPr>
-              <w:spacing w:after="0" w:line="240" w:lineRule="auto"/>
-              <w:jc w:val="right"/>
-              <w:rPr>
-                <w:rFonts w:ascii="Times New Roman" w:eastAsia="Times New Roman" w:hAnsi="Times New Roman" w:cs="Times New Roman"/>
-                <w:sz w:val="24"/>
-                <w:szCs w:val="24"/>
-                <w:lang w:val="tr-TR" w:eastAsia="tr-TR"/>
-              </w:rPr>
-            </w:pPr>
-            <w:r>
-              <w:rPr>
-                <w:rFonts w:ascii="Times New Roman" w:eastAsia="Times New Roman" w:hAnsi="Times New Roman" w:cs="Times New Roman"/>
-                <w:sz w:val="24"/>
-                <w:szCs w:val="24"/>
-                <w:lang w:val="tr-TR" w:eastAsia="tr-TR"/>
-              </w:rPr>
-              <w:t>15</w:t>
-            </w:r>
+          </w:tcPr>
+          <w:p>
+            <w:pPr>
+              <w:rPr>
+                <w:rFonts w:ascii="Times New Roman" w:hAnsi="Times New Roman" w:cs="Times New Roman"/>
+                <w:sz w:val="24"/>
+                <w:szCs w:val="24"/>
+              </w:rPr>
+            </w:pPr>
+          </w:p>
+        </w:tc>
+        <w:tc>
+          <w:tcPr>
+            <w:tcW w:w="0" w:type="auto"/>
+            <w:tcMar>
+              <w:top w:w="30" w:type="dxa"/>
+              <w:left w:w="45" w:type="dxa"/>
+              <w:bottom w:w="30" w:type="dxa"/>
+              <w:right w:w="45" w:type="dxa"/>
+            </w:tcMar>
+          </w:tcPr>
+          <w:p>
+            <w:pPr>
+              <w:rPr>
+                <w:rFonts w:ascii="Times New Roman" w:hAnsi="Times New Roman" w:cs="Times New Roman"/>
+                <w:sz w:val="24"/>
+                <w:szCs w:val="24"/>
+              </w:rPr>
+            </w:pPr>
+            <w:r>
+              <w:rPr>
+                <w:rFonts w:ascii="Times New Roman" w:hAnsi="Times New Roman" w:cs="Times New Roman"/>
+                <w:sz w:val="24"/>
+                <w:szCs w:val="24"/>
+              </w:rPr>
+              <w:t>objective</w:t>
+            </w:r>
+          </w:p>
+        </w:tc>
+        <w:tc>
+          <w:tcPr>
+            <w:tcW w:w="2638" w:type="dxa"/>
+            <w:tcMar>
+              <w:top w:w="30" w:type="dxa"/>
+              <w:left w:w="45" w:type="dxa"/>
+              <w:bottom w:w="30" w:type="dxa"/>
+              <w:right w:w="45" w:type="dxa"/>
+            </w:tcMar>
+          </w:tcPr>
+          <w:p>
+            <w:pPr>
+              <w:rPr>
+                <w:rFonts w:ascii="Times New Roman" w:hAnsi="Times New Roman" w:cs="Times New Roman"/>
+                <w:sz w:val="24"/>
+                <w:szCs w:val="24"/>
+              </w:rPr>
+            </w:pPr>
+            <w:proofErr w:type="spellStart"/>
+            <w:r>
+              <w:rPr>
+                <w:rFonts w:ascii="Times New Roman" w:hAnsi="Times New Roman" w:cs="Times New Roman"/>
+                <w:sz w:val="24"/>
+                <w:szCs w:val="24"/>
+              </w:rPr>
+              <w:t>reg:squarederror</w:t>
+            </w:r>
+            <w:proofErr w:type="spellEnd"/>
           </w:p>
         </w:tc>
       </w:tr>
@@ -5747,6 +4822,386 @@
               <w:bottom w:w="30" w:type="dxa"/>
               <w:right w:w="45" w:type="dxa"/>
             </w:tcMar>
+          </w:tcPr>
+          <w:p>
+            <w:pPr>
+              <w:rPr>
+                <w:rFonts w:ascii="Times New Roman" w:hAnsi="Times New Roman" w:cs="Times New Roman"/>
+                <w:sz w:val="24"/>
+                <w:szCs w:val="24"/>
+              </w:rPr>
+            </w:pPr>
+          </w:p>
+        </w:tc>
+        <w:tc>
+          <w:tcPr>
+            <w:tcW w:w="0" w:type="auto"/>
+            <w:tcMar>
+              <w:top w:w="30" w:type="dxa"/>
+              <w:left w:w="45" w:type="dxa"/>
+              <w:bottom w:w="30" w:type="dxa"/>
+              <w:right w:w="45" w:type="dxa"/>
+            </w:tcMar>
+          </w:tcPr>
+          <w:p>
+            <w:pPr>
+              <w:rPr>
+                <w:rFonts w:ascii="Times New Roman" w:hAnsi="Times New Roman" w:cs="Times New Roman"/>
+                <w:sz w:val="24"/>
+                <w:szCs w:val="24"/>
+              </w:rPr>
+            </w:pPr>
+            <w:r>
+              <w:rPr>
+                <w:rFonts w:ascii="Times New Roman" w:hAnsi="Times New Roman" w:cs="Times New Roman"/>
+                <w:sz w:val="24"/>
+                <w:szCs w:val="24"/>
+              </w:rPr>
+              <w:t>Preprocessing</w:t>
+            </w:r>
+          </w:p>
+        </w:tc>
+        <w:tc>
+          <w:tcPr>
+            <w:tcW w:w="2638" w:type="dxa"/>
+            <w:tcMar>
+              <w:top w:w="30" w:type="dxa"/>
+              <w:left w:w="45" w:type="dxa"/>
+              <w:bottom w:w="30" w:type="dxa"/>
+              <w:right w:w="45" w:type="dxa"/>
+            </w:tcMar>
+          </w:tcPr>
+          <w:p>
+            <w:pPr>
+              <w:rPr>
+                <w:rFonts w:ascii="Times New Roman" w:hAnsi="Times New Roman" w:cs="Times New Roman"/>
+                <w:sz w:val="24"/>
+                <w:szCs w:val="24"/>
+              </w:rPr>
+            </w:pPr>
+            <w:r>
+              <w:rPr>
+                <w:rFonts w:ascii="Times New Roman" w:hAnsi="Times New Roman" w:cs="Times New Roman"/>
+                <w:sz w:val="24"/>
+                <w:szCs w:val="24"/>
+              </w:rPr>
+              <w:t>Lag features (12), No scaling</w:t>
+            </w:r>
+          </w:p>
+        </w:tc>
+      </w:tr>
+      <w:tr>
+        <w:trPr>
+          <w:trHeight w:val="315"/>
+        </w:trPr>
+        <w:tc>
+          <w:tcPr>
+            <w:tcW w:w="0" w:type="auto"/>
+            <w:vMerge/>
+            <w:tcMar>
+              <w:top w:w="30" w:type="dxa"/>
+              <w:left w:w="45" w:type="dxa"/>
+              <w:bottom w:w="30" w:type="dxa"/>
+              <w:right w:w="45" w:type="dxa"/>
+            </w:tcMar>
+          </w:tcPr>
+          <w:p>
+            <w:pPr>
+              <w:rPr>
+                <w:rFonts w:ascii="Times New Roman" w:hAnsi="Times New Roman" w:cs="Times New Roman"/>
+                <w:sz w:val="24"/>
+                <w:szCs w:val="24"/>
+              </w:rPr>
+            </w:pPr>
+          </w:p>
+        </w:tc>
+        <w:tc>
+          <w:tcPr>
+            <w:tcW w:w="0" w:type="auto"/>
+            <w:tcMar>
+              <w:top w:w="30" w:type="dxa"/>
+              <w:left w:w="45" w:type="dxa"/>
+              <w:bottom w:w="30" w:type="dxa"/>
+              <w:right w:w="45" w:type="dxa"/>
+            </w:tcMar>
+          </w:tcPr>
+          <w:p>
+            <w:pPr>
+              <w:rPr>
+                <w:rFonts w:ascii="Times New Roman" w:hAnsi="Times New Roman" w:cs="Times New Roman"/>
+                <w:sz w:val="24"/>
+                <w:szCs w:val="24"/>
+              </w:rPr>
+            </w:pPr>
+            <w:r>
+              <w:rPr>
+                <w:rFonts w:ascii="Times New Roman" w:hAnsi="Times New Roman" w:cs="Times New Roman"/>
+                <w:sz w:val="24"/>
+                <w:szCs w:val="24"/>
+              </w:rPr>
+              <w:t>CV</w:t>
+            </w:r>
+          </w:p>
+        </w:tc>
+        <w:tc>
+          <w:tcPr>
+            <w:tcW w:w="2638" w:type="dxa"/>
+            <w:tcMar>
+              <w:top w:w="30" w:type="dxa"/>
+              <w:left w:w="45" w:type="dxa"/>
+              <w:bottom w:w="30" w:type="dxa"/>
+              <w:right w:w="45" w:type="dxa"/>
+            </w:tcMar>
+          </w:tcPr>
+          <w:p>
+            <w:pPr>
+              <w:rPr>
+                <w:rFonts w:ascii="Times New Roman" w:hAnsi="Times New Roman" w:cs="Times New Roman"/>
+                <w:sz w:val="24"/>
+                <w:szCs w:val="24"/>
+              </w:rPr>
+            </w:pPr>
+            <w:proofErr w:type="spellStart"/>
+            <w:r>
+              <w:rPr>
+                <w:rFonts w:ascii="Times New Roman" w:hAnsi="Times New Roman" w:cs="Times New Roman"/>
+                <w:sz w:val="24"/>
+                <w:szCs w:val="24"/>
+              </w:rPr>
+              <w:t>TimeSeriesSplit</w:t>
+            </w:r>
+            <w:proofErr w:type="spellEnd"/>
+            <w:r>
+              <w:rPr>
+                <w:rFonts w:ascii="Times New Roman" w:hAnsi="Times New Roman" w:cs="Times New Roman"/>
+                <w:sz w:val="24"/>
+                <w:szCs w:val="24"/>
+              </w:rPr>
+              <w:t xml:space="preserve"> (</w:t>
+            </w:r>
+            <w:proofErr w:type="spellStart"/>
+            <w:r>
+              <w:rPr>
+                <w:rFonts w:ascii="Times New Roman" w:hAnsi="Times New Roman" w:cs="Times New Roman"/>
+                <w:sz w:val="24"/>
+                <w:szCs w:val="24"/>
+              </w:rPr>
+              <w:t>n_splits</w:t>
+            </w:r>
+            <w:proofErr w:type="spellEnd"/>
+            <w:r>
+              <w:rPr>
+                <w:rFonts w:ascii="Times New Roman" w:hAnsi="Times New Roman" w:cs="Times New Roman"/>
+                <w:sz w:val="24"/>
+                <w:szCs w:val="24"/>
+              </w:rPr>
+              <w:t>=5)</w:t>
+            </w:r>
+          </w:p>
+        </w:tc>
+      </w:tr>
+      <w:tr>
+        <w:trPr>
+          <w:trHeight w:val="315"/>
+        </w:trPr>
+        <w:tc>
+          <w:tcPr>
+            <w:tcW w:w="0" w:type="auto"/>
+            <w:vMerge/>
+            <w:tcMar>
+              <w:top w:w="30" w:type="dxa"/>
+              <w:left w:w="45" w:type="dxa"/>
+              <w:bottom w:w="30" w:type="dxa"/>
+              <w:right w:w="45" w:type="dxa"/>
+            </w:tcMar>
+          </w:tcPr>
+          <w:p>
+            <w:pPr>
+              <w:rPr>
+                <w:rFonts w:ascii="Times New Roman" w:hAnsi="Times New Roman" w:cs="Times New Roman"/>
+                <w:sz w:val="24"/>
+                <w:szCs w:val="24"/>
+              </w:rPr>
+            </w:pPr>
+          </w:p>
+        </w:tc>
+        <w:tc>
+          <w:tcPr>
+            <w:tcW w:w="0" w:type="auto"/>
+            <w:tcMar>
+              <w:top w:w="30" w:type="dxa"/>
+              <w:left w:w="45" w:type="dxa"/>
+              <w:bottom w:w="30" w:type="dxa"/>
+              <w:right w:w="45" w:type="dxa"/>
+            </w:tcMar>
+          </w:tcPr>
+          <w:p>
+            <w:pPr>
+              <w:rPr>
+                <w:rFonts w:ascii="Times New Roman" w:hAnsi="Times New Roman" w:cs="Times New Roman"/>
+                <w:sz w:val="24"/>
+                <w:szCs w:val="24"/>
+              </w:rPr>
+            </w:pPr>
+            <w:r>
+              <w:rPr>
+                <w:rFonts w:ascii="Times New Roman" w:hAnsi="Times New Roman" w:cs="Times New Roman"/>
+                <w:sz w:val="24"/>
+                <w:szCs w:val="24"/>
+              </w:rPr>
+              <w:t>subsample</w:t>
+            </w:r>
+          </w:p>
+        </w:tc>
+        <w:tc>
+          <w:tcPr>
+            <w:tcW w:w="2638" w:type="dxa"/>
+            <w:tcMar>
+              <w:top w:w="30" w:type="dxa"/>
+              <w:left w:w="45" w:type="dxa"/>
+              <w:bottom w:w="30" w:type="dxa"/>
+              <w:right w:w="45" w:type="dxa"/>
+            </w:tcMar>
+          </w:tcPr>
+          <w:p>
+            <w:pPr>
+              <w:rPr>
+                <w:rFonts w:ascii="Times New Roman" w:hAnsi="Times New Roman" w:cs="Times New Roman"/>
+                <w:sz w:val="24"/>
+                <w:szCs w:val="24"/>
+              </w:rPr>
+            </w:pPr>
+            <w:r>
+              <w:rPr>
+                <w:rFonts w:ascii="Times New Roman" w:hAnsi="Times New Roman" w:cs="Times New Roman"/>
+                <w:sz w:val="24"/>
+                <w:szCs w:val="24"/>
+              </w:rPr>
+              <w:t>0.8</w:t>
+            </w:r>
+          </w:p>
+        </w:tc>
+      </w:tr>
+      <w:tr>
+        <w:trPr>
+          <w:trHeight w:val="315"/>
+        </w:trPr>
+        <w:tc>
+          <w:tcPr>
+            <w:tcW w:w="0" w:type="auto"/>
+            <w:vMerge w:val="restart"/>
+            <w:tcMar>
+              <w:top w:w="30" w:type="dxa"/>
+              <w:left w:w="45" w:type="dxa"/>
+              <w:bottom w:w="30" w:type="dxa"/>
+              <w:right w:w="45" w:type="dxa"/>
+            </w:tcMar>
+            <w:vAlign w:val="center"/>
+            <w:hideMark/>
+          </w:tcPr>
+          <w:p>
+            <w:pPr>
+              <w:spacing w:after="0" w:line="240" w:lineRule="auto"/>
+              <w:rPr>
+                <w:rFonts w:ascii="Times New Roman" w:eastAsia="Times New Roman" w:hAnsi="Times New Roman" w:cs="Times New Roman"/>
+                <w:sz w:val="24"/>
+                <w:szCs w:val="24"/>
+                <w:lang w:val="tr-TR" w:eastAsia="tr-TR"/>
+              </w:rPr>
+            </w:pPr>
+            <w:r>
+              <w:rPr>
+                <w:rFonts w:ascii="Times New Roman" w:eastAsia="Times New Roman" w:hAnsi="Times New Roman" w:cs="Times New Roman"/>
+                <w:sz w:val="24"/>
+                <w:szCs w:val="24"/>
+                <w:lang w:val="tr-TR" w:eastAsia="tr-TR"/>
+              </w:rPr>
+              <w:t>LSTM</w:t>
+            </w:r>
+          </w:p>
+        </w:tc>
+        <w:tc>
+          <w:tcPr>
+            <w:tcW w:w="0" w:type="auto"/>
+            <w:tcMar>
+              <w:top w:w="30" w:type="dxa"/>
+              <w:left w:w="45" w:type="dxa"/>
+              <w:bottom w:w="30" w:type="dxa"/>
+              <w:right w:w="45" w:type="dxa"/>
+            </w:tcMar>
+            <w:vAlign w:val="bottom"/>
+            <w:hideMark/>
+          </w:tcPr>
+          <w:p>
+            <w:pPr>
+              <w:spacing w:after="0" w:line="240" w:lineRule="auto"/>
+              <w:rPr>
+                <w:rFonts w:ascii="Times New Roman" w:eastAsia="Times New Roman" w:hAnsi="Times New Roman" w:cs="Times New Roman"/>
+                <w:sz w:val="24"/>
+                <w:szCs w:val="24"/>
+                <w:lang w:val="tr-TR" w:eastAsia="tr-TR"/>
+              </w:rPr>
+            </w:pPr>
+            <w:r>
+              <w:rPr>
+                <w:rFonts w:ascii="Times New Roman" w:eastAsia="Times New Roman" w:hAnsi="Times New Roman" w:cs="Times New Roman"/>
+                <w:sz w:val="24"/>
+                <w:szCs w:val="24"/>
+                <w:lang w:val="tr-TR" w:eastAsia="tr-TR"/>
+              </w:rPr>
+              <w:t xml:space="preserve">Input </w:t>
+            </w:r>
+            <w:proofErr w:type="spellStart"/>
+            <w:r>
+              <w:rPr>
+                <w:rFonts w:ascii="Times New Roman" w:eastAsia="Times New Roman" w:hAnsi="Times New Roman" w:cs="Times New Roman"/>
+                <w:sz w:val="24"/>
+                <w:szCs w:val="24"/>
+                <w:lang w:val="tr-TR" w:eastAsia="tr-TR"/>
+              </w:rPr>
+              <w:t>timestep</w:t>
+            </w:r>
+            <w:proofErr w:type="spellEnd"/>
+            <w:r>
+              <w:rPr>
+                <w:rFonts w:ascii="Times New Roman" w:eastAsia="Times New Roman" w:hAnsi="Times New Roman" w:cs="Times New Roman"/>
+                <w:sz w:val="24"/>
+                <w:szCs w:val="24"/>
+                <w:lang w:val="tr-TR" w:eastAsia="tr-TR"/>
+              </w:rPr>
+              <w:t xml:space="preserve"> (</w:t>
+            </w:r>
+            <w:proofErr w:type="spellStart"/>
+            <w:r>
+              <w:rPr>
+                <w:rFonts w:ascii="Times New Roman" w:eastAsia="Times New Roman" w:hAnsi="Times New Roman" w:cs="Times New Roman"/>
+                <w:sz w:val="24"/>
+                <w:szCs w:val="24"/>
+                <w:lang w:val="tr-TR" w:eastAsia="tr-TR"/>
+              </w:rPr>
+              <w:t>Lag</w:t>
+            </w:r>
+            <w:proofErr w:type="spellEnd"/>
+            <w:r>
+              <w:rPr>
+                <w:rFonts w:ascii="Times New Roman" w:eastAsia="Times New Roman" w:hAnsi="Times New Roman" w:cs="Times New Roman"/>
+                <w:sz w:val="24"/>
+                <w:szCs w:val="24"/>
+                <w:lang w:val="tr-TR" w:eastAsia="tr-TR"/>
+              </w:rPr>
+              <w:t>)</w:t>
+            </w:r>
+          </w:p>
+        </w:tc>
+        <w:tc>
+          <w:tcPr>
+            <w:tcW w:w="2638" w:type="dxa"/>
+            <w:tcMar>
+              <w:top w:w="30" w:type="dxa"/>
+              <w:left w:w="45" w:type="dxa"/>
+              <w:bottom w:w="30" w:type="dxa"/>
+              <w:right w:w="45" w:type="dxa"/>
+            </w:tcMar>
             <w:vAlign w:val="bottom"/>
             <w:hideMark/>
           </w:tcPr>
@@ -5761,6 +5216,2670 @@
                 <w:lang w:val="tr-TR" w:eastAsia="tr-TR"/>
               </w:rPr>
             </w:pPr>
+            <w:r>
+              <w:rPr>
+                <w:rFonts w:ascii="Times New Roman" w:eastAsia="Times New Roman" w:hAnsi="Times New Roman" w:cs="Times New Roman"/>
+                <w:sz w:val="24"/>
+                <w:szCs w:val="24"/>
+                <w:lang w:val="tr-TR" w:eastAsia="tr-TR"/>
+              </w:rPr>
+              <w:t>12</w:t>
+            </w:r>
+          </w:p>
+        </w:tc>
+      </w:tr>
+      <w:tr>
+        <w:trPr>
+          <w:trHeight w:val="315"/>
+        </w:trPr>
+        <w:tc>
+          <w:tcPr>
+            <w:tcW w:w="0" w:type="auto"/>
+            <w:vMerge/>
+            <w:tcMar>
+              <w:top w:w="30" w:type="dxa"/>
+              <w:left w:w="45" w:type="dxa"/>
+              <w:bottom w:w="30" w:type="dxa"/>
+              <w:right w:w="45" w:type="dxa"/>
+            </w:tcMar>
+            <w:vAlign w:val="bottom"/>
+            <w:hideMark/>
+          </w:tcPr>
+          <w:p>
+            <w:pPr>
+              <w:spacing w:after="0" w:line="240" w:lineRule="auto"/>
+              <w:jc w:val="right"/>
+              <w:rPr>
+                <w:rFonts w:ascii="Times New Roman" w:eastAsia="Times New Roman" w:hAnsi="Times New Roman" w:cs="Times New Roman"/>
+                <w:sz w:val="24"/>
+                <w:szCs w:val="24"/>
+                <w:lang w:val="tr-TR" w:eastAsia="tr-TR"/>
+              </w:rPr>
+            </w:pPr>
+          </w:p>
+        </w:tc>
+        <w:tc>
+          <w:tcPr>
+            <w:tcW w:w="0" w:type="auto"/>
+            <w:tcMar>
+              <w:top w:w="30" w:type="dxa"/>
+              <w:left w:w="45" w:type="dxa"/>
+              <w:bottom w:w="30" w:type="dxa"/>
+              <w:right w:w="45" w:type="dxa"/>
+            </w:tcMar>
+            <w:vAlign w:val="bottom"/>
+            <w:hideMark/>
+          </w:tcPr>
+          <w:p>
+            <w:pPr>
+              <w:spacing w:after="0" w:line="240" w:lineRule="auto"/>
+              <w:rPr>
+                <w:rFonts w:ascii="Times New Roman" w:eastAsia="Times New Roman" w:hAnsi="Times New Roman" w:cs="Times New Roman"/>
+                <w:sz w:val="24"/>
+                <w:szCs w:val="24"/>
+                <w:lang w:val="tr-TR" w:eastAsia="tr-TR"/>
+              </w:rPr>
+            </w:pPr>
+            <w:proofErr w:type="spellStart"/>
+            <w:r>
+              <w:rPr>
+                <w:rFonts w:ascii="Times New Roman" w:eastAsia="Times New Roman" w:hAnsi="Times New Roman" w:cs="Times New Roman"/>
+                <w:sz w:val="24"/>
+                <w:szCs w:val="24"/>
+                <w:lang w:val="tr-TR" w:eastAsia="tr-TR"/>
+              </w:rPr>
+              <w:t>Target</w:t>
+            </w:r>
+            <w:proofErr w:type="spellEnd"/>
+            <w:r>
+              <w:rPr>
+                <w:rFonts w:ascii="Times New Roman" w:eastAsia="Times New Roman" w:hAnsi="Times New Roman" w:cs="Times New Roman"/>
+                <w:sz w:val="24"/>
+                <w:szCs w:val="24"/>
+                <w:lang w:val="tr-TR" w:eastAsia="tr-TR"/>
+              </w:rPr>
+              <w:t xml:space="preserve"> </w:t>
+            </w:r>
+            <w:proofErr w:type="spellStart"/>
+            <w:r>
+              <w:rPr>
+                <w:rFonts w:ascii="Times New Roman" w:eastAsia="Times New Roman" w:hAnsi="Times New Roman" w:cs="Times New Roman"/>
+                <w:sz w:val="24"/>
+                <w:szCs w:val="24"/>
+                <w:lang w:val="tr-TR" w:eastAsia="tr-TR"/>
+              </w:rPr>
+              <w:t>Transformation</w:t>
+            </w:r>
+            <w:proofErr w:type="spellEnd"/>
+          </w:p>
+        </w:tc>
+        <w:tc>
+          <w:tcPr>
+            <w:tcW w:w="2638" w:type="dxa"/>
+            <w:tcMar>
+              <w:top w:w="30" w:type="dxa"/>
+              <w:left w:w="45" w:type="dxa"/>
+              <w:bottom w:w="30" w:type="dxa"/>
+              <w:right w:w="45" w:type="dxa"/>
+            </w:tcMar>
+            <w:vAlign w:val="bottom"/>
+            <w:hideMark/>
+          </w:tcPr>
+          <w:p>
+            <w:pPr>
+              <w:spacing w:after="0" w:line="240" w:lineRule="auto"/>
+              <w:rPr>
+                <w:rFonts w:ascii="Times New Roman" w:eastAsia="Times New Roman" w:hAnsi="Times New Roman" w:cs="Times New Roman"/>
+                <w:sz w:val="24"/>
+                <w:szCs w:val="24"/>
+                <w:lang w:val="tr-TR" w:eastAsia="tr-TR"/>
+              </w:rPr>
+            </w:pPr>
+            <w:proofErr w:type="spellStart"/>
+            <w:r>
+              <w:rPr>
+                <w:rFonts w:ascii="Times New Roman" w:eastAsia="Times New Roman" w:hAnsi="Times New Roman" w:cs="Times New Roman"/>
+                <w:sz w:val="24"/>
+                <w:szCs w:val="24"/>
+                <w:lang w:val="tr-TR" w:eastAsia="tr-TR"/>
+              </w:rPr>
+              <w:t>Logarithmic</w:t>
+            </w:r>
+            <w:proofErr w:type="spellEnd"/>
+            <w:r>
+              <w:rPr>
+                <w:rFonts w:ascii="Times New Roman" w:eastAsia="Times New Roman" w:hAnsi="Times New Roman" w:cs="Times New Roman"/>
+                <w:sz w:val="24"/>
+                <w:szCs w:val="24"/>
+                <w:lang w:val="tr-TR" w:eastAsia="tr-TR"/>
+              </w:rPr>
+              <w:t xml:space="preserve"> (np.log1p)</w:t>
+            </w:r>
+          </w:p>
+        </w:tc>
+      </w:tr>
+      <w:tr>
+        <w:trPr>
+          <w:trHeight w:val="315"/>
+        </w:trPr>
+        <w:tc>
+          <w:tcPr>
+            <w:tcW w:w="0" w:type="auto"/>
+            <w:vMerge/>
+            <w:tcMar>
+              <w:top w:w="30" w:type="dxa"/>
+              <w:left w:w="45" w:type="dxa"/>
+              <w:bottom w:w="30" w:type="dxa"/>
+              <w:right w:w="45" w:type="dxa"/>
+            </w:tcMar>
+            <w:vAlign w:val="bottom"/>
+            <w:hideMark/>
+          </w:tcPr>
+          <w:p>
+            <w:pPr>
+              <w:spacing w:after="0" w:line="240" w:lineRule="auto"/>
+              <w:rPr>
+                <w:rFonts w:ascii="Times New Roman" w:eastAsia="Times New Roman" w:hAnsi="Times New Roman" w:cs="Times New Roman"/>
+                <w:sz w:val="24"/>
+                <w:szCs w:val="24"/>
+                <w:lang w:val="tr-TR" w:eastAsia="tr-TR"/>
+              </w:rPr>
+            </w:pPr>
+          </w:p>
+        </w:tc>
+        <w:tc>
+          <w:tcPr>
+            <w:tcW w:w="0" w:type="auto"/>
+            <w:tcMar>
+              <w:top w:w="30" w:type="dxa"/>
+              <w:left w:w="45" w:type="dxa"/>
+              <w:bottom w:w="30" w:type="dxa"/>
+              <w:right w:w="45" w:type="dxa"/>
+            </w:tcMar>
+            <w:vAlign w:val="bottom"/>
+            <w:hideMark/>
+          </w:tcPr>
+          <w:p>
+            <w:pPr>
+              <w:spacing w:after="0" w:line="240" w:lineRule="auto"/>
+              <w:rPr>
+                <w:rFonts w:ascii="Times New Roman" w:eastAsia="Times New Roman" w:hAnsi="Times New Roman" w:cs="Times New Roman"/>
+                <w:sz w:val="24"/>
+                <w:szCs w:val="24"/>
+                <w:lang w:val="tr-TR" w:eastAsia="tr-TR"/>
+              </w:rPr>
+            </w:pPr>
+            <w:r>
+              <w:rPr>
+                <w:rFonts w:ascii="Times New Roman" w:eastAsia="Times New Roman" w:hAnsi="Times New Roman" w:cs="Times New Roman"/>
+                <w:sz w:val="24"/>
+                <w:szCs w:val="24"/>
+                <w:lang w:val="tr-TR" w:eastAsia="tr-TR"/>
+              </w:rPr>
+              <w:t xml:space="preserve">LSTM </w:t>
+            </w:r>
+            <w:proofErr w:type="spellStart"/>
+            <w:r>
+              <w:rPr>
+                <w:rFonts w:ascii="Times New Roman" w:eastAsia="Times New Roman" w:hAnsi="Times New Roman" w:cs="Times New Roman"/>
+                <w:sz w:val="24"/>
+                <w:szCs w:val="24"/>
+                <w:lang w:val="tr-TR" w:eastAsia="tr-TR"/>
+              </w:rPr>
+              <w:t>layer</w:t>
+            </w:r>
+            <w:proofErr w:type="spellEnd"/>
+            <w:r>
+              <w:rPr>
+                <w:rFonts w:ascii="Times New Roman" w:eastAsia="Times New Roman" w:hAnsi="Times New Roman" w:cs="Times New Roman"/>
+                <w:sz w:val="24"/>
+                <w:szCs w:val="24"/>
+                <w:lang w:val="tr-TR" w:eastAsia="tr-TR"/>
+              </w:rPr>
+              <w:t xml:space="preserve"> 1 </w:t>
+            </w:r>
+            <w:proofErr w:type="spellStart"/>
+            <w:r>
+              <w:rPr>
+                <w:rFonts w:ascii="Times New Roman" w:eastAsia="Times New Roman" w:hAnsi="Times New Roman" w:cs="Times New Roman"/>
+                <w:sz w:val="24"/>
+                <w:szCs w:val="24"/>
+                <w:lang w:val="tr-TR" w:eastAsia="tr-TR"/>
+              </w:rPr>
+              <w:t>neurons</w:t>
+            </w:r>
+            <w:proofErr w:type="spellEnd"/>
+          </w:p>
+        </w:tc>
+        <w:tc>
+          <w:tcPr>
+            <w:tcW w:w="2638" w:type="dxa"/>
+            <w:tcMar>
+              <w:top w:w="30" w:type="dxa"/>
+              <w:left w:w="45" w:type="dxa"/>
+              <w:bottom w:w="30" w:type="dxa"/>
+              <w:right w:w="45" w:type="dxa"/>
+            </w:tcMar>
+            <w:vAlign w:val="bottom"/>
+            <w:hideMark/>
+          </w:tcPr>
+          <w:p>
+            <w:pPr>
+              <w:spacing w:after="0" w:line="240" w:lineRule="auto"/>
+              <w:jc w:val="right"/>
+              <w:rPr>
+                <w:rFonts w:ascii="Times New Roman" w:eastAsia="Times New Roman" w:hAnsi="Times New Roman" w:cs="Times New Roman"/>
+                <w:sz w:val="24"/>
+                <w:szCs w:val="24"/>
+                <w:lang w:val="tr-TR" w:eastAsia="tr-TR"/>
+              </w:rPr>
+            </w:pPr>
+            <w:r>
+              <w:rPr>
+                <w:rFonts w:ascii="Times New Roman" w:eastAsia="Times New Roman" w:hAnsi="Times New Roman" w:cs="Times New Roman"/>
+                <w:sz w:val="24"/>
+                <w:szCs w:val="24"/>
+                <w:lang w:val="tr-TR" w:eastAsia="tr-TR"/>
+              </w:rPr>
+              <w:t>64</w:t>
+            </w:r>
+          </w:p>
+        </w:tc>
+      </w:tr>
+      <w:tr>
+        <w:trPr>
+          <w:trHeight w:val="315"/>
+        </w:trPr>
+        <w:tc>
+          <w:tcPr>
+            <w:tcW w:w="0" w:type="auto"/>
+            <w:vMerge/>
+            <w:tcMar>
+              <w:top w:w="30" w:type="dxa"/>
+              <w:left w:w="45" w:type="dxa"/>
+              <w:bottom w:w="30" w:type="dxa"/>
+              <w:right w:w="45" w:type="dxa"/>
+            </w:tcMar>
+            <w:vAlign w:val="bottom"/>
+            <w:hideMark/>
+          </w:tcPr>
+          <w:p>
+            <w:pPr>
+              <w:spacing w:after="0" w:line="240" w:lineRule="auto"/>
+              <w:jc w:val="right"/>
+              <w:rPr>
+                <w:rFonts w:ascii="Times New Roman" w:eastAsia="Times New Roman" w:hAnsi="Times New Roman" w:cs="Times New Roman"/>
+                <w:sz w:val="24"/>
+                <w:szCs w:val="24"/>
+                <w:lang w:val="tr-TR" w:eastAsia="tr-TR"/>
+              </w:rPr>
+            </w:pPr>
+          </w:p>
+        </w:tc>
+        <w:tc>
+          <w:tcPr>
+            <w:tcW w:w="0" w:type="auto"/>
+            <w:tcMar>
+              <w:top w:w="30" w:type="dxa"/>
+              <w:left w:w="45" w:type="dxa"/>
+              <w:bottom w:w="30" w:type="dxa"/>
+              <w:right w:w="45" w:type="dxa"/>
+            </w:tcMar>
+            <w:vAlign w:val="bottom"/>
+            <w:hideMark/>
+          </w:tcPr>
+          <w:p>
+            <w:pPr>
+              <w:spacing w:after="0" w:line="240" w:lineRule="auto"/>
+              <w:rPr>
+                <w:rFonts w:ascii="Times New Roman" w:eastAsia="Times New Roman" w:hAnsi="Times New Roman" w:cs="Times New Roman"/>
+                <w:sz w:val="24"/>
+                <w:szCs w:val="24"/>
+                <w:lang w:val="tr-TR" w:eastAsia="tr-TR"/>
+              </w:rPr>
+            </w:pPr>
+            <w:r>
+              <w:rPr>
+                <w:rFonts w:ascii="Times New Roman" w:eastAsia="Times New Roman" w:hAnsi="Times New Roman" w:cs="Times New Roman"/>
+                <w:sz w:val="24"/>
+                <w:szCs w:val="24"/>
+                <w:lang w:val="tr-TR" w:eastAsia="tr-TR"/>
+              </w:rPr>
+              <w:t xml:space="preserve">LSTM </w:t>
+            </w:r>
+            <w:proofErr w:type="spellStart"/>
+            <w:r>
+              <w:rPr>
+                <w:rFonts w:ascii="Times New Roman" w:eastAsia="Times New Roman" w:hAnsi="Times New Roman" w:cs="Times New Roman"/>
+                <w:sz w:val="24"/>
+                <w:szCs w:val="24"/>
+                <w:lang w:val="tr-TR" w:eastAsia="tr-TR"/>
+              </w:rPr>
+              <w:t>layer</w:t>
+            </w:r>
+            <w:proofErr w:type="spellEnd"/>
+            <w:r>
+              <w:rPr>
+                <w:rFonts w:ascii="Times New Roman" w:eastAsia="Times New Roman" w:hAnsi="Times New Roman" w:cs="Times New Roman"/>
+                <w:sz w:val="24"/>
+                <w:szCs w:val="24"/>
+                <w:lang w:val="tr-TR" w:eastAsia="tr-TR"/>
+              </w:rPr>
+              <w:t xml:space="preserve"> 2 </w:t>
+            </w:r>
+            <w:proofErr w:type="spellStart"/>
+            <w:r>
+              <w:rPr>
+                <w:rFonts w:ascii="Times New Roman" w:eastAsia="Times New Roman" w:hAnsi="Times New Roman" w:cs="Times New Roman"/>
+                <w:sz w:val="24"/>
+                <w:szCs w:val="24"/>
+                <w:lang w:val="tr-TR" w:eastAsia="tr-TR"/>
+              </w:rPr>
+              <w:t>neurons</w:t>
+            </w:r>
+            <w:proofErr w:type="spellEnd"/>
+          </w:p>
+        </w:tc>
+        <w:tc>
+          <w:tcPr>
+            <w:tcW w:w="2638" w:type="dxa"/>
+            <w:tcMar>
+              <w:top w:w="30" w:type="dxa"/>
+              <w:left w:w="45" w:type="dxa"/>
+              <w:bottom w:w="30" w:type="dxa"/>
+              <w:right w:w="45" w:type="dxa"/>
+            </w:tcMar>
+            <w:vAlign w:val="bottom"/>
+            <w:hideMark/>
+          </w:tcPr>
+          <w:p>
+            <w:pPr>
+              <w:spacing w:after="0" w:line="240" w:lineRule="auto"/>
+              <w:jc w:val="right"/>
+              <w:rPr>
+                <w:rFonts w:ascii="Times New Roman" w:eastAsia="Times New Roman" w:hAnsi="Times New Roman" w:cs="Times New Roman"/>
+                <w:sz w:val="24"/>
+                <w:szCs w:val="24"/>
+                <w:lang w:val="tr-TR" w:eastAsia="tr-TR"/>
+              </w:rPr>
+            </w:pPr>
+            <w:r>
+              <w:rPr>
+                <w:rFonts w:ascii="Times New Roman" w:eastAsia="Times New Roman" w:hAnsi="Times New Roman" w:cs="Times New Roman"/>
+                <w:sz w:val="24"/>
+                <w:szCs w:val="24"/>
+                <w:lang w:val="tr-TR" w:eastAsia="tr-TR"/>
+              </w:rPr>
+              <w:t>32</w:t>
+            </w:r>
+          </w:p>
+        </w:tc>
+      </w:tr>
+      <w:tr>
+        <w:trPr>
+          <w:trHeight w:val="315"/>
+        </w:trPr>
+        <w:tc>
+          <w:tcPr>
+            <w:tcW w:w="0" w:type="auto"/>
+            <w:vMerge/>
+            <w:tcMar>
+              <w:top w:w="30" w:type="dxa"/>
+              <w:left w:w="45" w:type="dxa"/>
+              <w:bottom w:w="30" w:type="dxa"/>
+              <w:right w:w="45" w:type="dxa"/>
+            </w:tcMar>
+            <w:vAlign w:val="bottom"/>
+            <w:hideMark/>
+          </w:tcPr>
+          <w:p>
+            <w:pPr>
+              <w:spacing w:after="0" w:line="240" w:lineRule="auto"/>
+              <w:jc w:val="right"/>
+              <w:rPr>
+                <w:rFonts w:ascii="Times New Roman" w:eastAsia="Times New Roman" w:hAnsi="Times New Roman" w:cs="Times New Roman"/>
+                <w:sz w:val="24"/>
+                <w:szCs w:val="24"/>
+                <w:lang w:val="tr-TR" w:eastAsia="tr-TR"/>
+              </w:rPr>
+            </w:pPr>
+          </w:p>
+        </w:tc>
+        <w:tc>
+          <w:tcPr>
+            <w:tcW w:w="0" w:type="auto"/>
+            <w:tcMar>
+              <w:top w:w="30" w:type="dxa"/>
+              <w:left w:w="45" w:type="dxa"/>
+              <w:bottom w:w="30" w:type="dxa"/>
+              <w:right w:w="45" w:type="dxa"/>
+            </w:tcMar>
+            <w:vAlign w:val="bottom"/>
+            <w:hideMark/>
+          </w:tcPr>
+          <w:p>
+            <w:pPr>
+              <w:spacing w:after="0" w:line="240" w:lineRule="auto"/>
+              <w:rPr>
+                <w:rFonts w:ascii="Times New Roman" w:eastAsia="Times New Roman" w:hAnsi="Times New Roman" w:cs="Times New Roman"/>
+                <w:sz w:val="24"/>
+                <w:szCs w:val="24"/>
+                <w:lang w:val="tr-TR" w:eastAsia="tr-TR"/>
+              </w:rPr>
+            </w:pPr>
+            <w:r>
+              <w:rPr>
+                <w:rFonts w:ascii="Times New Roman" w:eastAsia="Times New Roman" w:hAnsi="Times New Roman" w:cs="Times New Roman"/>
+                <w:sz w:val="24"/>
+                <w:szCs w:val="24"/>
+                <w:lang w:val="tr-TR" w:eastAsia="tr-TR"/>
+              </w:rPr>
+              <w:t xml:space="preserve">Dense </w:t>
+            </w:r>
+            <w:proofErr w:type="spellStart"/>
+            <w:r>
+              <w:rPr>
+                <w:rFonts w:ascii="Times New Roman" w:eastAsia="Times New Roman" w:hAnsi="Times New Roman" w:cs="Times New Roman"/>
+                <w:sz w:val="24"/>
+                <w:szCs w:val="24"/>
+                <w:lang w:val="tr-TR" w:eastAsia="tr-TR"/>
+              </w:rPr>
+              <w:t>layer</w:t>
+            </w:r>
+            <w:proofErr w:type="spellEnd"/>
+            <w:r>
+              <w:rPr>
+                <w:rFonts w:ascii="Times New Roman" w:eastAsia="Times New Roman" w:hAnsi="Times New Roman" w:cs="Times New Roman"/>
+                <w:sz w:val="24"/>
+                <w:szCs w:val="24"/>
+                <w:lang w:val="tr-TR" w:eastAsia="tr-TR"/>
+              </w:rPr>
+              <w:t xml:space="preserve"> </w:t>
+            </w:r>
+            <w:proofErr w:type="spellStart"/>
+            <w:r>
+              <w:rPr>
+                <w:rFonts w:ascii="Times New Roman" w:eastAsia="Times New Roman" w:hAnsi="Times New Roman" w:cs="Times New Roman"/>
+                <w:sz w:val="24"/>
+                <w:szCs w:val="24"/>
+                <w:lang w:val="tr-TR" w:eastAsia="tr-TR"/>
+              </w:rPr>
+              <w:t>neurons</w:t>
+            </w:r>
+            <w:proofErr w:type="spellEnd"/>
+          </w:p>
+        </w:tc>
+        <w:tc>
+          <w:tcPr>
+            <w:tcW w:w="2638" w:type="dxa"/>
+            <w:tcMar>
+              <w:top w:w="30" w:type="dxa"/>
+              <w:left w:w="45" w:type="dxa"/>
+              <w:bottom w:w="30" w:type="dxa"/>
+              <w:right w:w="45" w:type="dxa"/>
+            </w:tcMar>
+            <w:vAlign w:val="bottom"/>
+            <w:hideMark/>
+          </w:tcPr>
+          <w:p>
+            <w:pPr>
+              <w:spacing w:after="0" w:line="240" w:lineRule="auto"/>
+              <w:jc w:val="right"/>
+              <w:rPr>
+                <w:rFonts w:ascii="Times New Roman" w:eastAsia="Times New Roman" w:hAnsi="Times New Roman" w:cs="Times New Roman"/>
+                <w:sz w:val="24"/>
+                <w:szCs w:val="24"/>
+                <w:lang w:val="tr-TR" w:eastAsia="tr-TR"/>
+              </w:rPr>
+            </w:pPr>
+            <w:r>
+              <w:rPr>
+                <w:rFonts w:ascii="Times New Roman" w:eastAsia="Times New Roman" w:hAnsi="Times New Roman" w:cs="Times New Roman"/>
+                <w:sz w:val="24"/>
+                <w:szCs w:val="24"/>
+                <w:lang w:val="tr-TR" w:eastAsia="tr-TR"/>
+              </w:rPr>
+              <w:t>32</w:t>
+            </w:r>
+          </w:p>
+        </w:tc>
+      </w:tr>
+      <w:tr>
+        <w:trPr>
+          <w:trHeight w:val="315"/>
+        </w:trPr>
+        <w:tc>
+          <w:tcPr>
+            <w:tcW w:w="0" w:type="auto"/>
+            <w:vMerge/>
+            <w:tcMar>
+              <w:top w:w="30" w:type="dxa"/>
+              <w:left w:w="45" w:type="dxa"/>
+              <w:bottom w:w="30" w:type="dxa"/>
+              <w:right w:w="45" w:type="dxa"/>
+            </w:tcMar>
+            <w:vAlign w:val="bottom"/>
+            <w:hideMark/>
+          </w:tcPr>
+          <w:p>
+            <w:pPr>
+              <w:spacing w:after="0" w:line="240" w:lineRule="auto"/>
+              <w:jc w:val="right"/>
+              <w:rPr>
+                <w:rFonts w:ascii="Times New Roman" w:eastAsia="Times New Roman" w:hAnsi="Times New Roman" w:cs="Times New Roman"/>
+                <w:sz w:val="24"/>
+                <w:szCs w:val="24"/>
+                <w:lang w:val="tr-TR" w:eastAsia="tr-TR"/>
+              </w:rPr>
+            </w:pPr>
+          </w:p>
+        </w:tc>
+        <w:tc>
+          <w:tcPr>
+            <w:tcW w:w="0" w:type="auto"/>
+            <w:tcMar>
+              <w:top w:w="30" w:type="dxa"/>
+              <w:left w:w="45" w:type="dxa"/>
+              <w:bottom w:w="30" w:type="dxa"/>
+              <w:right w:w="45" w:type="dxa"/>
+            </w:tcMar>
+            <w:vAlign w:val="bottom"/>
+            <w:hideMark/>
+          </w:tcPr>
+          <w:p>
+            <w:pPr>
+              <w:spacing w:after="0" w:line="240" w:lineRule="auto"/>
+              <w:rPr>
+                <w:rFonts w:ascii="Times New Roman" w:eastAsia="Times New Roman" w:hAnsi="Times New Roman" w:cs="Times New Roman"/>
+                <w:sz w:val="24"/>
+                <w:szCs w:val="24"/>
+                <w:lang w:val="tr-TR" w:eastAsia="tr-TR"/>
+              </w:rPr>
+            </w:pPr>
+            <w:proofErr w:type="spellStart"/>
+            <w:r>
+              <w:rPr>
+                <w:rFonts w:ascii="Times New Roman" w:eastAsia="Times New Roman" w:hAnsi="Times New Roman" w:cs="Times New Roman"/>
+                <w:sz w:val="24"/>
+                <w:szCs w:val="24"/>
+                <w:lang w:val="tr-TR" w:eastAsia="tr-TR"/>
+              </w:rPr>
+              <w:t>Dropout</w:t>
+            </w:r>
+            <w:proofErr w:type="spellEnd"/>
+            <w:r>
+              <w:rPr>
+                <w:rFonts w:ascii="Times New Roman" w:eastAsia="Times New Roman" w:hAnsi="Times New Roman" w:cs="Times New Roman"/>
+                <w:sz w:val="24"/>
+                <w:szCs w:val="24"/>
+                <w:lang w:val="tr-TR" w:eastAsia="tr-TR"/>
+              </w:rPr>
+              <w:t xml:space="preserve"> rate</w:t>
+            </w:r>
+          </w:p>
+        </w:tc>
+        <w:tc>
+          <w:tcPr>
+            <w:tcW w:w="2638" w:type="dxa"/>
+            <w:tcMar>
+              <w:top w:w="30" w:type="dxa"/>
+              <w:left w:w="45" w:type="dxa"/>
+              <w:bottom w:w="30" w:type="dxa"/>
+              <w:right w:w="45" w:type="dxa"/>
+            </w:tcMar>
+            <w:vAlign w:val="bottom"/>
+            <w:hideMark/>
+          </w:tcPr>
+          <w:p>
+            <w:pPr>
+              <w:spacing w:after="0" w:line="240" w:lineRule="auto"/>
+              <w:rPr>
+                <w:rFonts w:ascii="Times New Roman" w:eastAsia="Times New Roman" w:hAnsi="Times New Roman" w:cs="Times New Roman"/>
+                <w:sz w:val="24"/>
+                <w:szCs w:val="24"/>
+                <w:lang w:val="tr-TR" w:eastAsia="tr-TR"/>
+              </w:rPr>
+            </w:pPr>
+            <w:r>
+              <w:rPr>
+                <w:rFonts w:ascii="Times New Roman" w:eastAsia="Times New Roman" w:hAnsi="Times New Roman" w:cs="Times New Roman"/>
+                <w:sz w:val="24"/>
+                <w:szCs w:val="24"/>
+                <w:lang w:val="tr-TR" w:eastAsia="tr-TR"/>
+              </w:rPr>
+              <w:t>0.20</w:t>
+            </w:r>
+          </w:p>
+        </w:tc>
+      </w:tr>
+      <w:tr>
+        <w:trPr>
+          <w:trHeight w:val="315"/>
+        </w:trPr>
+        <w:tc>
+          <w:tcPr>
+            <w:tcW w:w="0" w:type="auto"/>
+            <w:vMerge/>
+            <w:tcMar>
+              <w:top w:w="30" w:type="dxa"/>
+              <w:left w:w="45" w:type="dxa"/>
+              <w:bottom w:w="30" w:type="dxa"/>
+              <w:right w:w="45" w:type="dxa"/>
+            </w:tcMar>
+            <w:vAlign w:val="bottom"/>
+            <w:hideMark/>
+          </w:tcPr>
+          <w:p>
+            <w:pPr>
+              <w:spacing w:after="0" w:line="240" w:lineRule="auto"/>
+              <w:rPr>
+                <w:rFonts w:ascii="Times New Roman" w:eastAsia="Times New Roman" w:hAnsi="Times New Roman" w:cs="Times New Roman"/>
+                <w:sz w:val="24"/>
+                <w:szCs w:val="24"/>
+                <w:lang w:val="tr-TR" w:eastAsia="tr-TR"/>
+              </w:rPr>
+            </w:pPr>
+          </w:p>
+        </w:tc>
+        <w:tc>
+          <w:tcPr>
+            <w:tcW w:w="0" w:type="auto"/>
+            <w:tcMar>
+              <w:top w:w="30" w:type="dxa"/>
+              <w:left w:w="45" w:type="dxa"/>
+              <w:bottom w:w="30" w:type="dxa"/>
+              <w:right w:w="45" w:type="dxa"/>
+            </w:tcMar>
+            <w:vAlign w:val="bottom"/>
+            <w:hideMark/>
+          </w:tcPr>
+          <w:p>
+            <w:pPr>
+              <w:spacing w:after="0" w:line="240" w:lineRule="auto"/>
+              <w:rPr>
+                <w:rFonts w:ascii="Times New Roman" w:eastAsia="Times New Roman" w:hAnsi="Times New Roman" w:cs="Times New Roman"/>
+                <w:sz w:val="24"/>
+                <w:szCs w:val="24"/>
+                <w:lang w:val="tr-TR" w:eastAsia="tr-TR"/>
+              </w:rPr>
+            </w:pPr>
+            <w:proofErr w:type="spellStart"/>
+            <w:r>
+              <w:rPr>
+                <w:rFonts w:ascii="Times New Roman" w:eastAsia="Times New Roman" w:hAnsi="Times New Roman" w:cs="Times New Roman"/>
+                <w:sz w:val="24"/>
+                <w:szCs w:val="24"/>
+                <w:lang w:val="tr-TR" w:eastAsia="tr-TR"/>
+              </w:rPr>
+              <w:t>Activation</w:t>
+            </w:r>
+            <w:proofErr w:type="spellEnd"/>
+            <w:r>
+              <w:rPr>
+                <w:rFonts w:ascii="Times New Roman" w:eastAsia="Times New Roman" w:hAnsi="Times New Roman" w:cs="Times New Roman"/>
+                <w:sz w:val="24"/>
+                <w:szCs w:val="24"/>
+                <w:lang w:val="tr-TR" w:eastAsia="tr-TR"/>
+              </w:rPr>
+              <w:t xml:space="preserve"> </w:t>
+            </w:r>
+            <w:proofErr w:type="spellStart"/>
+            <w:r>
+              <w:rPr>
+                <w:rFonts w:ascii="Times New Roman" w:eastAsia="Times New Roman" w:hAnsi="Times New Roman" w:cs="Times New Roman"/>
+                <w:sz w:val="24"/>
+                <w:szCs w:val="24"/>
+                <w:lang w:val="tr-TR" w:eastAsia="tr-TR"/>
+              </w:rPr>
+              <w:t>functions</w:t>
+            </w:r>
+            <w:proofErr w:type="spellEnd"/>
+          </w:p>
+        </w:tc>
+        <w:tc>
+          <w:tcPr>
+            <w:tcW w:w="2638" w:type="dxa"/>
+            <w:tcMar>
+              <w:top w:w="30" w:type="dxa"/>
+              <w:left w:w="45" w:type="dxa"/>
+              <w:bottom w:w="30" w:type="dxa"/>
+              <w:right w:w="45" w:type="dxa"/>
+            </w:tcMar>
+            <w:vAlign w:val="bottom"/>
+            <w:hideMark/>
+          </w:tcPr>
+          <w:p>
+            <w:pPr>
+              <w:spacing w:after="0" w:line="240" w:lineRule="auto"/>
+              <w:rPr>
+                <w:rFonts w:ascii="Times New Roman" w:eastAsia="Times New Roman" w:hAnsi="Times New Roman" w:cs="Times New Roman"/>
+                <w:sz w:val="24"/>
+                <w:szCs w:val="24"/>
+                <w:lang w:val="tr-TR" w:eastAsia="tr-TR"/>
+              </w:rPr>
+            </w:pPr>
+            <w:proofErr w:type="spellStart"/>
+            <w:r>
+              <w:rPr>
+                <w:rFonts w:ascii="Times New Roman" w:eastAsia="Times New Roman" w:hAnsi="Times New Roman" w:cs="Times New Roman"/>
+                <w:sz w:val="24"/>
+                <w:szCs w:val="24"/>
+                <w:lang w:val="tr-TR" w:eastAsia="tr-TR"/>
+              </w:rPr>
+              <w:t>tanh</w:t>
+            </w:r>
+            <w:proofErr w:type="spellEnd"/>
+            <w:r>
+              <w:rPr>
+                <w:rFonts w:ascii="Times New Roman" w:eastAsia="Times New Roman" w:hAnsi="Times New Roman" w:cs="Times New Roman"/>
+                <w:sz w:val="24"/>
+                <w:szCs w:val="24"/>
+                <w:lang w:val="tr-TR" w:eastAsia="tr-TR"/>
+              </w:rPr>
+              <w:t xml:space="preserve"> (LSTM), </w:t>
+            </w:r>
+            <w:proofErr w:type="spellStart"/>
+            <w:r>
+              <w:rPr>
+                <w:rFonts w:ascii="Times New Roman" w:eastAsia="Times New Roman" w:hAnsi="Times New Roman" w:cs="Times New Roman"/>
+                <w:sz w:val="24"/>
+                <w:szCs w:val="24"/>
+                <w:lang w:val="tr-TR" w:eastAsia="tr-TR"/>
+              </w:rPr>
+              <w:t>ReLU</w:t>
+            </w:r>
+            <w:proofErr w:type="spellEnd"/>
+            <w:r>
+              <w:rPr>
+                <w:rFonts w:ascii="Times New Roman" w:eastAsia="Times New Roman" w:hAnsi="Times New Roman" w:cs="Times New Roman"/>
+                <w:sz w:val="24"/>
+                <w:szCs w:val="24"/>
+                <w:lang w:val="tr-TR" w:eastAsia="tr-TR"/>
+              </w:rPr>
+              <w:t xml:space="preserve"> (Dense), </w:t>
+            </w:r>
+            <w:proofErr w:type="spellStart"/>
+            <w:r>
+              <w:rPr>
+                <w:rFonts w:ascii="Times New Roman" w:eastAsia="Times New Roman" w:hAnsi="Times New Roman" w:cs="Times New Roman"/>
+                <w:sz w:val="24"/>
+                <w:szCs w:val="24"/>
+                <w:lang w:val="tr-TR" w:eastAsia="tr-TR"/>
+              </w:rPr>
+              <w:t>Linear</w:t>
+            </w:r>
+            <w:proofErr w:type="spellEnd"/>
+            <w:r>
+              <w:rPr>
+                <w:rFonts w:ascii="Times New Roman" w:eastAsia="Times New Roman" w:hAnsi="Times New Roman" w:cs="Times New Roman"/>
+                <w:sz w:val="24"/>
+                <w:szCs w:val="24"/>
+                <w:lang w:val="tr-TR" w:eastAsia="tr-TR"/>
+              </w:rPr>
+              <w:t xml:space="preserve"> (</w:t>
+            </w:r>
+            <w:proofErr w:type="spellStart"/>
+            <w:r>
+              <w:rPr>
+                <w:rFonts w:ascii="Times New Roman" w:eastAsia="Times New Roman" w:hAnsi="Times New Roman" w:cs="Times New Roman"/>
+                <w:sz w:val="24"/>
+                <w:szCs w:val="24"/>
+                <w:lang w:val="tr-TR" w:eastAsia="tr-TR"/>
+              </w:rPr>
+              <w:t>Output</w:t>
+            </w:r>
+            <w:proofErr w:type="spellEnd"/>
+            <w:r>
+              <w:rPr>
+                <w:rFonts w:ascii="Times New Roman" w:eastAsia="Times New Roman" w:hAnsi="Times New Roman" w:cs="Times New Roman"/>
+                <w:sz w:val="24"/>
+                <w:szCs w:val="24"/>
+                <w:lang w:val="tr-TR" w:eastAsia="tr-TR"/>
+              </w:rPr>
+              <w:t>)</w:t>
+            </w:r>
+          </w:p>
+        </w:tc>
+      </w:tr>
+      <w:tr>
+        <w:trPr>
+          <w:trHeight w:val="315"/>
+        </w:trPr>
+        <w:tc>
+          <w:tcPr>
+            <w:tcW w:w="0" w:type="auto"/>
+            <w:vMerge/>
+            <w:tcMar>
+              <w:top w:w="30" w:type="dxa"/>
+              <w:left w:w="45" w:type="dxa"/>
+              <w:bottom w:w="30" w:type="dxa"/>
+              <w:right w:w="45" w:type="dxa"/>
+            </w:tcMar>
+            <w:vAlign w:val="bottom"/>
+            <w:hideMark/>
+          </w:tcPr>
+          <w:p>
+            <w:pPr>
+              <w:spacing w:after="0" w:line="240" w:lineRule="auto"/>
+              <w:rPr>
+                <w:rFonts w:ascii="Times New Roman" w:eastAsia="Times New Roman" w:hAnsi="Times New Roman" w:cs="Times New Roman"/>
+                <w:sz w:val="24"/>
+                <w:szCs w:val="24"/>
+                <w:lang w:val="tr-TR" w:eastAsia="tr-TR"/>
+              </w:rPr>
+            </w:pPr>
+          </w:p>
+        </w:tc>
+        <w:tc>
+          <w:tcPr>
+            <w:tcW w:w="0" w:type="auto"/>
+            <w:tcMar>
+              <w:top w:w="30" w:type="dxa"/>
+              <w:left w:w="45" w:type="dxa"/>
+              <w:bottom w:w="30" w:type="dxa"/>
+              <w:right w:w="45" w:type="dxa"/>
+            </w:tcMar>
+            <w:vAlign w:val="bottom"/>
+            <w:hideMark/>
+          </w:tcPr>
+          <w:p>
+            <w:pPr>
+              <w:spacing w:after="0" w:line="240" w:lineRule="auto"/>
+              <w:rPr>
+                <w:rFonts w:ascii="Times New Roman" w:eastAsia="Times New Roman" w:hAnsi="Times New Roman" w:cs="Times New Roman"/>
+                <w:sz w:val="24"/>
+                <w:szCs w:val="24"/>
+                <w:lang w:val="tr-TR" w:eastAsia="tr-TR"/>
+              </w:rPr>
+            </w:pPr>
+            <w:proofErr w:type="spellStart"/>
+            <w:r>
+              <w:rPr>
+                <w:rFonts w:ascii="Times New Roman" w:eastAsia="Times New Roman" w:hAnsi="Times New Roman" w:cs="Times New Roman"/>
+                <w:sz w:val="24"/>
+                <w:szCs w:val="24"/>
+                <w:lang w:val="tr-TR" w:eastAsia="tr-TR"/>
+              </w:rPr>
+              <w:t>Optimizer</w:t>
+            </w:r>
+            <w:proofErr w:type="spellEnd"/>
+          </w:p>
+        </w:tc>
+        <w:tc>
+          <w:tcPr>
+            <w:tcW w:w="2638" w:type="dxa"/>
+            <w:tcMar>
+              <w:top w:w="30" w:type="dxa"/>
+              <w:left w:w="45" w:type="dxa"/>
+              <w:bottom w:w="30" w:type="dxa"/>
+              <w:right w:w="45" w:type="dxa"/>
+            </w:tcMar>
+            <w:vAlign w:val="bottom"/>
+            <w:hideMark/>
+          </w:tcPr>
+          <w:p>
+            <w:pPr>
+              <w:spacing w:after="0" w:line="240" w:lineRule="auto"/>
+              <w:rPr>
+                <w:rFonts w:ascii="Times New Roman" w:eastAsia="Times New Roman" w:hAnsi="Times New Roman" w:cs="Times New Roman"/>
+                <w:sz w:val="24"/>
+                <w:szCs w:val="24"/>
+                <w:lang w:val="tr-TR" w:eastAsia="tr-TR"/>
+              </w:rPr>
+            </w:pPr>
+            <w:r>
+              <w:rPr>
+                <w:rFonts w:ascii="Times New Roman" w:eastAsia="Times New Roman" w:hAnsi="Times New Roman" w:cs="Times New Roman"/>
+                <w:sz w:val="24"/>
+                <w:szCs w:val="24"/>
+                <w:lang w:val="tr-TR" w:eastAsia="tr-TR"/>
+              </w:rPr>
+              <w:t>Adam</w:t>
+            </w:r>
+          </w:p>
+        </w:tc>
+      </w:tr>
+      <w:tr>
+        <w:trPr>
+          <w:trHeight w:val="315"/>
+        </w:trPr>
+        <w:tc>
+          <w:tcPr>
+            <w:tcW w:w="0" w:type="auto"/>
+            <w:vMerge/>
+            <w:tcMar>
+              <w:top w:w="30" w:type="dxa"/>
+              <w:left w:w="45" w:type="dxa"/>
+              <w:bottom w:w="30" w:type="dxa"/>
+              <w:right w:w="45" w:type="dxa"/>
+            </w:tcMar>
+            <w:vAlign w:val="bottom"/>
+            <w:hideMark/>
+          </w:tcPr>
+          <w:p>
+            <w:pPr>
+              <w:spacing w:after="0" w:line="240" w:lineRule="auto"/>
+              <w:rPr>
+                <w:rFonts w:ascii="Times New Roman" w:eastAsia="Times New Roman" w:hAnsi="Times New Roman" w:cs="Times New Roman"/>
+                <w:sz w:val="24"/>
+                <w:szCs w:val="24"/>
+                <w:lang w:val="tr-TR" w:eastAsia="tr-TR"/>
+              </w:rPr>
+            </w:pPr>
+          </w:p>
+        </w:tc>
+        <w:tc>
+          <w:tcPr>
+            <w:tcW w:w="0" w:type="auto"/>
+            <w:tcMar>
+              <w:top w:w="30" w:type="dxa"/>
+              <w:left w:w="45" w:type="dxa"/>
+              <w:bottom w:w="30" w:type="dxa"/>
+              <w:right w:w="45" w:type="dxa"/>
+            </w:tcMar>
+            <w:vAlign w:val="bottom"/>
+            <w:hideMark/>
+          </w:tcPr>
+          <w:p>
+            <w:pPr>
+              <w:spacing w:after="0" w:line="240" w:lineRule="auto"/>
+              <w:rPr>
+                <w:rFonts w:ascii="Times New Roman" w:eastAsia="Times New Roman" w:hAnsi="Times New Roman" w:cs="Times New Roman"/>
+                <w:sz w:val="24"/>
+                <w:szCs w:val="24"/>
+                <w:lang w:val="tr-TR" w:eastAsia="tr-TR"/>
+              </w:rPr>
+            </w:pPr>
+            <w:proofErr w:type="spellStart"/>
+            <w:r>
+              <w:rPr>
+                <w:rFonts w:ascii="Times New Roman" w:eastAsia="Times New Roman" w:hAnsi="Times New Roman" w:cs="Times New Roman"/>
+                <w:sz w:val="24"/>
+                <w:szCs w:val="24"/>
+                <w:lang w:val="tr-TR" w:eastAsia="tr-TR"/>
+              </w:rPr>
+              <w:t>Loss</w:t>
+            </w:r>
+            <w:proofErr w:type="spellEnd"/>
+            <w:r>
+              <w:rPr>
+                <w:rFonts w:ascii="Times New Roman" w:eastAsia="Times New Roman" w:hAnsi="Times New Roman" w:cs="Times New Roman"/>
+                <w:sz w:val="24"/>
+                <w:szCs w:val="24"/>
+                <w:lang w:val="tr-TR" w:eastAsia="tr-TR"/>
+              </w:rPr>
+              <w:t xml:space="preserve"> </w:t>
+            </w:r>
+            <w:proofErr w:type="spellStart"/>
+            <w:r>
+              <w:rPr>
+                <w:rFonts w:ascii="Times New Roman" w:eastAsia="Times New Roman" w:hAnsi="Times New Roman" w:cs="Times New Roman"/>
+                <w:sz w:val="24"/>
+                <w:szCs w:val="24"/>
+                <w:lang w:val="tr-TR" w:eastAsia="tr-TR"/>
+              </w:rPr>
+              <w:t>function</w:t>
+            </w:r>
+            <w:proofErr w:type="spellEnd"/>
+          </w:p>
+        </w:tc>
+        <w:tc>
+          <w:tcPr>
+            <w:tcW w:w="2638" w:type="dxa"/>
+            <w:tcMar>
+              <w:top w:w="30" w:type="dxa"/>
+              <w:left w:w="45" w:type="dxa"/>
+              <w:bottom w:w="30" w:type="dxa"/>
+              <w:right w:w="45" w:type="dxa"/>
+            </w:tcMar>
+            <w:vAlign w:val="bottom"/>
+            <w:hideMark/>
+          </w:tcPr>
+          <w:p>
+            <w:pPr>
+              <w:spacing w:after="0" w:line="240" w:lineRule="auto"/>
+              <w:rPr>
+                <w:rFonts w:ascii="Times New Roman" w:eastAsia="Times New Roman" w:hAnsi="Times New Roman" w:cs="Times New Roman"/>
+                <w:sz w:val="24"/>
+                <w:szCs w:val="24"/>
+                <w:lang w:val="tr-TR" w:eastAsia="tr-TR"/>
+              </w:rPr>
+            </w:pPr>
+            <w:r>
+              <w:rPr>
+                <w:rFonts w:ascii="Times New Roman" w:eastAsia="Times New Roman" w:hAnsi="Times New Roman" w:cs="Times New Roman"/>
+                <w:sz w:val="24"/>
+                <w:szCs w:val="24"/>
+                <w:lang w:val="tr-TR" w:eastAsia="tr-TR"/>
+              </w:rPr>
+              <w:t>MSE</w:t>
+            </w:r>
+          </w:p>
+        </w:tc>
+      </w:tr>
+      <w:tr>
+        <w:trPr>
+          <w:trHeight w:val="315"/>
+        </w:trPr>
+        <w:tc>
+          <w:tcPr>
+            <w:tcW w:w="0" w:type="auto"/>
+            <w:vMerge/>
+            <w:tcMar>
+              <w:top w:w="30" w:type="dxa"/>
+              <w:left w:w="45" w:type="dxa"/>
+              <w:bottom w:w="30" w:type="dxa"/>
+              <w:right w:w="45" w:type="dxa"/>
+            </w:tcMar>
+            <w:vAlign w:val="bottom"/>
+            <w:hideMark/>
+          </w:tcPr>
+          <w:p>
+            <w:pPr>
+              <w:spacing w:after="0" w:line="240" w:lineRule="auto"/>
+              <w:rPr>
+                <w:rFonts w:ascii="Times New Roman" w:eastAsia="Times New Roman" w:hAnsi="Times New Roman" w:cs="Times New Roman"/>
+                <w:sz w:val="24"/>
+                <w:szCs w:val="24"/>
+                <w:lang w:val="tr-TR" w:eastAsia="tr-TR"/>
+              </w:rPr>
+            </w:pPr>
+          </w:p>
+        </w:tc>
+        <w:tc>
+          <w:tcPr>
+            <w:tcW w:w="0" w:type="auto"/>
+            <w:tcMar>
+              <w:top w:w="30" w:type="dxa"/>
+              <w:left w:w="45" w:type="dxa"/>
+              <w:bottom w:w="30" w:type="dxa"/>
+              <w:right w:w="45" w:type="dxa"/>
+            </w:tcMar>
+            <w:vAlign w:val="bottom"/>
+            <w:hideMark/>
+          </w:tcPr>
+          <w:p>
+            <w:pPr>
+              <w:spacing w:after="0" w:line="240" w:lineRule="auto"/>
+              <w:rPr>
+                <w:rFonts w:ascii="Times New Roman" w:eastAsia="Times New Roman" w:hAnsi="Times New Roman" w:cs="Times New Roman"/>
+                <w:sz w:val="24"/>
+                <w:szCs w:val="24"/>
+                <w:lang w:val="tr-TR" w:eastAsia="tr-TR"/>
+              </w:rPr>
+            </w:pPr>
+            <w:proofErr w:type="spellStart"/>
+            <w:r>
+              <w:rPr>
+                <w:rFonts w:ascii="Times New Roman" w:eastAsia="Times New Roman" w:hAnsi="Times New Roman" w:cs="Times New Roman"/>
+                <w:sz w:val="24"/>
+                <w:szCs w:val="24"/>
+                <w:lang w:val="tr-TR" w:eastAsia="tr-TR"/>
+              </w:rPr>
+              <w:t>Epochs</w:t>
+            </w:r>
+            <w:proofErr w:type="spellEnd"/>
+          </w:p>
+        </w:tc>
+        <w:tc>
+          <w:tcPr>
+            <w:tcW w:w="2638" w:type="dxa"/>
+            <w:tcMar>
+              <w:top w:w="30" w:type="dxa"/>
+              <w:left w:w="45" w:type="dxa"/>
+              <w:bottom w:w="30" w:type="dxa"/>
+              <w:right w:w="45" w:type="dxa"/>
+            </w:tcMar>
+            <w:vAlign w:val="bottom"/>
+            <w:hideMark/>
+          </w:tcPr>
+          <w:p>
+            <w:pPr>
+              <w:spacing w:after="0" w:line="240" w:lineRule="auto"/>
+              <w:jc w:val="right"/>
+              <w:rPr>
+                <w:rFonts w:ascii="Times New Roman" w:eastAsia="Times New Roman" w:hAnsi="Times New Roman" w:cs="Times New Roman"/>
+                <w:sz w:val="24"/>
+                <w:szCs w:val="24"/>
+                <w:lang w:val="tr-TR" w:eastAsia="tr-TR"/>
+              </w:rPr>
+            </w:pPr>
+            <w:r>
+              <w:rPr>
+                <w:rFonts w:ascii="Times New Roman" w:eastAsia="Times New Roman" w:hAnsi="Times New Roman" w:cs="Times New Roman"/>
+                <w:sz w:val="24"/>
+                <w:szCs w:val="24"/>
+                <w:lang w:val="tr-TR" w:eastAsia="tr-TR"/>
+              </w:rPr>
+              <w:t>50</w:t>
+            </w:r>
+          </w:p>
+        </w:tc>
+      </w:tr>
+      <w:tr>
+        <w:trPr>
+          <w:trHeight w:val="315"/>
+        </w:trPr>
+        <w:tc>
+          <w:tcPr>
+            <w:tcW w:w="0" w:type="auto"/>
+            <w:vMerge/>
+            <w:tcMar>
+              <w:top w:w="30" w:type="dxa"/>
+              <w:left w:w="45" w:type="dxa"/>
+              <w:bottom w:w="30" w:type="dxa"/>
+              <w:right w:w="45" w:type="dxa"/>
+            </w:tcMar>
+            <w:vAlign w:val="bottom"/>
+            <w:hideMark/>
+          </w:tcPr>
+          <w:p>
+            <w:pPr>
+              <w:spacing w:after="0" w:line="240" w:lineRule="auto"/>
+              <w:jc w:val="right"/>
+              <w:rPr>
+                <w:rFonts w:ascii="Times New Roman" w:eastAsia="Times New Roman" w:hAnsi="Times New Roman" w:cs="Times New Roman"/>
+                <w:sz w:val="24"/>
+                <w:szCs w:val="24"/>
+                <w:lang w:val="tr-TR" w:eastAsia="tr-TR"/>
+              </w:rPr>
+            </w:pPr>
+          </w:p>
+        </w:tc>
+        <w:tc>
+          <w:tcPr>
+            <w:tcW w:w="0" w:type="auto"/>
+            <w:tcMar>
+              <w:top w:w="30" w:type="dxa"/>
+              <w:left w:w="45" w:type="dxa"/>
+              <w:bottom w:w="30" w:type="dxa"/>
+              <w:right w:w="45" w:type="dxa"/>
+            </w:tcMar>
+            <w:vAlign w:val="bottom"/>
+            <w:hideMark/>
+          </w:tcPr>
+          <w:p>
+            <w:pPr>
+              <w:spacing w:after="0" w:line="240" w:lineRule="auto"/>
+              <w:rPr>
+                <w:rFonts w:ascii="Times New Roman" w:eastAsia="Times New Roman" w:hAnsi="Times New Roman" w:cs="Times New Roman"/>
+                <w:sz w:val="24"/>
+                <w:szCs w:val="24"/>
+                <w:lang w:val="tr-TR" w:eastAsia="tr-TR"/>
+              </w:rPr>
+            </w:pPr>
+            <w:proofErr w:type="spellStart"/>
+            <w:r>
+              <w:rPr>
+                <w:rFonts w:ascii="Times New Roman" w:eastAsia="Times New Roman" w:hAnsi="Times New Roman" w:cs="Times New Roman"/>
+                <w:sz w:val="24"/>
+                <w:szCs w:val="24"/>
+                <w:lang w:val="tr-TR" w:eastAsia="tr-TR"/>
+              </w:rPr>
+              <w:t>Batch</w:t>
+            </w:r>
+            <w:proofErr w:type="spellEnd"/>
+            <w:r>
+              <w:rPr>
+                <w:rFonts w:ascii="Times New Roman" w:eastAsia="Times New Roman" w:hAnsi="Times New Roman" w:cs="Times New Roman"/>
+                <w:sz w:val="24"/>
+                <w:szCs w:val="24"/>
+                <w:lang w:val="tr-TR" w:eastAsia="tr-TR"/>
+              </w:rPr>
+              <w:t xml:space="preserve"> size</w:t>
+            </w:r>
+          </w:p>
+        </w:tc>
+        <w:tc>
+          <w:tcPr>
+            <w:tcW w:w="2638" w:type="dxa"/>
+            <w:tcMar>
+              <w:top w:w="30" w:type="dxa"/>
+              <w:left w:w="45" w:type="dxa"/>
+              <w:bottom w:w="30" w:type="dxa"/>
+              <w:right w:w="45" w:type="dxa"/>
+            </w:tcMar>
+            <w:vAlign w:val="bottom"/>
+            <w:hideMark/>
+          </w:tcPr>
+          <w:p>
+            <w:pPr>
+              <w:spacing w:after="0" w:line="240" w:lineRule="auto"/>
+              <w:jc w:val="right"/>
+              <w:rPr>
+                <w:rFonts w:ascii="Times New Roman" w:eastAsia="Times New Roman" w:hAnsi="Times New Roman" w:cs="Times New Roman"/>
+                <w:sz w:val="24"/>
+                <w:szCs w:val="24"/>
+                <w:lang w:val="tr-TR" w:eastAsia="tr-TR"/>
+              </w:rPr>
+            </w:pPr>
+            <w:r>
+              <w:rPr>
+                <w:rFonts w:ascii="Times New Roman" w:eastAsia="Times New Roman" w:hAnsi="Times New Roman" w:cs="Times New Roman"/>
+                <w:sz w:val="24"/>
+                <w:szCs w:val="24"/>
+                <w:lang w:val="tr-TR" w:eastAsia="tr-TR"/>
+              </w:rPr>
+              <w:t>32</w:t>
+            </w:r>
+          </w:p>
+        </w:tc>
+      </w:tr>
+      <w:tr>
+        <w:trPr>
+          <w:trHeight w:val="315"/>
+        </w:trPr>
+        <w:tc>
+          <w:tcPr>
+            <w:tcW w:w="0" w:type="auto"/>
+            <w:vMerge w:val="restart"/>
+            <w:tcMar>
+              <w:top w:w="30" w:type="dxa"/>
+              <w:left w:w="45" w:type="dxa"/>
+              <w:bottom w:w="30" w:type="dxa"/>
+              <w:right w:w="45" w:type="dxa"/>
+            </w:tcMar>
+            <w:vAlign w:val="center"/>
+            <w:hideMark/>
+          </w:tcPr>
+          <w:p>
+            <w:pPr>
+              <w:spacing w:after="0" w:line="240" w:lineRule="auto"/>
+              <w:rPr>
+                <w:rFonts w:ascii="Times New Roman" w:eastAsia="Times New Roman" w:hAnsi="Times New Roman" w:cs="Times New Roman"/>
+                <w:sz w:val="24"/>
+                <w:szCs w:val="24"/>
+                <w:lang w:val="tr-TR" w:eastAsia="tr-TR"/>
+              </w:rPr>
+            </w:pPr>
+            <w:r>
+              <w:rPr>
+                <w:rFonts w:ascii="Times New Roman" w:eastAsia="Times New Roman" w:hAnsi="Times New Roman" w:cs="Times New Roman"/>
+                <w:sz w:val="24"/>
+                <w:szCs w:val="24"/>
+                <w:lang w:val="tr-TR" w:eastAsia="tr-TR"/>
+              </w:rPr>
+              <w:t>ANN</w:t>
+            </w:r>
+          </w:p>
+        </w:tc>
+        <w:tc>
+          <w:tcPr>
+            <w:tcW w:w="0" w:type="auto"/>
+            <w:tcMar>
+              <w:top w:w="30" w:type="dxa"/>
+              <w:left w:w="45" w:type="dxa"/>
+              <w:bottom w:w="30" w:type="dxa"/>
+              <w:right w:w="45" w:type="dxa"/>
+            </w:tcMar>
+            <w:vAlign w:val="bottom"/>
+            <w:hideMark/>
+          </w:tcPr>
+          <w:p>
+            <w:pPr>
+              <w:spacing w:after="0" w:line="240" w:lineRule="auto"/>
+              <w:rPr>
+                <w:rFonts w:ascii="Times New Roman" w:eastAsia="Times New Roman" w:hAnsi="Times New Roman" w:cs="Times New Roman"/>
+                <w:sz w:val="24"/>
+                <w:szCs w:val="24"/>
+                <w:lang w:val="tr-TR" w:eastAsia="tr-TR"/>
+              </w:rPr>
+            </w:pPr>
+            <w:r>
+              <w:rPr>
+                <w:rFonts w:ascii="Times New Roman" w:eastAsia="Times New Roman" w:hAnsi="Times New Roman" w:cs="Times New Roman"/>
+                <w:sz w:val="24"/>
+                <w:szCs w:val="24"/>
+                <w:lang w:val="tr-TR" w:eastAsia="tr-TR"/>
+              </w:rPr>
+              <w:t xml:space="preserve">Input </w:t>
+            </w:r>
+            <w:proofErr w:type="spellStart"/>
+            <w:r>
+              <w:rPr>
+                <w:rFonts w:ascii="Times New Roman" w:eastAsia="Times New Roman" w:hAnsi="Times New Roman" w:cs="Times New Roman"/>
+                <w:sz w:val="24"/>
+                <w:szCs w:val="24"/>
+                <w:lang w:val="tr-TR" w:eastAsia="tr-TR"/>
+              </w:rPr>
+              <w:t>layer</w:t>
+            </w:r>
+            <w:proofErr w:type="spellEnd"/>
+            <w:r>
+              <w:rPr>
+                <w:rFonts w:ascii="Times New Roman" w:eastAsia="Times New Roman" w:hAnsi="Times New Roman" w:cs="Times New Roman"/>
+                <w:sz w:val="24"/>
+                <w:szCs w:val="24"/>
+                <w:lang w:val="tr-TR" w:eastAsia="tr-TR"/>
+              </w:rPr>
+              <w:t xml:space="preserve"> </w:t>
+            </w:r>
+            <w:proofErr w:type="spellStart"/>
+            <w:r>
+              <w:rPr>
+                <w:rFonts w:ascii="Times New Roman" w:eastAsia="Times New Roman" w:hAnsi="Times New Roman" w:cs="Times New Roman"/>
+                <w:sz w:val="24"/>
+                <w:szCs w:val="24"/>
+                <w:lang w:val="tr-TR" w:eastAsia="tr-TR"/>
+              </w:rPr>
+              <w:t>neurons</w:t>
+            </w:r>
+            <w:proofErr w:type="spellEnd"/>
+          </w:p>
+        </w:tc>
+        <w:tc>
+          <w:tcPr>
+            <w:tcW w:w="2638" w:type="dxa"/>
+            <w:tcMar>
+              <w:top w:w="30" w:type="dxa"/>
+              <w:left w:w="45" w:type="dxa"/>
+              <w:bottom w:w="30" w:type="dxa"/>
+              <w:right w:w="45" w:type="dxa"/>
+            </w:tcMar>
+            <w:vAlign w:val="bottom"/>
+            <w:hideMark/>
+          </w:tcPr>
+          <w:p>
+            <w:pPr>
+              <w:spacing w:after="0" w:line="240" w:lineRule="auto"/>
+              <w:jc w:val="right"/>
+              <w:rPr>
+                <w:rFonts w:ascii="Times New Roman" w:eastAsia="Times New Roman" w:hAnsi="Times New Roman" w:cs="Times New Roman"/>
+                <w:sz w:val="24"/>
+                <w:szCs w:val="24"/>
+                <w:lang w:val="tr-TR" w:eastAsia="tr-TR"/>
+              </w:rPr>
+            </w:pPr>
+            <w:r>
+              <w:rPr>
+                <w:rFonts w:ascii="Times New Roman" w:eastAsia="Times New Roman" w:hAnsi="Times New Roman" w:cs="Times New Roman"/>
+                <w:sz w:val="24"/>
+                <w:szCs w:val="24"/>
+                <w:lang w:val="tr-TR" w:eastAsia="tr-TR"/>
+              </w:rPr>
+              <w:t>128</w:t>
+            </w:r>
+          </w:p>
+        </w:tc>
+      </w:tr>
+      <w:tr>
+        <w:trPr>
+          <w:trHeight w:val="315"/>
+        </w:trPr>
+        <w:tc>
+          <w:tcPr>
+            <w:tcW w:w="0" w:type="auto"/>
+            <w:vMerge/>
+            <w:tcMar>
+              <w:top w:w="30" w:type="dxa"/>
+              <w:left w:w="45" w:type="dxa"/>
+              <w:bottom w:w="30" w:type="dxa"/>
+              <w:right w:w="45" w:type="dxa"/>
+            </w:tcMar>
+            <w:vAlign w:val="bottom"/>
+            <w:hideMark/>
+          </w:tcPr>
+          <w:p>
+            <w:pPr>
+              <w:spacing w:after="0" w:line="240" w:lineRule="auto"/>
+              <w:jc w:val="right"/>
+              <w:rPr>
+                <w:rFonts w:ascii="Times New Roman" w:eastAsia="Times New Roman" w:hAnsi="Times New Roman" w:cs="Times New Roman"/>
+                <w:sz w:val="24"/>
+                <w:szCs w:val="24"/>
+                <w:lang w:val="tr-TR" w:eastAsia="tr-TR"/>
+              </w:rPr>
+            </w:pPr>
+          </w:p>
+        </w:tc>
+        <w:tc>
+          <w:tcPr>
+            <w:tcW w:w="0" w:type="auto"/>
+            <w:tcMar>
+              <w:top w:w="30" w:type="dxa"/>
+              <w:left w:w="45" w:type="dxa"/>
+              <w:bottom w:w="30" w:type="dxa"/>
+              <w:right w:w="45" w:type="dxa"/>
+            </w:tcMar>
+            <w:vAlign w:val="bottom"/>
+            <w:hideMark/>
+          </w:tcPr>
+          <w:p>
+            <w:pPr>
+              <w:spacing w:after="0" w:line="240" w:lineRule="auto"/>
+              <w:rPr>
+                <w:rFonts w:ascii="Times New Roman" w:eastAsia="Times New Roman" w:hAnsi="Times New Roman" w:cs="Times New Roman"/>
+                <w:sz w:val="24"/>
+                <w:szCs w:val="24"/>
+                <w:lang w:val="tr-TR" w:eastAsia="tr-TR"/>
+              </w:rPr>
+            </w:pPr>
+            <w:proofErr w:type="spellStart"/>
+            <w:r>
+              <w:rPr>
+                <w:rFonts w:ascii="Times New Roman" w:eastAsia="Times New Roman" w:hAnsi="Times New Roman" w:cs="Times New Roman"/>
+                <w:sz w:val="24"/>
+                <w:szCs w:val="24"/>
+                <w:lang w:val="tr-TR" w:eastAsia="tr-TR"/>
+              </w:rPr>
+              <w:t>Hidden</w:t>
+            </w:r>
+            <w:proofErr w:type="spellEnd"/>
+            <w:r>
+              <w:rPr>
+                <w:rFonts w:ascii="Times New Roman" w:eastAsia="Times New Roman" w:hAnsi="Times New Roman" w:cs="Times New Roman"/>
+                <w:sz w:val="24"/>
+                <w:szCs w:val="24"/>
+                <w:lang w:val="tr-TR" w:eastAsia="tr-TR"/>
+              </w:rPr>
+              <w:t xml:space="preserve"> </w:t>
+            </w:r>
+            <w:proofErr w:type="spellStart"/>
+            <w:r>
+              <w:rPr>
+                <w:rFonts w:ascii="Times New Roman" w:eastAsia="Times New Roman" w:hAnsi="Times New Roman" w:cs="Times New Roman"/>
+                <w:sz w:val="24"/>
+                <w:szCs w:val="24"/>
+                <w:lang w:val="tr-TR" w:eastAsia="tr-TR"/>
+              </w:rPr>
+              <w:t>layer</w:t>
+            </w:r>
+            <w:proofErr w:type="spellEnd"/>
+            <w:r>
+              <w:rPr>
+                <w:rFonts w:ascii="Times New Roman" w:eastAsia="Times New Roman" w:hAnsi="Times New Roman" w:cs="Times New Roman"/>
+                <w:sz w:val="24"/>
+                <w:szCs w:val="24"/>
+                <w:lang w:val="tr-TR" w:eastAsia="tr-TR"/>
+              </w:rPr>
+              <w:t xml:space="preserve"> 1 </w:t>
+            </w:r>
+            <w:proofErr w:type="spellStart"/>
+            <w:r>
+              <w:rPr>
+                <w:rFonts w:ascii="Times New Roman" w:eastAsia="Times New Roman" w:hAnsi="Times New Roman" w:cs="Times New Roman"/>
+                <w:sz w:val="24"/>
+                <w:szCs w:val="24"/>
+                <w:lang w:val="tr-TR" w:eastAsia="tr-TR"/>
+              </w:rPr>
+              <w:t>neurons</w:t>
+            </w:r>
+            <w:proofErr w:type="spellEnd"/>
+          </w:p>
+        </w:tc>
+        <w:tc>
+          <w:tcPr>
+            <w:tcW w:w="2638" w:type="dxa"/>
+            <w:tcMar>
+              <w:top w:w="30" w:type="dxa"/>
+              <w:left w:w="45" w:type="dxa"/>
+              <w:bottom w:w="30" w:type="dxa"/>
+              <w:right w:w="45" w:type="dxa"/>
+            </w:tcMar>
+            <w:vAlign w:val="bottom"/>
+            <w:hideMark/>
+          </w:tcPr>
+          <w:p>
+            <w:pPr>
+              <w:spacing w:after="0" w:line="240" w:lineRule="auto"/>
+              <w:jc w:val="right"/>
+              <w:rPr>
+                <w:rFonts w:ascii="Times New Roman" w:eastAsia="Times New Roman" w:hAnsi="Times New Roman" w:cs="Times New Roman"/>
+                <w:sz w:val="24"/>
+                <w:szCs w:val="24"/>
+                <w:lang w:val="tr-TR" w:eastAsia="tr-TR"/>
+              </w:rPr>
+            </w:pPr>
+            <w:r>
+              <w:rPr>
+                <w:rFonts w:ascii="Times New Roman" w:eastAsia="Times New Roman" w:hAnsi="Times New Roman" w:cs="Times New Roman"/>
+                <w:sz w:val="24"/>
+                <w:szCs w:val="24"/>
+                <w:lang w:val="tr-TR" w:eastAsia="tr-TR"/>
+              </w:rPr>
+              <w:t>64</w:t>
+            </w:r>
+          </w:p>
+        </w:tc>
+      </w:tr>
+      <w:tr>
+        <w:trPr>
+          <w:trHeight w:val="315"/>
+        </w:trPr>
+        <w:tc>
+          <w:tcPr>
+            <w:tcW w:w="0" w:type="auto"/>
+            <w:vMerge/>
+            <w:tcMar>
+              <w:top w:w="30" w:type="dxa"/>
+              <w:left w:w="45" w:type="dxa"/>
+              <w:bottom w:w="30" w:type="dxa"/>
+              <w:right w:w="45" w:type="dxa"/>
+            </w:tcMar>
+            <w:vAlign w:val="bottom"/>
+            <w:hideMark/>
+          </w:tcPr>
+          <w:p>
+            <w:pPr>
+              <w:spacing w:after="0" w:line="240" w:lineRule="auto"/>
+              <w:jc w:val="right"/>
+              <w:rPr>
+                <w:rFonts w:ascii="Times New Roman" w:eastAsia="Times New Roman" w:hAnsi="Times New Roman" w:cs="Times New Roman"/>
+                <w:sz w:val="24"/>
+                <w:szCs w:val="24"/>
+                <w:lang w:val="tr-TR" w:eastAsia="tr-TR"/>
+              </w:rPr>
+            </w:pPr>
+          </w:p>
+        </w:tc>
+        <w:tc>
+          <w:tcPr>
+            <w:tcW w:w="0" w:type="auto"/>
+            <w:tcMar>
+              <w:top w:w="30" w:type="dxa"/>
+              <w:left w:w="45" w:type="dxa"/>
+              <w:bottom w:w="30" w:type="dxa"/>
+              <w:right w:w="45" w:type="dxa"/>
+            </w:tcMar>
+            <w:vAlign w:val="bottom"/>
+            <w:hideMark/>
+          </w:tcPr>
+          <w:p>
+            <w:pPr>
+              <w:spacing w:after="0" w:line="240" w:lineRule="auto"/>
+              <w:rPr>
+                <w:rFonts w:ascii="Times New Roman" w:eastAsia="Times New Roman" w:hAnsi="Times New Roman" w:cs="Times New Roman"/>
+                <w:sz w:val="24"/>
+                <w:szCs w:val="24"/>
+                <w:lang w:val="tr-TR" w:eastAsia="tr-TR"/>
+              </w:rPr>
+            </w:pPr>
+            <w:proofErr w:type="spellStart"/>
+            <w:r>
+              <w:rPr>
+                <w:rFonts w:ascii="Times New Roman" w:eastAsia="Times New Roman" w:hAnsi="Times New Roman" w:cs="Times New Roman"/>
+                <w:sz w:val="24"/>
+                <w:szCs w:val="24"/>
+                <w:lang w:val="tr-TR" w:eastAsia="tr-TR"/>
+              </w:rPr>
+              <w:t>Hidden</w:t>
+            </w:r>
+            <w:proofErr w:type="spellEnd"/>
+            <w:r>
+              <w:rPr>
+                <w:rFonts w:ascii="Times New Roman" w:eastAsia="Times New Roman" w:hAnsi="Times New Roman" w:cs="Times New Roman"/>
+                <w:sz w:val="24"/>
+                <w:szCs w:val="24"/>
+                <w:lang w:val="tr-TR" w:eastAsia="tr-TR"/>
+              </w:rPr>
+              <w:t xml:space="preserve"> </w:t>
+            </w:r>
+            <w:proofErr w:type="spellStart"/>
+            <w:r>
+              <w:rPr>
+                <w:rFonts w:ascii="Times New Roman" w:eastAsia="Times New Roman" w:hAnsi="Times New Roman" w:cs="Times New Roman"/>
+                <w:sz w:val="24"/>
+                <w:szCs w:val="24"/>
+                <w:lang w:val="tr-TR" w:eastAsia="tr-TR"/>
+              </w:rPr>
+              <w:t>layer</w:t>
+            </w:r>
+            <w:proofErr w:type="spellEnd"/>
+            <w:r>
+              <w:rPr>
+                <w:rFonts w:ascii="Times New Roman" w:eastAsia="Times New Roman" w:hAnsi="Times New Roman" w:cs="Times New Roman"/>
+                <w:sz w:val="24"/>
+                <w:szCs w:val="24"/>
+                <w:lang w:val="tr-TR" w:eastAsia="tr-TR"/>
+              </w:rPr>
+              <w:t xml:space="preserve"> 2 </w:t>
+            </w:r>
+            <w:proofErr w:type="spellStart"/>
+            <w:r>
+              <w:rPr>
+                <w:rFonts w:ascii="Times New Roman" w:eastAsia="Times New Roman" w:hAnsi="Times New Roman" w:cs="Times New Roman"/>
+                <w:sz w:val="24"/>
+                <w:szCs w:val="24"/>
+                <w:lang w:val="tr-TR" w:eastAsia="tr-TR"/>
+              </w:rPr>
+              <w:t>neurons</w:t>
+            </w:r>
+            <w:proofErr w:type="spellEnd"/>
+          </w:p>
+        </w:tc>
+        <w:tc>
+          <w:tcPr>
+            <w:tcW w:w="2638" w:type="dxa"/>
+            <w:tcMar>
+              <w:top w:w="30" w:type="dxa"/>
+              <w:left w:w="45" w:type="dxa"/>
+              <w:bottom w:w="30" w:type="dxa"/>
+              <w:right w:w="45" w:type="dxa"/>
+            </w:tcMar>
+            <w:vAlign w:val="bottom"/>
+            <w:hideMark/>
+          </w:tcPr>
+          <w:p>
+            <w:pPr>
+              <w:spacing w:after="0" w:line="240" w:lineRule="auto"/>
+              <w:jc w:val="right"/>
+              <w:rPr>
+                <w:rFonts w:ascii="Times New Roman" w:eastAsia="Times New Roman" w:hAnsi="Times New Roman" w:cs="Times New Roman"/>
+                <w:sz w:val="24"/>
+                <w:szCs w:val="24"/>
+                <w:lang w:val="tr-TR" w:eastAsia="tr-TR"/>
+              </w:rPr>
+            </w:pPr>
+            <w:r>
+              <w:rPr>
+                <w:rFonts w:ascii="Times New Roman" w:eastAsia="Times New Roman" w:hAnsi="Times New Roman" w:cs="Times New Roman"/>
+                <w:sz w:val="24"/>
+                <w:szCs w:val="24"/>
+                <w:lang w:val="tr-TR" w:eastAsia="tr-TR"/>
+              </w:rPr>
+              <w:t>32</w:t>
+            </w:r>
+          </w:p>
+        </w:tc>
+      </w:tr>
+      <w:tr>
+        <w:trPr>
+          <w:trHeight w:val="315"/>
+        </w:trPr>
+        <w:tc>
+          <w:tcPr>
+            <w:tcW w:w="0" w:type="auto"/>
+            <w:vMerge/>
+            <w:tcMar>
+              <w:top w:w="30" w:type="dxa"/>
+              <w:left w:w="45" w:type="dxa"/>
+              <w:bottom w:w="30" w:type="dxa"/>
+              <w:right w:w="45" w:type="dxa"/>
+            </w:tcMar>
+            <w:vAlign w:val="bottom"/>
+            <w:hideMark/>
+          </w:tcPr>
+          <w:p>
+            <w:pPr>
+              <w:spacing w:after="0" w:line="240" w:lineRule="auto"/>
+              <w:jc w:val="right"/>
+              <w:rPr>
+                <w:rFonts w:ascii="Times New Roman" w:eastAsia="Times New Roman" w:hAnsi="Times New Roman" w:cs="Times New Roman"/>
+                <w:sz w:val="24"/>
+                <w:szCs w:val="24"/>
+                <w:lang w:val="tr-TR" w:eastAsia="tr-TR"/>
+              </w:rPr>
+            </w:pPr>
+          </w:p>
+        </w:tc>
+        <w:tc>
+          <w:tcPr>
+            <w:tcW w:w="0" w:type="auto"/>
+            <w:tcMar>
+              <w:top w:w="30" w:type="dxa"/>
+              <w:left w:w="45" w:type="dxa"/>
+              <w:bottom w:w="30" w:type="dxa"/>
+              <w:right w:w="45" w:type="dxa"/>
+            </w:tcMar>
+            <w:vAlign w:val="bottom"/>
+            <w:hideMark/>
+          </w:tcPr>
+          <w:p>
+            <w:pPr>
+              <w:spacing w:after="0" w:line="240" w:lineRule="auto"/>
+              <w:rPr>
+                <w:rFonts w:ascii="Times New Roman" w:eastAsia="Times New Roman" w:hAnsi="Times New Roman" w:cs="Times New Roman"/>
+                <w:sz w:val="24"/>
+                <w:szCs w:val="24"/>
+                <w:lang w:val="tr-TR" w:eastAsia="tr-TR"/>
+              </w:rPr>
+            </w:pPr>
+            <w:proofErr w:type="spellStart"/>
+            <w:r>
+              <w:rPr>
+                <w:rFonts w:ascii="Times New Roman" w:eastAsia="Times New Roman" w:hAnsi="Times New Roman" w:cs="Times New Roman"/>
+                <w:sz w:val="24"/>
+                <w:szCs w:val="24"/>
+                <w:lang w:val="tr-TR" w:eastAsia="tr-TR"/>
+              </w:rPr>
+              <w:t>Dropout</w:t>
+            </w:r>
+            <w:proofErr w:type="spellEnd"/>
+            <w:r>
+              <w:rPr>
+                <w:rFonts w:ascii="Times New Roman" w:eastAsia="Times New Roman" w:hAnsi="Times New Roman" w:cs="Times New Roman"/>
+                <w:sz w:val="24"/>
+                <w:szCs w:val="24"/>
+                <w:lang w:val="tr-TR" w:eastAsia="tr-TR"/>
+              </w:rPr>
+              <w:t xml:space="preserve"> rate</w:t>
+            </w:r>
+          </w:p>
+        </w:tc>
+        <w:tc>
+          <w:tcPr>
+            <w:tcW w:w="2638" w:type="dxa"/>
+            <w:tcMar>
+              <w:top w:w="30" w:type="dxa"/>
+              <w:left w:w="45" w:type="dxa"/>
+              <w:bottom w:w="30" w:type="dxa"/>
+              <w:right w:w="45" w:type="dxa"/>
+            </w:tcMar>
+            <w:vAlign w:val="bottom"/>
+            <w:hideMark/>
+          </w:tcPr>
+          <w:p>
+            <w:pPr>
+              <w:spacing w:after="0" w:line="240" w:lineRule="auto"/>
+              <w:rPr>
+                <w:rFonts w:ascii="Times New Roman" w:eastAsia="Times New Roman" w:hAnsi="Times New Roman" w:cs="Times New Roman"/>
+                <w:sz w:val="24"/>
+                <w:szCs w:val="24"/>
+                <w:lang w:val="tr-TR" w:eastAsia="tr-TR"/>
+              </w:rPr>
+            </w:pPr>
+            <w:r>
+              <w:rPr>
+                <w:rFonts w:ascii="Times New Roman" w:eastAsia="Times New Roman" w:hAnsi="Times New Roman" w:cs="Times New Roman"/>
+                <w:sz w:val="24"/>
+                <w:szCs w:val="24"/>
+                <w:lang w:val="tr-TR" w:eastAsia="tr-TR"/>
+              </w:rPr>
+              <w:t>0.20 (</w:t>
+            </w:r>
+            <w:proofErr w:type="spellStart"/>
+            <w:r>
+              <w:rPr>
+                <w:rFonts w:ascii="Times New Roman" w:eastAsia="Times New Roman" w:hAnsi="Times New Roman" w:cs="Times New Roman"/>
+                <w:sz w:val="24"/>
+                <w:szCs w:val="24"/>
+                <w:lang w:val="tr-TR" w:eastAsia="tr-TR"/>
+              </w:rPr>
+              <w:t>Applied</w:t>
+            </w:r>
+            <w:proofErr w:type="spellEnd"/>
+            <w:r>
+              <w:rPr>
+                <w:rFonts w:ascii="Times New Roman" w:eastAsia="Times New Roman" w:hAnsi="Times New Roman" w:cs="Times New Roman"/>
+                <w:sz w:val="24"/>
+                <w:szCs w:val="24"/>
+                <w:lang w:val="tr-TR" w:eastAsia="tr-TR"/>
+              </w:rPr>
+              <w:t xml:space="preserve"> </w:t>
+            </w:r>
+            <w:proofErr w:type="spellStart"/>
+            <w:r>
+              <w:rPr>
+                <w:rFonts w:ascii="Times New Roman" w:eastAsia="Times New Roman" w:hAnsi="Times New Roman" w:cs="Times New Roman"/>
+                <w:sz w:val="24"/>
+                <w:szCs w:val="24"/>
+                <w:lang w:val="tr-TR" w:eastAsia="tr-TR"/>
+              </w:rPr>
+              <w:t>after</w:t>
+            </w:r>
+            <w:proofErr w:type="spellEnd"/>
+            <w:r>
+              <w:rPr>
+                <w:rFonts w:ascii="Times New Roman" w:eastAsia="Times New Roman" w:hAnsi="Times New Roman" w:cs="Times New Roman"/>
+                <w:sz w:val="24"/>
+                <w:szCs w:val="24"/>
+                <w:lang w:val="tr-TR" w:eastAsia="tr-TR"/>
+              </w:rPr>
+              <w:t xml:space="preserve"> 128 and 64 </w:t>
+            </w:r>
+            <w:proofErr w:type="spellStart"/>
+            <w:r>
+              <w:rPr>
+                <w:rFonts w:ascii="Times New Roman" w:eastAsia="Times New Roman" w:hAnsi="Times New Roman" w:cs="Times New Roman"/>
+                <w:sz w:val="24"/>
+                <w:szCs w:val="24"/>
+                <w:lang w:val="tr-TR" w:eastAsia="tr-TR"/>
+              </w:rPr>
+              <w:t>node</w:t>
+            </w:r>
+            <w:proofErr w:type="spellEnd"/>
+            <w:r>
+              <w:rPr>
+                <w:rFonts w:ascii="Times New Roman" w:eastAsia="Times New Roman" w:hAnsi="Times New Roman" w:cs="Times New Roman"/>
+                <w:sz w:val="24"/>
+                <w:szCs w:val="24"/>
+                <w:lang w:val="tr-TR" w:eastAsia="tr-TR"/>
+              </w:rPr>
+              <w:t xml:space="preserve"> </w:t>
+            </w:r>
+            <w:proofErr w:type="spellStart"/>
+            <w:r>
+              <w:rPr>
+                <w:rFonts w:ascii="Times New Roman" w:eastAsia="Times New Roman" w:hAnsi="Times New Roman" w:cs="Times New Roman"/>
+                <w:sz w:val="24"/>
+                <w:szCs w:val="24"/>
+                <w:lang w:val="tr-TR" w:eastAsia="tr-TR"/>
+              </w:rPr>
+              <w:t>layers</w:t>
+            </w:r>
+            <w:proofErr w:type="spellEnd"/>
+            <w:r>
+              <w:rPr>
+                <w:rFonts w:ascii="Times New Roman" w:eastAsia="Times New Roman" w:hAnsi="Times New Roman" w:cs="Times New Roman"/>
+                <w:sz w:val="24"/>
+                <w:szCs w:val="24"/>
+                <w:lang w:val="tr-TR" w:eastAsia="tr-TR"/>
+              </w:rPr>
+              <w:t>)</w:t>
+            </w:r>
+          </w:p>
+        </w:tc>
+      </w:tr>
+      <w:tr>
+        <w:trPr>
+          <w:trHeight w:val="315"/>
+        </w:trPr>
+        <w:tc>
+          <w:tcPr>
+            <w:tcW w:w="0" w:type="auto"/>
+            <w:vMerge/>
+            <w:tcMar>
+              <w:top w:w="30" w:type="dxa"/>
+              <w:left w:w="45" w:type="dxa"/>
+              <w:bottom w:w="30" w:type="dxa"/>
+              <w:right w:w="45" w:type="dxa"/>
+            </w:tcMar>
+            <w:vAlign w:val="bottom"/>
+            <w:hideMark/>
+          </w:tcPr>
+          <w:p>
+            <w:pPr>
+              <w:spacing w:after="0" w:line="240" w:lineRule="auto"/>
+              <w:rPr>
+                <w:rFonts w:ascii="Times New Roman" w:eastAsia="Times New Roman" w:hAnsi="Times New Roman" w:cs="Times New Roman"/>
+                <w:sz w:val="24"/>
+                <w:szCs w:val="24"/>
+                <w:lang w:val="tr-TR" w:eastAsia="tr-TR"/>
+              </w:rPr>
+            </w:pPr>
+          </w:p>
+        </w:tc>
+        <w:tc>
+          <w:tcPr>
+            <w:tcW w:w="0" w:type="auto"/>
+            <w:tcMar>
+              <w:top w:w="30" w:type="dxa"/>
+              <w:left w:w="45" w:type="dxa"/>
+              <w:bottom w:w="30" w:type="dxa"/>
+              <w:right w:w="45" w:type="dxa"/>
+            </w:tcMar>
+            <w:vAlign w:val="bottom"/>
+            <w:hideMark/>
+          </w:tcPr>
+          <w:p>
+            <w:pPr>
+              <w:spacing w:after="0" w:line="240" w:lineRule="auto"/>
+              <w:rPr>
+                <w:rFonts w:ascii="Times New Roman" w:eastAsia="Times New Roman" w:hAnsi="Times New Roman" w:cs="Times New Roman"/>
+                <w:sz w:val="24"/>
+                <w:szCs w:val="24"/>
+                <w:lang w:val="tr-TR" w:eastAsia="tr-TR"/>
+              </w:rPr>
+            </w:pPr>
+            <w:proofErr w:type="spellStart"/>
+            <w:r>
+              <w:rPr>
+                <w:rFonts w:ascii="Times New Roman" w:eastAsia="Times New Roman" w:hAnsi="Times New Roman" w:cs="Times New Roman"/>
+                <w:sz w:val="24"/>
+                <w:szCs w:val="24"/>
+                <w:lang w:val="tr-TR" w:eastAsia="tr-TR"/>
+              </w:rPr>
+              <w:t>Activation</w:t>
+            </w:r>
+            <w:proofErr w:type="spellEnd"/>
+            <w:r>
+              <w:rPr>
+                <w:rFonts w:ascii="Times New Roman" w:eastAsia="Times New Roman" w:hAnsi="Times New Roman" w:cs="Times New Roman"/>
+                <w:sz w:val="24"/>
+                <w:szCs w:val="24"/>
+                <w:lang w:val="tr-TR" w:eastAsia="tr-TR"/>
+              </w:rPr>
+              <w:t xml:space="preserve"> </w:t>
+            </w:r>
+            <w:proofErr w:type="spellStart"/>
+            <w:r>
+              <w:rPr>
+                <w:rFonts w:ascii="Times New Roman" w:eastAsia="Times New Roman" w:hAnsi="Times New Roman" w:cs="Times New Roman"/>
+                <w:sz w:val="24"/>
+                <w:szCs w:val="24"/>
+                <w:lang w:val="tr-TR" w:eastAsia="tr-TR"/>
+              </w:rPr>
+              <w:t>functions</w:t>
+            </w:r>
+            <w:proofErr w:type="spellEnd"/>
+          </w:p>
+        </w:tc>
+        <w:tc>
+          <w:tcPr>
+            <w:tcW w:w="2638" w:type="dxa"/>
+            <w:tcMar>
+              <w:top w:w="30" w:type="dxa"/>
+              <w:left w:w="45" w:type="dxa"/>
+              <w:bottom w:w="30" w:type="dxa"/>
+              <w:right w:w="45" w:type="dxa"/>
+            </w:tcMar>
+            <w:vAlign w:val="bottom"/>
+            <w:hideMark/>
+          </w:tcPr>
+          <w:p>
+            <w:pPr>
+              <w:spacing w:after="0" w:line="240" w:lineRule="auto"/>
+              <w:rPr>
+                <w:rFonts w:ascii="Times New Roman" w:eastAsia="Times New Roman" w:hAnsi="Times New Roman" w:cs="Times New Roman"/>
+                <w:sz w:val="24"/>
+                <w:szCs w:val="24"/>
+                <w:lang w:val="tr-TR" w:eastAsia="tr-TR"/>
+              </w:rPr>
+            </w:pPr>
+            <w:proofErr w:type="spellStart"/>
+            <w:r>
+              <w:rPr>
+                <w:rFonts w:ascii="Times New Roman" w:eastAsia="Times New Roman" w:hAnsi="Times New Roman" w:cs="Times New Roman"/>
+                <w:sz w:val="24"/>
+                <w:szCs w:val="24"/>
+                <w:lang w:val="tr-TR" w:eastAsia="tr-TR"/>
+              </w:rPr>
+              <w:t>ReLU</w:t>
+            </w:r>
+            <w:proofErr w:type="spellEnd"/>
+            <w:r>
+              <w:rPr>
+                <w:rFonts w:ascii="Times New Roman" w:eastAsia="Times New Roman" w:hAnsi="Times New Roman" w:cs="Times New Roman"/>
+                <w:sz w:val="24"/>
+                <w:szCs w:val="24"/>
+                <w:lang w:val="tr-TR" w:eastAsia="tr-TR"/>
+              </w:rPr>
+              <w:t xml:space="preserve"> (</w:t>
+            </w:r>
+            <w:proofErr w:type="spellStart"/>
+            <w:r>
+              <w:rPr>
+                <w:rFonts w:ascii="Times New Roman" w:eastAsia="Times New Roman" w:hAnsi="Times New Roman" w:cs="Times New Roman"/>
+                <w:sz w:val="24"/>
+                <w:szCs w:val="24"/>
+                <w:lang w:val="tr-TR" w:eastAsia="tr-TR"/>
+              </w:rPr>
+              <w:t>Hidden</w:t>
+            </w:r>
+            <w:proofErr w:type="spellEnd"/>
+            <w:r>
+              <w:rPr>
+                <w:rFonts w:ascii="Times New Roman" w:eastAsia="Times New Roman" w:hAnsi="Times New Roman" w:cs="Times New Roman"/>
+                <w:sz w:val="24"/>
+                <w:szCs w:val="24"/>
+                <w:lang w:val="tr-TR" w:eastAsia="tr-TR"/>
+              </w:rPr>
+              <w:t xml:space="preserve"> </w:t>
+            </w:r>
+            <w:proofErr w:type="spellStart"/>
+            <w:r>
+              <w:rPr>
+                <w:rFonts w:ascii="Times New Roman" w:eastAsia="Times New Roman" w:hAnsi="Times New Roman" w:cs="Times New Roman"/>
+                <w:sz w:val="24"/>
+                <w:szCs w:val="24"/>
+                <w:lang w:val="tr-TR" w:eastAsia="tr-TR"/>
+              </w:rPr>
+              <w:t>layers</w:t>
+            </w:r>
+            <w:proofErr w:type="spellEnd"/>
+            <w:r>
+              <w:rPr>
+                <w:rFonts w:ascii="Times New Roman" w:eastAsia="Times New Roman" w:hAnsi="Times New Roman" w:cs="Times New Roman"/>
+                <w:sz w:val="24"/>
+                <w:szCs w:val="24"/>
+                <w:lang w:val="tr-TR" w:eastAsia="tr-TR"/>
+              </w:rPr>
+              <w:t xml:space="preserve">), </w:t>
+            </w:r>
+            <w:proofErr w:type="spellStart"/>
+            <w:r>
+              <w:rPr>
+                <w:rFonts w:ascii="Times New Roman" w:eastAsia="Times New Roman" w:hAnsi="Times New Roman" w:cs="Times New Roman"/>
+                <w:sz w:val="24"/>
+                <w:szCs w:val="24"/>
+                <w:lang w:val="tr-TR" w:eastAsia="tr-TR"/>
+              </w:rPr>
+              <w:t>Linear</w:t>
+            </w:r>
+            <w:proofErr w:type="spellEnd"/>
+            <w:r>
+              <w:rPr>
+                <w:rFonts w:ascii="Times New Roman" w:eastAsia="Times New Roman" w:hAnsi="Times New Roman" w:cs="Times New Roman"/>
+                <w:sz w:val="24"/>
+                <w:szCs w:val="24"/>
+                <w:lang w:val="tr-TR" w:eastAsia="tr-TR"/>
+              </w:rPr>
+              <w:t xml:space="preserve"> (</w:t>
+            </w:r>
+            <w:proofErr w:type="spellStart"/>
+            <w:r>
+              <w:rPr>
+                <w:rFonts w:ascii="Times New Roman" w:eastAsia="Times New Roman" w:hAnsi="Times New Roman" w:cs="Times New Roman"/>
+                <w:sz w:val="24"/>
+                <w:szCs w:val="24"/>
+                <w:lang w:val="tr-TR" w:eastAsia="tr-TR"/>
+              </w:rPr>
+              <w:t>Output</w:t>
+            </w:r>
+            <w:proofErr w:type="spellEnd"/>
+            <w:r>
+              <w:rPr>
+                <w:rFonts w:ascii="Times New Roman" w:eastAsia="Times New Roman" w:hAnsi="Times New Roman" w:cs="Times New Roman"/>
+                <w:sz w:val="24"/>
+                <w:szCs w:val="24"/>
+                <w:lang w:val="tr-TR" w:eastAsia="tr-TR"/>
+              </w:rPr>
+              <w:t>)</w:t>
+            </w:r>
+          </w:p>
+        </w:tc>
+      </w:tr>
+      <w:tr>
+        <w:trPr>
+          <w:trHeight w:val="315"/>
+        </w:trPr>
+        <w:tc>
+          <w:tcPr>
+            <w:tcW w:w="0" w:type="auto"/>
+            <w:vMerge/>
+            <w:tcMar>
+              <w:top w:w="30" w:type="dxa"/>
+              <w:left w:w="45" w:type="dxa"/>
+              <w:bottom w:w="30" w:type="dxa"/>
+              <w:right w:w="45" w:type="dxa"/>
+            </w:tcMar>
+            <w:vAlign w:val="bottom"/>
+            <w:hideMark/>
+          </w:tcPr>
+          <w:p>
+            <w:pPr>
+              <w:spacing w:after="0" w:line="240" w:lineRule="auto"/>
+              <w:rPr>
+                <w:rFonts w:ascii="Times New Roman" w:eastAsia="Times New Roman" w:hAnsi="Times New Roman" w:cs="Times New Roman"/>
+                <w:sz w:val="24"/>
+                <w:szCs w:val="24"/>
+                <w:lang w:val="tr-TR" w:eastAsia="tr-TR"/>
+              </w:rPr>
+            </w:pPr>
+          </w:p>
+        </w:tc>
+        <w:tc>
+          <w:tcPr>
+            <w:tcW w:w="0" w:type="auto"/>
+            <w:tcMar>
+              <w:top w:w="30" w:type="dxa"/>
+              <w:left w:w="45" w:type="dxa"/>
+              <w:bottom w:w="30" w:type="dxa"/>
+              <w:right w:w="45" w:type="dxa"/>
+            </w:tcMar>
+            <w:vAlign w:val="bottom"/>
+            <w:hideMark/>
+          </w:tcPr>
+          <w:p>
+            <w:pPr>
+              <w:spacing w:after="0" w:line="240" w:lineRule="auto"/>
+              <w:rPr>
+                <w:rFonts w:ascii="Times New Roman" w:eastAsia="Times New Roman" w:hAnsi="Times New Roman" w:cs="Times New Roman"/>
+                <w:sz w:val="24"/>
+                <w:szCs w:val="24"/>
+                <w:lang w:val="tr-TR" w:eastAsia="tr-TR"/>
+              </w:rPr>
+            </w:pPr>
+            <w:proofErr w:type="spellStart"/>
+            <w:r>
+              <w:rPr>
+                <w:rFonts w:ascii="Times New Roman" w:eastAsia="Times New Roman" w:hAnsi="Times New Roman" w:cs="Times New Roman"/>
+                <w:sz w:val="24"/>
+                <w:szCs w:val="24"/>
+                <w:lang w:val="tr-TR" w:eastAsia="tr-TR"/>
+              </w:rPr>
+              <w:t>Optimizer</w:t>
+            </w:r>
+            <w:proofErr w:type="spellEnd"/>
+          </w:p>
+        </w:tc>
+        <w:tc>
+          <w:tcPr>
+            <w:tcW w:w="2638" w:type="dxa"/>
+            <w:tcMar>
+              <w:top w:w="30" w:type="dxa"/>
+              <w:left w:w="45" w:type="dxa"/>
+              <w:bottom w:w="30" w:type="dxa"/>
+              <w:right w:w="45" w:type="dxa"/>
+            </w:tcMar>
+            <w:vAlign w:val="bottom"/>
+            <w:hideMark/>
+          </w:tcPr>
+          <w:p>
+            <w:pPr>
+              <w:spacing w:after="0" w:line="240" w:lineRule="auto"/>
+              <w:rPr>
+                <w:rFonts w:ascii="Times New Roman" w:eastAsia="Times New Roman" w:hAnsi="Times New Roman" w:cs="Times New Roman"/>
+                <w:sz w:val="24"/>
+                <w:szCs w:val="24"/>
+                <w:lang w:val="tr-TR" w:eastAsia="tr-TR"/>
+              </w:rPr>
+            </w:pPr>
+            <w:r>
+              <w:rPr>
+                <w:rFonts w:ascii="Times New Roman" w:eastAsia="Times New Roman" w:hAnsi="Times New Roman" w:cs="Times New Roman"/>
+                <w:sz w:val="24"/>
+                <w:szCs w:val="24"/>
+                <w:lang w:val="tr-TR" w:eastAsia="tr-TR"/>
+              </w:rPr>
+              <w:t>Adam</w:t>
+            </w:r>
+          </w:p>
+        </w:tc>
+      </w:tr>
+      <w:tr>
+        <w:trPr>
+          <w:trHeight w:val="315"/>
+        </w:trPr>
+        <w:tc>
+          <w:tcPr>
+            <w:tcW w:w="0" w:type="auto"/>
+            <w:vMerge/>
+            <w:tcMar>
+              <w:top w:w="30" w:type="dxa"/>
+              <w:left w:w="45" w:type="dxa"/>
+              <w:bottom w:w="30" w:type="dxa"/>
+              <w:right w:w="45" w:type="dxa"/>
+            </w:tcMar>
+            <w:vAlign w:val="bottom"/>
+            <w:hideMark/>
+          </w:tcPr>
+          <w:p>
+            <w:pPr>
+              <w:spacing w:after="0" w:line="240" w:lineRule="auto"/>
+              <w:rPr>
+                <w:rFonts w:ascii="Times New Roman" w:eastAsia="Times New Roman" w:hAnsi="Times New Roman" w:cs="Times New Roman"/>
+                <w:sz w:val="24"/>
+                <w:szCs w:val="24"/>
+                <w:lang w:val="tr-TR" w:eastAsia="tr-TR"/>
+              </w:rPr>
+            </w:pPr>
+          </w:p>
+        </w:tc>
+        <w:tc>
+          <w:tcPr>
+            <w:tcW w:w="0" w:type="auto"/>
+            <w:tcMar>
+              <w:top w:w="30" w:type="dxa"/>
+              <w:left w:w="45" w:type="dxa"/>
+              <w:bottom w:w="30" w:type="dxa"/>
+              <w:right w:w="45" w:type="dxa"/>
+            </w:tcMar>
+            <w:vAlign w:val="bottom"/>
+            <w:hideMark/>
+          </w:tcPr>
+          <w:p>
+            <w:pPr>
+              <w:spacing w:after="0" w:line="240" w:lineRule="auto"/>
+              <w:rPr>
+                <w:rFonts w:ascii="Times New Roman" w:eastAsia="Times New Roman" w:hAnsi="Times New Roman" w:cs="Times New Roman"/>
+                <w:sz w:val="24"/>
+                <w:szCs w:val="24"/>
+                <w:lang w:val="tr-TR" w:eastAsia="tr-TR"/>
+              </w:rPr>
+            </w:pPr>
+            <w:proofErr w:type="spellStart"/>
+            <w:r>
+              <w:rPr>
+                <w:rFonts w:ascii="Times New Roman" w:eastAsia="Times New Roman" w:hAnsi="Times New Roman" w:cs="Times New Roman"/>
+                <w:sz w:val="24"/>
+                <w:szCs w:val="24"/>
+                <w:lang w:val="tr-TR" w:eastAsia="tr-TR"/>
+              </w:rPr>
+              <w:t>Loss</w:t>
+            </w:r>
+            <w:proofErr w:type="spellEnd"/>
+            <w:r>
+              <w:rPr>
+                <w:rFonts w:ascii="Times New Roman" w:eastAsia="Times New Roman" w:hAnsi="Times New Roman" w:cs="Times New Roman"/>
+                <w:sz w:val="24"/>
+                <w:szCs w:val="24"/>
+                <w:lang w:val="tr-TR" w:eastAsia="tr-TR"/>
+              </w:rPr>
+              <w:t xml:space="preserve"> </w:t>
+            </w:r>
+            <w:proofErr w:type="spellStart"/>
+            <w:r>
+              <w:rPr>
+                <w:rFonts w:ascii="Times New Roman" w:eastAsia="Times New Roman" w:hAnsi="Times New Roman" w:cs="Times New Roman"/>
+                <w:sz w:val="24"/>
+                <w:szCs w:val="24"/>
+                <w:lang w:val="tr-TR" w:eastAsia="tr-TR"/>
+              </w:rPr>
+              <w:t>function</w:t>
+            </w:r>
+            <w:proofErr w:type="spellEnd"/>
+          </w:p>
+        </w:tc>
+        <w:tc>
+          <w:tcPr>
+            <w:tcW w:w="2638" w:type="dxa"/>
+            <w:tcMar>
+              <w:top w:w="30" w:type="dxa"/>
+              <w:left w:w="45" w:type="dxa"/>
+              <w:bottom w:w="30" w:type="dxa"/>
+              <w:right w:w="45" w:type="dxa"/>
+            </w:tcMar>
+            <w:vAlign w:val="bottom"/>
+            <w:hideMark/>
+          </w:tcPr>
+          <w:p>
+            <w:pPr>
+              <w:spacing w:after="0" w:line="240" w:lineRule="auto"/>
+              <w:rPr>
+                <w:rFonts w:ascii="Times New Roman" w:eastAsia="Times New Roman" w:hAnsi="Times New Roman" w:cs="Times New Roman"/>
+                <w:sz w:val="24"/>
+                <w:szCs w:val="24"/>
+                <w:lang w:val="tr-TR" w:eastAsia="tr-TR"/>
+              </w:rPr>
+            </w:pPr>
+            <w:r>
+              <w:rPr>
+                <w:rFonts w:ascii="Times New Roman" w:eastAsia="Times New Roman" w:hAnsi="Times New Roman" w:cs="Times New Roman"/>
+                <w:sz w:val="24"/>
+                <w:szCs w:val="24"/>
+                <w:lang w:val="tr-TR" w:eastAsia="tr-TR"/>
+              </w:rPr>
+              <w:t>MSE</w:t>
+            </w:r>
+          </w:p>
+        </w:tc>
+      </w:tr>
+      <w:tr>
+        <w:trPr>
+          <w:trHeight w:val="315"/>
+        </w:trPr>
+        <w:tc>
+          <w:tcPr>
+            <w:tcW w:w="0" w:type="auto"/>
+            <w:vMerge/>
+            <w:tcMar>
+              <w:top w:w="30" w:type="dxa"/>
+              <w:left w:w="45" w:type="dxa"/>
+              <w:bottom w:w="30" w:type="dxa"/>
+              <w:right w:w="45" w:type="dxa"/>
+            </w:tcMar>
+            <w:vAlign w:val="bottom"/>
+            <w:hideMark/>
+          </w:tcPr>
+          <w:p>
+            <w:pPr>
+              <w:spacing w:after="0" w:line="240" w:lineRule="auto"/>
+              <w:rPr>
+                <w:rFonts w:ascii="Times New Roman" w:eastAsia="Times New Roman" w:hAnsi="Times New Roman" w:cs="Times New Roman"/>
+                <w:sz w:val="24"/>
+                <w:szCs w:val="24"/>
+                <w:lang w:val="tr-TR" w:eastAsia="tr-TR"/>
+              </w:rPr>
+            </w:pPr>
+          </w:p>
+        </w:tc>
+        <w:tc>
+          <w:tcPr>
+            <w:tcW w:w="0" w:type="auto"/>
+            <w:tcMar>
+              <w:top w:w="30" w:type="dxa"/>
+              <w:left w:w="45" w:type="dxa"/>
+              <w:bottom w:w="30" w:type="dxa"/>
+              <w:right w:w="45" w:type="dxa"/>
+            </w:tcMar>
+            <w:vAlign w:val="bottom"/>
+            <w:hideMark/>
+          </w:tcPr>
+          <w:p>
+            <w:pPr>
+              <w:spacing w:after="0" w:line="240" w:lineRule="auto"/>
+              <w:rPr>
+                <w:rFonts w:ascii="Times New Roman" w:eastAsia="Times New Roman" w:hAnsi="Times New Roman" w:cs="Times New Roman"/>
+                <w:sz w:val="24"/>
+                <w:szCs w:val="24"/>
+                <w:lang w:val="tr-TR" w:eastAsia="tr-TR"/>
+              </w:rPr>
+            </w:pPr>
+            <w:proofErr w:type="spellStart"/>
+            <w:r>
+              <w:rPr>
+                <w:rFonts w:ascii="Times New Roman" w:eastAsia="Times New Roman" w:hAnsi="Times New Roman" w:cs="Times New Roman"/>
+                <w:sz w:val="24"/>
+                <w:szCs w:val="24"/>
+                <w:lang w:val="tr-TR" w:eastAsia="tr-TR"/>
+              </w:rPr>
+              <w:t>Epochs</w:t>
+            </w:r>
+            <w:proofErr w:type="spellEnd"/>
+          </w:p>
+        </w:tc>
+        <w:tc>
+          <w:tcPr>
+            <w:tcW w:w="2638" w:type="dxa"/>
+            <w:tcMar>
+              <w:top w:w="30" w:type="dxa"/>
+              <w:left w:w="45" w:type="dxa"/>
+              <w:bottom w:w="30" w:type="dxa"/>
+              <w:right w:w="45" w:type="dxa"/>
+            </w:tcMar>
+            <w:vAlign w:val="bottom"/>
+            <w:hideMark/>
+          </w:tcPr>
+          <w:p>
+            <w:pPr>
+              <w:spacing w:after="0" w:line="240" w:lineRule="auto"/>
+              <w:jc w:val="right"/>
+              <w:rPr>
+                <w:rFonts w:ascii="Times New Roman" w:eastAsia="Times New Roman" w:hAnsi="Times New Roman" w:cs="Times New Roman"/>
+                <w:sz w:val="24"/>
+                <w:szCs w:val="24"/>
+                <w:lang w:val="tr-TR" w:eastAsia="tr-TR"/>
+              </w:rPr>
+            </w:pPr>
+            <w:r>
+              <w:rPr>
+                <w:rFonts w:ascii="Times New Roman" w:eastAsia="Times New Roman" w:hAnsi="Times New Roman" w:cs="Times New Roman"/>
+                <w:sz w:val="24"/>
+                <w:szCs w:val="24"/>
+                <w:lang w:val="tr-TR" w:eastAsia="tr-TR"/>
+              </w:rPr>
+              <w:t>150</w:t>
+            </w:r>
+          </w:p>
+        </w:tc>
+      </w:tr>
+      <w:tr>
+        <w:trPr>
+          <w:trHeight w:val="315"/>
+        </w:trPr>
+        <w:tc>
+          <w:tcPr>
+            <w:tcW w:w="0" w:type="auto"/>
+            <w:vMerge/>
+            <w:tcMar>
+              <w:top w:w="30" w:type="dxa"/>
+              <w:left w:w="45" w:type="dxa"/>
+              <w:bottom w:w="30" w:type="dxa"/>
+              <w:right w:w="45" w:type="dxa"/>
+            </w:tcMar>
+            <w:vAlign w:val="bottom"/>
+            <w:hideMark/>
+          </w:tcPr>
+          <w:p>
+            <w:pPr>
+              <w:spacing w:after="0" w:line="240" w:lineRule="auto"/>
+              <w:jc w:val="right"/>
+              <w:rPr>
+                <w:rFonts w:ascii="Times New Roman" w:eastAsia="Times New Roman" w:hAnsi="Times New Roman" w:cs="Times New Roman"/>
+                <w:sz w:val="24"/>
+                <w:szCs w:val="24"/>
+                <w:lang w:val="tr-TR" w:eastAsia="tr-TR"/>
+              </w:rPr>
+            </w:pPr>
+          </w:p>
+        </w:tc>
+        <w:tc>
+          <w:tcPr>
+            <w:tcW w:w="0" w:type="auto"/>
+            <w:tcMar>
+              <w:top w:w="30" w:type="dxa"/>
+              <w:left w:w="45" w:type="dxa"/>
+              <w:bottom w:w="30" w:type="dxa"/>
+              <w:right w:w="45" w:type="dxa"/>
+            </w:tcMar>
+            <w:vAlign w:val="bottom"/>
+            <w:hideMark/>
+          </w:tcPr>
+          <w:p>
+            <w:pPr>
+              <w:spacing w:after="0" w:line="240" w:lineRule="auto"/>
+              <w:rPr>
+                <w:rFonts w:ascii="Times New Roman" w:eastAsia="Times New Roman" w:hAnsi="Times New Roman" w:cs="Times New Roman"/>
+                <w:sz w:val="24"/>
+                <w:szCs w:val="24"/>
+                <w:lang w:val="tr-TR" w:eastAsia="tr-TR"/>
+              </w:rPr>
+            </w:pPr>
+            <w:proofErr w:type="spellStart"/>
+            <w:r>
+              <w:rPr>
+                <w:rFonts w:ascii="Times New Roman" w:eastAsia="Times New Roman" w:hAnsi="Times New Roman" w:cs="Times New Roman"/>
+                <w:sz w:val="24"/>
+                <w:szCs w:val="24"/>
+                <w:lang w:val="tr-TR" w:eastAsia="tr-TR"/>
+              </w:rPr>
+              <w:t>Batch</w:t>
+            </w:r>
+            <w:proofErr w:type="spellEnd"/>
+            <w:r>
+              <w:rPr>
+                <w:rFonts w:ascii="Times New Roman" w:eastAsia="Times New Roman" w:hAnsi="Times New Roman" w:cs="Times New Roman"/>
+                <w:sz w:val="24"/>
+                <w:szCs w:val="24"/>
+                <w:lang w:val="tr-TR" w:eastAsia="tr-TR"/>
+              </w:rPr>
+              <w:t xml:space="preserve"> size</w:t>
+            </w:r>
+          </w:p>
+        </w:tc>
+        <w:tc>
+          <w:tcPr>
+            <w:tcW w:w="2638" w:type="dxa"/>
+            <w:tcMar>
+              <w:top w:w="30" w:type="dxa"/>
+              <w:left w:w="45" w:type="dxa"/>
+              <w:bottom w:w="30" w:type="dxa"/>
+              <w:right w:w="45" w:type="dxa"/>
+            </w:tcMar>
+            <w:vAlign w:val="bottom"/>
+            <w:hideMark/>
+          </w:tcPr>
+          <w:p>
+            <w:pPr>
+              <w:spacing w:after="0" w:line="240" w:lineRule="auto"/>
+              <w:jc w:val="right"/>
+              <w:rPr>
+                <w:rFonts w:ascii="Times New Roman" w:eastAsia="Times New Roman" w:hAnsi="Times New Roman" w:cs="Times New Roman"/>
+                <w:sz w:val="24"/>
+                <w:szCs w:val="24"/>
+                <w:lang w:val="tr-TR" w:eastAsia="tr-TR"/>
+              </w:rPr>
+            </w:pPr>
+            <w:r>
+              <w:rPr>
+                <w:rFonts w:ascii="Times New Roman" w:eastAsia="Times New Roman" w:hAnsi="Times New Roman" w:cs="Times New Roman"/>
+                <w:sz w:val="24"/>
+                <w:szCs w:val="24"/>
+                <w:lang w:val="tr-TR" w:eastAsia="tr-TR"/>
+              </w:rPr>
+              <w:t>64</w:t>
+            </w:r>
+          </w:p>
+        </w:tc>
+      </w:tr>
+      <w:tr>
+        <w:trPr>
+          <w:trHeight w:val="315"/>
+        </w:trPr>
+        <w:tc>
+          <w:tcPr>
+            <w:tcW w:w="0" w:type="auto"/>
+            <w:vMerge/>
+            <w:tcMar>
+              <w:top w:w="30" w:type="dxa"/>
+              <w:left w:w="45" w:type="dxa"/>
+              <w:bottom w:w="30" w:type="dxa"/>
+              <w:right w:w="45" w:type="dxa"/>
+            </w:tcMar>
+            <w:vAlign w:val="bottom"/>
+            <w:hideMark/>
+          </w:tcPr>
+          <w:p>
+            <w:pPr>
+              <w:spacing w:after="0" w:line="240" w:lineRule="auto"/>
+              <w:jc w:val="right"/>
+              <w:rPr>
+                <w:rFonts w:ascii="Times New Roman" w:eastAsia="Times New Roman" w:hAnsi="Times New Roman" w:cs="Times New Roman"/>
+                <w:sz w:val="24"/>
+                <w:szCs w:val="24"/>
+                <w:lang w:val="tr-TR" w:eastAsia="tr-TR"/>
+              </w:rPr>
+            </w:pPr>
+          </w:p>
+        </w:tc>
+        <w:tc>
+          <w:tcPr>
+            <w:tcW w:w="0" w:type="auto"/>
+            <w:tcMar>
+              <w:top w:w="30" w:type="dxa"/>
+              <w:left w:w="45" w:type="dxa"/>
+              <w:bottom w:w="30" w:type="dxa"/>
+              <w:right w:w="45" w:type="dxa"/>
+            </w:tcMar>
+            <w:vAlign w:val="bottom"/>
+            <w:hideMark/>
+          </w:tcPr>
+          <w:p>
+            <w:pPr>
+              <w:spacing w:after="0" w:line="240" w:lineRule="auto"/>
+              <w:rPr>
+                <w:rFonts w:ascii="Times New Roman" w:eastAsia="Times New Roman" w:hAnsi="Times New Roman" w:cs="Times New Roman"/>
+                <w:sz w:val="24"/>
+                <w:szCs w:val="24"/>
+                <w:lang w:val="tr-TR" w:eastAsia="tr-TR"/>
+              </w:rPr>
+            </w:pPr>
+            <w:proofErr w:type="spellStart"/>
+            <w:r>
+              <w:rPr>
+                <w:rFonts w:ascii="Times New Roman" w:eastAsia="Times New Roman" w:hAnsi="Times New Roman" w:cs="Times New Roman"/>
+                <w:sz w:val="24"/>
+                <w:szCs w:val="24"/>
+                <w:lang w:val="tr-TR" w:eastAsia="tr-TR"/>
+              </w:rPr>
+              <w:t>Early</w:t>
+            </w:r>
+            <w:proofErr w:type="spellEnd"/>
+            <w:r>
+              <w:rPr>
+                <w:rFonts w:ascii="Times New Roman" w:eastAsia="Times New Roman" w:hAnsi="Times New Roman" w:cs="Times New Roman"/>
+                <w:sz w:val="24"/>
+                <w:szCs w:val="24"/>
+                <w:lang w:val="tr-TR" w:eastAsia="tr-TR"/>
+              </w:rPr>
+              <w:t xml:space="preserve"> </w:t>
+            </w:r>
+            <w:proofErr w:type="spellStart"/>
+            <w:r>
+              <w:rPr>
+                <w:rFonts w:ascii="Times New Roman" w:eastAsia="Times New Roman" w:hAnsi="Times New Roman" w:cs="Times New Roman"/>
+                <w:sz w:val="24"/>
+                <w:szCs w:val="24"/>
+                <w:lang w:val="tr-TR" w:eastAsia="tr-TR"/>
+              </w:rPr>
+              <w:t>Stopping</w:t>
+            </w:r>
+            <w:proofErr w:type="spellEnd"/>
+            <w:r>
+              <w:rPr>
+                <w:rFonts w:ascii="Times New Roman" w:eastAsia="Times New Roman" w:hAnsi="Times New Roman" w:cs="Times New Roman"/>
+                <w:sz w:val="24"/>
+                <w:szCs w:val="24"/>
+                <w:lang w:val="tr-TR" w:eastAsia="tr-TR"/>
+              </w:rPr>
+              <w:t xml:space="preserve"> (</w:t>
+            </w:r>
+            <w:proofErr w:type="spellStart"/>
+            <w:r>
+              <w:rPr>
+                <w:rFonts w:ascii="Times New Roman" w:eastAsia="Times New Roman" w:hAnsi="Times New Roman" w:cs="Times New Roman"/>
+                <w:sz w:val="24"/>
+                <w:szCs w:val="24"/>
+                <w:lang w:val="tr-TR" w:eastAsia="tr-TR"/>
+              </w:rPr>
+              <w:t>Patience</w:t>
+            </w:r>
+            <w:proofErr w:type="spellEnd"/>
+            <w:r>
+              <w:rPr>
+                <w:rFonts w:ascii="Times New Roman" w:eastAsia="Times New Roman" w:hAnsi="Times New Roman" w:cs="Times New Roman"/>
+                <w:sz w:val="24"/>
+                <w:szCs w:val="24"/>
+                <w:lang w:val="tr-TR" w:eastAsia="tr-TR"/>
+              </w:rPr>
+              <w:t>)</w:t>
+            </w:r>
+          </w:p>
+        </w:tc>
+        <w:tc>
+          <w:tcPr>
+            <w:tcW w:w="2638" w:type="dxa"/>
+            <w:tcMar>
+              <w:top w:w="30" w:type="dxa"/>
+              <w:left w:w="45" w:type="dxa"/>
+              <w:bottom w:w="30" w:type="dxa"/>
+              <w:right w:w="45" w:type="dxa"/>
+            </w:tcMar>
+            <w:vAlign w:val="bottom"/>
+            <w:hideMark/>
+          </w:tcPr>
+          <w:p>
+            <w:pPr>
+              <w:spacing w:after="0" w:line="240" w:lineRule="auto"/>
+              <w:jc w:val="right"/>
+              <w:rPr>
+                <w:rFonts w:ascii="Times New Roman" w:eastAsia="Times New Roman" w:hAnsi="Times New Roman" w:cs="Times New Roman"/>
+                <w:sz w:val="24"/>
+                <w:szCs w:val="24"/>
+                <w:lang w:val="tr-TR" w:eastAsia="tr-TR"/>
+              </w:rPr>
+            </w:pPr>
+            <w:r>
+              <w:rPr>
+                <w:rFonts w:ascii="Times New Roman" w:eastAsia="Times New Roman" w:hAnsi="Times New Roman" w:cs="Times New Roman"/>
+                <w:sz w:val="24"/>
+                <w:szCs w:val="24"/>
+                <w:lang w:val="tr-TR" w:eastAsia="tr-TR"/>
+              </w:rPr>
+              <w:t>15</w:t>
+            </w:r>
+          </w:p>
+        </w:tc>
+      </w:tr>
+      <w:tr>
+        <w:trPr>
+          <w:trHeight w:val="315"/>
+        </w:trPr>
+        <w:tc>
+          <w:tcPr>
+            <w:tcW w:w="0" w:type="auto"/>
+            <w:vMerge/>
+            <w:tcMar>
+              <w:top w:w="30" w:type="dxa"/>
+              <w:left w:w="45" w:type="dxa"/>
+              <w:bottom w:w="30" w:type="dxa"/>
+              <w:right w:w="45" w:type="dxa"/>
+            </w:tcMar>
+            <w:vAlign w:val="bottom"/>
+            <w:hideMark/>
+          </w:tcPr>
+          <w:p>
+            <w:pPr>
+              <w:spacing w:after="0" w:line="240" w:lineRule="auto"/>
+              <w:jc w:val="right"/>
+              <w:rPr>
+                <w:rFonts w:ascii="Times New Roman" w:eastAsia="Times New Roman" w:hAnsi="Times New Roman" w:cs="Times New Roman"/>
+                <w:sz w:val="24"/>
+                <w:szCs w:val="24"/>
+                <w:lang w:val="tr-TR" w:eastAsia="tr-TR"/>
+              </w:rPr>
+            </w:pPr>
           </w:p>
         </w:tc>
         <w:tc>
@@ -5800,7 +7919,7 @@
         </w:tc>
         <w:tc>
           <w:tcPr>
-            <w:tcW w:w="2688" w:type="dxa"/>
+            <w:tcW w:w="2638" w:type="dxa"/>
             <w:tcMar>
               <w:top w:w="30" w:type="dxa"/>
               <w:left w:w="45" w:type="dxa"/>
@@ -5838,27 +7957,7 @@
                 <w:szCs w:val="24"/>
                 <w:lang w:val="tr-TR" w:eastAsia="tr-TR"/>
               </w:rPr>
-              <w:t xml:space="preserve"> (</w:t>
-            </w:r>
-            <w:proofErr w:type="spellStart"/>
-            <w:r>
-              <w:rPr>
-                <w:rFonts w:ascii="Times New Roman" w:eastAsia="Times New Roman" w:hAnsi="Times New Roman" w:cs="Times New Roman"/>
-                <w:sz w:val="24"/>
-                <w:szCs w:val="24"/>
-                <w:lang w:val="tr-TR" w:eastAsia="tr-TR"/>
-              </w:rPr>
-              <w:t>To</w:t>
-            </w:r>
-            <w:proofErr w:type="spellEnd"/>
-            <w:r>
-              <w:rPr>
-                <w:rFonts w:ascii="Times New Roman" w:eastAsia="Times New Roman" w:hAnsi="Times New Roman" w:cs="Times New Roman"/>
-                <w:sz w:val="24"/>
-                <w:szCs w:val="24"/>
-                <w:lang w:val="tr-TR" w:eastAsia="tr-TR"/>
-              </w:rPr>
-              <w:t xml:space="preserve"> </w:t>
+              <w:t xml:space="preserve"> (To </w:t>
             </w:r>
             <w:proofErr w:type="spellStart"/>
             <w:r>
@@ -7710,7 +9809,7 @@
 </file>
 
 <file path=customXml/itemProps1.xml><?xml version="1.0" encoding="utf-8"?>
-<ds:datastoreItem xmlns:ds="http://schemas.openxmlformats.org/officeDocument/2006/customXml" ds:itemID="{F650DF58-E28E-40B8-99F8-0721DE595268}">
+<ds:datastoreItem xmlns:ds="http://schemas.openxmlformats.org/officeDocument/2006/customXml" ds:itemID="{E9C3B5FF-ADE7-4409-8B12-87BDC5715447}">
   <ds:schemaRefs>
     <ds:schemaRef ds:uri="http://schemas.openxmlformats.org/officeDocument/2006/bibliography"/>
   </ds:schemaRefs>
